--- a/docs/cuesheet-session1.docx
+++ b/docs/cuesheet-session1.docx
@@ -187,13 +187,48 @@
         <w:pStyle w:val="BodyText"/>
       </w:pPr>
       <w:r>
-        <w:t xml:space="preserve">시간 배분: 도입 5분 → 개념 25분(슬라이드 3~15, 장당 약 2분) → Lab 1 10분 →</w:t>
-      </w:r>
-      <w:r>
-        <w:t xml:space="preserve"> </w:t>
-      </w:r>
-      <w:r>
-        <w:t xml:space="preserve">Lab 2~4 15분 → 마무리 5분.</w:t>
+        <w:t xml:space="preserve">시간 배분: 도입 5분 → 개념 25분(슬라이드 4~15) → Lab 1 10분 → Lab 2~4 15분 →</w:t>
+      </w:r>
+      <w:r>
+        <w:t xml:space="preserve"> </w:t>
+      </w:r>
+      <w:r>
+        <w:t xml:space="preserve">마무리 5분.</w:t>
+      </w:r>
+    </w:p>
+    <w:p>
+      <w:pPr>
+        <w:pStyle w:val="BodyText"/>
+      </w:pPr>
+      <w:r>
+        <w:rPr>
+          <w:b/>
+        </w:rPr>
+        <w:t xml:space="preserve">개념 구간의 중심은 슬라이드 6·7·8(메커니즘 3부작)입니다.</w:t>
+      </w:r>
+      <w:r>
+        <w:t xml:space="preserve"> </w:t>
+      </w:r>
+      <w:r>
+        <w:t xml:space="preserve">조인이 실제로</w:t>
+      </w:r>
+      <w:r>
+        <w:t xml:space="preserve"> </w:t>
+      </w:r>
+      <w:r>
+        <w:t xml:space="preserve">무엇을 만드는지 → 티켓이 언제 생기고 어디 있는지 → 무엇으로 잠그고 누가 여는지.</w:t>
+      </w:r>
+      <w:r>
+        <w:t xml:space="preserve"> </w:t>
+      </w:r>
+      <w:r>
+        <w:t xml:space="preserve">이 세 장에 각 2.5분씩 쓰고, 나머지 개념 슬라이드는 1~2분으로 넘기세요. 슬라이드</w:t>
+      </w:r>
+      <w:r>
+        <w:t xml:space="preserve"> </w:t>
+      </w:r>
+      <w:r>
+        <w:t xml:space="preserve">8이 Lab 2(1396)의 직접적인 밑밥입니다.</w:t>
       </w:r>
     </w:p>
     <w:p>
@@ -643,16 +678,22 @@
         <w:t xml:space="preserve"> </w:t>
       </w:r>
       <w:r>
-        <w:t xml:space="preserve">이 덱의 핵심 비유. 여기서 시간을 써도 됨(2.5분).</w:t>
+        <w:t xml:space="preserve">이 덱의 핵심 비유. 여기서 시간을 써도 됨(2분). 바로 다음 세</w:t>
+      </w:r>
+      <w:r>
+        <w:t xml:space="preserve"> </w:t>
+      </w:r>
+      <w:r>
+        <w:t xml:space="preserve">장이 이 이야기를 실제 메커니즘으로 바꿉니다.</w:t>
       </w:r>
     </w:p>
     <w:p>
       <w:pPr>
         <w:pStyle w:val="Heading2"/>
       </w:pPr>
-      <w:bookmarkStart w:id="28" w:name="Xe306bd78565c996fa359c294bbf7c2a1ff7d0d6"/>
-      <w:r>
-        <w:t xml:space="preserve">슬라이드 6 · The same story, with our actors — 0:10</w:t>
+      <w:bookmarkStart w:id="28" w:name="X11c3bfa9f7b4d32c26cbd827fed2b4b1b6be609"/>
+      <w:r>
+        <w:t xml:space="preserve">슬라이드 6 · [메커니즘 1/3] 스토리지 계정을 도메인 조인하면 실제로 일어나는 일 — 0:10</w:t>
       </w:r>
       <w:bookmarkEnd w:id="28"/>
     </w:p>
@@ -673,43 +714,61 @@
         <w:t xml:space="preserve">“</w:t>
       </w:r>
       <w:r>
-        <w:t xml:space="preserve">같은 이야기를 우리 실습 배역으로 치환하면 이렇습니다. KDC는</w:t>
-      </w:r>
-      <w:r>
-        <w:t xml:space="preserve"> </w:t>
-      </w:r>
-      <w:r>
-        <w:t xml:space="preserve">여러분 DC, 클라이언트는 labuser1으로 로그인한 VM. 흥미로운 건 서비스입니다 —</w:t>
-      </w:r>
-      <w:r>
-        <w:t xml:space="preserve"> </w:t>
-      </w:r>
-      <w:r>
-        <w:t xml:space="preserve">스토리지 계정이 AD 안에 ’컴퓨터 계정’으로 존재하고, 그 계정의 비밀번호가</w:t>
-      </w:r>
-      <w:r>
-        <w:t xml:space="preserve"> </w:t>
-      </w:r>
-      <w:r>
-        <w:t xml:space="preserve">스토리지의 kerb1 키입니다. 그리고 SPN이 TGS가 이 서비스를 찾는 주소고요.</w:t>
-      </w:r>
-      <w:r>
-        <w:t xml:space="preserve"> </w:t>
-      </w:r>
-      <w:r>
-        <w:t xml:space="preserve">아래 문장이 오늘의 전부입니다: 스토리지 계정을 도메인 조인한다는 건, 비밀번호가</w:t>
-      </w:r>
-      <w:r>
-        <w:t xml:space="preserve"> </w:t>
-      </w:r>
-      <w:r>
-        <w:t xml:space="preserve">kerb 키이고 SPN이 파일 엔드포인트를 가리키는 AD 계정을 만드는 일입니다. 오늘</w:t>
-      </w:r>
-      <w:r>
-        <w:t xml:space="preserve"> </w:t>
-      </w:r>
-      <w:r>
-        <w:t xml:space="preserve">주입할 장애는 전부 이 삼각형의 한 변을 공격합니다.</w:t>
+        <w:t xml:space="preserve">’스토리지 계정을 도메인에 조인한다’는 말, 실제로 무슨 일이</w:t>
+      </w:r>
+      <w:r>
+        <w:t xml:space="preserve"> </w:t>
+      </w:r>
+      <w:r>
+        <w:t xml:space="preserve">일어나는지 다섯 단계로 봅시다. 1번, Azure가 스토리지 계정에 Kerberos 키 두</w:t>
+      </w:r>
+      <w:r>
+        <w:t xml:space="preserve"> </w:t>
+      </w:r>
+      <w:r>
+        <w:t xml:space="preserve">개를 만듭니다 — kerb1과 kerb2. 이게 이 서비스의 장기 비밀입니다. 2번, 여러분</w:t>
+      </w:r>
+      <w:r>
+        <w:t xml:space="preserve"> </w:t>
+      </w:r>
+      <w:r>
+        <w:t xml:space="preserve">AD에 스토리지 계정을 대표하는 객체를 만듭니다. 보통 컴퓨터 객체인데, 서비스</w:t>
+      </w:r>
+      <w:r>
+        <w:t xml:space="preserve"> </w:t>
+      </w:r>
+      <w:r>
+        <w:t xml:space="preserve">로그온용 사용자 객체도 됩니다. 3번이 핵심입니다 — 그 AD 계정의 비밀번호를</w:t>
+      </w:r>
+      <w:r>
+        <w:t xml:space="preserve"> </w:t>
+      </w:r>
+      <w:r>
+        <w:t xml:space="preserve">kerb1 키로 설정합니다. 이제 AD와 Azure Files가 같은 비밀 하나를 공유하게</w:t>
+      </w:r>
+      <w:r>
+        <w:t xml:space="preserve"> </w:t>
+      </w:r>
+      <w:r>
+        <w:t xml:space="preserve">되는 거죠. 4번, SPN을 등록합니다. KDC가 이 서비스를 찾을 때 쓰는 이름입니다.</w:t>
+      </w:r>
+      <w:r>
+        <w:t xml:space="preserve"> </w:t>
+      </w:r>
+      <w:r>
+        <w:t xml:space="preserve">5번, 반대 방향으로 스토리지 계정에도 도메인 정보를 써 넣습니다. 그래야 Azure</w:t>
+      </w:r>
+      <w:r>
+        <w:t xml:space="preserve"> </w:t>
+      </w:r>
+      <w:r>
+        <w:t xml:space="preserve">Files가 ’나는 이 도메인의 이 계정이다’를 압니다. 아래 문장이 요점입니다 —</w:t>
+      </w:r>
+      <w:r>
+        <w:t xml:space="preserve"> </w:t>
+      </w:r>
+      <w:r>
+        <w:t xml:space="preserve">DC 입장에서 여러분 스토리지 계정은 그냥 도메인의 서버 한 대일 뿐입니다.</w:t>
       </w:r>
       <w:r>
         <w:t xml:space="preserve">”</w:t>
@@ -729,10 +788,16 @@
         <w:t xml:space="preserve"> </w:t>
       </w:r>
       <w:r>
+        <w:t xml:space="preserve">2.5분 배정.</w:t>
+      </w:r>
+      <w:r>
+        <w:t xml:space="preserve"> </w:t>
+      </w:r>
+      <w:r>
         <w:t xml:space="preserve">“</w:t>
       </w:r>
       <w:r>
-        <w:t xml:space="preserve">computer object + SPN + kerb key</w:t>
+        <w:t xml:space="preserve">AD 계정 + 비밀번호=kerb 키 + SPN</w:t>
       </w:r>
       <w:r>
         <w:t xml:space="preserve">”</w:t>
@@ -741,22 +806,22 @@
         <w:t xml:space="preserve"> </w:t>
       </w:r>
       <w:r>
-        <w:t xml:space="preserve">— 이 세 단어를 반복해서</w:t>
-      </w:r>
-      <w:r>
-        <w:t xml:space="preserve"> </w:t>
-      </w:r>
-      <w:r>
-        <w:t xml:space="preserve">각인시킬 것.</w:t>
+        <w:t xml:space="preserve">세 단어를</w:t>
+      </w:r>
+      <w:r>
+        <w:t xml:space="preserve"> </w:t>
+      </w:r>
+      <w:r>
+        <w:t xml:space="preserve">반복. 배포 스크립트 5·6단계가 정확히 이 일을 한다고 예고.</w:t>
       </w:r>
     </w:p>
     <w:p>
       <w:pPr>
         <w:pStyle w:val="Heading2"/>
       </w:pPr>
-      <w:bookmarkStart w:id="29" w:name="X327a1c9ff7f123faf6fedb6c805d240c88a86a0"/>
-      <w:r>
-        <w:t xml:space="preserve">슬라이드 7 · Which identity source fits which client? — 0:12</w:t>
+      <w:bookmarkStart w:id="29" w:name="슬라이드-7-메커니즘-23-티켓은-언제-발급되고-어디에-저장되나-012"/>
+      <w:r>
+        <w:t xml:space="preserve">슬라이드 7 · [메커니즘 2/3] 티켓은 언제 발급되고 어디에 저장되나 — 0:12</w:t>
       </w:r>
       <w:bookmarkEnd w:id="29"/>
     </w:p>
@@ -777,31 +842,55 @@
         <w:t xml:space="preserve">“</w:t>
       </w:r>
       <w:r>
-        <w:t xml:space="preserve">identity 방식이 세 가지라고 했는데, 표로 비교하면 이렇습니다.</w:t>
-      </w:r>
-      <w:r>
-        <w:t xml:space="preserve"> </w:t>
-      </w:r>
-      <w:r>
-        <w:t xml:space="preserve">오늘 하는 AD DS는 클라이언트가 AD 조인이거나 DC에 접근 가능하면 되고, DC</w:t>
-      </w:r>
-      <w:r>
-        <w:t xml:space="preserve"> </w:t>
-      </w:r>
-      <w:r>
-        <w:t xml:space="preserve">line of sight가 필수입니다. Entra DS는 관리형 도메인용이고요. 다음 세션의</w:t>
-      </w:r>
-      <w:r>
-        <w:t xml:space="preserve"> </w:t>
-      </w:r>
-      <w:r>
-        <w:t xml:space="preserve">Entra Kerberos는 DC 접근이 필요 없고, 사용자는 하이브리드 — 최신 OS라면</w:t>
-      </w:r>
-      <w:r>
-        <w:t xml:space="preserve"> </w:t>
-      </w:r>
-      <w:r>
-        <w:t xml:space="preserve">Entra 전용 계정도 됩니다. 여러분 프로덕션은 어느 열인가요?</w:t>
+        <w:t xml:space="preserve">티켓이 언제 생기고 어디 있는지 봅시다. 순간이 두 번입니다. 첫째,</w:t>
+      </w:r>
+      <w:r>
+        <w:t xml:space="preserve"> </w:t>
+      </w:r>
+      <w:r>
+        <w:t xml:space="preserve">로그인할 때 — DC와 AS 교환을 하고 TGT를 받습니다. 이건 특정 서비스용이 아니라</w:t>
+      </w:r>
+      <w:r>
+        <w:t xml:space="preserve"> </w:t>
+      </w:r>
+      <w:r>
+        <w:t xml:space="preserve">’나는 나다’라는 증명서고, Windows가 LSA 티켓 캐시에 넣어둡니다. 둘째, 마운트할</w:t>
+      </w:r>
+      <w:r>
+        <w:t xml:space="preserve"> </w:t>
+      </w:r>
+      <w:r>
+        <w:t xml:space="preserve">때 — 그 TGT를 내밀고 cifs SPN을 요청해서 서비스 티켓을 받습니다. 이것도 캐시에</w:t>
+      </w:r>
+      <w:r>
+        <w:t xml:space="preserve"> </w:t>
+      </w:r>
+      <w:r>
+        <w:t xml:space="preserve">쌓이고, 접근하는 서비스마다 하나씩 생깁니다. 오른쪽이 그 결과입니다. 로그인만</w:t>
+      </w:r>
+      <w:r>
+        <w:t xml:space="preserve"> </w:t>
+      </w:r>
+      <w:r>
+        <w:t xml:space="preserve">해도 TGT, LDAP, DC의 cifs 티켓이 이미 있고, 공유를 마운트하면 우리 스토리지</w:t>
+      </w:r>
+      <w:r>
+        <w:t xml:space="preserve"> </w:t>
+      </w:r>
+      <w:r>
+        <w:t xml:space="preserve">계정 티켓이 추가됩니다. 이따 실습에서 klist를 치면 이 화면 그대로 보실 겁니다.</w:t>
+      </w:r>
+      <w:r>
+        <w:t xml:space="preserve"> </w:t>
+      </w:r>
+      <w:r>
+        <w:t xml:space="preserve">수명은 10시간, 갱신은 7일이고, klist purge는 캐시만 비우는 거라 다음에 접근하면</w:t>
+      </w:r>
+      <w:r>
+        <w:t xml:space="preserve"> </w:t>
+      </w:r>
+      <w:r>
+        <w:t xml:space="preserve">자동으로 다시 발급됩니다.</w:t>
       </w:r>
       <w:r>
         <w:t xml:space="preserve">”</w:t>
@@ -821,22 +910,49 @@
         <w:t xml:space="preserve"> </w:t>
       </w:r>
       <w:r>
-        <w:t xml:space="preserve">표를 읽지 말고 질문으로 전환. 각주(기본 공유 권한으로 sync</w:t>
-      </w:r>
-      <w:r>
-        <w:t xml:space="preserve"> </w:t>
-      </w:r>
-      <w:r>
-        <w:t xml:space="preserve">없이 동작)는 슬라이드 10에서 다루니 여기선 넘어감.</w:t>
+        <w:t xml:space="preserve">2.5분. 실습에서</w:t>
+      </w:r>
+      <w:r>
+        <w:t xml:space="preserve"> </w:t>
+      </w:r>
+      <w:r>
+        <w:t xml:space="preserve">“</w:t>
+      </w:r>
+      <w:r>
+        <w:t xml:space="preserve">티켓이 왜 이렇게 많냐</w:t>
+      </w:r>
+      <w:r>
+        <w:t xml:space="preserve">”</w:t>
+      </w:r>
+      <w:r>
+        <w:t xml:space="preserve">는 질문이 반드시</w:t>
+      </w:r>
+      <w:r>
+        <w:t xml:space="preserve"> </w:t>
+      </w:r>
+      <w:r>
+        <w:t xml:space="preserve">나오는데, 이 슬라이드가 미리 답입니다.</w:t>
       </w:r>
     </w:p>
     <w:p>
       <w:pPr>
         <w:pStyle w:val="Heading2"/>
       </w:pPr>
-      <w:bookmarkStart w:id="30" w:name="X4fbee0a6b314ce9b306ce6036df4f1d5f752241"/>
-      <w:r>
-        <w:t xml:space="preserve">슬라이드 8 ·</w:t>
+      <w:bookmarkStart w:id="30" w:name="X3be881483cbe191260f843caea0a7f42b4465b4"/>
+      <w:r>
+        <w:t xml:space="preserve">슬라이드 8 · [메커니즘 3/3] 누가 무엇을 열 수 있나 — 1396의 정체 — 0:15</w:t>
+      </w:r>
+      <w:bookmarkEnd w:id="30"/>
+    </w:p>
+    <w:p>
+      <w:pPr>
+        <w:pStyle w:val="FirstParagraph"/>
+      </w:pPr>
+      <w:r>
+        <w:rPr>
+          <w:b/>
+        </w:rPr>
+        <w:t xml:space="preserve">멘트:</w:t>
       </w:r>
       <w:r>
         <w:t xml:space="preserve"> </w:t>
@@ -845,6 +961,184 @@
         <w:t xml:space="preserve">“</w:t>
       </w:r>
       <w:r>
+        <w:t xml:space="preserve">이 세션에서 제일 중요한 슬라이드입니다. Kerberos는 대칭키</w:t>
+      </w:r>
+      <w:r>
+        <w:t xml:space="preserve"> </w:t>
+      </w:r>
+      <w:r>
+        <w:t xml:space="preserve">체계입니다. 티켓은 ’받을 사람의 키’로 잠급니다. 표를 보시면 — TGT는 krbtgt</w:t>
+      </w:r>
+      <w:r>
+        <w:t xml:space="preserve"> </w:t>
+      </w:r>
+      <w:r>
+        <w:t xml:space="preserve">계정 키로 잠기니 KDC만 열 수 있습니다. 클라이언트는 내용을 못 보고 그냥</w:t>
+      </w:r>
+      <w:r>
+        <w:t xml:space="preserve"> </w:t>
+      </w:r>
+      <w:r>
+        <w:t xml:space="preserve">들고 다니는 겁니다. 서비스 티켓은 스토리지 계정의 kerb 키로 잠깁니다. 그래서</w:t>
+      </w:r>
+      <w:r>
+        <w:t xml:space="preserve"> </w:t>
+      </w:r>
+      <w:r>
+        <w:t xml:space="preserve">Azure Files만 열 수 있고, kerb1로 시도하고 안 되면 kerb2로 한 번 더 시도합니다.</w:t>
+      </w:r>
+      <w:r>
+        <w:t xml:space="preserve"> </w:t>
+      </w:r>
+      <w:r>
+        <w:t xml:space="preserve">그런데 둘 다 안 열리면? AD 계정 비밀번호와 스토리지 kerb 키가 서로 어긋난</w:t>
+      </w:r>
+      <w:r>
+        <w:t xml:space="preserve"> </w:t>
+      </w:r>
+      <w:r>
+        <w:t xml:space="preserve">겁니다. KDC는 자기 일을 다 했고 티켓도 멀쩡한데, 서비스가 못 여는 거죠. 이게</w:t>
+      </w:r>
+      <w:r>
+        <w:t xml:space="preserve"> </w:t>
+      </w:r>
+      <w:r>
+        <w:t xml:space="preserve">KRB5KRB_AP_ERR_MODIFIED, 여러분이 보게 될 System error 1396입니다. 이따 Lab</w:t>
+      </w:r>
+      <w:r>
+        <w:t xml:space="preserve"> </w:t>
+      </w:r>
+      <w:r>
+        <w:t xml:space="preserve">2에서 정확히 이 상황을 만들 겁니다.</w:t>
+      </w:r>
+      <w:r>
+        <w:t xml:space="preserve">”</w:t>
+      </w:r>
+    </w:p>
+    <w:p>
+      <w:pPr>
+        <w:pStyle w:val="BodyText"/>
+      </w:pPr>
+      <w:r>
+        <w:rPr>
+          <w:b/>
+        </w:rPr>
+        <w:t xml:space="preserve">진행 메모:</w:t>
+      </w:r>
+      <w:r>
+        <w:t xml:space="preserve"> </w:t>
+      </w:r>
+      <w:r>
+        <w:t xml:space="preserve">2.5분, 이 덱의 클라이맥스. 마지막 문장을 꼭 말할 것 — Lab 2가</w:t>
+      </w:r>
+      <w:r>
+        <w:t xml:space="preserve"> </w:t>
+      </w:r>
+      <w:r>
+        <w:t xml:space="preserve">이 슬라이드의 실습판이라는 연결. 아래 불릿(키 유도, salt)은 RC4 슬라이드의</w:t>
+      </w:r>
+      <w:r>
+        <w:t xml:space="preserve"> </w:t>
+      </w:r>
+      <w:r>
+        <w:t xml:space="preserve">복선.</w:t>
+      </w:r>
+    </w:p>
+    <w:p>
+      <w:pPr>
+        <w:pStyle w:val="Heading2"/>
+      </w:pPr>
+      <w:bookmarkStart w:id="31" w:name="슬라이드-9-three-identity-sources-017"/>
+      <w:r>
+        <w:t xml:space="preserve">슬라이드 9 · Three identity sources — 0:17</w:t>
+      </w:r>
+      <w:bookmarkEnd w:id="31"/>
+    </w:p>
+    <w:p>
+      <w:pPr>
+        <w:pStyle w:val="FirstParagraph"/>
+      </w:pPr>
+      <w:r>
+        <w:rPr>
+          <w:b/>
+        </w:rPr>
+        <w:t xml:space="preserve">멘트:</w:t>
+      </w:r>
+      <w:r>
+        <w:t xml:space="preserve"> </w:t>
+      </w:r>
+      <w:r>
+        <w:t xml:space="preserve">“</w:t>
+      </w:r>
+      <w:r>
+        <w:t xml:space="preserve">identity 소스는 세 가지입니다. 오늘 하는 AD DS는 여러분 DC가</w:t>
+      </w:r>
+      <w:r>
+        <w:t xml:space="preserve"> </w:t>
+      </w:r>
+      <w:r>
+        <w:t xml:space="preserve">티켓을 발급하고 DC 접근이 필수입니다. Entra DS는 관리형 도메인이고요. 다음</w:t>
+      </w:r>
+      <w:r>
+        <w:t xml:space="preserve"> </w:t>
+      </w:r>
+      <w:r>
+        <w:t xml:space="preserve">세션의 Entra Kerberos는 Entra ID가 티켓을 발급해서 DC 접근이 필요 없습니다.</w:t>
+      </w:r>
+      <w:r>
+        <w:t xml:space="preserve"> </w:t>
+      </w:r>
+      <w:r>
+        <w:t xml:space="preserve">아래 각주가 중요한데 — 스토리지 계정 하나에 identity 소스는 하나뿐입니다.</w:t>
+      </w:r>
+      <w:r>
+        <w:t xml:space="preserve"> </w:t>
+      </w:r>
+      <w:r>
+        <w:t xml:space="preserve">그래서 세션 2에서는 이 계정을 AD DS에서 Entra Kerberos로 ’전환’하게 됩니다.</w:t>
+      </w:r>
+      <w:r>
+        <w:t xml:space="preserve"> </w:t>
+      </w:r>
+      <w:r>
+        <w:t xml:space="preserve">여러분 프로덕션은 어느 열인가요?</w:t>
+      </w:r>
+      <w:r>
+        <w:t xml:space="preserve">”</w:t>
+      </w:r>
+    </w:p>
+    <w:p>
+      <w:pPr>
+        <w:pStyle w:val="BodyText"/>
+      </w:pPr>
+      <w:r>
+        <w:rPr>
+          <w:b/>
+        </w:rPr>
+        <w:t xml:space="preserve">진행 메모:</w:t>
+      </w:r>
+      <w:r>
+        <w:t xml:space="preserve"> </w:t>
+      </w:r>
+      <w:r>
+        <w:t xml:space="preserve">표를 읽지 말고 질문으로 전환. 30초~1분이면 충분.</w:t>
+      </w:r>
+    </w:p>
+    <w:p>
+      <w:pPr>
+        <w:pStyle w:val="Heading2"/>
+      </w:pPr>
+      <w:bookmarkStart w:id="32" w:name="Xf1b5d0b2ad57804c725115a2adaa0ecc7c464b3"/>
+      <w:r>
+        <w:t xml:space="preserve">슬라이드 10 ·</w:t>
+      </w:r>
+      <w:r>
+        <w:t xml:space="preserve"> </w:t>
+      </w:r>
+      <w:r>
+        <w:t xml:space="preserve">“</w:t>
+      </w:r>
+      <w:r>
         <w:t xml:space="preserve">Line of sight</w:t>
       </w:r>
       <w:r>
@@ -854,9 +1148,9 @@
         <w:t xml:space="preserve"> </w:t>
       </w:r>
       <w:r>
-        <w:t xml:space="preserve">— what it actually means — 0:14</w:t>
-      </w:r>
-      <w:bookmarkEnd w:id="30"/>
+        <w:t xml:space="preserve">— what it actually means — 0:18</w:t>
+      </w:r>
+      <w:bookmarkEnd w:id="32"/>
     </w:p>
     <w:p>
       <w:pPr>
@@ -921,11 +1215,11 @@
       <w:pPr>
         <w:pStyle w:val="Heading2"/>
       </w:pPr>
-      <w:bookmarkStart w:id="31" w:name="X33d6086db2a814da202a2c3e2e776065ba0232a"/>
-      <w:r>
-        <w:t xml:space="preserve">슬라이드 9 · Happening right now: the RC4 retirement — 0:16</w:t>
-      </w:r>
-      <w:bookmarkEnd w:id="31"/>
+      <w:bookmarkStart w:id="33" w:name="Xbf4cd7a79bdaeb998444134072fa0dd29dd04f0"/>
+      <w:r>
+        <w:t xml:space="preserve">슬라이드 11 · Happening right now: the RC4 retirement — 0:20</w:t>
+      </w:r>
+      <w:bookmarkEnd w:id="33"/>
     </w:p>
     <w:p>
       <w:pPr>
@@ -1024,18 +1318,39 @@
         <w:t xml:space="preserve"> </w:t>
       </w:r>
       <w:r>
-        <w:t xml:space="preserve">몰입도 상승. 각주: Entra Kerberos/DS는 무관.</w:t>
+        <w:t xml:space="preserve">몰입도 상승. 메커니즘 3의</w:t>
+      </w:r>
+      <w:r>
+        <w:t xml:space="preserve"> </w:t>
+      </w:r>
+      <w:r>
+        <w:t xml:space="preserve">“</w:t>
+      </w:r>
+      <w:r>
+        <w:t xml:space="preserve">키는 비밀번호에서 유도된다</w:t>
+      </w:r>
+      <w:r>
+        <w:t xml:space="preserve">”</w:t>
+      </w:r>
+      <w:r>
+        <w:t xml:space="preserve">와 연결해서 설명하면</w:t>
+      </w:r>
+      <w:r>
+        <w:t xml:space="preserve"> </w:t>
+      </w:r>
+      <w:r>
+        <w:t xml:space="preserve">자연스럽습니다. 각주: Entra Kerberos/DS는 무관.</w:t>
       </w:r>
     </w:p>
     <w:p>
       <w:pPr>
         <w:pStyle w:val="Heading2"/>
       </w:pPr>
-      <w:bookmarkStart w:id="32" w:name="X6924a7c63ca9573e709afb12ddcc1bfbef884ee"/>
-      <w:r>
-        <w:t xml:space="preserve">슬라이드 10 · Layer 2 up close: who may enter the share? — 0:18</w:t>
-      </w:r>
-      <w:bookmarkEnd w:id="32"/>
+      <w:bookmarkStart w:id="34" w:name="Xc2b58893a35ece4a88bc77ef427fe7a5e6317cb"/>
+      <w:r>
+        <w:t xml:space="preserve">슬라이드 12 · Auth is only step one: three doors to the data — 0:22</w:t>
+      </w:r>
+      <w:bookmarkEnd w:id="34"/>
     </w:p>
     <w:p>
       <w:pPr>
@@ -1054,55 +1369,37 @@
         <w:t xml:space="preserve">“</w:t>
       </w:r>
       <w:r>
-        <w:t xml:space="preserve">공유 입장 권한은 두 가지 방식이 있습니다. 위는 사용자별 RBAC —</w:t>
-      </w:r>
-      <w:r>
-        <w:t xml:space="preserve"> </w:t>
-      </w:r>
-      <w:r>
-        <w:t xml:space="preserve">프로덕션 정석이지만, 그 사용자가 Entra에 동기화돼 있어야 합니다. 아래는 기본</w:t>
-      </w:r>
-      <w:r>
-        <w:t xml:space="preserve"> </w:t>
-      </w:r>
-      <w:r>
-        <w:t xml:space="preserve">공유 권한 — 인증만 통과하면 모두에게 하나의 역할을 주는 방식이고, 우리 랩이</w:t>
-      </w:r>
-      <w:r>
-        <w:t xml:space="preserve"> </w:t>
-      </w:r>
-      <w:r>
-        <w:t xml:space="preserve">이걸 씁니다. 그래서 sync 없이도 마운트가 되는 겁니다. 주의 하나 — 이 설정은</w:t>
-      </w:r>
-      <w:r>
-        <w:t xml:space="preserve"> </w:t>
-      </w:r>
-      <w:r>
-        <w:t xml:space="preserve">스토리지 계정 안</w:t>
-      </w:r>
-      <w:r>
-        <w:t xml:space="preserve"> </w:t>
-      </w:r>
-      <w:r>
-        <w:t xml:space="preserve">‘</w:t>
-      </w:r>
-      <w:r>
-        <w:t xml:space="preserve">모든</w:t>
-      </w:r>
-      <w:r>
-        <w:t xml:space="preserve">’</w:t>
-      </w:r>
-      <w:r>
-        <w:t xml:space="preserve"> </w:t>
-      </w:r>
-      <w:r>
-        <w:t xml:space="preserve">공유에 적용됩니다. 그리고 RBAC 변경은 반영에 30분까지</w:t>
-      </w:r>
-      <w:r>
-        <w:t xml:space="preserve"> </w:t>
-      </w:r>
-      <w:r>
-        <w:t xml:space="preserve">걸릴 수 있어서, 할당 직후의 실패는 대부분 그냥 전파 대기입니다.</w:t>
+        <w:t xml:space="preserve">인증이 끝나도 문이 세 개 남아 있습니다. 1번 문, 스토리지</w:t>
+      </w:r>
+      <w:r>
+        <w:t xml:space="preserve"> </w:t>
+      </w:r>
+      <w:r>
+        <w:t xml:space="preserve">방화벽과 네트워크 — 445가 막히면 여기서 끝나고 error 53 같은 게 납니다. 2번</w:t>
+      </w:r>
+      <w:r>
+        <w:t xml:space="preserve"> </w:t>
+      </w:r>
+      <w:r>
+        <w:t xml:space="preserve">문, 방금 본 공유 수준 RBAC — 완벽한 Kerberos 티켓을 들고도 여기서 거절될 수</w:t>
+      </w:r>
+      <w:r>
+        <w:t xml:space="preserve"> </w:t>
+      </w:r>
+      <w:r>
+        <w:t xml:space="preserve">있습니다. 3번 문, NTFS ACL — 마운트는 되는데 특정 폴더에서 거절되는</w:t>
+      </w:r>
+      <w:r>
+        <w:t xml:space="preserve"> </w:t>
+      </w:r>
+      <w:r>
+        <w:t xml:space="preserve">경우입니다. 각주가 핵심입니다: ’Kerberos가 고장났어요’라는 문의의 대부분은</w:t>
+      </w:r>
+      <w:r>
+        <w:t xml:space="preserve"> </w:t>
+      </w:r>
+      <w:r>
+        <w:t xml:space="preserve">사실 2번, 3번 문 문제입니다. 항상 물어보세요 — 어느 문인가?</w:t>
       </w:r>
       <w:r>
         <w:t xml:space="preserve">”</w:t>
@@ -1112,11 +1409,11 @@
       <w:pPr>
         <w:pStyle w:val="Heading2"/>
       </w:pPr>
-      <w:bookmarkStart w:id="33" w:name="Xd0fa3fe939f5b90274cb913520e8f22c67e3067"/>
-      <w:r>
-        <w:t xml:space="preserve">슬라이드 11 · Auth is only step one: three doors to the data — 0:20</w:t>
-      </w:r>
-      <w:bookmarkEnd w:id="33"/>
+      <w:bookmarkStart w:id="35" w:name="X3ea4438a30334c6ec28bd5ae6cc6d683bbe3abf"/>
+      <w:r>
+        <w:t xml:space="preserve">슬라이드 13 · Layers 2+3 combine: the effective-access matrix — 0:23</w:t>
+      </w:r>
+      <w:bookmarkEnd w:id="35"/>
     </w:p>
     <w:p>
       <w:pPr>
@@ -1135,37 +1432,49 @@
         <w:t xml:space="preserve">“</w:t>
       </w:r>
       <w:r>
-        <w:t xml:space="preserve">인증이 끝나도 문이 세 개 남아 있습니다. 1번 문, 스토리지</w:t>
-      </w:r>
-      <w:r>
-        <w:t xml:space="preserve"> </w:t>
-      </w:r>
-      <w:r>
-        <w:t xml:space="preserve">방화벽과 네트워크 — 445가 막히면 여기서 끝나고 error 53 같은 게 납니다. 2번</w:t>
-      </w:r>
-      <w:r>
-        <w:t xml:space="preserve"> </w:t>
-      </w:r>
-      <w:r>
-        <w:t xml:space="preserve">문, 방금 본 공유 수준 RBAC — 완벽한 Kerberos 티켓을 들고도 여기서 거절될 수</w:t>
-      </w:r>
-      <w:r>
-        <w:t xml:space="preserve"> </w:t>
-      </w:r>
-      <w:r>
-        <w:t xml:space="preserve">있습니다. 3번 문, NTFS ACL — 마운트는 되는데 특정 폴더에서 거절되는</w:t>
-      </w:r>
-      <w:r>
-        <w:t xml:space="preserve"> </w:t>
-      </w:r>
-      <w:r>
-        <w:t xml:space="preserve">경우입니다. 각주가 핵심입니다: ’Kerberos가 고장났어요’라는 문의의 대부분은</w:t>
-      </w:r>
-      <w:r>
-        <w:t xml:space="preserve"> </w:t>
-      </w:r>
-      <w:r>
-        <w:t xml:space="preserve">사실 2번, 3번 문 문제입니다. 항상 물어보세요 — 어느 문인가?</w:t>
+        <w:t xml:space="preserve">2번 문과 3번 문이 합쳐지면 이 표가 됩니다. 세로가 NTFS, 가로가</w:t>
+      </w:r>
+      <w:r>
+        <w:t xml:space="preserve"> </w:t>
+      </w:r>
+      <w:r>
+        <w:t xml:space="preserve">공유 역할이고, 실제 권한은 둘 중 더 제한적인 쪽입니다. RBAC가 천장, NTFS가</w:t>
+      </w:r>
+      <w:r>
+        <w:t xml:space="preserve"> </w:t>
+      </w:r>
+      <w:r>
+        <w:t xml:space="preserve">바닥이라고 기억하세요. ’NTFS는 Modify인데 거절돼요’는 거의 항상 공유 역할이</w:t>
+      </w:r>
+      <w:r>
+        <w:t xml:space="preserve"> </w:t>
+      </w:r>
+      <w:r>
+        <w:t xml:space="preserve">없는 경우입니다. 아래 박스에 공유 권한 주는 방법 두 가지가 있는데 — 사용자별</w:t>
+      </w:r>
+      <w:r>
+        <w:t xml:space="preserve"> </w:t>
+      </w:r>
+      <w:r>
+        <w:t xml:space="preserve">RBAC는 그 사용자가 Entra에 있어야 하고, 기본 공유 권한은 인증된 모두에게 하나의</w:t>
+      </w:r>
+      <w:r>
+        <w:t xml:space="preserve"> </w:t>
+      </w:r>
+      <w:r>
+        <w:t xml:space="preserve">역할을 줍니다. 우리 랩이 후자를 써서 sync 없이도 마운트가 되는 겁니다. 단, 계정</w:t>
+      </w:r>
+      <w:r>
+        <w:t xml:space="preserve"> </w:t>
+      </w:r>
+      <w:r>
+        <w:t xml:space="preserve">안 모든 공유에 적용된다는 점은 주의하세요. 이따 NoShareAccess 실습이 이 표의</w:t>
+      </w:r>
+      <w:r>
+        <w:t xml:space="preserve"> </w:t>
+      </w:r>
+      <w:r>
+        <w:t xml:space="preserve">공유 열을 None으로 꺾는 실험입니다.</w:t>
       </w:r>
       <w:r>
         <w:t xml:space="preserve">”</w:t>
@@ -1175,147 +1484,9 @@
       <w:pPr>
         <w:pStyle w:val="Heading2"/>
       </w:pPr>
-      <w:bookmarkStart w:id="34" w:name="X9be6ab0279f82a8347b2da1bae78c38e0d2d8f0"/>
-      <w:r>
-        <w:t xml:space="preserve">슬라이드 12 · Layers 2+3 combine: the effective-access matrix — 0:22</w:t>
-      </w:r>
-      <w:bookmarkEnd w:id="34"/>
-    </w:p>
-    <w:p>
-      <w:pPr>
-        <w:pStyle w:val="FirstParagraph"/>
-      </w:pPr>
-      <w:r>
-        <w:rPr>
-          <w:b/>
-        </w:rPr>
-        <w:t xml:space="preserve">멘트:</w:t>
-      </w:r>
-      <w:r>
-        <w:t xml:space="preserve"> </w:t>
-      </w:r>
-      <w:r>
-        <w:t xml:space="preserve">“</w:t>
-      </w:r>
-      <w:r>
-        <w:t xml:space="preserve">2번 문과 3번 문이 합쳐지면 이 표가 됩니다. 세로가 NTFS, 가로가</w:t>
-      </w:r>
-      <w:r>
-        <w:t xml:space="preserve"> </w:t>
-      </w:r>
-      <w:r>
-        <w:t xml:space="preserve">공유 역할이고, 실제 권한은 둘 중 더 제한적인 쪽입니다. RBAC가 천장, NTFS가</w:t>
-      </w:r>
-      <w:r>
-        <w:t xml:space="preserve"> </w:t>
-      </w:r>
-      <w:r>
-        <w:t xml:space="preserve">바닥이라고 기억하세요. ’NTFS는 Modify인데 거절돼요’는 거의 항상 RBAC 역할이</w:t>
-      </w:r>
-      <w:r>
-        <w:t xml:space="preserve"> </w:t>
-      </w:r>
-      <w:r>
-        <w:t xml:space="preserve">없는 경우입니다. 그리고 NTFS ACL을 ’변경’하려면 SMB로는 Elevated</w:t>
-      </w:r>
-      <w:r>
-        <w:t xml:space="preserve"> </w:t>
-      </w:r>
-      <w:r>
-        <w:t xml:space="preserve">Contributor, REST로는 Privileged Contributor, 아니면 스토리지 키가</w:t>
-      </w:r>
-      <w:r>
-        <w:t xml:space="preserve"> </w:t>
-      </w:r>
-      <w:r>
-        <w:t xml:space="preserve">필요합니다. 이따 NoShareAccess 실습이 이 표의 RBAC 열을 None으로 꺾는</w:t>
-      </w:r>
-      <w:r>
-        <w:t xml:space="preserve"> </w:t>
-      </w:r>
-      <w:r>
-        <w:t xml:space="preserve">실험입니다.</w:t>
-      </w:r>
-      <w:r>
-        <w:t xml:space="preserve">”</w:t>
-      </w:r>
-    </w:p>
-    <w:p>
-      <w:pPr>
-        <w:pStyle w:val="Heading2"/>
-      </w:pPr>
-      <w:bookmarkStart w:id="35" w:name="Xe2abdaab68154e1ba108d449f901a20e163594e"/>
-      <w:r>
-        <w:t xml:space="preserve">슬라이드 13 · A sneaky error 5: SMB cipher negotiation — 0:24</w:t>
-      </w:r>
-      <w:bookmarkEnd w:id="35"/>
-    </w:p>
-    <w:p>
-      <w:pPr>
-        <w:pStyle w:val="FirstParagraph"/>
-      </w:pPr>
-      <w:r>
-        <w:rPr>
-          <w:b/>
-        </w:rPr>
-        <w:t xml:space="preserve">멘트:</w:t>
-      </w:r>
-      <w:r>
-        <w:t xml:space="preserve"> </w:t>
-      </w:r>
-      <w:r>
-        <w:t xml:space="preserve">“</w:t>
-      </w:r>
-      <w:r>
-        <w:t xml:space="preserve">교묘한 error 5 하나 소개합니다. 권한이 전부 정상인데 접근</w:t>
-      </w:r>
-      <w:r>
-        <w:t xml:space="preserve"> </w:t>
-      </w:r>
-      <w:r>
-        <w:t xml:space="preserve">거부가 나는 경우 — SMB 암호화 cipher 협상 문제일 수 있습니다. cipher는</w:t>
-      </w:r>
-      <w:r>
-        <w:t xml:space="preserve"> </w:t>
-      </w:r>
-      <w:r>
-        <w:t xml:space="preserve">클라이언트가 계정 이름을 말하기도 전, SMB Negotiate 단계에서 정해지기 때문에</w:t>
-      </w:r>
-      <w:r>
-        <w:t xml:space="preserve"> </w:t>
-      </w:r>
-      <w:r>
-        <w:t xml:space="preserve">서비스가 계정별로 골라줄 수가 없습니다. 계정이 AES-256-GCM만 허용하는데</w:t>
-      </w:r>
-      <w:r>
-        <w:t xml:space="preserve"> </w:t>
-      </w:r>
-      <w:r>
-        <w:t xml:space="preserve">클라이언트가 다른 걸 먼저 내밀면 인증 시작 전에 끊깁니다. 왼쪽 명령으로</w:t>
-      </w:r>
-      <w:r>
-        <w:t xml:space="preserve"> </w:t>
-      </w:r>
-      <w:r>
-        <w:t xml:space="preserve">클라이언트 cipher 순서를 확인하고, 오른쪽처럼 허용된 cipher를 맨 앞으로</w:t>
-      </w:r>
-      <w:r>
-        <w:t xml:space="preserve"> </w:t>
-      </w:r>
-      <w:r>
-        <w:t xml:space="preserve">올리면 됩니다. 순서가 핵심입니다.</w:t>
-      </w:r>
-      <w:r>
-        <w:t xml:space="preserve">”</w:t>
-      </w:r>
-    </w:p>
-    <w:p>
-      <w:pPr>
-        <w:pStyle w:val="Heading2"/>
-      </w:pPr>
-      <w:bookmarkStart w:id="36" w:name="X9159dfdec81ea1dc7215729efe7387d3a5787a0"/>
-      <w:r>
-        <w:t xml:space="preserve">슬라이드 14 · Meanwhile, in your subscription… — 0:26</w:t>
+      <w:bookmarkStart w:id="36" w:name="X7efb1ef0a455239f08db08dc50ba514a7810e5a"/>
+      <w:r>
+        <w:t xml:space="preserve">슬라이드 14 · Meanwhile, in your subscription… — 0:25</w:t>
       </w:r>
       <w:bookmarkEnd w:id="36"/>
     </w:p>
@@ -1706,6 +1877,57 @@
       <w:r>
         <w:t xml:space="preserve">워크북 Lab 3과 동일한 순서.</w:t>
       </w:r>
+      <w:r>
+        <w:t xml:space="preserve"> </w:t>
+      </w:r>
+      <w:r>
+        <w:rPr>
+          <w:b/>
+        </w:rPr>
+        <w:t xml:space="preserve">슬라이드 8(메커니즘 3)로 돌아가</w:t>
+      </w:r>
+      <w:r>
+        <w:rPr>
+          <w:b/>
+        </w:rPr>
+        <w:t xml:space="preserve"> </w:t>
+      </w:r>
+      <w:r>
+        <w:rPr>
+          <w:b/>
+        </w:rPr>
+        <w:t xml:space="preserve">“</w:t>
+      </w:r>
+      <w:r>
+        <w:rPr>
+          <w:b/>
+        </w:rPr>
+        <w:t xml:space="preserve">티켓은 나왔는데</w:t>
+      </w:r>
+      <w:r>
+        <w:rPr>
+          <w:b/>
+        </w:rPr>
+        <w:t xml:space="preserve"> </w:t>
+      </w:r>
+      <w:r>
+        <w:rPr>
+          <w:b/>
+        </w:rPr>
+        <w:t xml:space="preserve">서비스가 못 연다</w:t>
+      </w:r>
+      <w:r>
+        <w:rPr>
+          <w:b/>
+        </w:rPr>
+        <w:t xml:space="preserve">”</w:t>
+      </w:r>
+      <w:r>
+        <w:rPr>
+          <w:b/>
+        </w:rPr>
+        <w:t xml:space="preserve">를 다시 짚어주면 이해가 확 붙습니다.</w:t>
+      </w:r>
     </w:p>
     <w:p>
       <w:pPr>
@@ -2111,6 +2333,110 @@
       </w:r>
     </w:p>
     <w:p>
+      <w:pPr>
+        <w:pStyle w:val="Heading2"/>
+      </w:pPr>
+      <w:bookmarkStart w:id="47" w:name="슬라이드-23-부록-smb-cipher-negotiation-필요할-때만"/>
+      <w:r>
+        <w:t xml:space="preserve">슬라이드 23 · [부록] SMB cipher negotiation — 필요할 때만</w:t>
+      </w:r>
+      <w:bookmarkEnd w:id="47"/>
+    </w:p>
+    <w:p>
+      <w:pPr>
+        <w:pStyle w:val="FirstParagraph"/>
+      </w:pPr>
+      <w:r>
+        <w:rPr>
+          <w:b/>
+        </w:rPr>
+        <w:t xml:space="preserve">멘트(질문 나올 때만):</w:t>
+      </w:r>
+      <w:r>
+        <w:t xml:space="preserve"> </w:t>
+      </w:r>
+      <w:r>
+        <w:t xml:space="preserve">“</w:t>
+      </w:r>
+      <w:r>
+        <w:t xml:space="preserve">권한이 전부 정상인데 error 5가 난다면 SMB</w:t>
+      </w:r>
+      <w:r>
+        <w:t xml:space="preserve"> </w:t>
+      </w:r>
+      <w:r>
+        <w:t xml:space="preserve">암호화 cipher 협상 문제일 수 있습니다. cipher는 클라이언트가 계정 이름을</w:t>
+      </w:r>
+      <w:r>
+        <w:t xml:space="preserve"> </w:t>
+      </w:r>
+      <w:r>
+        <w:t xml:space="preserve">말하기도 전에 정해지기 때문에 서비스가 계정별로 골라줄 수가 없습니다. 계정이</w:t>
+      </w:r>
+      <w:r>
+        <w:t xml:space="preserve"> </w:t>
+      </w:r>
+      <w:r>
+        <w:t xml:space="preserve">AES-256-GCM만 허용하는데 클라이언트가 다른 걸 먼저 내밀면 인증 시작 전에</w:t>
+      </w:r>
+      <w:r>
+        <w:t xml:space="preserve"> </w:t>
+      </w:r>
+      <w:r>
+        <w:t xml:space="preserve">끊깁니다. 클라이언트 cipher 순서를 확인하고, 허용된 걸 맨 앞으로 올리면</w:t>
+      </w:r>
+      <w:r>
+        <w:t xml:space="preserve"> </w:t>
+      </w:r>
+      <w:r>
+        <w:t xml:space="preserve">됩니다.</w:t>
+      </w:r>
+      <w:r>
+        <w:t xml:space="preserve">”</w:t>
+      </w:r>
+    </w:p>
+    <w:p>
+      <w:pPr>
+        <w:pStyle w:val="BodyText"/>
+      </w:pPr>
+      <w:r>
+        <w:rPr>
+          <w:b/>
+        </w:rPr>
+        <w:t xml:space="preserve">진행 메모:</w:t>
+      </w:r>
+      <w:r>
+        <w:t xml:space="preserve"> </w:t>
+      </w:r>
+      <w:r>
+        <w:t xml:space="preserve">정규 진행에서는 건너뜀.</w:t>
+      </w:r>
+      <w:r>
+        <w:t xml:space="preserve"> </w:t>
+      </w:r>
+      <w:r>
+        <w:t xml:space="preserve">“</w:t>
+      </w:r>
+      <w:r>
+        <w:t xml:space="preserve">권한 다 맞는데 5번 에러</w:t>
+      </w:r>
+      <w:r>
+        <w:t xml:space="preserve">”</w:t>
+      </w:r>
+      <w:r>
+        <w:t xml:space="preserve"> </w:t>
+      </w:r>
+      <w:r>
+        <w:t xml:space="preserve">질문이</w:t>
+      </w:r>
+      <w:r>
+        <w:t xml:space="preserve"> </w:t>
+      </w:r>
+      <w:r>
+        <w:t xml:space="preserve">나오면 이 슬라이드로 점프.</w:t>
+      </w:r>
+    </w:p>
+    <w:p>
       <w:r>
         <w:pict>
           <v:rect style="width:0;height:1.5pt" o:hralign="center" o:hrstd="t" o:hr="t"/>
@@ -2121,11 +2447,11 @@
       <w:pPr>
         <w:pStyle w:val="Heading1"/>
       </w:pPr>
-      <w:bookmarkStart w:id="47" w:name="비상-대응-요약-발표자용"/>
+      <w:bookmarkStart w:id="48" w:name="비상-대응-요약-발표자용"/>
       <w:r>
         <w:t xml:space="preserve">비상 대응 요약 (발표자용)</w:t>
       </w:r>
-      <w:bookmarkEnd w:id="47"/>
+      <w:bookmarkEnd w:id="48"/>
     </w:p>
     <w:p>
       <w:pPr>

--- a/docs/cuesheet-session1.docx
+++ b/docs/cuesheet-session1.docx
@@ -87,7 +87,7 @@
         <w:t xml:space="preserve"> </w:t>
       </w:r>
       <w:r>
-        <w:t xml:space="preserve">22장</w:t>
+        <w:t xml:space="preserve">24장</w:t>
       </w:r>
       <w:r>
         <w:t xml:space="preserve"> </w:t>
@@ -187,7 +187,7 @@
         <w:pStyle w:val="BodyText"/>
       </w:pPr>
       <w:r>
-        <w:t xml:space="preserve">시간 배분: 도입 5분 → 개념 25분(슬라이드 4~15) → Lab 1 10분 → Lab 2~4 15분 →</w:t>
+        <w:t xml:space="preserve">시간 배분: 도입 5분 → 개념 25분(슬라이드 4~16) → Lab 1 10분 → Lab 2~4 15분 →</w:t>
       </w:r>
       <w:r>
         <w:t xml:space="preserve"> </w:t>
@@ -204,31 +204,75 @@
         <w:rPr>
           <w:b/>
         </w:rPr>
-        <w:t xml:space="preserve">개념 구간의 중심은 슬라이드 6·7·8(메커니즘 3부작)입니다.</w:t>
-      </w:r>
-      <w:r>
-        <w:t xml:space="preserve"> </w:t>
-      </w:r>
-      <w:r>
-        <w:t xml:space="preserve">조인이 실제로</w:t>
-      </w:r>
-      <w:r>
-        <w:t xml:space="preserve"> </w:t>
-      </w:r>
-      <w:r>
-        <w:t xml:space="preserve">무엇을 만드는지 → 티켓이 언제 생기고 어디 있는지 → 무엇으로 잠그고 누가 여는지.</w:t>
-      </w:r>
-      <w:r>
-        <w:t xml:space="preserve"> </w:t>
-      </w:r>
-      <w:r>
-        <w:t xml:space="preserve">이 세 장에 각 2.5분씩 쓰고, 나머지 개념 슬라이드는 1~2분으로 넘기세요. 슬라이드</w:t>
-      </w:r>
-      <w:r>
-        <w:t xml:space="preserve"> </w:t>
-      </w:r>
-      <w:r>
-        <w:t xml:space="preserve">8이 Lab 2(1396)의 직접적인 밑밥입니다.</w:t>
+        <w:t xml:space="preserve">개념 구간의 축은 두 덩어리입니다.</w:t>
+      </w:r>
+      <w:r>
+        <w:t xml:space="preserve"> </w:t>
+      </w:r>
+      <w:r>
+        <w:t xml:space="preserve">슬라이드 5·6·7(메커니즘 3부작 — 조인이</w:t>
+      </w:r>
+      <w:r>
+        <w:t xml:space="preserve"> </w:t>
+      </w:r>
+      <w:r>
+        <w:t xml:space="preserve">무엇을 만드는지 / 티켓이 언제 생기는지 / 무엇으로 잠그고 누가 여는지)와</w:t>
+      </w:r>
+      <w:r>
+        <w:t xml:space="preserve"> </w:t>
+      </w:r>
+      <w:r>
+        <w:t xml:space="preserve">슬라이드 8·9(증거의 출처와 KRB 에러 코드 해석). 각 2~2.5분씩 쓰고 나머지는</w:t>
+      </w:r>
+      <w:r>
+        <w:t xml:space="preserve"> </w:t>
+      </w:r>
+      <w:r>
+        <w:t xml:space="preserve">1분으로 넘기세요.</w:t>
+      </w:r>
+    </w:p>
+    <w:p>
+      <w:pPr>
+        <w:pStyle w:val="BodyText"/>
+      </w:pPr>
+      <w:r>
+        <w:rPr>
+          <w:b/>
+        </w:rPr>
+        <w:t xml:space="preserve">이 세션은 스페셜리스트 대상입니다.</w:t>
+      </w:r>
+      <w:r>
+        <w:t xml:space="preserve"> </w:t>
+      </w:r>
+      <w:r>
+        <w:t xml:space="preserve">Kerberos 기초를 가르치지 말고,</w:t>
+      </w:r>
+      <w:r>
+        <w:t xml:space="preserve"> </w:t>
+      </w:r>
+      <w:r>
+        <w:t xml:space="preserve">“</w:t>
+      </w:r>
+      <w:r>
+        <w:t xml:space="preserve">에러</w:t>
+      </w:r>
+      <w:r>
+        <w:t xml:space="preserve"> </w:t>
+      </w:r>
+      <w:r>
+        <w:t xml:space="preserve">메시지가 아니라 프로토콜 증거로 판별한다</w:t>
+      </w:r>
+      <w:r>
+        <w:t xml:space="preserve">”</w:t>
+      </w:r>
+      <w:r>
+        <w:t xml:space="preserve">는 태도를 전달하세요. 슬라이드 7과</w:t>
+      </w:r>
+      <w:r>
+        <w:t xml:space="preserve"> </w:t>
+      </w:r>
+      <w:r>
+        <w:t xml:space="preserve">9가 Lab 2(1396)의 직접적인 밑밥입니다.</w:t>
       </w:r>
     </w:p>
     <w:p>
@@ -343,19 +387,46 @@
         <w:t xml:space="preserve">“</w:t>
       </w:r>
       <w:r>
-        <w:t xml:space="preserve">설명보다 먼저 할 일이 있습니다. 화면의 명령 네 줄을 지금 바로</w:t>
-      </w:r>
-      <w:r>
-        <w:t xml:space="preserve"> </w:t>
-      </w:r>
-      <w:r>
-        <w:t xml:space="preserve">실행해 주세요. 배포가 30분 정도 걸리기 때문에, 돌려놓고 그동안 개념을</w:t>
-      </w:r>
-      <w:r>
-        <w:t xml:space="preserve"> </w:t>
-      </w:r>
-      <w:r>
-        <w:t xml:space="preserve">다룹니다. 오른쪽이 배포되는 목록입니다 — DC VM 하나가 여러분의</w:t>
+        <w:t xml:space="preserve">설명보다 먼저 할 일이 있습니다. Azure 포털에서 Cloud Shell —</w:t>
+      </w:r>
+      <w:r>
+        <w:t xml:space="preserve"> </w:t>
+      </w:r>
+      <w:r>
+        <w:t xml:space="preserve">상단의</w:t>
+      </w:r>
+      <w:r>
+        <w:t xml:space="preserve"> </w:t>
+      </w:r>
+      <w:r>
+        <w:rPr>
+          <w:rStyle w:val="VerbatimChar"/>
+        </w:rPr>
+        <w:t xml:space="preserve">&gt;_</w:t>
+      </w:r>
+      <w:r>
+        <w:t xml:space="preserve"> </w:t>
+      </w:r>
+      <w:r>
+        <w:t xml:space="preserve">아이콘 — 을 PowerShell로 여시고, 화면의 세 줄을 그대로 실행해</w:t>
+      </w:r>
+      <w:r>
+        <w:t xml:space="preserve"> </w:t>
+      </w:r>
+      <w:r>
+        <w:t xml:space="preserve">주세요. Cloud Shell은 이미 로그인돼 있고 Az 모듈도 들어 있어서 설치할 게</w:t>
+      </w:r>
+      <w:r>
+        <w:t xml:space="preserve"> </w:t>
+      </w:r>
+      <w:r>
+        <w:t xml:space="preserve">없습니다. 배포가 30분 정도 걸리니 돌려놓고 그동안 개념을 다룹니다. 오른쪽이</w:t>
+      </w:r>
+      <w:r>
+        <w:t xml:space="preserve"> </w:t>
+      </w:r>
+      <w:r>
+        <w:t xml:space="preserve">배포되는 목록입니다 — DC VM 하나가 여러분의</w:t>
       </w:r>
       <w:r>
         <w:t xml:space="preserve"> </w:t>
@@ -373,25 +444,19 @@
         <w:t xml:space="preserve"> </w:t>
       </w:r>
       <w:r>
-        <w:t xml:space="preserve">AD가</w:t>
-      </w:r>
-      <w:r>
-        <w:t xml:space="preserve"> </w:t>
-      </w:r>
-      <w:r>
-        <w:t xml:space="preserve">되고, 클라이언트 VM, 도메인 조인된 스토리지 계정과 공유, 실습용 사용자</w:t>
-      </w:r>
-      <w:r>
-        <w:t xml:space="preserve"> </w:t>
-      </w:r>
-      <w:r>
-        <w:t xml:space="preserve">labuser1/2, 권한까지 한 번에 구성됩니다. 명령 하나면 되고 중간 입력은</w:t>
-      </w:r>
-      <w:r>
-        <w:t xml:space="preserve"> </w:t>
-      </w:r>
-      <w:r>
-        <w:t xml:space="preserve">없습니다.</w:t>
+        <w:t xml:space="preserve">AD가 되고, 클라이언트 VM,</w:t>
+      </w:r>
+      <w:r>
+        <w:t xml:space="preserve"> </w:t>
+      </w:r>
+      <w:r>
+        <w:t xml:space="preserve">도메인 조인된 스토리지 계정과 공유, 실습용 사용자 labuser1/2, 권한까지 한 번에</w:t>
+      </w:r>
+      <w:r>
+        <w:t xml:space="preserve"> </w:t>
+      </w:r>
+      <w:r>
+        <w:t xml:space="preserve">구성됩니다.</w:t>
       </w:r>
       <w:r>
         <w:t xml:space="preserve">”</w:t>
@@ -411,7 +476,13 @@
         <w:t xml:space="preserve"> </w:t>
       </w:r>
       <w:r>
-        <w:t xml:space="preserve">3~4분 확보. 돌아다니며 확인 — 가장 흔한 막힘은</w:t>
+        <w:t xml:space="preserve">3~4분 확보. 비밀번호 프롬프트가 뜨면 규칙 안내(12자+,</w:t>
+      </w:r>
+      <w:r>
+        <w:t xml:space="preserve"> </w:t>
+      </w:r>
+      <w:r>
+        <w:t xml:space="preserve">공백·따옴표·$ 금지). 구독이 여러 개인 사람은</w:t>
       </w:r>
       <w:r>
         <w:t xml:space="preserve"> </w:t>
@@ -420,19 +491,46 @@
         <w:rPr>
           <w:rStyle w:val="VerbatimChar"/>
         </w:rPr>
+        <w:t xml:space="preserve">Set-AzContext -Subscription "..."</w:t>
+      </w:r>
+      <w:r>
+        <w:t xml:space="preserve"> </w:t>
+      </w:r>
+      <w:r>
+        <w:t xml:space="preserve">먼저. 전원이</w:t>
+      </w:r>
+      <w:r>
+        <w:t xml:space="preserve"> </w:t>
+      </w:r>
+      <w:r>
+        <w:rPr>
+          <w:rStyle w:val="VerbatimChar"/>
+        </w:rPr>
+        <w:t xml:space="preserve">1/8 Deploying infrastructure</w:t>
+      </w:r>
+      <w:r>
+        <w:t xml:space="preserve">를 지나면 다음 장. 로컬</w:t>
+      </w:r>
+      <w:r>
+        <w:t xml:space="preserve"> </w:t>
+      </w:r>
+      <w:r>
+        <w:t xml:space="preserve">PowerShell로 하는 사람은 각주대로</w:t>
+      </w:r>
+      <w:r>
+        <w:t xml:space="preserve"> </w:t>
+      </w:r>
+      <w:r>
+        <w:rPr>
+          <w:rStyle w:val="VerbatimChar"/>
+        </w:rPr>
         <w:t xml:space="preserve">Connect-AzAccount</w:t>
       </w:r>
       <w:r>
         <w:t xml:space="preserve"> </w:t>
       </w:r>
       <w:r>
-        <w:t xml:space="preserve">미실행. 비밀번호 규칙(12자+, 공백·따옴표·$ 금지) 안내.</w:t>
-      </w:r>
-      <w:r>
-        <w:t xml:space="preserve"> </w:t>
-      </w:r>
-      <w:r>
-        <w:t xml:space="preserve">전원이</w:t>
+        <w:t xml:space="preserve">후</w:t>
       </w:r>
       <w:r>
         <w:t xml:space="preserve"> </w:t>
@@ -441,10 +539,10 @@
         <w:rPr>
           <w:rStyle w:val="VerbatimChar"/>
         </w:rPr>
-        <w:t xml:space="preserve">1/8 Deploying infrastructure</w:t>
-      </w:r>
-      <w:r>
-        <w:t xml:space="preserve">를 지나면 다음 장.</w:t>
+        <w:t xml:space="preserve">.\deploy.ps1</w:t>
+      </w:r>
+      <w:r>
+        <w:t xml:space="preserve">.</w:t>
       </w:r>
     </w:p>
     <w:p>
@@ -480,19 +578,19 @@
         <w:t xml:space="preserve"> </w:t>
       </w:r>
       <w:r>
-        <w:t xml:space="preserve">Kerberos 기초, 인증 방식 선택, line of sight, RC4에서 AES-256 전환, 그리고</w:t>
-      </w:r>
-      <w:r>
-        <w:t xml:space="preserve"> </w:t>
-      </w:r>
-      <w:r>
-        <w:t xml:space="preserve">3계층 보안입니다. 30분에 정상 상태를 확인하는 Lab 1, 40분부터 세 가지 장애를</w:t>
-      </w:r>
-      <w:r>
-        <w:t xml:space="preserve"> </w:t>
-      </w:r>
-      <w:r>
-        <w:t xml:space="preserve">부수고 고치고, 55분에 정리합니다.</w:t>
+        <w:t xml:space="preserve">Kerberos 기초, 도메인 조인이 실제로 하는 일, 티켓 발급과 암복호화, line of</w:t>
+      </w:r>
+      <w:r>
+        <w:t xml:space="preserve"> </w:t>
+      </w:r>
+      <w:r>
+        <w:t xml:space="preserve">sight, 그리고 권한 계층입니다. 30분에 정상 상태를 확인하는 Lab 1, 40분부터</w:t>
+      </w:r>
+      <w:r>
+        <w:t xml:space="preserve"> </w:t>
+      </w:r>
+      <w:r>
+        <w:t xml:space="preserve">장애를 부수고 고치고, 55분에 정리합니다.</w:t>
       </w:r>
       <w:r>
         <w:t xml:space="preserve">”</w:t>
@@ -536,9 +634,9 @@
       <w:pPr>
         <w:pStyle w:val="Heading2"/>
       </w:pPr>
-      <w:bookmarkStart w:id="26" w:name="X8f27bf24d0a5c569028c4377b24a140291d3103"/>
-      <w:r>
-        <w:t xml:space="preserve">슬라이드 4 · Two ways into an Azure file share — 0:06</w:t>
+      <w:bookmarkStart w:id="26" w:name="슬라이드-4-one-mount-on-the-wire-006"/>
+      <w:r>
+        <w:t xml:space="preserve">슬라이드 4 · One mount, on the wire — 0:06</w:t>
       </w:r>
       <w:bookmarkEnd w:id="26"/>
     </w:p>
@@ -559,37 +657,76 @@
         <w:t xml:space="preserve">“</w:t>
       </w:r>
       <w:r>
-        <w:t xml:space="preserve">공유에 들어가는 방법은 두 가지입니다. 왼쪽, 스토리지 계정 키 —</w:t>
-      </w:r>
-      <w:r>
-        <w:t xml:space="preserve"> </w:t>
-      </w:r>
-      <w:r>
-        <w:t xml:space="preserve">키가 두 개 있고, 키를 쥐면 공유 RBAC도 NTFS도 전부 우회하는 수퍼유저입니다.</w:t>
-      </w:r>
-      <w:r>
-        <w:t xml:space="preserve"> </w:t>
-      </w:r>
-      <w:r>
-        <w:t xml:space="preserve">사용자 개념이 없으니 사용자별 권한도, 감사 추적도 없습니다. 자동화에는 맞고</w:t>
-      </w:r>
-      <w:r>
-        <w:t xml:space="preserve"> </w:t>
-      </w:r>
-      <w:r>
-        <w:t xml:space="preserve">사람에게는 틀린 방법이죠. 오른쪽, 오늘의 주제인 identity 기반 —</w:t>
-      </w:r>
-      <w:r>
-        <w:t xml:space="preserve"> </w:t>
-      </w:r>
-      <w:r>
-        <w:t xml:space="preserve">사용자가 자기 자신으로 인증하고, 기존 NTFS 권한을 그대로 가져올 수 있습니다.</w:t>
-      </w:r>
-      <w:r>
-        <w:t xml:space="preserve"> </w:t>
-      </w:r>
-      <w:r>
-        <w:t xml:space="preserve">세 가지 방식 중 오늘은 온프렘 AD DS입니다.</w:t>
+        <w:t xml:space="preserve">마운트 한 번에 실제로 무슨 교환이 일어나는지부터 맞춰봅시다. 네</w:t>
+      </w:r>
+      <w:r>
+        <w:t xml:space="preserve"> </w:t>
+      </w:r>
+      <w:r>
+        <w:t xml:space="preserve">단계입니다. AS 교환에서 TGT를 받고 — 실패하면 로그온 레벨, 이벤트 4768입니다.</w:t>
+      </w:r>
+      <w:r>
+        <w:t xml:space="preserve"> </w:t>
+      </w:r>
+      <w:r>
+        <w:t xml:space="preserve">TGS 교환에서 클라이언트가 cifs SPN을 지정해 서비스 티켓을 받습니다. 여기가</w:t>
+      </w:r>
+      <w:r>
+        <w:t xml:space="preserve"> </w:t>
+      </w:r>
+      <w:r>
+        <w:t xml:space="preserve">중요한데,</w:t>
+      </w:r>
+      <w:r>
+        <w:t xml:space="preserve"> </w:t>
+      </w:r>
+      <w:r>
+        <w:rPr>
+          <w:b/>
+        </w:rPr>
+        <w:t xml:space="preserve">DC가 이걸 이벤트 4769에 남깁니다.</w:t>
+      </w:r>
+      <w:r>
+        <w:t xml:space="preserve"> </w:t>
+      </w:r>
+      <w:r>
+        <w:t xml:space="preserve">요청된 SPN, 티켓 암호화</w:t>
+      </w:r>
+      <w:r>
+        <w:t xml:space="preserve"> </w:t>
+      </w:r>
+      <w:r>
+        <w:t xml:space="preserve">타입, 실패했다면 그 코드까지요. 세 번째, SMB2 Negotiate와 Session Setup —</w:t>
+      </w:r>
+      <w:r>
+        <w:t xml:space="preserve"> </w:t>
+      </w:r>
+      <w:r>
+        <w:t xml:space="preserve">SPNEGO 안에 AP-REQ가 실려 갑니다. 티켓이 멀쩡해도 여기서 죽을 수 있습니다.</w:t>
+      </w:r>
+      <w:r>
+        <w:t xml:space="preserve"> </w:t>
+      </w:r>
+      <w:r>
+        <w:t xml:space="preserve">서비스가 복호화를 해야 하니까요. 마지막 Tree Connect에서야 공유 이름이</w:t>
+      </w:r>
+      <w:r>
+        <w:t xml:space="preserve"> </w:t>
+      </w:r>
+      <w:r>
+        <w:t xml:space="preserve">등장하고, 공유 수준 인가가 여기서 평가됩니다. 각주가 오늘의 핵심입니다 —</w:t>
+      </w:r>
+      <w:r>
+        <w:t xml:space="preserve"> </w:t>
+      </w:r>
+      <w:r>
+        <w:t xml:space="preserve">실패할 수 있는 자리가 네 곳이고 각각 시그니처가 다릅니다. 오늘 우리가 할 일은</w:t>
+      </w:r>
+      <w:r>
+        <w:t xml:space="preserve"> </w:t>
+      </w:r>
+      <w:r>
+        <w:t xml:space="preserve">에러 문자열이 아니라 증거로 이 넷을 구분하는 겁니다.</w:t>
       </w:r>
       <w:r>
         <w:t xml:space="preserve">”</w:t>
@@ -597,11 +734,55 @@
     </w:p>
     <w:p>
       <w:pPr>
+        <w:pStyle w:val="BodyText"/>
+      </w:pPr>
+      <w:r>
+        <w:rPr>
+          <w:b/>
+        </w:rPr>
+        <w:t xml:space="preserve">진행 메모:</w:t>
+      </w:r>
+      <w:r>
+        <w:t xml:space="preserve"> </w:t>
+      </w:r>
+      <w:r>
+        <w:t xml:space="preserve">스페셜리스트 대상이므로 Kerberos 기초 설명은 생략하고</w:t>
+      </w:r>
+      <w:r>
+        <w:t xml:space="preserve"> </w:t>
+      </w:r>
+      <w:r>
+        <w:t xml:space="preserve">“</w:t>
+      </w:r>
+      <w:r>
+        <w:t xml:space="preserve">Azure</w:t>
+      </w:r>
+      <w:r>
+        <w:t xml:space="preserve"> </w:t>
+      </w:r>
+      <w:r>
+        <w:t xml:space="preserve">Files가 이 흐름의 어디에 있는가</w:t>
+      </w:r>
+      <w:r>
+        <w:t xml:space="preserve">”</w:t>
+      </w:r>
+      <w:r>
+        <w:t xml:space="preserve">에 집중. 이벤트 4769를 여기서 처음 언급하고,</w:t>
+      </w:r>
+      <w:r>
+        <w:t xml:space="preserve"> </w:t>
+      </w:r>
+      <w:r>
+        <w:t xml:space="preserve">뒤 두 슬라이드에서 다시 씁니다.</w:t>
+      </w:r>
+    </w:p>
+    <w:p>
+      <w:pPr>
         <w:pStyle w:val="Heading2"/>
       </w:pPr>
-      <w:bookmarkStart w:id="27" w:name="슬라이드-5-kerberos-in-one-story-008"/>
-      <w:r>
-        <w:t xml:space="preserve">슬라이드 5 · Kerberos in one story — 0:08</w:t>
+      <w:bookmarkStart w:id="27" w:name="X78d845303535cceaeda027d2b0406edf27c715b"/>
+      <w:r>
+        <w:t xml:space="preserve">슬라이드 5 · [메커니즘 1/3] 스토리지 계정을 도메인 조인하면 실제로 일어나는 일 — 0:10</w:t>
       </w:r>
       <w:bookmarkEnd w:id="27"/>
     </w:p>
@@ -622,43 +803,61 @@
         <w:t xml:space="preserve">“</w:t>
       </w:r>
       <w:r>
-        <w:t xml:space="preserve">Kerberos를 이야기 하나로 정리합니다. 왕국의 주민 Blue가 KFC에</w:t>
-      </w:r>
-      <w:r>
-        <w:t xml:space="preserve"> </w:t>
-      </w:r>
-      <w:r>
-        <w:t xml:space="preserve">가고 싶습니다. 1번, 왕에게 신분을 증명하면 — 2번, 동전을 받습니다. 이</w:t>
-      </w:r>
-      <w:r>
-        <w:t xml:space="preserve"> </w:t>
-      </w:r>
-      <w:r>
-        <w:t xml:space="preserve">동전이 TGT입니다. 3번, 여왕에게 동전을 내면 — 4번, KFC 입장권을 줍니다.</w:t>
-      </w:r>
-      <w:r>
-        <w:t xml:space="preserve"> </w:t>
-      </w:r>
-      <w:r>
-        <w:t xml:space="preserve">이게 서비스 티켓이고요. 5번, KFC 문 앞에서 입장권을 보여주면 — 6번,</w:t>
-      </w:r>
-      <w:r>
-        <w:t xml:space="preserve"> </w:t>
-      </w:r>
-      <w:r>
-        <w:t xml:space="preserve">입장입니다. 아래 각주처럼 왕이 AS, 여왕이 TGS, 이 둘이 합쳐서 KDC — 즉</w:t>
-      </w:r>
-      <w:r>
-        <w:t xml:space="preserve"> </w:t>
-      </w:r>
-      <w:r>
-        <w:t xml:space="preserve">도메인 컨트롤러입니다. KFC가 우리의 파일 공유고요. 오늘 만들 장애는 전부 이</w:t>
-      </w:r>
-      <w:r>
-        <w:t xml:space="preserve"> </w:t>
-      </w:r>
-      <w:r>
-        <w:t xml:space="preserve">여섯 단계 중 어딘가가 부러지는 겁니다.</w:t>
+        <w:t xml:space="preserve">’스토리지 계정을 도메인에 조인한다’는 말, 실제로 무슨 일이</w:t>
+      </w:r>
+      <w:r>
+        <w:t xml:space="preserve"> </w:t>
+      </w:r>
+      <w:r>
+        <w:t xml:space="preserve">일어나는지 다섯 단계로 봅시다. 1번, Azure가 스토리지 계정에 Kerberos 키 두</w:t>
+      </w:r>
+      <w:r>
+        <w:t xml:space="preserve"> </w:t>
+      </w:r>
+      <w:r>
+        <w:t xml:space="preserve">개를 만듭니다 — kerb1과 kerb2. 이게 이 서비스의 장기 비밀입니다. 2번, 여러분</w:t>
+      </w:r>
+      <w:r>
+        <w:t xml:space="preserve"> </w:t>
+      </w:r>
+      <w:r>
+        <w:t xml:space="preserve">AD에 스토리지 계정을 대표하는 객체를 만듭니다. 보통 컴퓨터 객체인데, 서비스</w:t>
+      </w:r>
+      <w:r>
+        <w:t xml:space="preserve"> </w:t>
+      </w:r>
+      <w:r>
+        <w:t xml:space="preserve">로그온용 사용자 객체도 됩니다. 3번이 핵심입니다 — 그 AD 계정의 비밀번호를</w:t>
+      </w:r>
+      <w:r>
+        <w:t xml:space="preserve"> </w:t>
+      </w:r>
+      <w:r>
+        <w:t xml:space="preserve">kerb1 키로 설정합니다. 이제 AD와 Azure Files가 같은 비밀 하나를 공유하게</w:t>
+      </w:r>
+      <w:r>
+        <w:t xml:space="preserve"> </w:t>
+      </w:r>
+      <w:r>
+        <w:t xml:space="preserve">되는 거죠. 4번, SPN을 등록합니다. KDC가 이 서비스를 찾을 때 쓰는 이름입니다.</w:t>
+      </w:r>
+      <w:r>
+        <w:t xml:space="preserve"> </w:t>
+      </w:r>
+      <w:r>
+        <w:t xml:space="preserve">5번, 반대 방향으로 스토리지 계정에도 도메인 정보를 써 넣습니다. 그래야 Azure</w:t>
+      </w:r>
+      <w:r>
+        <w:t xml:space="preserve"> </w:t>
+      </w:r>
+      <w:r>
+        <w:t xml:space="preserve">Files가 ’나는 이 도메인의 이 계정이다’를 압니다. 아래 문장이 요점입니다 —</w:t>
+      </w:r>
+      <w:r>
+        <w:t xml:space="preserve"> </w:t>
+      </w:r>
+      <w:r>
+        <w:t xml:space="preserve">DC 입장에서 여러분 스토리지 계정은 그냥 도메인의 서버 한 대일 뿐입니다.</w:t>
       </w:r>
       <w:r>
         <w:t xml:space="preserve">”</w:t>
@@ -678,22 +877,40 @@
         <w:t xml:space="preserve"> </w:t>
       </w:r>
       <w:r>
-        <w:t xml:space="preserve">이 덱의 핵심 비유. 여기서 시간을 써도 됨(2분). 바로 다음 세</w:t>
-      </w:r>
-      <w:r>
-        <w:t xml:space="preserve"> </w:t>
-      </w:r>
-      <w:r>
-        <w:t xml:space="preserve">장이 이 이야기를 실제 메커니즘으로 바꿉니다.</w:t>
+        <w:t xml:space="preserve">2.5분 배정.</w:t>
+      </w:r>
+      <w:r>
+        <w:t xml:space="preserve"> </w:t>
+      </w:r>
+      <w:r>
+        <w:t xml:space="preserve">“</w:t>
+      </w:r>
+      <w:r>
+        <w:t xml:space="preserve">AD 계정 + 비밀번호=kerb 키 + SPN</w:t>
+      </w:r>
+      <w:r>
+        <w:t xml:space="preserve">”</w:t>
+      </w:r>
+      <w:r>
+        <w:t xml:space="preserve"> </w:t>
+      </w:r>
+      <w:r>
+        <w:t xml:space="preserve">세 단어를</w:t>
+      </w:r>
+      <w:r>
+        <w:t xml:space="preserve"> </w:t>
+      </w:r>
+      <w:r>
+        <w:t xml:space="preserve">반복. 배포 스크립트 5·6단계가 정확히 이 일을 한다고 예고.</w:t>
       </w:r>
     </w:p>
     <w:p>
       <w:pPr>
         <w:pStyle w:val="Heading2"/>
       </w:pPr>
-      <w:bookmarkStart w:id="28" w:name="X11c3bfa9f7b4d32c26cbd827fed2b4b1b6be609"/>
-      <w:r>
-        <w:t xml:space="preserve">슬라이드 6 · [메커니즘 1/3] 스토리지 계정을 도메인 조인하면 실제로 일어나는 일 — 0:10</w:t>
+      <w:bookmarkStart w:id="28" w:name="슬라이드-6-메커니즘-23-티켓은-언제-발급되고-어디에-저장되나-012"/>
+      <w:r>
+        <w:t xml:space="preserve">슬라이드 6 · [메커니즘 2/3] 티켓은 언제 발급되고 어디에 저장되나 — 0:12</w:t>
       </w:r>
       <w:bookmarkEnd w:id="28"/>
     </w:p>
@@ -714,61 +931,55 @@
         <w:t xml:space="preserve">“</w:t>
       </w:r>
       <w:r>
-        <w:t xml:space="preserve">’스토리지 계정을 도메인에 조인한다’는 말, 실제로 무슨 일이</w:t>
-      </w:r>
-      <w:r>
-        <w:t xml:space="preserve"> </w:t>
-      </w:r>
-      <w:r>
-        <w:t xml:space="preserve">일어나는지 다섯 단계로 봅시다. 1번, Azure가 스토리지 계정에 Kerberos 키 두</w:t>
-      </w:r>
-      <w:r>
-        <w:t xml:space="preserve"> </w:t>
-      </w:r>
-      <w:r>
-        <w:t xml:space="preserve">개를 만듭니다 — kerb1과 kerb2. 이게 이 서비스의 장기 비밀입니다. 2번, 여러분</w:t>
-      </w:r>
-      <w:r>
-        <w:t xml:space="preserve"> </w:t>
-      </w:r>
-      <w:r>
-        <w:t xml:space="preserve">AD에 스토리지 계정을 대표하는 객체를 만듭니다. 보통 컴퓨터 객체인데, 서비스</w:t>
-      </w:r>
-      <w:r>
-        <w:t xml:space="preserve"> </w:t>
-      </w:r>
-      <w:r>
-        <w:t xml:space="preserve">로그온용 사용자 객체도 됩니다. 3번이 핵심입니다 — 그 AD 계정의 비밀번호를</w:t>
-      </w:r>
-      <w:r>
-        <w:t xml:space="preserve"> </w:t>
-      </w:r>
-      <w:r>
-        <w:t xml:space="preserve">kerb1 키로 설정합니다. 이제 AD와 Azure Files가 같은 비밀 하나를 공유하게</w:t>
-      </w:r>
-      <w:r>
-        <w:t xml:space="preserve"> </w:t>
-      </w:r>
-      <w:r>
-        <w:t xml:space="preserve">되는 거죠. 4번, SPN을 등록합니다. KDC가 이 서비스를 찾을 때 쓰는 이름입니다.</w:t>
-      </w:r>
-      <w:r>
-        <w:t xml:space="preserve"> </w:t>
-      </w:r>
-      <w:r>
-        <w:t xml:space="preserve">5번, 반대 방향으로 스토리지 계정에도 도메인 정보를 써 넣습니다. 그래야 Azure</w:t>
-      </w:r>
-      <w:r>
-        <w:t xml:space="preserve"> </w:t>
-      </w:r>
-      <w:r>
-        <w:t xml:space="preserve">Files가 ’나는 이 도메인의 이 계정이다’를 압니다. 아래 문장이 요점입니다 —</w:t>
-      </w:r>
-      <w:r>
-        <w:t xml:space="preserve"> </w:t>
-      </w:r>
-      <w:r>
-        <w:t xml:space="preserve">DC 입장에서 여러분 스토리지 계정은 그냥 도메인의 서버 한 대일 뿐입니다.</w:t>
+        <w:t xml:space="preserve">티켓이 언제 생기고 어디 있는지 봅시다. 순간이 두 번입니다. 첫째,</w:t>
+      </w:r>
+      <w:r>
+        <w:t xml:space="preserve"> </w:t>
+      </w:r>
+      <w:r>
+        <w:t xml:space="preserve">로그인할 때 — DC와 AS 교환을 하고 TGT를 받습니다. 이건 특정 서비스용이 아니라</w:t>
+      </w:r>
+      <w:r>
+        <w:t xml:space="preserve"> </w:t>
+      </w:r>
+      <w:r>
+        <w:t xml:space="preserve">’나는 나다’라는 증명서고, Windows가 LSA 티켓 캐시에 넣어둡니다. 둘째, 마운트할</w:t>
+      </w:r>
+      <w:r>
+        <w:t xml:space="preserve"> </w:t>
+      </w:r>
+      <w:r>
+        <w:t xml:space="preserve">때 — 그 TGT를 내밀고 cifs SPN을 요청해서 서비스 티켓을 받습니다. 이것도 캐시에</w:t>
+      </w:r>
+      <w:r>
+        <w:t xml:space="preserve"> </w:t>
+      </w:r>
+      <w:r>
+        <w:t xml:space="preserve">쌓이고, 접근하는 서비스마다 하나씩 생깁니다. 오른쪽이 그 결과입니다. 로그인만</w:t>
+      </w:r>
+      <w:r>
+        <w:t xml:space="preserve"> </w:t>
+      </w:r>
+      <w:r>
+        <w:t xml:space="preserve">해도 TGT, LDAP, DC의 cifs 티켓이 이미 있고, 공유를 마운트하면 우리 스토리지</w:t>
+      </w:r>
+      <w:r>
+        <w:t xml:space="preserve"> </w:t>
+      </w:r>
+      <w:r>
+        <w:t xml:space="preserve">계정 티켓이 추가됩니다. 이따 실습에서 klist를 치면 이 화면 그대로 보실 겁니다.</w:t>
+      </w:r>
+      <w:r>
+        <w:t xml:space="preserve"> </w:t>
+      </w:r>
+      <w:r>
+        <w:t xml:space="preserve">수명은 10시간, 갱신은 7일이고, klist purge는 캐시만 비우는 거라 다음에 접근하면</w:t>
+      </w:r>
+      <w:r>
+        <w:t xml:space="preserve"> </w:t>
+      </w:r>
+      <w:r>
+        <w:t xml:space="preserve">자동으로 다시 발급됩니다.</w:t>
       </w:r>
       <w:r>
         <w:t xml:space="preserve">”</w:t>
@@ -788,7 +999,7 @@
         <w:t xml:space="preserve"> </w:t>
       </w:r>
       <w:r>
-        <w:t xml:space="preserve">2.5분 배정.</w:t>
+        <w:t xml:space="preserve">2.5분. 실습에서</w:t>
       </w:r>
       <w:r>
         <w:t xml:space="preserve"> </w:t>
@@ -797,31 +1008,28 @@
         <w:t xml:space="preserve">“</w:t>
       </w:r>
       <w:r>
-        <w:t xml:space="preserve">AD 계정 + 비밀번호=kerb 키 + SPN</w:t>
+        <w:t xml:space="preserve">티켓이 왜 이렇게 많냐</w:t>
       </w:r>
       <w:r>
         <w:t xml:space="preserve">”</w:t>
       </w:r>
       <w:r>
-        <w:t xml:space="preserve"> </w:t>
-      </w:r>
-      <w:r>
-        <w:t xml:space="preserve">세 단어를</w:t>
-      </w:r>
-      <w:r>
-        <w:t xml:space="preserve"> </w:t>
-      </w:r>
-      <w:r>
-        <w:t xml:space="preserve">반복. 배포 스크립트 5·6단계가 정확히 이 일을 한다고 예고.</w:t>
+        <w:t xml:space="preserve">는 질문이 반드시</w:t>
+      </w:r>
+      <w:r>
+        <w:t xml:space="preserve"> </w:t>
+      </w:r>
+      <w:r>
+        <w:t xml:space="preserve">나오는데, 이 슬라이드가 미리 답입니다.</w:t>
       </w:r>
     </w:p>
     <w:p>
       <w:pPr>
         <w:pStyle w:val="Heading2"/>
       </w:pPr>
-      <w:bookmarkStart w:id="29" w:name="슬라이드-7-메커니즘-23-티켓은-언제-발급되고-어디에-저장되나-012"/>
-      <w:r>
-        <w:t xml:space="preserve">슬라이드 7 · [메커니즘 2/3] 티켓은 언제 발급되고 어디에 저장되나 — 0:12</w:t>
+      <w:bookmarkStart w:id="29" w:name="X325623c807a90925ad4ee45dc4fa091a7b5cffc"/>
+      <w:r>
+        <w:t xml:space="preserve">슬라이드 7 · [메커니즘 3/3] 누가 무엇을 열 수 있나 — 1396의 정체 — 0:15</w:t>
       </w:r>
       <w:bookmarkEnd w:id="29"/>
     </w:p>
@@ -842,55 +1050,55 @@
         <w:t xml:space="preserve">“</w:t>
       </w:r>
       <w:r>
-        <w:t xml:space="preserve">티켓이 언제 생기고 어디 있는지 봅시다. 순간이 두 번입니다. 첫째,</w:t>
-      </w:r>
-      <w:r>
-        <w:t xml:space="preserve"> </w:t>
-      </w:r>
-      <w:r>
-        <w:t xml:space="preserve">로그인할 때 — DC와 AS 교환을 하고 TGT를 받습니다. 이건 특정 서비스용이 아니라</w:t>
-      </w:r>
-      <w:r>
-        <w:t xml:space="preserve"> </w:t>
-      </w:r>
-      <w:r>
-        <w:t xml:space="preserve">’나는 나다’라는 증명서고, Windows가 LSA 티켓 캐시에 넣어둡니다. 둘째, 마운트할</w:t>
-      </w:r>
-      <w:r>
-        <w:t xml:space="preserve"> </w:t>
-      </w:r>
-      <w:r>
-        <w:t xml:space="preserve">때 — 그 TGT를 내밀고 cifs SPN을 요청해서 서비스 티켓을 받습니다. 이것도 캐시에</w:t>
-      </w:r>
-      <w:r>
-        <w:t xml:space="preserve"> </w:t>
-      </w:r>
-      <w:r>
-        <w:t xml:space="preserve">쌓이고, 접근하는 서비스마다 하나씩 생깁니다. 오른쪽이 그 결과입니다. 로그인만</w:t>
-      </w:r>
-      <w:r>
-        <w:t xml:space="preserve"> </w:t>
-      </w:r>
-      <w:r>
-        <w:t xml:space="preserve">해도 TGT, LDAP, DC의 cifs 티켓이 이미 있고, 공유를 마운트하면 우리 스토리지</w:t>
-      </w:r>
-      <w:r>
-        <w:t xml:space="preserve"> </w:t>
-      </w:r>
-      <w:r>
-        <w:t xml:space="preserve">계정 티켓이 추가됩니다. 이따 실습에서 klist를 치면 이 화면 그대로 보실 겁니다.</w:t>
-      </w:r>
-      <w:r>
-        <w:t xml:space="preserve"> </w:t>
-      </w:r>
-      <w:r>
-        <w:t xml:space="preserve">수명은 10시간, 갱신은 7일이고, klist purge는 캐시만 비우는 거라 다음에 접근하면</w:t>
-      </w:r>
-      <w:r>
-        <w:t xml:space="preserve"> </w:t>
-      </w:r>
-      <w:r>
-        <w:t xml:space="preserve">자동으로 다시 발급됩니다.</w:t>
+        <w:t xml:space="preserve">이 세션에서 제일 중요한 슬라이드입니다. Kerberos는 대칭키</w:t>
+      </w:r>
+      <w:r>
+        <w:t xml:space="preserve"> </w:t>
+      </w:r>
+      <w:r>
+        <w:t xml:space="preserve">체계입니다. 티켓은 ’받을 사람의 키’로 잠급니다. 표를 보시면 — TGT는 krbtgt</w:t>
+      </w:r>
+      <w:r>
+        <w:t xml:space="preserve"> </w:t>
+      </w:r>
+      <w:r>
+        <w:t xml:space="preserve">계정 키로 잠기니 KDC만 열 수 있습니다. 클라이언트는 내용을 못 보고 그냥</w:t>
+      </w:r>
+      <w:r>
+        <w:t xml:space="preserve"> </w:t>
+      </w:r>
+      <w:r>
+        <w:t xml:space="preserve">들고 다니는 겁니다. 서비스 티켓은 스토리지 계정의 kerb 키로 잠깁니다. 그래서</w:t>
+      </w:r>
+      <w:r>
+        <w:t xml:space="preserve"> </w:t>
+      </w:r>
+      <w:r>
+        <w:t xml:space="preserve">Azure Files만 열 수 있고, kerb1로 시도하고 안 되면 kerb2로 한 번 더 시도합니다.</w:t>
+      </w:r>
+      <w:r>
+        <w:t xml:space="preserve"> </w:t>
+      </w:r>
+      <w:r>
+        <w:t xml:space="preserve">그런데 둘 다 안 열리면? AD 계정 비밀번호와 스토리지 kerb 키가 서로 어긋난</w:t>
+      </w:r>
+      <w:r>
+        <w:t xml:space="preserve"> </w:t>
+      </w:r>
+      <w:r>
+        <w:t xml:space="preserve">겁니다. KDC는 자기 일을 다 했고 티켓도 멀쩡한데, 서비스가 못 여는 거죠. 이게</w:t>
+      </w:r>
+      <w:r>
+        <w:t xml:space="preserve"> </w:t>
+      </w:r>
+      <w:r>
+        <w:t xml:space="preserve">KRB5KRB_AP_ERR_MODIFIED, 여러분이 보게 될 System error 1396입니다. 이따 Lab</w:t>
+      </w:r>
+      <w:r>
+        <w:t xml:space="preserve"> </w:t>
+      </w:r>
+      <w:r>
+        <w:t xml:space="preserve">2에서 정확히 이 상황을 만들 겁니다.</w:t>
       </w:r>
       <w:r>
         <w:t xml:space="preserve">”</w:t>
@@ -910,7 +1118,40 @@
         <w:t xml:space="preserve"> </w:t>
       </w:r>
       <w:r>
-        <w:t xml:space="preserve">2.5분. 실습에서</w:t>
+        <w:t xml:space="preserve">2.5분, 이 덱의 클라이맥스. 마지막 문장을 꼭 말할 것 — Lab 2가</w:t>
+      </w:r>
+      <w:r>
+        <w:t xml:space="preserve"> </w:t>
+      </w:r>
+      <w:r>
+        <w:t xml:space="preserve">이 슬라이드의 실습판이라는 연결. 아래 불릿(키 유도, salt)은 RC4 슬라이드의</w:t>
+      </w:r>
+      <w:r>
+        <w:t xml:space="preserve"> </w:t>
+      </w:r>
+      <w:r>
+        <w:t xml:space="preserve">복선.</w:t>
+      </w:r>
+    </w:p>
+    <w:p>
+      <w:pPr>
+        <w:pStyle w:val="Heading2"/>
+      </w:pPr>
+      <w:bookmarkStart w:id="30" w:name="슬라이드-8-where-the-truth-lives-017"/>
+      <w:r>
+        <w:t xml:space="preserve">슬라이드 8 · Where the truth lives — 0:17</w:t>
+      </w:r>
+      <w:bookmarkEnd w:id="30"/>
+    </w:p>
+    <w:p>
+      <w:pPr>
+        <w:pStyle w:val="FirstParagraph"/>
+      </w:pPr>
+      <w:r>
+        <w:rPr>
+          <w:b/>
+        </w:rPr>
+        <w:t xml:space="preserve">멘트:</w:t>
       </w:r>
       <w:r>
         <w:t xml:space="preserve"> </w:t>
@@ -919,30 +1160,137 @@
         <w:t xml:space="preserve">“</w:t>
       </w:r>
       <w:r>
-        <w:t xml:space="preserve">티켓이 왜 이렇게 많냐</w:t>
+        <w:t xml:space="preserve">여기서부터가 오늘의 차별점입니다. 증거의 출처 다섯 가지인데, 각각</w:t>
+      </w:r>
+      <w:r>
+        <w:t xml:space="preserve"> </w:t>
+      </w:r>
+      <w:r>
+        <w:t xml:space="preserve">다른 것들이 답 못 하는 질문에 답합니다. klist는 클라이언트에 어떤 티켓이 있고</w:t>
+      </w:r>
+      <w:r>
+        <w:t xml:space="preserve"> </w:t>
+      </w:r>
+      <w:r>
+        <w:t xml:space="preserve">etype이 뭔지. 참고로</w:t>
+      </w:r>
+      <w:r>
+        <w:t xml:space="preserve"> </w:t>
+      </w:r>
+      <w:r>
+        <w:rPr>
+          <w:rStyle w:val="VerbatimChar"/>
+        </w:rPr>
+        <w:t xml:space="preserve">klist -li 0x3e7</w:t>
+      </w:r>
+      <w:r>
+        <w:t xml:space="preserve">은 SYSTEM 세션의 티켓입니다 — 서비스가</w:t>
+      </w:r>
+      <w:r>
+        <w:t xml:space="preserve"> </w:t>
+      </w:r>
+      <w:r>
+        <w:t xml:space="preserve">접근할 때 이걸 봐야 합니다. 이벤트 4769는 DC의 기록입니다. 클라이언트가</w:t>
+      </w:r>
+      <w:r>
+        <w:t xml:space="preserve"> </w:t>
+      </w:r>
+      <w:r>
+        <w:t xml:space="preserve">‘</w:t>
+      </w:r>
+      <w:r>
+        <w:t xml:space="preserve">요청한 그대로의 SPN</w:t>
+      </w:r>
+      <w:r>
+        <w:t xml:space="preserve">’</w:t>
+      </w:r>
+      <w:r>
+        <w:t xml:space="preserve">, 티켓 암호화 타입, 그리고 거절했다면 실패 코드까지</w:t>
+      </w:r>
+      <w:r>
+        <w:t xml:space="preserve"> </w:t>
+      </w:r>
+      <w:r>
+        <w:t xml:space="preserve">남습니다. 대부분의 사람이 안 보는 로그인데, 가장 결정적입니다. Kerberos</w:t>
+      </w:r>
+      <w:r>
+        <w:t xml:space="preserve"> </w:t>
+      </w:r>
+      <w:r>
+        <w:t xml:space="preserve">Operational 로그는 클라이언트가 어느 DC를 썼는지, SMBClient 로그는 SMB가 세션</w:t>
+      </w:r>
+      <w:r>
+        <w:t xml:space="preserve"> </w:t>
+      </w:r>
+      <w:r>
+        <w:t xml:space="preserve">셋업까지 갔는지와 NTLM 폴백 여부. 마지막 netsh 트레이스는 실제 KRB-ERROR</w:t>
+      </w:r>
+      <w:r>
+        <w:t xml:space="preserve"> </w:t>
+      </w:r>
+      <w:r>
+        <w:t xml:space="preserve">코드와 협상된 cipher까지 보여줍니다. 아래 박스 — 이 수집을 한 방에 해주는</w:t>
+      </w:r>
+      <w:r>
+        <w:t xml:space="preserve"> </w:t>
+      </w:r>
+      <w:r>
+        <w:t xml:space="preserve">스크립트가 두 VM에 이미 깔려 있습니다.</w:t>
       </w:r>
       <w:r>
         <w:t xml:space="preserve">”</w:t>
       </w:r>
-      <w:r>
-        <w:t xml:space="preserve">는 질문이 반드시</w:t>
-      </w:r>
-      <w:r>
-        <w:t xml:space="preserve"> </w:t>
-      </w:r>
-      <w:r>
-        <w:t xml:space="preserve">나오는데, 이 슬라이드가 미리 답입니다.</w:t>
+    </w:p>
+    <w:p>
+      <w:pPr>
+        <w:pStyle w:val="BodyText"/>
+      </w:pPr>
+      <w:r>
+        <w:rPr>
+          <w:b/>
+        </w:rPr>
+        <w:t xml:space="preserve">진행 메모:</w:t>
+      </w:r>
+      <w:r>
+        <w:t xml:space="preserve"> </w:t>
+      </w:r>
+      <w:r>
+        <w:t xml:space="preserve">2분. 4769를 강조 —</w:t>
+      </w:r>
+      <w:r>
+        <w:t xml:space="preserve"> </w:t>
+      </w:r>
+      <w:r>
+        <w:t xml:space="preserve">“</w:t>
+      </w:r>
+      <w:r>
+        <w:t xml:space="preserve">이거 정기적으로 보시는 분?</w:t>
+      </w:r>
+      <w:r>
+        <w:t xml:space="preserve">”</w:t>
+      </w:r>
+      <w:r>
+        <w:t xml:space="preserve"> </w:t>
+      </w:r>
+      <w:r>
+        <w:t xml:space="preserve">물어보면</w:t>
+      </w:r>
+      <w:r>
+        <w:t xml:space="preserve"> </w:t>
+      </w:r>
+      <w:r>
+        <w:t xml:space="preserve">스페셜리스트 청중에서도 손이 적게 올라옵니다.</w:t>
       </w:r>
     </w:p>
     <w:p>
       <w:pPr>
         <w:pStyle w:val="Heading2"/>
       </w:pPr>
-      <w:bookmarkStart w:id="30" w:name="X3be881483cbe191260f843caea0a7f42b4465b4"/>
-      <w:r>
-        <w:t xml:space="preserve">슬라이드 8 · [메커니즘 3/3] 누가 무엇을 열 수 있나 — 1396의 정체 — 0:15</w:t>
-      </w:r>
-      <w:bookmarkEnd w:id="30"/>
+      <w:bookmarkStart w:id="31" w:name="슬라이드-9-reading-a-failed-exchange-019"/>
+      <w:r>
+        <w:t xml:space="preserve">슬라이드 9 · Reading a failed exchange — 0:19</w:t>
+      </w:r>
+      <w:bookmarkEnd w:id="31"/>
     </w:p>
     <w:p>
       <w:pPr>
@@ -961,55 +1309,55 @@
         <w:t xml:space="preserve">“</w:t>
       </w:r>
       <w:r>
-        <w:t xml:space="preserve">이 세션에서 제일 중요한 슬라이드입니다. Kerberos는 대칭키</w:t>
-      </w:r>
-      <w:r>
-        <w:t xml:space="preserve"> </w:t>
-      </w:r>
-      <w:r>
-        <w:t xml:space="preserve">체계입니다. 티켓은 ’받을 사람의 키’로 잠급니다. 표를 보시면 — TGT는 krbtgt</w:t>
-      </w:r>
-      <w:r>
-        <w:t xml:space="preserve"> </w:t>
-      </w:r>
-      <w:r>
-        <w:t xml:space="preserve">계정 키로 잠기니 KDC만 열 수 있습니다. 클라이언트는 내용을 못 보고 그냥</w:t>
-      </w:r>
-      <w:r>
-        <w:t xml:space="preserve"> </w:t>
-      </w:r>
-      <w:r>
-        <w:t xml:space="preserve">들고 다니는 겁니다. 서비스 티켓은 스토리지 계정의 kerb 키로 잠깁니다. 그래서</w:t>
-      </w:r>
-      <w:r>
-        <w:t xml:space="preserve"> </w:t>
-      </w:r>
-      <w:r>
-        <w:t xml:space="preserve">Azure Files만 열 수 있고, kerb1로 시도하고 안 되면 kerb2로 한 번 더 시도합니다.</w:t>
-      </w:r>
-      <w:r>
-        <w:t xml:space="preserve"> </w:t>
-      </w:r>
-      <w:r>
-        <w:t xml:space="preserve">그런데 둘 다 안 열리면? AD 계정 비밀번호와 스토리지 kerb 키가 서로 어긋난</w:t>
-      </w:r>
-      <w:r>
-        <w:t xml:space="preserve"> </w:t>
-      </w:r>
-      <w:r>
-        <w:t xml:space="preserve">겁니다. KDC는 자기 일을 다 했고 티켓도 멀쩡한데, 서비스가 못 여는 거죠. 이게</w:t>
-      </w:r>
-      <w:r>
-        <w:t xml:space="preserve"> </w:t>
-      </w:r>
-      <w:r>
-        <w:t xml:space="preserve">KRB5KRB_AP_ERR_MODIFIED, 여러분이 보게 될 System error 1396입니다. 이따 Lab</w:t>
-      </w:r>
-      <w:r>
-        <w:t xml:space="preserve"> </w:t>
-      </w:r>
-      <w:r>
-        <w:t xml:space="preserve">2에서 정확히 이 상황을 만들 겁니다.</w:t>
+        <w:t xml:space="preserve">그래서 증거를 봤을 때 어떻게 읽느냐. 왼쪽이 와이어나 4769에 찍히는</w:t>
+      </w:r>
+      <w:r>
+        <w:t xml:space="preserve"> </w:t>
+      </w:r>
+      <w:r>
+        <w:t xml:space="preserve">코드, 가운데가 깨진 단계입니다. S_PRINCIPAL_UNKNOWN이면 TGS 단계 — SPN을 가진</w:t>
+      </w:r>
+      <w:r>
+        <w:t xml:space="preserve"> </w:t>
+      </w:r>
+      <w:r>
+        <w:t xml:space="preserve">객체가 없다는 뜻. ETYPE_NOSUPP도 TGS 단계 — 공통 암호화 타입이 없다는 뜻.</w:t>
+      </w:r>
+      <w:r>
+        <w:t xml:space="preserve"> </w:t>
+      </w:r>
+      <w:r>
+        <w:t xml:space="preserve">AP_ERR_MODIFIED는 티켓은 발급됐는데 서비스가 못 연 경우, 즉 1396입니다.</w:t>
+      </w:r>
+      <w:r>
+        <w:t xml:space="preserve"> </w:t>
+      </w:r>
+      <w:r>
+        <w:t xml:space="preserve">AP_ERR_SKEW는 시계 차이인데 마운트 에러는 굉장히 모호하게 나옵니다. 그리고</w:t>
+      </w:r>
+      <w:r>
+        <w:t xml:space="preserve"> </w:t>
+      </w:r>
+      <w:r>
+        <w:t xml:space="preserve">아래 두 줄이 진짜 중요합니다 — 4769가 아예 없으면 클라이언트가 DC에 묻지도</w:t>
+      </w:r>
+      <w:r>
+        <w:t xml:space="preserve"> </w:t>
+      </w:r>
+      <w:r>
+        <w:t xml:space="preserve">않은 겁니다. 캐시된 티켓을 썼거나 SPN 문자열이 틀렸거나. 반대로 4769는</w:t>
+      </w:r>
+      <w:r>
+        <w:t xml:space="preserve"> </w:t>
+      </w:r>
+      <w:r>
+        <w:t xml:space="preserve">성공인데 ACCESS_DENIED면 인증은 끝났고 인가 문제라는 뜻입니다. 이 한 줄로</w:t>
+      </w:r>
+      <w:r>
+        <w:t xml:space="preserve"> </w:t>
+      </w:r>
+      <w:r>
+        <w:t xml:space="preserve">문제를 절반으로 가를 수 있습니다.</w:t>
       </w:r>
       <w:r>
         <w:t xml:space="preserve">”</w:t>
@@ -1029,30 +1377,24 @@
         <w:t xml:space="preserve"> </w:t>
       </w:r>
       <w:r>
-        <w:t xml:space="preserve">2.5분, 이 덱의 클라이맥스. 마지막 문장을 꼭 말할 것 — Lab 2가</w:t>
-      </w:r>
-      <w:r>
-        <w:t xml:space="preserve"> </w:t>
-      </w:r>
-      <w:r>
-        <w:t xml:space="preserve">이 슬라이드의 실습판이라는 연결. 아래 불릿(키 유도, salt)은 RC4 슬라이드의</w:t>
-      </w:r>
-      <w:r>
-        <w:t xml:space="preserve"> </w:t>
-      </w:r>
-      <w:r>
-        <w:t xml:space="preserve">복선.</w:t>
+        <w:t xml:space="preserve">2분. 전부 읽지 말고 마지막 두 행에 집중. Lab에서 계속 이 표로</w:t>
+      </w:r>
+      <w:r>
+        <w:t xml:space="preserve"> </w:t>
+      </w:r>
+      <w:r>
+        <w:t xml:space="preserve">돌아옵니다.</w:t>
       </w:r>
     </w:p>
     <w:p>
       <w:pPr>
         <w:pStyle w:val="Heading2"/>
       </w:pPr>
-      <w:bookmarkStart w:id="31" w:name="슬라이드-9-three-identity-sources-017"/>
-      <w:r>
-        <w:t xml:space="preserve">슬라이드 9 · Three identity sources — 0:17</w:t>
-      </w:r>
-      <w:bookmarkEnd w:id="31"/>
+      <w:bookmarkStart w:id="32" w:name="슬라이드-10-three-identity-sources-021"/>
+      <w:r>
+        <w:t xml:space="preserve">슬라이드 10 · Three identity sources — 0:21</w:t>
+      </w:r>
+      <w:bookmarkEnd w:id="32"/>
     </w:p>
     <w:p>
       <w:pPr>
@@ -1071,37 +1413,25 @@
         <w:t xml:space="preserve">“</w:t>
       </w:r>
       <w:r>
-        <w:t xml:space="preserve">identity 소스는 세 가지입니다. 오늘 하는 AD DS는 여러분 DC가</w:t>
-      </w:r>
-      <w:r>
-        <w:t xml:space="preserve"> </w:t>
-      </w:r>
-      <w:r>
-        <w:t xml:space="preserve">티켓을 발급하고 DC 접근이 필수입니다. Entra DS는 관리형 도메인이고요. 다음</w:t>
-      </w:r>
-      <w:r>
-        <w:t xml:space="preserve"> </w:t>
-      </w:r>
-      <w:r>
-        <w:t xml:space="preserve">세션의 Entra Kerberos는 Entra ID가 티켓을 발급해서 DC 접근이 필요 없습니다.</w:t>
-      </w:r>
-      <w:r>
-        <w:t xml:space="preserve"> </w:t>
-      </w:r>
-      <w:r>
-        <w:t xml:space="preserve">아래 각주가 중요한데 — 스토리지 계정 하나에 identity 소스는 하나뿐입니다.</w:t>
-      </w:r>
-      <w:r>
-        <w:t xml:space="preserve"> </w:t>
-      </w:r>
-      <w:r>
-        <w:t xml:space="preserve">그래서 세션 2에서는 이 계정을 AD DS에서 Entra Kerberos로 ’전환’하게 됩니다.</w:t>
-      </w:r>
-      <w:r>
-        <w:t xml:space="preserve"> </w:t>
-      </w:r>
-      <w:r>
-        <w:t xml:space="preserve">여러분 프로덕션은 어느 열인가요?</w:t>
+        <w:t xml:space="preserve">identity 소스는 세 가지입니다. 오늘의 AD DS는 여러분 DC가 티켓을</w:t>
+      </w:r>
+      <w:r>
+        <w:t xml:space="preserve"> </w:t>
+      </w:r>
+      <w:r>
+        <w:t xml:space="preserve">발급하고 DC 접근이 필수, Entra DS는 관리형 도메인, 다음 세션의 Entra Kerberos는</w:t>
+      </w:r>
+      <w:r>
+        <w:t xml:space="preserve"> </w:t>
+      </w:r>
+      <w:r>
+        <w:t xml:space="preserve">Entra ID가 발급해서 DC 접근이 필요 없습니다. 각주가 중요한데 — 스토리지 계정</w:t>
+      </w:r>
+      <w:r>
+        <w:t xml:space="preserve"> </w:t>
+      </w:r>
+      <w:r>
+        <w:t xml:space="preserve">하나에 identity 소스는 하나뿐이라, 세션 2에서는 이 계정을 전환하게 됩니다.</w:t>
       </w:r>
       <w:r>
         <w:t xml:space="preserve">”</w:t>
@@ -1121,16 +1451,16 @@
         <w:t xml:space="preserve"> </w:t>
       </w:r>
       <w:r>
-        <w:t xml:space="preserve">표를 읽지 말고 질문으로 전환. 30초~1분이면 충분.</w:t>
+        <w:t xml:space="preserve">30초. 표를 읽지 말 것.</w:t>
       </w:r>
     </w:p>
     <w:p>
       <w:pPr>
         <w:pStyle w:val="Heading2"/>
       </w:pPr>
-      <w:bookmarkStart w:id="32" w:name="Xf1b5d0b2ad57804c725115a2adaa0ecc7c464b3"/>
-      <w:r>
-        <w:t xml:space="preserve">슬라이드 10 ·</w:t>
+      <w:bookmarkStart w:id="33" w:name="Xe26dcd32d224a4bd9e5642b627e75cb7026f15e"/>
+      <w:r>
+        <w:t xml:space="preserve">슬라이드 11 ·</w:t>
       </w:r>
       <w:r>
         <w:t xml:space="preserve"> </w:t>
@@ -1148,9 +1478,9 @@
         <w:t xml:space="preserve"> </w:t>
       </w:r>
       <w:r>
-        <w:t xml:space="preserve">— what it actually means — 0:18</w:t>
-      </w:r>
-      <w:bookmarkEnd w:id="32"/>
+        <w:t xml:space="preserve">— what it actually means — 0:22</w:t>
+      </w:r>
+      <w:bookmarkEnd w:id="33"/>
     </w:p>
     <w:p>
       <w:pPr>
@@ -1215,11 +1545,11 @@
       <w:pPr>
         <w:pStyle w:val="Heading2"/>
       </w:pPr>
-      <w:bookmarkStart w:id="33" w:name="Xbf4cd7a79bdaeb998444134072fa0dd29dd04f0"/>
-      <w:r>
-        <w:t xml:space="preserve">슬라이드 11 · Happening right now: the RC4 retirement — 0:20</w:t>
-      </w:r>
-      <w:bookmarkEnd w:id="33"/>
+      <w:bookmarkStart w:id="34" w:name="Xe5818e342b2dd36cbd4380539cb3582dde510ba"/>
+      <w:r>
+        <w:t xml:space="preserve">슬라이드 12 · Happening right now: the RC4 retirement — 0:22</w:t>
+      </w:r>
+      <w:bookmarkEnd w:id="34"/>
     </w:p>
     <w:p>
       <w:pPr>
@@ -1346,11 +1676,11 @@
       <w:pPr>
         <w:pStyle w:val="Heading2"/>
       </w:pPr>
-      <w:bookmarkStart w:id="34" w:name="Xc2b58893a35ece4a88bc77ef427fe7a5e6317cb"/>
-      <w:r>
-        <w:t xml:space="preserve">슬라이드 12 · Auth is only step one: three doors to the data — 0:22</w:t>
-      </w:r>
-      <w:bookmarkEnd w:id="34"/>
+      <w:bookmarkStart w:id="35" w:name="Xce8a43cd1de9ec8ae0bb0f4ba4c6114872564e1"/>
+      <w:r>
+        <w:t xml:space="preserve">슬라이드 13 · Auth is only step one: three doors to the data — 0:24</w:t>
+      </w:r>
+      <w:bookmarkEnd w:id="35"/>
     </w:p>
     <w:p>
       <w:pPr>
@@ -1409,11 +1739,11 @@
       <w:pPr>
         <w:pStyle w:val="Heading2"/>
       </w:pPr>
-      <w:bookmarkStart w:id="35" w:name="X3ea4438a30334c6ec28bd5ae6cc6d683bbe3abf"/>
-      <w:r>
-        <w:t xml:space="preserve">슬라이드 13 · Layers 2+3 combine: the effective-access matrix — 0:23</w:t>
-      </w:r>
-      <w:bookmarkEnd w:id="35"/>
+      <w:bookmarkStart w:id="36" w:name="X4ef0dbcca127c05308c949e685135d7bdef874e"/>
+      <w:r>
+        <w:t xml:space="preserve">슬라이드 14 · Layers 2+3 combine: the effective-access matrix — 0:25</w:t>
+      </w:r>
+      <w:bookmarkEnd w:id="36"/>
     </w:p>
     <w:p>
       <w:pPr>
@@ -1484,11 +1814,11 @@
       <w:pPr>
         <w:pStyle w:val="Heading2"/>
       </w:pPr>
-      <w:bookmarkStart w:id="36" w:name="X7efb1ef0a455239f08db08dc50ba514a7810e5a"/>
-      <w:r>
-        <w:t xml:space="preserve">슬라이드 14 · Meanwhile, in your subscription… — 0:25</w:t>
-      </w:r>
-      <w:bookmarkEnd w:id="36"/>
+      <w:bookmarkStart w:id="37" w:name="Xcd636069a2f5c1fe13e7339c17605a83ec28101"/>
+      <w:r>
+        <w:t xml:space="preserve">슬라이드 15 · Meanwhile, in your subscription… — 0:26</w:t>
+      </w:r>
+      <w:bookmarkEnd w:id="37"/>
     </w:p>
     <w:p>
       <w:pPr>
@@ -1513,7 +1843,7 @@
         <w:t xml:space="preserve"> </w:t>
       </w:r>
       <w:r>
-        <w:t xml:space="preserve">Bicep 배포, 포리스트 승격 — 이게 제일 오래 걸립니다 — 실습 사용자 생성,</w:t>
+        <w:t xml:space="preserve">ARM 템플릿 배포, 포리스트 승격 — 이게 제일 오래 걸립니다 — 실습 사용자 생성,</w:t>
       </w:r>
       <w:r>
         <w:t xml:space="preserve"> </w:t>
@@ -1588,11 +1918,11 @@
       <w:pPr>
         <w:pStyle w:val="Heading2"/>
       </w:pPr>
-      <w:bookmarkStart w:id="37" w:name="슬라이드-15-your-troubleshooting-toolkit-028"/>
-      <w:r>
-        <w:t xml:space="preserve">슬라이드 15 · Your troubleshooting toolkit — 0:28</w:t>
-      </w:r>
-      <w:bookmarkEnd w:id="37"/>
+      <w:bookmarkStart w:id="38" w:name="슬라이드-16-collecting-the-evidence-028"/>
+      <w:r>
+        <w:t xml:space="preserve">슬라이드 16 · Collecting the evidence — 0:28</w:t>
+      </w:r>
+      <w:bookmarkEnd w:id="38"/>
     </w:p>
     <w:p>
       <w:pPr>
@@ -1611,40 +1941,102 @@
         <w:t xml:space="preserve">“</w:t>
       </w:r>
       <w:r>
-        <w:t xml:space="preserve">실습 전에 도구 다섯 개만 외우고 갑시다. klist — 티켓의 진실,</w:t>
-      </w:r>
-      <w:r>
-        <w:t xml:space="preserve"> </w:t>
-      </w:r>
-      <w:r>
-        <w:t xml:space="preserve">오늘의 주인공입니다. Test-NetConnection 445 — 1번 문을 한 줄로 확인.</w:t>
-      </w:r>
-      <w:r>
-        <w:t xml:space="preserve"> </w:t>
-      </w:r>
-      <w:r>
-        <w:t xml:space="preserve">Debug-AzStorageAccountAuth — AzFilesHybrid 모듈이 AD 구성을 자동</w:t>
-      </w:r>
-      <w:r>
-        <w:t xml:space="preserve"> </w:t>
-      </w:r>
-      <w:r>
-        <w:t xml:space="preserve">점검해주는 명령으로, 실무에서 첫 번째로 돌리는 도구입니다.</w:t>
-      </w:r>
-      <w:r>
-        <w:t xml:space="preserve"> </w:t>
-      </w:r>
-      <w:r>
-        <w:t xml:space="preserve">AzFileDiagnostics는 마운트까지 포함한 종합 점검이고, 마지막 netsh와</w:t>
-      </w:r>
-      <w:r>
-        <w:t xml:space="preserve"> </w:t>
-      </w:r>
-      <w:r>
-        <w:t xml:space="preserve">Wireshark는 다른 게 다 안 될 때의 최후 수단입니다.</w:t>
+        <w:t xml:space="preserve">실습 들어가기 전에 도구 하나만. 두 VM에 이미 깔아둔 수집</w:t>
+      </w:r>
+      <w:r>
+        <w:t xml:space="preserve"> </w:t>
+      </w:r>
+      <w:r>
+        <w:t xml:space="preserve">스크립트입니다. 스토리지 계정 이름만 주면 티켓을 비우고, 트레이스를 켜고,</w:t>
+      </w:r>
+      <w:r>
+        <w:t xml:space="preserve"> </w:t>
+      </w:r>
+      <w:r>
+        <w:t xml:space="preserve">마운트를 시도하고, 트레이스를 끄고, pcapng로 변환하고, 이벤트 로그까지</w:t>
+      </w:r>
+      <w:r>
+        <w:t xml:space="preserve"> </w:t>
+      </w:r>
+      <w:r>
+        <w:t xml:space="preserve">폴더 하나에 모아줍니다. 왼쪽 아래는 DC에서 4769를 뽑는 명령이고요. 오른쪽이</w:t>
+      </w:r>
+      <w:r>
+        <w:t xml:space="preserve"> </w:t>
+      </w:r>
+      <w:r>
+        <w:t xml:space="preserve">읽는 법입니다 — Wireshark 필터는</w:t>
+      </w:r>
+      <w:r>
+        <w:t xml:space="preserve"> </w:t>
+      </w:r>
+      <w:r>
+        <w:rPr>
+          <w:rStyle w:val="VerbatimChar"/>
+        </w:rPr>
+        <w:t xml:space="preserve">kerberos || smb2</w:t>
+      </w:r>
+      <w:r>
+        <w:t xml:space="preserve">, 4769에서는 Service Name과</w:t>
+      </w:r>
+      <w:r>
+        <w:t xml:space="preserve"> </w:t>
+      </w:r>
+      <w:r>
+        <w:t xml:space="preserve">암호화 타입과 실패 코드 세 개를 보세요. 그리고 제일 중요한 습관:</w:t>
+      </w:r>
+      <w:r>
+        <w:t xml:space="preserve"> </w:t>
+      </w:r>
+      <w:r>
+        <w:rPr>
+          <w:b/>
+        </w:rPr>
+        <w:t xml:space="preserve">정상</w:t>
+      </w:r>
+      <w:r>
+        <w:rPr>
+          <w:b/>
+        </w:rPr>
+        <w:t xml:space="preserve"> </w:t>
+      </w:r>
+      <w:r>
+        <w:rPr>
+          <w:b/>
+        </w:rPr>
+        <w:t xml:space="preserve">상태를 먼저 캡처해두는 겁니다.</w:t>
+      </w:r>
+      <w:r>
+        <w:t xml:space="preserve"> </w:t>
+      </w:r>
+      <w:r>
+        <w:t xml:space="preserve">그래야 나중 캡처를 diff로 읽을 수 있습니다.</w:t>
       </w:r>
       <w:r>
         <w:t xml:space="preserve">”</w:t>
+      </w:r>
+    </w:p>
+    <w:p>
+      <w:pPr>
+        <w:pStyle w:val="BodyText"/>
+      </w:pPr>
+      <w:r>
+        <w:rPr>
+          <w:b/>
+        </w:rPr>
+        <w:t xml:space="preserve">진행 메모:</w:t>
+      </w:r>
+      <w:r>
+        <w:t xml:space="preserve"> </w:t>
+      </w:r>
+      <w:r>
+        <w:t xml:space="preserve">2분. 참가자가 Lab 1에서 정상 캡처를 반드시 뜨게 할 것 — 이게</w:t>
+      </w:r>
+      <w:r>
+        <w:t xml:space="preserve"> </w:t>
+      </w:r>
+      <w:r>
+        <w:t xml:space="preserve">나머지 실습의 기준이 됩니다.</w:t>
       </w:r>
     </w:p>
     <w:p>
@@ -1658,21 +2050,21 @@
       <w:pPr>
         <w:pStyle w:val="Heading1"/>
       </w:pPr>
-      <w:bookmarkStart w:id="38" w:name="실습-030-055"/>
+      <w:bookmarkStart w:id="39" w:name="실습-030-055"/>
       <w:r>
         <w:t xml:space="preserve">실습 (0:30 ~ 0:55)</w:t>
       </w:r>
-      <w:bookmarkEnd w:id="38"/>
+      <w:bookmarkEnd w:id="39"/>
     </w:p>
     <w:p>
       <w:pPr>
         <w:pStyle w:val="Heading2"/>
       </w:pPr>
-      <w:bookmarkStart w:id="39" w:name="X4fb950acd1ffaaab060b7050d5eec37e589cff4"/>
-      <w:r>
-        <w:t xml:space="preserve">슬라이드 16 · L1 — Mount the share, meet your tickets — 0:30</w:t>
-      </w:r>
-      <w:bookmarkEnd w:id="39"/>
+      <w:bookmarkStart w:id="40" w:name="X91bfb75638f3efaf6faab2ea07295914724ab88"/>
+      <w:r>
+        <w:t xml:space="preserve">슬라이드 17 · L1 — Mount the share, meet your tickets — 0:30</w:t>
+      </w:r>
+      <w:bookmarkEnd w:id="40"/>
     </w:p>
     <w:p>
       <w:pPr>
@@ -1760,11 +2152,11 @@
       <w:pPr>
         <w:pStyle w:val="Heading2"/>
       </w:pPr>
-      <w:bookmarkStart w:id="40" w:name="Xe2657c7ab98c166b5799c853403a14ad37e42c5"/>
-      <w:r>
-        <w:t xml:space="preserve">슬라이드 17 · L2 — The #1 field issue: kerb key vs AD password — 0:40</w:t>
-      </w:r>
-      <w:bookmarkEnd w:id="40"/>
+      <w:bookmarkStart w:id="41" w:name="X7404ba5de0c104d8ffb6b49e139169aa60f15db"/>
+      <w:r>
+        <w:t xml:space="preserve">슬라이드 18 · L2 — The #1 field issue: kerb key vs AD password — 0:40</w:t>
+      </w:r>
+      <w:bookmarkEnd w:id="41"/>
     </w:p>
     <w:p>
       <w:pPr>
@@ -1869,75 +2261,60 @@
         <w:t xml:space="preserve"> </w:t>
       </w:r>
       <w:r>
-        <w:t xml:space="preserve">주입 → 참가자 재현 → 진단(klist로 티켓 발급 확인) → repair.</w:t>
-      </w:r>
-      <w:r>
-        <w:t xml:space="preserve"> </w:t>
-      </w:r>
-      <w:r>
-        <w:t xml:space="preserve">워크북 Lab 3과 동일한 순서.</w:t>
-      </w:r>
-      <w:r>
-        <w:t xml:space="preserve"> </w:t>
-      </w:r>
-      <w:r>
-        <w:rPr>
-          <w:b/>
-        </w:rPr>
-        <w:t xml:space="preserve">슬라이드 8(메커니즘 3)로 돌아가</w:t>
-      </w:r>
-      <w:r>
-        <w:rPr>
-          <w:b/>
-        </w:rPr>
-        <w:t xml:space="preserve"> </w:t>
-      </w:r>
-      <w:r>
-        <w:rPr>
-          <w:b/>
-        </w:rPr>
+        <w:t xml:space="preserve">이 랩이 세션의 하이라이트입니다. 주입 → 재현 →</w:t>
+      </w:r>
+      <w:r>
+        <w:t xml:space="preserve"> </w:t>
+      </w:r>
+      <w:r>
+        <w:rPr>
+          <w:b/>
+        </w:rPr>
+        <w:t xml:space="preserve">증거 수집</w:t>
+      </w:r>
+      <w:r>
+        <w:t xml:space="preserve"> </w:t>
+      </w:r>
+      <w:r>
+        <w:t xml:space="preserve">(Get-KerberosEvidence.ps1) → 정상 캡처와 비교 → repair. 화면에 트레이스나</w:t>
+      </w:r>
+      <w:r>
+        <w:t xml:space="preserve"> </w:t>
+      </w:r>
+      <w:r>
+        <w:t xml:space="preserve">4769를 띄워서</w:t>
+      </w:r>
+      <w:r>
+        <w:t xml:space="preserve"> </w:t>
+      </w:r>
+      <w:r>
         <w:t xml:space="preserve">“</w:t>
       </w:r>
       <w:r>
-        <w:rPr>
-          <w:b/>
-        </w:rPr>
-        <w:t xml:space="preserve">티켓은 나왔는데</w:t>
-      </w:r>
-      <w:r>
-        <w:rPr>
-          <w:b/>
-        </w:rPr>
-        <w:t xml:space="preserve"> </w:t>
-      </w:r>
-      <w:r>
-        <w:rPr>
-          <w:b/>
-        </w:rPr>
-        <w:t xml:space="preserve">서비스가 못 연다</w:t>
-      </w:r>
-      <w:r>
-        <w:rPr>
-          <w:b/>
-        </w:rPr>
+        <w:t xml:space="preserve">4769는 성공인데 SessionSetup이 실패</w:t>
+      </w:r>
+      <w:r>
         <w:t xml:space="preserve">”</w:t>
       </w:r>
       <w:r>
-        <w:rPr>
-          <w:b/>
-        </w:rPr>
-        <w:t xml:space="preserve">를 다시 짚어주면 이해가 확 붙습니다.</w:t>
+        <w:t xml:space="preserve">를 직접 보여주세요. 슬라이드</w:t>
+      </w:r>
+      <w:r>
+        <w:t xml:space="preserve"> </w:t>
+      </w:r>
+      <w:r>
+        <w:t xml:space="preserve">7(메커니즘 3)과 9(에러 코드 표)로 돌아가 연결하면 완결됩니다.</w:t>
       </w:r>
     </w:p>
     <w:p>
       <w:pPr>
         <w:pStyle w:val="Heading2"/>
       </w:pPr>
-      <w:bookmarkStart w:id="41" w:name="X00a0940986d4696b3298b50f380771aa4bf01c3"/>
-      <w:r>
-        <w:t xml:space="preserve">슬라이드 18 · L3 — The KDC can’t find the service: broken SPN — 0:45</w:t>
-      </w:r>
-      <w:bookmarkEnd w:id="41"/>
+      <w:bookmarkStart w:id="42" w:name="X9c99096bdaecdbf3e7d44e45d4e05b694ccd542"/>
+      <w:r>
+        <w:t xml:space="preserve">슬라이드 19 · L3 — The KDC can’t find the service: broken SPN — 0:45</w:t>
+      </w:r>
+      <w:bookmarkEnd w:id="42"/>
     </w:p>
     <w:p>
       <w:pPr>
@@ -2019,11 +2396,11 @@
       <w:pPr>
         <w:pStyle w:val="Heading2"/>
       </w:pPr>
-      <w:bookmarkStart w:id="42" w:name="Xd057931afbaffadcf25a467a7c40e7d0a01d8d4"/>
-      <w:r>
-        <w:t xml:space="preserve">슬라이드 19 · L4 — Two more classics, rapid-fire — 0:50</w:t>
-      </w:r>
-      <w:bookmarkEnd w:id="42"/>
+      <w:bookmarkStart w:id="43" w:name="Xc5b5f6edcf008e578a3f1299210b719a32fbb3e"/>
+      <w:r>
+        <w:t xml:space="preserve">슬라이드 20 · L4 — Two more classics, rapid-fire — 0:50</w:t>
+      </w:r>
+      <w:bookmarkEnd w:id="43"/>
     </w:p>
     <w:p>
       <w:pPr>
@@ -2130,21 +2507,21 @@
       <w:pPr>
         <w:pStyle w:val="Heading1"/>
       </w:pPr>
-      <w:bookmarkStart w:id="43" w:name="마무리-055-100"/>
+      <w:bookmarkStart w:id="44" w:name="마무리-055-100"/>
       <w:r>
         <w:t xml:space="preserve">마무리 (0:55 ~ 1:00)</w:t>
       </w:r>
-      <w:bookmarkEnd w:id="43"/>
+      <w:bookmarkEnd w:id="44"/>
     </w:p>
     <w:p>
       <w:pPr>
         <w:pStyle w:val="Heading2"/>
       </w:pPr>
-      <w:bookmarkStart w:id="44" w:name="슬라이드-20-the-60-second-triage-055"/>
-      <w:r>
-        <w:t xml:space="preserve">슬라이드 20 · The 60-second triage — 0:55</w:t>
-      </w:r>
-      <w:bookmarkEnd w:id="44"/>
+      <w:bookmarkStart w:id="45" w:name="슬라이드-21-the-60-second-triage-055"/>
+      <w:r>
+        <w:t xml:space="preserve">슬라이드 21 · The 60-second triage — 0:55</w:t>
+      </w:r>
+      <w:bookmarkEnd w:id="45"/>
     </w:p>
     <w:p>
       <w:pPr>
@@ -2191,11 +2568,11 @@
       <w:pPr>
         <w:pStyle w:val="Heading2"/>
       </w:pPr>
-      <w:bookmarkStart w:id="45" w:name="X00caa7b52423acd488864d3d003480641336ac1"/>
-      <w:r>
-        <w:t xml:space="preserve">슬라이드 21 · 마무리 (You now own the AD DS triangle) — 0:57</w:t>
-      </w:r>
-      <w:bookmarkEnd w:id="45"/>
+      <w:bookmarkStart w:id="46" w:name="Xa47b399437fd274d3970cceb5810435f784faad"/>
+      <w:r>
+        <w:t xml:space="preserve">슬라이드 22 · 마무리 (You now own the AD DS triangle) — 0:57</w:t>
+      </w:r>
+      <w:bookmarkEnd w:id="46"/>
     </w:p>
     <w:p>
       <w:pPr>
@@ -2274,11 +2651,11 @@
       <w:pPr>
         <w:pStyle w:val="Heading2"/>
       </w:pPr>
-      <w:bookmarkStart w:id="46" w:name="슬라이드-22-references-recovery-059"/>
-      <w:r>
-        <w:t xml:space="preserve">슬라이드 22 · References &amp; recovery — 0:59</w:t>
-      </w:r>
-      <w:bookmarkEnd w:id="46"/>
+      <w:bookmarkStart w:id="47" w:name="슬라이드-23-references-recovery-059"/>
+      <w:r>
+        <w:t xml:space="preserve">슬라이드 23 · References &amp; recovery — 0:59</w:t>
+      </w:r>
+      <w:bookmarkEnd w:id="47"/>
     </w:p>
     <w:p>
       <w:pPr>
@@ -2336,11 +2713,11 @@
       <w:pPr>
         <w:pStyle w:val="Heading2"/>
       </w:pPr>
-      <w:bookmarkStart w:id="47" w:name="슬라이드-23-부록-smb-cipher-negotiation-필요할-때만"/>
-      <w:r>
-        <w:t xml:space="preserve">슬라이드 23 · [부록] SMB cipher negotiation — 필요할 때만</w:t>
-      </w:r>
-      <w:bookmarkEnd w:id="47"/>
+      <w:bookmarkStart w:id="48" w:name="슬라이드-24-부록-smb-cipher-negotiation-필요할-때만"/>
+      <w:r>
+        <w:t xml:space="preserve">슬라이드 24 · [부록] SMB cipher negotiation — 필요할 때만</w:t>
+      </w:r>
+      <w:bookmarkEnd w:id="48"/>
     </w:p>
     <w:p>
       <w:pPr>
@@ -2447,11 +2824,11 @@
       <w:pPr>
         <w:pStyle w:val="Heading1"/>
       </w:pPr>
-      <w:bookmarkStart w:id="48" w:name="비상-대응-요약-발표자용"/>
+      <w:bookmarkStart w:id="49" w:name="비상-대응-요약-발표자용"/>
       <w:r>
         <w:t xml:space="preserve">비상 대응 요약 (발표자용)</w:t>
       </w:r>
-      <w:bookmarkEnd w:id="48"/>
+      <w:bookmarkEnd w:id="49"/>
     </w:p>
     <w:p>
       <w:pPr>

--- a/docs/cuesheet-session1.docx
+++ b/docs/cuesheet-session1.docx
@@ -87,7 +87,7 @@
         <w:t xml:space="preserve"> </w:t>
       </w:r>
       <w:r>
-        <w:t xml:space="preserve">24장</w:t>
+        <w:t xml:space="preserve">27장</w:t>
       </w:r>
       <w:r>
         <w:t xml:space="preserve"> </w:t>
@@ -167,19 +167,13 @@
         <w:t xml:space="preserve"> </w:t>
       </w:r>
       <w:r>
-        <w:t xml:space="preserve">슬라이드에 보이는 내용 위주로만 말하도록 짰습니다 — 화면에 없는 얘기를 길게</w:t>
-      </w:r>
-      <w:r>
-        <w:t xml:space="preserve"> </w:t>
-      </w:r>
-      <w:r>
-        <w:t xml:space="preserve">하면 청중이 따라오기 어렵습니다. 심화 내용은 질문이 나올 때만 꺼내세요(발표자</w:t>
-      </w:r>
-      <w:r>
-        <w:t xml:space="preserve"> </w:t>
-      </w:r>
-      <w:r>
-        <w:t xml:space="preserve">노트와 facilitator guide에 있습니다).</w:t>
+        <w:t xml:space="preserve">슬라이드에 보이는 내용 위주로만 말하도록 짰습니다. 심화 내용은 질문이 나올 때만</w:t>
+      </w:r>
+      <w:r>
+        <w:t xml:space="preserve"> </w:t>
+      </w:r>
+      <w:r>
+        <w:t xml:space="preserve">꺼내세요(발표자 노트와 facilitator guide에 있습니다).</w:t>
       </w:r>
     </w:p>
     <w:p>
@@ -187,13 +181,131 @@
         <w:pStyle w:val="BodyText"/>
       </w:pPr>
       <w:r>
-        <w:t xml:space="preserve">시간 배분: 도입 5분 → 개념 25분(슬라이드 4~16) → Lab 1 10분 → Lab 2~4 15분 →</w:t>
-      </w:r>
-      <w:r>
-        <w:t xml:space="preserve"> </w:t>
-      </w:r>
-      <w:r>
-        <w:t xml:space="preserve">마무리 5분.</w:t>
+        <w:rPr>
+          <w:b/>
+        </w:rPr>
+        <w:t xml:space="preserve">구조:</w:t>
+      </w:r>
+      <w:r>
+        <w:t xml:space="preserve"> </w:t>
+      </w:r>
+      <w:r>
+        <w:t xml:space="preserve">배포가 25분 걸리므로 기초 개념을 앞에 몰아두고, 그 뒤부터는</w:t>
+      </w:r>
+      <w:r>
+        <w:t xml:space="preserve"> </w:t>
+      </w:r>
+      <w:r>
+        <w:rPr>
+          <w:b/>
+        </w:rPr>
+        <w:t xml:space="preserve">개념과 실습을 짝지어</w:t>
+      </w:r>
+      <w:r>
+        <w:t xml:space="preserve"> </w:t>
+      </w:r>
+      <w:r>
+        <w:t xml:space="preserve">진행합니다.</w:t>
+      </w:r>
+    </w:p>
+    <w:p>
+      <w:pPr>
+        <w:pStyle w:val="SourceCode"/>
+      </w:pPr>
+      <w:r>
+        <w:rPr>
+          <w:rStyle w:val="VerbatimChar"/>
+        </w:rPr>
+        <w:t xml:space="preserve">도입                                   5분   (슬라이드 1~3)</w:t>
+      </w:r>
+      <w:r>
+        <w:br/>
+      </w:r>
+      <w:r>
+        <w:rPr>
+          <w:rStyle w:val="VerbatimChar"/>
+        </w:rPr>
+        <w:t xml:space="preserve">기초 개념 (배포 대기)                  23분  (슬라이드 4~13)</w:t>
+      </w:r>
+      <w:r>
+        <w:br/>
+      </w:r>
+      <w:r>
+        <w:rPr>
+          <w:rStyle w:val="VerbatimChar"/>
+        </w:rPr>
+        <w:t xml:space="preserve">Lab 1  레거시 환경 확인                 8분  (슬라이드 14)</w:t>
+      </w:r>
+      <w:r>
+        <w:br/>
+      </w:r>
+      <w:r>
+        <w:rPr>
+          <w:rStyle w:val="VerbatimChar"/>
+        </w:rPr>
+        <w:t xml:space="preserve">  ↳ 개념: RC4 은퇴 + 3년 잠복 결함      2분  (슬라이드 15~16)</w:t>
+      </w:r>
+      <w:r>
+        <w:br/>
+      </w:r>
+      <w:r>
+        <w:rPr>
+          <w:rStyle w:val="VerbatimChar"/>
+        </w:rPr>
+        <w:t xml:space="preserve">Lab 2 ★ AES-256 마이그레이션           12분  (슬라이드 17)</w:t>
+      </w:r>
+      <w:r>
+        <w:br/>
+      </w:r>
+      <w:r>
+        <w:rPr>
+          <w:rStyle w:val="VerbatimChar"/>
+        </w:rPr>
+        <w:t xml:space="preserve">  ↳ 개념: SMB cipher 협상               2분  (슬라이드 18)</w:t>
+      </w:r>
+      <w:r>
+        <w:br/>
+      </w:r>
+      <w:r>
+        <w:rPr>
+          <w:rStyle w:val="VerbatimChar"/>
+        </w:rPr>
+        <w:t xml:space="preserve">Lab 3 ★ 완벽한 티켓인데 Access denied   5분  (슬라이드 19)</w:t>
+      </w:r>
+      <w:r>
+        <w:br/>
+      </w:r>
+      <w:r>
+        <w:rPr>
+          <w:rStyle w:val="VerbatimChar"/>
+        </w:rPr>
+        <w:t xml:space="preserve">마무리                                  4분  (슬라이드 25~27)</w:t>
+      </w:r>
+    </w:p>
+    <w:p>
+      <w:pPr>
+        <w:pStyle w:val="FirstParagraph"/>
+      </w:pPr>
+      <w:r>
+        <w:t xml:space="preserve">슬라이드 20~24(3계층·권한 매트릭스·Lab 4~6)는</w:t>
+      </w:r>
+      <w:r>
+        <w:t xml:space="preserve"> </w:t>
+      </w:r>
+      <w:r>
+        <w:rPr>
+          <w:b/>
+        </w:rPr>
+        <w:t xml:space="preserve">시간이 남을 때만</w:t>
+      </w:r>
+      <w:r>
+        <w:t xml:space="preserve">. 워크북에</w:t>
+      </w:r>
+      <w:r>
+        <w:t xml:space="preserve"> </w:t>
+      </w:r>
+      <w:r>
+        <w:t xml:space="preserve">자율 실습으로 안내돼 있습니다.</w:t>
       </w:r>
     </w:p>
     <w:p>
@@ -204,41 +316,6 @@
         <w:rPr>
           <w:b/>
         </w:rPr>
-        <w:t xml:space="preserve">개념 구간의 축은 두 덩어리입니다.</w:t>
-      </w:r>
-      <w:r>
-        <w:t xml:space="preserve"> </w:t>
-      </w:r>
-      <w:r>
-        <w:t xml:space="preserve">슬라이드 5·6·7(메커니즘 3부작 — 조인이</w:t>
-      </w:r>
-      <w:r>
-        <w:t xml:space="preserve"> </w:t>
-      </w:r>
-      <w:r>
-        <w:t xml:space="preserve">무엇을 만드는지 / 티켓이 언제 생기는지 / 무엇으로 잠그고 누가 여는지)와</w:t>
-      </w:r>
-      <w:r>
-        <w:t xml:space="preserve"> </w:t>
-      </w:r>
-      <w:r>
-        <w:t xml:space="preserve">슬라이드 8·9(증거의 출처와 KRB 에러 코드 해석). 각 2~2.5분씩 쓰고 나머지는</w:t>
-      </w:r>
-      <w:r>
-        <w:t xml:space="preserve"> </w:t>
-      </w:r>
-      <w:r>
-        <w:t xml:space="preserve">1분으로 넘기세요.</w:t>
-      </w:r>
-    </w:p>
-    <w:p>
-      <w:pPr>
-        <w:pStyle w:val="BodyText"/>
-      </w:pPr>
-      <w:r>
-        <w:rPr>
-          <w:b/>
-        </w:rPr>
         <w:t xml:space="preserve">이 세션은 스페셜리스트 대상입니다.</w:t>
       </w:r>
       <w:r>
@@ -266,13 +343,7 @@
         <w:t xml:space="preserve">”</w:t>
       </w:r>
       <w:r>
-        <w:t xml:space="preserve">는 태도를 전달하세요. 슬라이드 7과</w:t>
-      </w:r>
-      <w:r>
-        <w:t xml:space="preserve"> </w:t>
-      </w:r>
-      <w:r>
-        <w:t xml:space="preserve">9가 Lab 2(1396)의 직접적인 밑밥입니다.</w:t>
+        <w:t xml:space="preserve">는 태도를 전달하세요.</w:t>
       </w:r>
     </w:p>
     <w:p>
@@ -319,25 +390,19 @@
         <w:t xml:space="preserve">“</w:t>
       </w:r>
       <w:r>
-        <w:t xml:space="preserve">안녕하세요. 오늘은 두 번의 세션 중 첫 번째, Azure Files의</w:t>
-      </w:r>
-      <w:r>
-        <w:t xml:space="preserve"> </w:t>
-      </w:r>
-      <w:r>
-        <w:t xml:space="preserve">온프레미스 AD DS 인증입니다. 부제 그대로입니다 — 배포하고, 부수고, 고칩니다.</w:t>
-      </w:r>
-      <w:r>
-        <w:t xml:space="preserve"> </w:t>
-      </w:r>
-      <w:r>
-        <w:t xml:space="preserve">오늘 재현할 장애들은 전부 실제 운영에서 만나는 것들입니다. 60분이고, 각자</w:t>
-      </w:r>
-      <w:r>
-        <w:t xml:space="preserve"> </w:t>
-      </w:r>
-      <w:r>
-        <w:t xml:space="preserve">본인 구독으로 진행합니다.</w:t>
+        <w:t xml:space="preserve">안녕하세요. 두 번의 세션 중 첫 번째, Azure Files의 온프레미스 AD DS</w:t>
+      </w:r>
+      <w:r>
+        <w:t xml:space="preserve"> </w:t>
+      </w:r>
+      <w:r>
+        <w:t xml:space="preserve">인증입니다. 배포하고, 부수고, 고칩니다. 오늘 재현할 장애는 전부 실제 운영에서</w:t>
+      </w:r>
+      <w:r>
+        <w:t xml:space="preserve"> </w:t>
+      </w:r>
+      <w:r>
+        <w:t xml:space="preserve">만나는 것들이고, 두 개는 실제 Sev 케이스를 그대로 옮겼습니다.</w:t>
       </w:r>
       <w:r>
         <w:t xml:space="preserve">”</w:t>
@@ -357,16 +422,16 @@
         <w:t xml:space="preserve"> </w:t>
       </w:r>
       <w:r>
-        <w:t xml:space="preserve">인사는 짧게. 바로 다음 장으로.</w:t>
+        <w:t xml:space="preserve">인사는 짧게.</w:t>
       </w:r>
     </w:p>
     <w:p>
       <w:pPr>
         <w:pStyle w:val="Heading2"/>
       </w:pPr>
-      <w:bookmarkStart w:id="23" w:name="Xedc75fd5994d1baf0b459ce2239255621a8511c"/>
-      <w:r>
-        <w:t xml:space="preserve">슬라이드 2 · First things first: start your deployment — 0:01</w:t>
+      <w:bookmarkStart w:id="23" w:name="슬라이드-2-배포부터-시작-001"/>
+      <w:r>
+        <w:t xml:space="preserve">슬라이드 2 · 배포부터 시작 — 0:01</w:t>
       </w:r>
       <w:bookmarkEnd w:id="23"/>
     </w:p>
@@ -387,13 +452,7 @@
         <w:t xml:space="preserve">“</w:t>
       </w:r>
       <w:r>
-        <w:t xml:space="preserve">설명보다 먼저 할 일이 있습니다. Azure 포털에서 Cloud Shell —</w:t>
-      </w:r>
-      <w:r>
-        <w:t xml:space="preserve"> </w:t>
-      </w:r>
-      <w:r>
-        <w:t xml:space="preserve">상단의</w:t>
+        <w:t xml:space="preserve">설명보다 먼저 할 일이 있습니다. Azure 포털에서 Cloud Shell — 상단</w:t>
       </w:r>
       <w:r>
         <w:t xml:space="preserve"> </w:t>
@@ -408,55 +467,19 @@
         <w:t xml:space="preserve"> </w:t>
       </w:r>
       <w:r>
-        <w:t xml:space="preserve">아이콘 — 을 PowerShell로 여시고, 화면의 세 줄을 그대로 실행해</w:t>
-      </w:r>
-      <w:r>
-        <w:t xml:space="preserve"> </w:t>
-      </w:r>
-      <w:r>
-        <w:t xml:space="preserve">주세요. Cloud Shell은 이미 로그인돼 있고 Az 모듈도 들어 있어서 설치할 게</w:t>
-      </w:r>
-      <w:r>
-        <w:t xml:space="preserve"> </w:t>
-      </w:r>
-      <w:r>
-        <w:t xml:space="preserve">없습니다. 배포가 30분 정도 걸리니 돌려놓고 그동안 개념을 다룹니다. 오른쪽이</w:t>
-      </w:r>
-      <w:r>
-        <w:t xml:space="preserve"> </w:t>
-      </w:r>
-      <w:r>
-        <w:t xml:space="preserve">배포되는 목록입니다 — DC VM 하나가 여러분의</w:t>
-      </w:r>
-      <w:r>
-        <w:t xml:space="preserve"> </w:t>
-      </w:r>
-      <w:r>
-        <w:t xml:space="preserve">‘</w:t>
-      </w:r>
-      <w:r>
-        <w:t xml:space="preserve">온프렘</w:t>
-      </w:r>
-      <w:r>
-        <w:t xml:space="preserve">’</w:t>
-      </w:r>
-      <w:r>
-        <w:t xml:space="preserve"> </w:t>
-      </w:r>
-      <w:r>
-        <w:t xml:space="preserve">AD가 되고, 클라이언트 VM,</w:t>
-      </w:r>
-      <w:r>
-        <w:t xml:space="preserve"> </w:t>
-      </w:r>
-      <w:r>
-        <w:t xml:space="preserve">도메인 조인된 스토리지 계정과 공유, 실습용 사용자 labuser1/2, 권한까지 한 번에</w:t>
-      </w:r>
-      <w:r>
-        <w:t xml:space="preserve"> </w:t>
-      </w:r>
-      <w:r>
-        <w:t xml:space="preserve">구성됩니다.</w:t>
+        <w:t xml:space="preserve">아이콘 — 을 PowerShell로 여시고 화면의 세 줄을 실행해 주세요. Cloud</w:t>
+      </w:r>
+      <w:r>
+        <w:t xml:space="preserve"> </w:t>
+      </w:r>
+      <w:r>
+        <w:t xml:space="preserve">Shell은 이미 로그인돼 있고 Az 모듈도 있어서 설치할 게 없습니다. 배포가 30분쯤</w:t>
+      </w:r>
+      <w:r>
+        <w:t xml:space="preserve"> </w:t>
+      </w:r>
+      <w:r>
+        <w:t xml:space="preserve">걸리니 돌려놓고 그동안 개념을 다룹니다.</w:t>
       </w:r>
       <w:r>
         <w:t xml:space="preserve">”</w:t>
@@ -476,22 +499,34 @@
         <w:t xml:space="preserve"> </w:t>
       </w:r>
       <w:r>
-        <w:t xml:space="preserve">3~4분 확보. 비밀번호 프롬프트가 뜨면 규칙 안내(12자+,</w:t>
-      </w:r>
-      <w:r>
-        <w:t xml:space="preserve"> </w:t>
-      </w:r>
-      <w:r>
-        <w:t xml:space="preserve">공백·따옴표·$ 금지). 구독이 여러 개인 사람은</w:t>
-      </w:r>
-      <w:r>
-        <w:t xml:space="preserve"> </w:t>
+        <w:t xml:space="preserve">3~4분 확보. 비밀번호 규칙 안내(12자+, 공백·따옴표·</w:t>
       </w:r>
       <w:r>
         <w:rPr>
           <w:rStyle w:val="VerbatimChar"/>
         </w:rPr>
-        <w:t xml:space="preserve">Set-AzContext -Subscription "..."</w:t>
+        <w:t xml:space="preserve">$</w:t>
+      </w:r>
+      <w:r>
+        <w:t xml:space="preserve"> </w:t>
+      </w:r>
+      <w:r>
+        <w:t xml:space="preserve">금지).</w:t>
+      </w:r>
+      <w:r>
+        <w:t xml:space="preserve"> </w:t>
+      </w:r>
+      <w:r>
+        <w:t xml:space="preserve">구독 여러 개면</w:t>
+      </w:r>
+      <w:r>
+        <w:t xml:space="preserve"> </w:t>
+      </w:r>
+      <w:r>
+        <w:rPr>
+          <w:rStyle w:val="VerbatimChar"/>
+        </w:rPr>
+        <w:t xml:space="preserve">Set-AzContext</w:t>
       </w:r>
       <w:r>
         <w:t xml:space="preserve"> </w:t>
@@ -506,52 +541,25 @@
         <w:rPr>
           <w:rStyle w:val="VerbatimChar"/>
         </w:rPr>
-        <w:t xml:space="preserve">1/8 Deploying infrastructure</w:t>
-      </w:r>
-      <w:r>
-        <w:t xml:space="preserve">를 지나면 다음 장. 로컬</w:t>
-      </w:r>
-      <w:r>
-        <w:t xml:space="preserve"> </w:t>
-      </w:r>
-      <w:r>
-        <w:t xml:space="preserve">PowerShell로 하는 사람은 각주대로</w:t>
-      </w:r>
-      <w:r>
-        <w:t xml:space="preserve"> </w:t>
-      </w:r>
-      <w:r>
-        <w:rPr>
-          <w:rStyle w:val="VerbatimChar"/>
-        </w:rPr>
-        <w:t xml:space="preserve">Connect-AzAccount</w:t>
-      </w:r>
-      <w:r>
-        <w:t xml:space="preserve"> </w:t>
-      </w:r>
-      <w:r>
-        <w:t xml:space="preserve">후</w:t>
-      </w:r>
-      <w:r>
-        <w:t xml:space="preserve"> </w:t>
-      </w:r>
-      <w:r>
-        <w:rPr>
-          <w:rStyle w:val="VerbatimChar"/>
-        </w:rPr>
-        <w:t xml:space="preserve">.\deploy.ps1</w:t>
-      </w:r>
-      <w:r>
-        <w:t xml:space="preserve">.</w:t>
+        <w:t xml:space="preserve">1/9 Deploying infrastructure</w:t>
+      </w:r>
+      <w:r>
+        <w:t xml:space="preserve">를</w:t>
+      </w:r>
+      <w:r>
+        <w:t xml:space="preserve"> </w:t>
+      </w:r>
+      <w:r>
+        <w:t xml:space="preserve">지나면 다음 장.</w:t>
       </w:r>
     </w:p>
     <w:p>
       <w:pPr>
         <w:pStyle w:val="Heading2"/>
       </w:pPr>
-      <w:bookmarkStart w:id="24" w:name="슬라이드-3-the-next-60-minutes-005"/>
-      <w:r>
-        <w:t xml:space="preserve">슬라이드 3 · The next 60 minutes — 0:05</w:t>
+      <w:bookmarkStart w:id="24" w:name="슬라이드-3-오늘의-흐름-005"/>
+      <w:r>
+        <w:t xml:space="preserve">슬라이드 3 · 오늘의 흐름 — 0:05</w:t>
       </w:r>
       <w:bookmarkEnd w:id="24"/>
     </w:p>
@@ -572,25 +580,28 @@
         <w:t xml:space="preserve">“</w:t>
       </w:r>
       <w:r>
-        <w:t xml:space="preserve">오늘의 흐름입니다. 방금 배포를 걸었고, 30분까지는 개념 —</w:t>
-      </w:r>
-      <w:r>
-        <w:t xml:space="preserve"> </w:t>
-      </w:r>
-      <w:r>
-        <w:t xml:space="preserve">Kerberos 기초, 도메인 조인이 실제로 하는 일, 티켓 발급과 암복호화, line of</w:t>
-      </w:r>
-      <w:r>
-        <w:t xml:space="preserve"> </w:t>
-      </w:r>
-      <w:r>
-        <w:t xml:space="preserve">sight, 그리고 권한 계층입니다. 30분에 정상 상태를 확인하는 Lab 1, 40분부터</w:t>
-      </w:r>
-      <w:r>
-        <w:t xml:space="preserve"> </w:t>
-      </w:r>
-      <w:r>
-        <w:t xml:space="preserve">장애를 부수고 고치고, 55분에 정리합니다.</w:t>
+        <w:t xml:space="preserve">흐름입니다. 30분까지는 기초 개념 — 마운트 한 번에 일어나는 교환,</w:t>
+      </w:r>
+      <w:r>
+        <w:t xml:space="preserve"> </w:t>
+      </w:r>
+      <w:r>
+        <w:t xml:space="preserve">도메인 조인의 실체, 티켓과 암복호화, 그리고 증거를 어디서 찾는지. 그 다음부터는</w:t>
+      </w:r>
+      <w:r>
+        <w:t xml:space="preserve"> </w:t>
+      </w:r>
+      <w:r>
+        <w:rPr>
+          <w:b/>
+        </w:rPr>
+        <w:t xml:space="preserve">개념 하나에 실습 하나씩</w:t>
+      </w:r>
+      <w:r>
+        <w:t xml:space="preserve"> </w:t>
+      </w:r>
+      <w:r>
+        <w:t xml:space="preserve">짝을 지어 진행합니다.</w:t>
       </w:r>
       <w:r>
         <w:t xml:space="preserve">”</w:t>
@@ -610,7 +621,28 @@
         <w:t xml:space="preserve"> </w:t>
       </w:r>
       <w:r>
-        <w:t xml:space="preserve">10초면 충분. 오래 머물지 말 것.</w:t>
+        <w:t xml:space="preserve">이 구조를 꼭 말할 것 —</w:t>
+      </w:r>
+      <w:r>
+        <w:t xml:space="preserve"> </w:t>
+      </w:r>
+      <w:r>
+        <w:t xml:space="preserve">“</w:t>
+      </w:r>
+      <w:r>
+        <w:t xml:space="preserve">RC4 얘기가 왜 뒤에 나오지?</w:t>
+      </w:r>
+      <w:r>
+        <w:t xml:space="preserve">”</w:t>
+      </w:r>
+      <w:r>
+        <w:t xml:space="preserve">라는 의문을</w:t>
+      </w:r>
+      <w:r>
+        <w:t xml:space="preserve"> </w:t>
+      </w:r>
+      <w:r>
+        <w:t xml:space="preserve">미리 없앱니다. 10초면 충분.</w:t>
       </w:r>
     </w:p>
     <w:p>
@@ -624,9 +656,9 @@
       <w:pPr>
         <w:pStyle w:val="Heading1"/>
       </w:pPr>
-      <w:bookmarkStart w:id="25" w:name="개념-005-030"/>
-      <w:r>
-        <w:t xml:space="preserve">개념 (0:05 ~ 0:30)</w:t>
+      <w:bookmarkStart w:id="25" w:name="기초-개념-005-028"/>
+      <w:r>
+        <w:t xml:space="preserve">기초 개념 (0:05 ~ 0:28)</w:t>
       </w:r>
       <w:bookmarkEnd w:id="25"/>
     </w:p>
@@ -657,25 +689,19 @@
         <w:t xml:space="preserve">“</w:t>
       </w:r>
       <w:r>
-        <w:t xml:space="preserve">마운트 한 번에 실제로 무슨 교환이 일어나는지부터 맞춰봅시다. 네</w:t>
-      </w:r>
-      <w:r>
-        <w:t xml:space="preserve"> </w:t>
-      </w:r>
-      <w:r>
-        <w:t xml:space="preserve">단계입니다. AS 교환에서 TGT를 받고 — 실패하면 로그온 레벨, 이벤트 4768입니다.</w:t>
-      </w:r>
-      <w:r>
-        <w:t xml:space="preserve"> </w:t>
-      </w:r>
-      <w:r>
-        <w:t xml:space="preserve">TGS 교환에서 클라이언트가 cifs SPN을 지정해 서비스 티켓을 받습니다. 여기가</w:t>
-      </w:r>
-      <w:r>
-        <w:t xml:space="preserve"> </w:t>
-      </w:r>
-      <w:r>
-        <w:t xml:space="preserve">중요한데,</w:t>
+        <w:t xml:space="preserve">마운트 한 번에 무슨 교환이 일어나는지부터. 네 단계입니다. AS 교환에서</w:t>
+      </w:r>
+      <w:r>
+        <w:t xml:space="preserve"> </w:t>
+      </w:r>
+      <w:r>
+        <w:t xml:space="preserve">TGT — 실패하면 로그온 레벨, 이벤트 4768. TGS 교환에서 cifs SPN을 지정해 서비스</w:t>
+      </w:r>
+      <w:r>
+        <w:t xml:space="preserve"> </w:t>
+      </w:r>
+      <w:r>
+        <w:t xml:space="preserve">티켓을 받는데,</w:t>
       </w:r>
       <w:r>
         <w:t xml:space="preserve"> </w:t>
@@ -696,37 +722,25 @@
         <w:t xml:space="preserve"> </w:t>
       </w:r>
       <w:r>
-        <w:t xml:space="preserve">타입, 실패했다면 그 코드까지요. 세 번째, SMB2 Negotiate와 Session Setup —</w:t>
-      </w:r>
-      <w:r>
-        <w:t xml:space="preserve"> </w:t>
-      </w:r>
-      <w:r>
-        <w:t xml:space="preserve">SPNEGO 안에 AP-REQ가 실려 갑니다. 티켓이 멀쩡해도 여기서 죽을 수 있습니다.</w:t>
-      </w:r>
-      <w:r>
-        <w:t xml:space="preserve"> </w:t>
-      </w:r>
-      <w:r>
-        <w:t xml:space="preserve">서비스가 복호화를 해야 하니까요. 마지막 Tree Connect에서야 공유 이름이</w:t>
-      </w:r>
-      <w:r>
-        <w:t xml:space="preserve"> </w:t>
-      </w:r>
-      <w:r>
-        <w:t xml:space="preserve">등장하고, 공유 수준 인가가 여기서 평가됩니다. 각주가 오늘의 핵심입니다 —</w:t>
-      </w:r>
-      <w:r>
-        <w:t xml:space="preserve"> </w:t>
-      </w:r>
-      <w:r>
-        <w:t xml:space="preserve">실패할 수 있는 자리가 네 곳이고 각각 시그니처가 다릅니다. 오늘 우리가 할 일은</w:t>
-      </w:r>
-      <w:r>
-        <w:t xml:space="preserve"> </w:t>
-      </w:r>
-      <w:r>
-        <w:t xml:space="preserve">에러 문자열이 아니라 증거로 이 넷을 구분하는 겁니다.</w:t>
+        <w:t xml:space="preserve">타입, 실패 코드까지요. 세 번째, SMB2 Negotiate와 Session Setup — SPNEGO 안에</w:t>
+      </w:r>
+      <w:r>
+        <w:t xml:space="preserve"> </w:t>
+      </w:r>
+      <w:r>
+        <w:t xml:space="preserve">AP-REQ가 실려 갑니다. 티켓이 멀쩡해도 여기서 죽을 수 있습니다. 마지막 Tree</w:t>
+      </w:r>
+      <w:r>
+        <w:t xml:space="preserve"> </w:t>
+      </w:r>
+      <w:r>
+        <w:t xml:space="preserve">Connect에서야 공유 이름이 등장하고 공유 수준 인가가 평가됩니다. 실패할 자리가</w:t>
+      </w:r>
+      <w:r>
+        <w:t xml:space="preserve"> </w:t>
+      </w:r>
+      <w:r>
+        <w:t xml:space="preserve">네 곳이고 각각 시그니처가 다릅니다.</w:t>
       </w:r>
       <w:r>
         <w:t xml:space="preserve">”</w:t>
@@ -746,7 +760,28 @@
         <w:t xml:space="preserve"> </w:t>
       </w:r>
       <w:r>
-        <w:t xml:space="preserve">스페셜리스트 대상이므로 Kerberos 기초 설명은 생략하고</w:t>
+        <w:t xml:space="preserve">Kerberos 기초 설명은 생략. 4769를 여기서 처음 심고, 뒤에서 반복.</w:t>
+      </w:r>
+    </w:p>
+    <w:p>
+      <w:pPr>
+        <w:pStyle w:val="Heading2"/>
+      </w:pPr>
+      <w:bookmarkStart w:id="27" w:name="슬라이드-5-메커니즘-13-도메인-조인의-실체-008"/>
+      <w:r>
+        <w:t xml:space="preserve">슬라이드 5 · [메커니즘 1/3] 도메인 조인의 실체 — 0:08</w:t>
+      </w:r>
+      <w:bookmarkEnd w:id="27"/>
+    </w:p>
+    <w:p>
+      <w:pPr>
+        <w:pStyle w:val="FirstParagraph"/>
+      </w:pPr>
+      <w:r>
+        <w:rPr>
+          <w:b/>
+        </w:rPr>
+        <w:t xml:space="preserve">멘트:</w:t>
       </w:r>
       <w:r>
         <w:t xml:space="preserve"> </w:t>
@@ -755,36 +790,92 @@
         <w:t xml:space="preserve">“</w:t>
       </w:r>
       <w:r>
-        <w:t xml:space="preserve">Azure</w:t>
-      </w:r>
-      <w:r>
-        <w:t xml:space="preserve"> </w:t>
-      </w:r>
-      <w:r>
-        <w:t xml:space="preserve">Files가 이 흐름의 어디에 있는가</w:t>
+        <w:t xml:space="preserve">’스토리지 계정을 도메인 조인한다’가 실제로 뭘 하는지 다섯 단계입니다.</w:t>
+      </w:r>
+      <w:r>
+        <w:t xml:space="preserve"> </w:t>
+      </w:r>
+      <w:r>
+        <w:t xml:space="preserve">Kerberos 키 두 개 생성, AD에 계정 객체 생성,</w:t>
+      </w:r>
+      <w:r>
+        <w:t xml:space="preserve"> </w:t>
+      </w:r>
+      <w:r>
+        <w:rPr>
+          <w:b/>
+        </w:rPr>
+        <w:t xml:space="preserve">그 계정 비밀번호를 kerb1 키로</w:t>
+      </w:r>
+      <w:r>
+        <w:rPr>
+          <w:b/>
+        </w:rPr>
+        <w:t xml:space="preserve"> </w:t>
+      </w:r>
+      <w:r>
+        <w:rPr>
+          <w:b/>
+        </w:rPr>
+        <w:t xml:space="preserve">설정</w:t>
+      </w:r>
+      <w:r>
+        <w:t xml:space="preserve">, SPN 등록, 그리고 반대로 스토리지 계정에 도메인 메타데이터 기록. DC</w:t>
+      </w:r>
+      <w:r>
+        <w:t xml:space="preserve"> </w:t>
+      </w:r>
+      <w:r>
+        <w:t xml:space="preserve">입장에선 그냥 도메인의 서버 한 대일 뿐입니다.</w:t>
       </w:r>
       <w:r>
         <w:t xml:space="preserve">”</w:t>
       </w:r>
-      <w:r>
-        <w:t xml:space="preserve">에 집중. 이벤트 4769를 여기서 처음 언급하고,</w:t>
-      </w:r>
-      <w:r>
-        <w:t xml:space="preserve"> </w:t>
-      </w:r>
-      <w:r>
-        <w:t xml:space="preserve">뒤 두 슬라이드에서 다시 씁니다.</w:t>
+    </w:p>
+    <w:p>
+      <w:pPr>
+        <w:pStyle w:val="BodyText"/>
+      </w:pPr>
+      <w:r>
+        <w:rPr>
+          <w:b/>
+        </w:rPr>
+        <w:t xml:space="preserve">진행 메모:</w:t>
+      </w:r>
+      <w:r>
+        <w:t xml:space="preserve"> </w:t>
+      </w:r>
+      <w:r>
+        <w:t xml:space="preserve">2.5분.</w:t>
+      </w:r>
+      <w:r>
+        <w:t xml:space="preserve"> </w:t>
+      </w:r>
+      <w:r>
+        <w:t xml:space="preserve">“</w:t>
+      </w:r>
+      <w:r>
+        <w:t xml:space="preserve">AD 계정 + 비밀번호=kerb 키 + SPN</w:t>
+      </w:r>
+      <w:r>
+        <w:t xml:space="preserve">”</w:t>
+      </w:r>
+      <w:r>
+        <w:t xml:space="preserve"> </w:t>
+      </w:r>
+      <w:r>
+        <w:t xml:space="preserve">반복.</w:t>
       </w:r>
     </w:p>
     <w:p>
       <w:pPr>
         <w:pStyle w:val="Heading2"/>
       </w:pPr>
-      <w:bookmarkStart w:id="27" w:name="X78d845303535cceaeda027d2b0406edf27c715b"/>
-      <w:r>
-        <w:t xml:space="preserve">슬라이드 5 · [메커니즘 1/3] 스토리지 계정을 도메인 조인하면 실제로 일어나는 일 — 0:10</w:t>
-      </w:r>
-      <w:bookmarkEnd w:id="27"/>
+      <w:bookmarkStart w:id="28" w:name="슬라이드-6-메커니즘-23-티켓-발급과-캐시-011"/>
+      <w:r>
+        <w:t xml:space="preserve">슬라이드 6 · [메커니즘 2/3] 티켓 발급과 캐시 — 0:11</w:t>
+      </w:r>
+      <w:bookmarkEnd w:id="28"/>
     </w:p>
     <w:p>
       <w:pPr>
@@ -803,61 +894,25 @@
         <w:t xml:space="preserve">“</w:t>
       </w:r>
       <w:r>
-        <w:t xml:space="preserve">’스토리지 계정을 도메인에 조인한다’는 말, 실제로 무슨 일이</w:t>
-      </w:r>
-      <w:r>
-        <w:t xml:space="preserve"> </w:t>
-      </w:r>
-      <w:r>
-        <w:t xml:space="preserve">일어나는지 다섯 단계로 봅시다. 1번, Azure가 스토리지 계정에 Kerberos 키 두</w:t>
-      </w:r>
-      <w:r>
-        <w:t xml:space="preserve"> </w:t>
-      </w:r>
-      <w:r>
-        <w:t xml:space="preserve">개를 만듭니다 — kerb1과 kerb2. 이게 이 서비스의 장기 비밀입니다. 2번, 여러분</w:t>
-      </w:r>
-      <w:r>
-        <w:t xml:space="preserve"> </w:t>
-      </w:r>
-      <w:r>
-        <w:t xml:space="preserve">AD에 스토리지 계정을 대표하는 객체를 만듭니다. 보통 컴퓨터 객체인데, 서비스</w:t>
-      </w:r>
-      <w:r>
-        <w:t xml:space="preserve"> </w:t>
-      </w:r>
-      <w:r>
-        <w:t xml:space="preserve">로그온용 사용자 객체도 됩니다. 3번이 핵심입니다 — 그 AD 계정의 비밀번호를</w:t>
-      </w:r>
-      <w:r>
-        <w:t xml:space="preserve"> </w:t>
-      </w:r>
-      <w:r>
-        <w:t xml:space="preserve">kerb1 키로 설정합니다. 이제 AD와 Azure Files가 같은 비밀 하나를 공유하게</w:t>
-      </w:r>
-      <w:r>
-        <w:t xml:space="preserve"> </w:t>
-      </w:r>
-      <w:r>
-        <w:t xml:space="preserve">되는 거죠. 4번, SPN을 등록합니다. KDC가 이 서비스를 찾을 때 쓰는 이름입니다.</w:t>
-      </w:r>
-      <w:r>
-        <w:t xml:space="preserve"> </w:t>
-      </w:r>
-      <w:r>
-        <w:t xml:space="preserve">5번, 반대 방향으로 스토리지 계정에도 도메인 정보를 써 넣습니다. 그래야 Azure</w:t>
-      </w:r>
-      <w:r>
-        <w:t xml:space="preserve"> </w:t>
-      </w:r>
-      <w:r>
-        <w:t xml:space="preserve">Files가 ’나는 이 도메인의 이 계정이다’를 압니다. 아래 문장이 요점입니다 —</w:t>
-      </w:r>
-      <w:r>
-        <w:t xml:space="preserve"> </w:t>
-      </w:r>
-      <w:r>
-        <w:t xml:space="preserve">DC 입장에서 여러분 스토리지 계정은 그냥 도메인의 서버 한 대일 뿐입니다.</w:t>
+        <w:t xml:space="preserve">티켓이 생기는 순간은 둘입니다. 로그인 때 TGT, 마운트 때 서비스 티켓.</w:t>
+      </w:r>
+      <w:r>
+        <w:t xml:space="preserve"> </w:t>
+      </w:r>
+      <w:r>
+        <w:t xml:space="preserve">둘 다 LSA 캐시에 들어가고 서비스마다 하나씩 쌓입니다. 오른쪽이 그 결과예요 —</w:t>
+      </w:r>
+      <w:r>
+        <w:t xml:space="preserve"> </w:t>
+      </w:r>
+      <w:r>
+        <w:t xml:space="preserve">로그인만 해도 TGT, LDAP, DC의 cifs 티켓이 이미 있습니다. 이따 klist 치면 이</w:t>
+      </w:r>
+      <w:r>
+        <w:t xml:space="preserve"> </w:t>
+      </w:r>
+      <w:r>
+        <w:t xml:space="preserve">화면 그대로 보실 겁니다.</w:t>
       </w:r>
       <w:r>
         <w:t xml:space="preserve">”</w:t>
@@ -877,7 +932,7 @@
         <w:t xml:space="preserve"> </w:t>
       </w:r>
       <w:r>
-        <w:t xml:space="preserve">2.5분 배정.</w:t>
+        <w:t xml:space="preserve">2.5분. 실습의</w:t>
       </w:r>
       <w:r>
         <w:t xml:space="preserve"> </w:t>
@@ -886,7 +941,7 @@
         <w:t xml:space="preserve">“</w:t>
       </w:r>
       <w:r>
-        <w:t xml:space="preserve">AD 계정 + 비밀번호=kerb 키 + SPN</w:t>
+        <w:t xml:space="preserve">티켓이 왜 이렇게 많냐</w:t>
       </w:r>
       <w:r>
         <w:t xml:space="preserve">”</w:t>
@@ -895,24 +950,18 @@
         <w:t xml:space="preserve"> </w:t>
       </w:r>
       <w:r>
-        <w:t xml:space="preserve">세 단어를</w:t>
-      </w:r>
-      <w:r>
-        <w:t xml:space="preserve"> </w:t>
-      </w:r>
-      <w:r>
-        <w:t xml:space="preserve">반복. 배포 스크립트 5·6단계가 정확히 이 일을 한다고 예고.</w:t>
+        <w:t xml:space="preserve">질문을 미리 차단.</w:t>
       </w:r>
     </w:p>
     <w:p>
       <w:pPr>
         <w:pStyle w:val="Heading2"/>
       </w:pPr>
-      <w:bookmarkStart w:id="28" w:name="슬라이드-6-메커니즘-23-티켓은-언제-발급되고-어디에-저장되나-012"/>
-      <w:r>
-        <w:t xml:space="preserve">슬라이드 6 · [메커니즘 2/3] 티켓은 언제 발급되고 어디에 저장되나 — 0:12</w:t>
-      </w:r>
-      <w:bookmarkEnd w:id="28"/>
+      <w:bookmarkStart w:id="29" w:name="슬라이드-7-메커니즘-33-누가-무엇을-여는가-1396의-정체-014"/>
+      <w:r>
+        <w:t xml:space="preserve">슬라이드 7 · [메커니즘 3/3] 누가 무엇을 여는가 — 1396의 정체 — 0:14</w:t>
+      </w:r>
+      <w:bookmarkEnd w:id="29"/>
     </w:p>
     <w:p>
       <w:pPr>
@@ -931,55 +980,58 @@
         <w:t xml:space="preserve">“</w:t>
       </w:r>
       <w:r>
-        <w:t xml:space="preserve">티켓이 언제 생기고 어디 있는지 봅시다. 순간이 두 번입니다. 첫째,</w:t>
-      </w:r>
-      <w:r>
-        <w:t xml:space="preserve"> </w:t>
-      </w:r>
-      <w:r>
-        <w:t xml:space="preserve">로그인할 때 — DC와 AS 교환을 하고 TGT를 받습니다. 이건 특정 서비스용이 아니라</w:t>
-      </w:r>
-      <w:r>
-        <w:t xml:space="preserve"> </w:t>
-      </w:r>
-      <w:r>
-        <w:t xml:space="preserve">’나는 나다’라는 증명서고, Windows가 LSA 티켓 캐시에 넣어둡니다. 둘째, 마운트할</w:t>
-      </w:r>
-      <w:r>
-        <w:t xml:space="preserve"> </w:t>
-      </w:r>
-      <w:r>
-        <w:t xml:space="preserve">때 — 그 TGT를 내밀고 cifs SPN을 요청해서 서비스 티켓을 받습니다. 이것도 캐시에</w:t>
-      </w:r>
-      <w:r>
-        <w:t xml:space="preserve"> </w:t>
-      </w:r>
-      <w:r>
-        <w:t xml:space="preserve">쌓이고, 접근하는 서비스마다 하나씩 생깁니다. 오른쪽이 그 결과입니다. 로그인만</w:t>
-      </w:r>
-      <w:r>
-        <w:t xml:space="preserve"> </w:t>
-      </w:r>
-      <w:r>
-        <w:t xml:space="preserve">해도 TGT, LDAP, DC의 cifs 티켓이 이미 있고, 공유를 마운트하면 우리 스토리지</w:t>
-      </w:r>
-      <w:r>
-        <w:t xml:space="preserve"> </w:t>
-      </w:r>
-      <w:r>
-        <w:t xml:space="preserve">계정 티켓이 추가됩니다. 이따 실습에서 klist를 치면 이 화면 그대로 보실 겁니다.</w:t>
-      </w:r>
-      <w:r>
-        <w:t xml:space="preserve"> </w:t>
-      </w:r>
-      <w:r>
-        <w:t xml:space="preserve">수명은 10시간, 갱신은 7일이고, klist purge는 캐시만 비우는 거라 다음에 접근하면</w:t>
-      </w:r>
-      <w:r>
-        <w:t xml:space="preserve"> </w:t>
-      </w:r>
-      <w:r>
-        <w:t xml:space="preserve">자동으로 다시 발급됩니다.</w:t>
+        <w:t xml:space="preserve">오늘 제일 중요한 슬라이드입니다. Kerberos는 대칭키고, 티켓은 받을</w:t>
+      </w:r>
+      <w:r>
+        <w:t xml:space="preserve"> </w:t>
+      </w:r>
+      <w:r>
+        <w:t xml:space="preserve">사람의 키로 잠급니다. TGT는 krbtgt 키 — KDC만 엽니다. 서비스 티켓은 스토리지</w:t>
+      </w:r>
+      <w:r>
+        <w:t xml:space="preserve"> </w:t>
+      </w:r>
+      <w:r>
+        <w:t xml:space="preserve">계정 kerb 키 — Azure Files만 열고, kerb1 실패하면 kerb2로 재시도합니다. 둘 다</w:t>
+      </w:r>
+      <w:r>
+        <w:t xml:space="preserve"> </w:t>
+      </w:r>
+      <w:r>
+        <w:t xml:space="preserve">안 열리면? KDC는 자기 일을 다 했고 티켓도 멀쩡한데 서비스가 못 여는 겁니다.</w:t>
+      </w:r>
+      <w:r>
+        <w:t xml:space="preserve"> </w:t>
+      </w:r>
+      <w:r>
+        <w:t xml:space="preserve">이게 1396이에요. 그리고 아래 불릿 —</w:t>
+      </w:r>
+      <w:r>
+        <w:t xml:space="preserve"> </w:t>
+      </w:r>
+      <w:r>
+        <w:rPr>
+          <w:b/>
+        </w:rPr>
+        <w:t xml:space="preserve">AES 키는 salt를 쓰는데, 그 salt는 키를</w:t>
+      </w:r>
+      <w:r>
+        <w:rPr>
+          <w:b/>
+        </w:rPr>
+        <w:t xml:space="preserve"> </w:t>
+      </w:r>
+      <w:r>
+        <w:rPr>
+          <w:b/>
+        </w:rPr>
+        <w:t xml:space="preserve">만드는 순간 각인됩니다.</w:t>
+      </w:r>
+      <w:r>
+        <w:t xml:space="preserve"> </w:t>
+      </w:r>
+      <w:r>
+        <w:t xml:space="preserve">이따 Lab 2가 정확히 여기서 터집니다.</w:t>
       </w:r>
       <w:r>
         <w:t xml:space="preserve">”</w:t>
@@ -999,7 +1051,34 @@
         <w:t xml:space="preserve"> </w:t>
       </w:r>
       <w:r>
-        <w:t xml:space="preserve">2.5분. 실습에서</w:t>
+        <w:t xml:space="preserve">2.5분, 덱의 클라이맥스. salt 불릿을 반드시 짚을 것 — Lab 2의</w:t>
+      </w:r>
+      <w:r>
+        <w:t xml:space="preserve"> </w:t>
+      </w:r>
+      <w:r>
+        <w:t xml:space="preserve">복선입니다.</w:t>
+      </w:r>
+    </w:p>
+    <w:p>
+      <w:pPr>
+        <w:pStyle w:val="Heading2"/>
+      </w:pPr>
+      <w:bookmarkStart w:id="30" w:name="슬라이드-8-where-the-truth-lives-017"/>
+      <w:r>
+        <w:t xml:space="preserve">슬라이드 8 · Where the truth lives — 0:17</w:t>
+      </w:r>
+      <w:bookmarkEnd w:id="30"/>
+    </w:p>
+    <w:p>
+      <w:pPr>
+        <w:pStyle w:val="FirstParagraph"/>
+      </w:pPr>
+      <w:r>
+        <w:rPr>
+          <w:b/>
+        </w:rPr>
+        <w:t xml:space="preserve">멘트:</w:t>
       </w:r>
       <w:r>
         <w:t xml:space="preserve"> </w:t>
@@ -1008,30 +1087,86 @@
         <w:t xml:space="preserve">“</w:t>
       </w:r>
       <w:r>
-        <w:t xml:space="preserve">티켓이 왜 이렇게 많냐</w:t>
+        <w:t xml:space="preserve">증거의 출처 다섯 가지인데 각각 다른 게 답 못 하는 질문에 답합니다.</w:t>
+      </w:r>
+      <w:r>
+        <w:t xml:space="preserve"> </w:t>
+      </w:r>
+      <w:r>
+        <w:t xml:space="preserve">klist는 어떤 티켓이 있고 etype이 뭔지. 이벤트 4769는 DC의 기록 — 요청된 그대로의</w:t>
+      </w:r>
+      <w:r>
+        <w:t xml:space="preserve"> </w:t>
+      </w:r>
+      <w:r>
+        <w:t xml:space="preserve">SPN, 암호화 타입, 실패 코드. 대부분 안 보는 로그인데 가장 결정적입니다. Kerberos</w:t>
+      </w:r>
+      <w:r>
+        <w:t xml:space="preserve"> </w:t>
+      </w:r>
+      <w:r>
+        <w:t xml:space="preserve">Operational은 어느 DC를 썼는지, SMBClient는 세션 셋업까지 갔는지, netsh</w:t>
+      </w:r>
+      <w:r>
+        <w:t xml:space="preserve"> </w:t>
+      </w:r>
+      <w:r>
+        <w:t xml:space="preserve">트레이스는 실제 KRB-ERROR 코드와 협상된 cipher까지. 이걸 한 방에 수집하는</w:t>
+      </w:r>
+      <w:r>
+        <w:t xml:space="preserve"> </w:t>
+      </w:r>
+      <w:r>
+        <w:t xml:space="preserve">스크립트가 두 VM에 이미 깔려 있습니다.</w:t>
       </w:r>
       <w:r>
         <w:t xml:space="preserve">”</w:t>
       </w:r>
-      <w:r>
-        <w:t xml:space="preserve">는 질문이 반드시</w:t>
-      </w:r>
-      <w:r>
-        <w:t xml:space="preserve"> </w:t>
-      </w:r>
-      <w:r>
-        <w:t xml:space="preserve">나오는데, 이 슬라이드가 미리 답입니다.</w:t>
+    </w:p>
+    <w:p>
+      <w:pPr>
+        <w:pStyle w:val="BodyText"/>
+      </w:pPr>
+      <w:r>
+        <w:rPr>
+          <w:b/>
+        </w:rPr>
+        <w:t xml:space="preserve">진행 메모:</w:t>
+      </w:r>
+      <w:r>
+        <w:t xml:space="preserve"> </w:t>
+      </w:r>
+      <w:r>
+        <w:t xml:space="preserve">2분.</w:t>
+      </w:r>
+      <w:r>
+        <w:t xml:space="preserve"> </w:t>
+      </w:r>
+      <w:r>
+        <w:t xml:space="preserve">“</w:t>
+      </w:r>
+      <w:r>
+        <w:t xml:space="preserve">4769 정기적으로 보시는 분?</w:t>
+      </w:r>
+      <w:r>
+        <w:t xml:space="preserve">”</w:t>
+      </w:r>
+      <w:r>
+        <w:t xml:space="preserve"> </w:t>
+      </w:r>
+      <w:r>
+        <w:t xml:space="preserve">물어보면 반응이 좋습니다.</w:t>
       </w:r>
     </w:p>
     <w:p>
       <w:pPr>
         <w:pStyle w:val="Heading2"/>
       </w:pPr>
-      <w:bookmarkStart w:id="29" w:name="X325623c807a90925ad4ee45dc4fa091a7b5cffc"/>
-      <w:r>
-        <w:t xml:space="preserve">슬라이드 7 · [메커니즘 3/3] 누가 무엇을 열 수 있나 — 1396의 정체 — 0:15</w:t>
-      </w:r>
-      <w:bookmarkEnd w:id="29"/>
+      <w:bookmarkStart w:id="31" w:name="슬라이드-9-reading-a-failed-exchange-019"/>
+      <w:r>
+        <w:t xml:space="preserve">슬라이드 9 · Reading a failed exchange — 0:19</w:t>
+      </w:r>
+      <w:bookmarkEnd w:id="31"/>
     </w:p>
     <w:p>
       <w:pPr>
@@ -1050,55 +1185,49 @@
         <w:t xml:space="preserve">“</w:t>
       </w:r>
       <w:r>
-        <w:t xml:space="preserve">이 세션에서 제일 중요한 슬라이드입니다. Kerberos는 대칭키</w:t>
-      </w:r>
-      <w:r>
-        <w:t xml:space="preserve"> </w:t>
-      </w:r>
-      <w:r>
-        <w:t xml:space="preserve">체계입니다. 티켓은 ’받을 사람의 키’로 잠급니다. 표를 보시면 — TGT는 krbtgt</w:t>
-      </w:r>
-      <w:r>
-        <w:t xml:space="preserve"> </w:t>
-      </w:r>
-      <w:r>
-        <w:t xml:space="preserve">계정 키로 잠기니 KDC만 열 수 있습니다. 클라이언트는 내용을 못 보고 그냥</w:t>
-      </w:r>
-      <w:r>
-        <w:t xml:space="preserve"> </w:t>
-      </w:r>
-      <w:r>
-        <w:t xml:space="preserve">들고 다니는 겁니다. 서비스 티켓은 스토리지 계정의 kerb 키로 잠깁니다. 그래서</w:t>
-      </w:r>
-      <w:r>
-        <w:t xml:space="preserve"> </w:t>
-      </w:r>
-      <w:r>
-        <w:t xml:space="preserve">Azure Files만 열 수 있고, kerb1로 시도하고 안 되면 kerb2로 한 번 더 시도합니다.</w:t>
-      </w:r>
-      <w:r>
-        <w:t xml:space="preserve"> </w:t>
-      </w:r>
-      <w:r>
-        <w:t xml:space="preserve">그런데 둘 다 안 열리면? AD 계정 비밀번호와 스토리지 kerb 키가 서로 어긋난</w:t>
-      </w:r>
-      <w:r>
-        <w:t xml:space="preserve"> </w:t>
-      </w:r>
-      <w:r>
-        <w:t xml:space="preserve">겁니다. KDC는 자기 일을 다 했고 티켓도 멀쩡한데, 서비스가 못 여는 거죠. 이게</w:t>
-      </w:r>
-      <w:r>
-        <w:t xml:space="preserve"> </w:t>
-      </w:r>
-      <w:r>
-        <w:t xml:space="preserve">KRB5KRB_AP_ERR_MODIFIED, 여러분이 보게 될 System error 1396입니다. 이따 Lab</w:t>
-      </w:r>
-      <w:r>
-        <w:t xml:space="preserve"> </w:t>
-      </w:r>
-      <w:r>
-        <w:t xml:space="preserve">2에서 정확히 이 상황을 만들 겁니다.</w:t>
+        <w:t xml:space="preserve">증거를 어떻게 읽느냐. S_PRINCIPAL_UNKNOWN이면 TGS 단계, SPN 주인이</w:t>
+      </w:r>
+      <w:r>
+        <w:t xml:space="preserve"> </w:t>
+      </w:r>
+      <w:r>
+        <w:t xml:space="preserve">없다는 뜻. ETYPE_NOSUPP도 TGS, 공통 암호화 타입이 없다는 뜻. AP_ERR_MODIFIED는</w:t>
+      </w:r>
+      <w:r>
+        <w:t xml:space="preserve"> </w:t>
+      </w:r>
+      <w:r>
+        <w:t xml:space="preserve">티켓은 나왔는데 서비스가 못 연 경우 — 1396. 아래 두 줄이 진짜 중요합니다.</w:t>
+      </w:r>
+      <w:r>
+        <w:t xml:space="preserve"> </w:t>
+      </w:r>
+      <w:r>
+        <w:t xml:space="preserve">4769가 아예 없으면 클라이언트가 DC에 묻지도 않은 겁니다. 반대로 4769 성공인데</w:t>
+      </w:r>
+      <w:r>
+        <w:t xml:space="preserve"> </w:t>
+      </w:r>
+      <w:r>
+        <w:t xml:space="preserve">ACCESS_DENIED면 인증은 끝났고</w:t>
+      </w:r>
+      <w:r>
+        <w:t xml:space="preserve"> </w:t>
+      </w:r>
+      <w:r>
+        <w:rPr>
+          <w:b/>
+        </w:rPr>
+        <w:t xml:space="preserve">인가 문제이거나 cipher 불일치</w:t>
+      </w:r>
+      <w:r>
+        <w:t xml:space="preserve">입니다. 이따 Lab</w:t>
+      </w:r>
+      <w:r>
+        <w:t xml:space="preserve"> </w:t>
+      </w:r>
+      <w:r>
+        <w:t xml:space="preserve">3이 그 두 번째 경우예요.</w:t>
       </w:r>
       <w:r>
         <w:t xml:space="preserve">”</w:t>
@@ -1118,30 +1247,18 @@
         <w:t xml:space="preserve"> </w:t>
       </w:r>
       <w:r>
-        <w:t xml:space="preserve">2.5분, 이 덱의 클라이맥스. 마지막 문장을 꼭 말할 것 — Lab 2가</w:t>
-      </w:r>
-      <w:r>
-        <w:t xml:space="preserve"> </w:t>
-      </w:r>
-      <w:r>
-        <w:t xml:space="preserve">이 슬라이드의 실습판이라는 연결. 아래 불릿(키 유도, salt)은 RC4 슬라이드의</w:t>
-      </w:r>
-      <w:r>
-        <w:t xml:space="preserve"> </w:t>
-      </w:r>
-      <w:r>
-        <w:t xml:space="preserve">복선.</w:t>
+        <w:t xml:space="preserve">2분. 마지막 두 행에 집중. Lab에서 계속 이 표로 돌아옵니다.</w:t>
       </w:r>
     </w:p>
     <w:p>
       <w:pPr>
         <w:pStyle w:val="Heading2"/>
       </w:pPr>
-      <w:bookmarkStart w:id="30" w:name="슬라이드-8-where-the-truth-lives-017"/>
-      <w:r>
-        <w:t xml:space="preserve">슬라이드 8 · Where the truth lives — 0:17</w:t>
-      </w:r>
-      <w:bookmarkEnd w:id="30"/>
+      <w:bookmarkStart w:id="32" w:name="슬라이드-10-three-identity-sources-021"/>
+      <w:r>
+        <w:t xml:space="preserve">슬라이드 10 · Three identity sources — 0:21</w:t>
+      </w:r>
+      <w:bookmarkEnd w:id="32"/>
     </w:p>
     <w:p>
       <w:pPr>
@@ -1160,19 +1277,241 @@
         <w:t xml:space="preserve">“</w:t>
       </w:r>
       <w:r>
-        <w:t xml:space="preserve">여기서부터가 오늘의 차별점입니다. 증거의 출처 다섯 가지인데, 각각</w:t>
-      </w:r>
-      <w:r>
-        <w:t xml:space="preserve"> </w:t>
-      </w:r>
-      <w:r>
-        <w:t xml:space="preserve">다른 것들이 답 못 하는 질문에 답합니다. klist는 클라이언트에 어떤 티켓이 있고</w:t>
-      </w:r>
-      <w:r>
-        <w:t xml:space="preserve"> </w:t>
-      </w:r>
-      <w:r>
-        <w:t xml:space="preserve">etype이 뭔지. 참고로</w:t>
+        <w:t xml:space="preserve">identity 소스는 셋. 오늘의 AD DS는 DC가 티켓을 발급하고 DC 접근이</w:t>
+      </w:r>
+      <w:r>
+        <w:t xml:space="preserve"> </w:t>
+      </w:r>
+      <w:r>
+        <w:t xml:space="preserve">필수, Entra DS는 관리형, 세션 2의 Entra Kerberos는 Entra ID가 발급합니다.</w:t>
+      </w:r>
+      <w:r>
+        <w:t xml:space="preserve"> </w:t>
+      </w:r>
+      <w:r>
+        <w:t xml:space="preserve">각주가 중요한데 —</w:t>
+      </w:r>
+      <w:r>
+        <w:t xml:space="preserve"> </w:t>
+      </w:r>
+      <w:r>
+        <w:rPr>
+          <w:b/>
+        </w:rPr>
+        <w:t xml:space="preserve">계정 하나에 소스는 하나뿐</w:t>
+      </w:r>
+      <w:r>
+        <w:t xml:space="preserve">이라 세션 2에서는 이 계정을</w:t>
+      </w:r>
+      <w:r>
+        <w:t xml:space="preserve"> </w:t>
+      </w:r>
+      <w:r>
+        <w:t xml:space="preserve">전환하게 됩니다.</w:t>
+      </w:r>
+      <w:r>
+        <w:t xml:space="preserve">”</w:t>
+      </w:r>
+    </w:p>
+    <w:p>
+      <w:pPr>
+        <w:pStyle w:val="BodyText"/>
+      </w:pPr>
+      <w:r>
+        <w:rPr>
+          <w:b/>
+        </w:rPr>
+        <w:t xml:space="preserve">진행 메모:</w:t>
+      </w:r>
+      <w:r>
+        <w:t xml:space="preserve"> </w:t>
+      </w:r>
+      <w:r>
+        <w:t xml:space="preserve">30초. 표를 읽지 말 것.</w:t>
+      </w:r>
+    </w:p>
+    <w:p>
+      <w:pPr>
+        <w:pStyle w:val="Heading2"/>
+      </w:pPr>
+      <w:bookmarkStart w:id="33" w:name="슬라이드-11-line-of-sight-022"/>
+      <w:r>
+        <w:t xml:space="preserve">슬라이드 11 · Line of sight — 0:22</w:t>
+      </w:r>
+      <w:bookmarkEnd w:id="33"/>
+    </w:p>
+    <w:p>
+      <w:pPr>
+        <w:pStyle w:val="FirstParagraph"/>
+      </w:pPr>
+      <w:r>
+        <w:rPr>
+          <w:b/>
+        </w:rPr>
+        <w:t xml:space="preserve">멘트:</w:t>
+      </w:r>
+      <w:r>
+        <w:t xml:space="preserve"> </w:t>
+      </w:r>
+      <w:r>
+        <w:t xml:space="preserve">“</w:t>
+      </w:r>
+      <w:r>
+        <w:t xml:space="preserve">line of sight는 실제로 네 가지입니다. DNS로 도메인을 풀 수 있어야</w:t>
+      </w:r>
+      <w:r>
+        <w:t xml:space="preserve"> </w:t>
+      </w:r>
+      <w:r>
+        <w:t xml:space="preserve">하고, SRV 레코드로 DC를 찾고, 포트는 DNS 53·Kerberos 88·LDAP 389·SMB 445 —</w:t>
+      </w:r>
+      <w:r>
+        <w:t xml:space="preserve"> </w:t>
+      </w:r>
+      <w:r>
+        <w:t xml:space="preserve">도메인 ’가입’까지 하려면 RPC도. 그리고 도메인 조인 안 된 머신도 이 셋만 되면</w:t>
+      </w:r>
+      <w:r>
+        <w:t xml:space="preserve"> </w:t>
+      </w:r>
+      <w:r>
+        <w:t xml:space="preserve">자격 증명을 직접 넣어 마운트할 수 있습니다. 조인은 머신 문제, line of sight는</w:t>
+      </w:r>
+      <w:r>
+        <w:t xml:space="preserve"> </w:t>
+      </w:r>
+      <w:r>
+        <w:t xml:space="preserve">네트워크 문제입니다.</w:t>
+      </w:r>
+      <w:r>
+        <w:t xml:space="preserve">”</w:t>
+      </w:r>
+    </w:p>
+    <w:p>
+      <w:pPr>
+        <w:pStyle w:val="BodyText"/>
+      </w:pPr>
+      <w:r>
+        <w:rPr>
+          <w:b/>
+        </w:rPr>
+        <w:t xml:space="preserve">진행 메모:</w:t>
+      </w:r>
+      <w:r>
+        <w:t xml:space="preserve"> </w:t>
+      </w:r>
+      <w:r>
+        <w:t xml:space="preserve">1분.</w:t>
+      </w:r>
+    </w:p>
+    <w:p>
+      <w:pPr>
+        <w:pStyle w:val="Heading2"/>
+      </w:pPr>
+      <w:bookmarkStart w:id="34" w:name="Xc41cdb85fe4b35d3388ab70183d88bfe4b3a03b"/>
+      <w:r>
+        <w:t xml:space="preserve">슬라이드 12 · Meanwhile, in your subscription… — 0:24</w:t>
+      </w:r>
+      <w:bookmarkEnd w:id="34"/>
+    </w:p>
+    <w:p>
+      <w:pPr>
+        <w:pStyle w:val="FirstParagraph"/>
+      </w:pPr>
+      <w:r>
+        <w:rPr>
+          <w:b/>
+        </w:rPr>
+        <w:t xml:space="preserve">멘트:</w:t>
+      </w:r>
+      <w:r>
+        <w:t xml:space="preserve"> </w:t>
+      </w:r>
+      <w:r>
+        <w:t xml:space="preserve">“</w:t>
+      </w:r>
+      <w:r>
+        <w:t xml:space="preserve">그동안 여러분 구독에서 이 단계들이 돌았습니다. ARM 템플릿 배포,</w:t>
+      </w:r>
+      <w:r>
+        <w:t xml:space="preserve"> </w:t>
+      </w:r>
+      <w:r>
+        <w:t xml:space="preserve">포리스트 승격, 실습 사용자, 클라이언트 조인, 그리고 5번이 아까 그 메커니즘</w:t>
+      </w:r>
+      <w:r>
+        <w:t xml:space="preserve"> </w:t>
+      </w:r>
+      <w:r>
+        <w:t xml:space="preserve">1번입니다 — kerb 키를 비밀번호로 계정 만들고 SPN 등록. 슬슬 완료 박스가 뜰</w:t>
+      </w:r>
+      <w:r>
+        <w:t xml:space="preserve"> </w:t>
+      </w:r>
+      <w:r>
+        <w:t xml:space="preserve">시간인데, 초록색 박스 보이시는 분?</w:t>
+      </w:r>
+      <w:r>
+        <w:t xml:space="preserve">”</w:t>
+      </w:r>
+    </w:p>
+    <w:p>
+      <w:pPr>
+        <w:pStyle w:val="BodyText"/>
+      </w:pPr>
+      <w:r>
+        <w:rPr>
+          <w:b/>
+        </w:rPr>
+        <w:t xml:space="preserve">진행 메모:</w:t>
+      </w:r>
+      <w:r>
+        <w:t xml:space="preserve"> </w:t>
+      </w:r>
+      <w:r>
+        <w:t xml:space="preserve">배포 폴링 타이밍. 안 끝난 사람 있으면 다음 장을 천천히.</w:t>
+      </w:r>
+    </w:p>
+    <w:p>
+      <w:pPr>
+        <w:pStyle w:val="Heading2"/>
+      </w:pPr>
+      <w:bookmarkStart w:id="35" w:name="슬라이드-13-collecting-the-evidence-026"/>
+      <w:r>
+        <w:t xml:space="preserve">슬라이드 13 · Collecting the evidence — 0:26</w:t>
+      </w:r>
+      <w:bookmarkEnd w:id="35"/>
+    </w:p>
+    <w:p>
+      <w:pPr>
+        <w:pStyle w:val="FirstParagraph"/>
+      </w:pPr>
+      <w:r>
+        <w:rPr>
+          <w:b/>
+        </w:rPr>
+        <w:t xml:space="preserve">멘트:</w:t>
+      </w:r>
+      <w:r>
+        <w:t xml:space="preserve"> </w:t>
+      </w:r>
+      <w:r>
+        <w:t xml:space="preserve">“</w:t>
+      </w:r>
+      <w:r>
+        <w:t xml:space="preserve">실습 전 도구 하나. 스토리지 계정 이름만 주면 티켓 비우고, 트레이스</w:t>
+      </w:r>
+      <w:r>
+        <w:t xml:space="preserve"> </w:t>
+      </w:r>
+      <w:r>
+        <w:t xml:space="preserve">켜고, 마운트하고, pcapng로 변환하고, 이벤트 로그까지 폴더 하나에 모읍니다.</w:t>
+      </w:r>
+      <w:r>
+        <w:t xml:space="preserve"> </w:t>
+      </w:r>
+      <w:r>
+        <w:t xml:space="preserve">읽는 법은 오른쪽 — Wireshark 필터는</w:t>
       </w:r>
       <w:r>
         <w:t xml:space="preserve"> </w:t>
@@ -1181,61 +1520,40 @@
         <w:rPr>
           <w:rStyle w:val="VerbatimChar"/>
         </w:rPr>
-        <w:t xml:space="preserve">klist -li 0x3e7</w:t>
-      </w:r>
-      <w:r>
-        <w:t xml:space="preserve">은 SYSTEM 세션의 티켓입니다 — 서비스가</w:t>
-      </w:r>
-      <w:r>
-        <w:t xml:space="preserve"> </w:t>
-      </w:r>
-      <w:r>
-        <w:t xml:space="preserve">접근할 때 이걸 봐야 합니다. 이벤트 4769는 DC의 기록입니다. 클라이언트가</w:t>
-      </w:r>
-      <w:r>
-        <w:t xml:space="preserve"> </w:t>
-      </w:r>
-      <w:r>
-        <w:t xml:space="preserve">‘</w:t>
-      </w:r>
-      <w:r>
-        <w:t xml:space="preserve">요청한 그대로의 SPN</w:t>
-      </w:r>
-      <w:r>
-        <w:t xml:space="preserve">’</w:t>
-      </w:r>
-      <w:r>
-        <w:t xml:space="preserve">, 티켓 암호화 타입, 그리고 거절했다면 실패 코드까지</w:t>
-      </w:r>
-      <w:r>
-        <w:t xml:space="preserve"> </w:t>
-      </w:r>
-      <w:r>
-        <w:t xml:space="preserve">남습니다. 대부분의 사람이 안 보는 로그인데, 가장 결정적입니다. Kerberos</w:t>
-      </w:r>
-      <w:r>
-        <w:t xml:space="preserve"> </w:t>
-      </w:r>
-      <w:r>
-        <w:t xml:space="preserve">Operational 로그는 클라이언트가 어느 DC를 썼는지, SMBClient 로그는 SMB가 세션</w:t>
-      </w:r>
-      <w:r>
-        <w:t xml:space="preserve"> </w:t>
-      </w:r>
-      <w:r>
-        <w:t xml:space="preserve">셋업까지 갔는지와 NTLM 폴백 여부. 마지막 netsh 트레이스는 실제 KRB-ERROR</w:t>
-      </w:r>
-      <w:r>
-        <w:t xml:space="preserve"> </w:t>
-      </w:r>
-      <w:r>
-        <w:t xml:space="preserve">코드와 협상된 cipher까지 보여줍니다. 아래 박스 — 이 수집을 한 방에 해주는</w:t>
-      </w:r>
-      <w:r>
-        <w:t xml:space="preserve"> </w:t>
-      </w:r>
-      <w:r>
-        <w:t xml:space="preserve">스크립트가 두 VM에 이미 깔려 있습니다.</w:t>
+        <w:t xml:space="preserve">kerberos || smb2</w:t>
+      </w:r>
+      <w:r>
+        <w:t xml:space="preserve">, 4769에서는 Service</w:t>
+      </w:r>
+      <w:r>
+        <w:t xml:space="preserve"> </w:t>
+      </w:r>
+      <w:r>
+        <w:t xml:space="preserve">Name·암호화 타입·실패 코드 세 개. 그리고 제일 중요한 습관:</w:t>
+      </w:r>
+      <w:r>
+        <w:t xml:space="preserve"> </w:t>
+      </w:r>
+      <w:r>
+        <w:rPr>
+          <w:b/>
+        </w:rPr>
+        <w:t xml:space="preserve">정상 상태를 먼저</w:t>
+      </w:r>
+      <w:r>
+        <w:rPr>
+          <w:b/>
+        </w:rPr>
+        <w:t xml:space="preserve"> </w:t>
+      </w:r>
+      <w:r>
+        <w:rPr>
+          <w:b/>
+        </w:rPr>
+        <w:t xml:space="preserve">캡처</w:t>
+      </w:r>
+      <w:r>
+        <w:t xml:space="preserve">해두는 겁니다.</w:t>
       </w:r>
       <w:r>
         <w:t xml:space="preserve">”</w:t>
@@ -1255,788 +1573,7 @@
         <w:t xml:space="preserve"> </w:t>
       </w:r>
       <w:r>
-        <w:t xml:space="preserve">2분. 4769를 강조 —</w:t>
-      </w:r>
-      <w:r>
-        <w:t xml:space="preserve"> </w:t>
-      </w:r>
-      <w:r>
-        <w:t xml:space="preserve">“</w:t>
-      </w:r>
-      <w:r>
-        <w:t xml:space="preserve">이거 정기적으로 보시는 분?</w:t>
-      </w:r>
-      <w:r>
-        <w:t xml:space="preserve">”</w:t>
-      </w:r>
-      <w:r>
-        <w:t xml:space="preserve"> </w:t>
-      </w:r>
-      <w:r>
-        <w:t xml:space="preserve">물어보면</w:t>
-      </w:r>
-      <w:r>
-        <w:t xml:space="preserve"> </w:t>
-      </w:r>
-      <w:r>
-        <w:t xml:space="preserve">스페셜리스트 청중에서도 손이 적게 올라옵니다.</w:t>
-      </w:r>
-    </w:p>
-    <w:p>
-      <w:pPr>
-        <w:pStyle w:val="Heading2"/>
-      </w:pPr>
-      <w:bookmarkStart w:id="31" w:name="슬라이드-9-reading-a-failed-exchange-019"/>
-      <w:r>
-        <w:t xml:space="preserve">슬라이드 9 · Reading a failed exchange — 0:19</w:t>
-      </w:r>
-      <w:bookmarkEnd w:id="31"/>
-    </w:p>
-    <w:p>
-      <w:pPr>
-        <w:pStyle w:val="FirstParagraph"/>
-      </w:pPr>
-      <w:r>
-        <w:rPr>
-          <w:b/>
-        </w:rPr>
-        <w:t xml:space="preserve">멘트:</w:t>
-      </w:r>
-      <w:r>
-        <w:t xml:space="preserve"> </w:t>
-      </w:r>
-      <w:r>
-        <w:t xml:space="preserve">“</w:t>
-      </w:r>
-      <w:r>
-        <w:t xml:space="preserve">그래서 증거를 봤을 때 어떻게 읽느냐. 왼쪽이 와이어나 4769에 찍히는</w:t>
-      </w:r>
-      <w:r>
-        <w:t xml:space="preserve"> </w:t>
-      </w:r>
-      <w:r>
-        <w:t xml:space="preserve">코드, 가운데가 깨진 단계입니다. S_PRINCIPAL_UNKNOWN이면 TGS 단계 — SPN을 가진</w:t>
-      </w:r>
-      <w:r>
-        <w:t xml:space="preserve"> </w:t>
-      </w:r>
-      <w:r>
-        <w:t xml:space="preserve">객체가 없다는 뜻. ETYPE_NOSUPP도 TGS 단계 — 공통 암호화 타입이 없다는 뜻.</w:t>
-      </w:r>
-      <w:r>
-        <w:t xml:space="preserve"> </w:t>
-      </w:r>
-      <w:r>
-        <w:t xml:space="preserve">AP_ERR_MODIFIED는 티켓은 발급됐는데 서비스가 못 연 경우, 즉 1396입니다.</w:t>
-      </w:r>
-      <w:r>
-        <w:t xml:space="preserve"> </w:t>
-      </w:r>
-      <w:r>
-        <w:t xml:space="preserve">AP_ERR_SKEW는 시계 차이인데 마운트 에러는 굉장히 모호하게 나옵니다. 그리고</w:t>
-      </w:r>
-      <w:r>
-        <w:t xml:space="preserve"> </w:t>
-      </w:r>
-      <w:r>
-        <w:t xml:space="preserve">아래 두 줄이 진짜 중요합니다 — 4769가 아예 없으면 클라이언트가 DC에 묻지도</w:t>
-      </w:r>
-      <w:r>
-        <w:t xml:space="preserve"> </w:t>
-      </w:r>
-      <w:r>
-        <w:t xml:space="preserve">않은 겁니다. 캐시된 티켓을 썼거나 SPN 문자열이 틀렸거나. 반대로 4769는</w:t>
-      </w:r>
-      <w:r>
-        <w:t xml:space="preserve"> </w:t>
-      </w:r>
-      <w:r>
-        <w:t xml:space="preserve">성공인데 ACCESS_DENIED면 인증은 끝났고 인가 문제라는 뜻입니다. 이 한 줄로</w:t>
-      </w:r>
-      <w:r>
-        <w:t xml:space="preserve"> </w:t>
-      </w:r>
-      <w:r>
-        <w:t xml:space="preserve">문제를 절반으로 가를 수 있습니다.</w:t>
-      </w:r>
-      <w:r>
-        <w:t xml:space="preserve">”</w:t>
-      </w:r>
-    </w:p>
-    <w:p>
-      <w:pPr>
-        <w:pStyle w:val="BodyText"/>
-      </w:pPr>
-      <w:r>
-        <w:rPr>
-          <w:b/>
-        </w:rPr>
-        <w:t xml:space="preserve">진행 메모:</w:t>
-      </w:r>
-      <w:r>
-        <w:t xml:space="preserve"> </w:t>
-      </w:r>
-      <w:r>
-        <w:t xml:space="preserve">2분. 전부 읽지 말고 마지막 두 행에 집중. Lab에서 계속 이 표로</w:t>
-      </w:r>
-      <w:r>
-        <w:t xml:space="preserve"> </w:t>
-      </w:r>
-      <w:r>
-        <w:t xml:space="preserve">돌아옵니다.</w:t>
-      </w:r>
-    </w:p>
-    <w:p>
-      <w:pPr>
-        <w:pStyle w:val="Heading2"/>
-      </w:pPr>
-      <w:bookmarkStart w:id="32" w:name="슬라이드-10-three-identity-sources-021"/>
-      <w:r>
-        <w:t xml:space="preserve">슬라이드 10 · Three identity sources — 0:21</w:t>
-      </w:r>
-      <w:bookmarkEnd w:id="32"/>
-    </w:p>
-    <w:p>
-      <w:pPr>
-        <w:pStyle w:val="FirstParagraph"/>
-      </w:pPr>
-      <w:r>
-        <w:rPr>
-          <w:b/>
-        </w:rPr>
-        <w:t xml:space="preserve">멘트:</w:t>
-      </w:r>
-      <w:r>
-        <w:t xml:space="preserve"> </w:t>
-      </w:r>
-      <w:r>
-        <w:t xml:space="preserve">“</w:t>
-      </w:r>
-      <w:r>
-        <w:t xml:space="preserve">identity 소스는 세 가지입니다. 오늘의 AD DS는 여러분 DC가 티켓을</w:t>
-      </w:r>
-      <w:r>
-        <w:t xml:space="preserve"> </w:t>
-      </w:r>
-      <w:r>
-        <w:t xml:space="preserve">발급하고 DC 접근이 필수, Entra DS는 관리형 도메인, 다음 세션의 Entra Kerberos는</w:t>
-      </w:r>
-      <w:r>
-        <w:t xml:space="preserve"> </w:t>
-      </w:r>
-      <w:r>
-        <w:t xml:space="preserve">Entra ID가 발급해서 DC 접근이 필요 없습니다. 각주가 중요한데 — 스토리지 계정</w:t>
-      </w:r>
-      <w:r>
-        <w:t xml:space="preserve"> </w:t>
-      </w:r>
-      <w:r>
-        <w:t xml:space="preserve">하나에 identity 소스는 하나뿐이라, 세션 2에서는 이 계정을 전환하게 됩니다.</w:t>
-      </w:r>
-      <w:r>
-        <w:t xml:space="preserve">”</w:t>
-      </w:r>
-    </w:p>
-    <w:p>
-      <w:pPr>
-        <w:pStyle w:val="BodyText"/>
-      </w:pPr>
-      <w:r>
-        <w:rPr>
-          <w:b/>
-        </w:rPr>
-        <w:t xml:space="preserve">진행 메모:</w:t>
-      </w:r>
-      <w:r>
-        <w:t xml:space="preserve"> </w:t>
-      </w:r>
-      <w:r>
-        <w:t xml:space="preserve">30초. 표를 읽지 말 것.</w:t>
-      </w:r>
-    </w:p>
-    <w:p>
-      <w:pPr>
-        <w:pStyle w:val="Heading2"/>
-      </w:pPr>
-      <w:bookmarkStart w:id="33" w:name="Xe26dcd32d224a4bd9e5642b627e75cb7026f15e"/>
-      <w:r>
-        <w:t xml:space="preserve">슬라이드 11 ·</w:t>
-      </w:r>
-      <w:r>
-        <w:t xml:space="preserve"> </w:t>
-      </w:r>
-      <w:r>
-        <w:t xml:space="preserve">“</w:t>
-      </w:r>
-      <w:r>
-        <w:t xml:space="preserve">Line of sight</w:t>
-      </w:r>
-      <w:r>
-        <w:t xml:space="preserve">”</w:t>
-      </w:r>
-      <w:r>
-        <w:t xml:space="preserve"> </w:t>
-      </w:r>
-      <w:r>
-        <w:t xml:space="preserve">— what it actually means — 0:22</w:t>
-      </w:r>
-      <w:bookmarkEnd w:id="33"/>
-    </w:p>
-    <w:p>
-      <w:pPr>
-        <w:pStyle w:val="FirstParagraph"/>
-      </w:pPr>
-      <w:r>
-        <w:rPr>
-          <w:b/>
-        </w:rPr>
-        <w:t xml:space="preserve">멘트:</w:t>
-      </w:r>
-      <w:r>
-        <w:t xml:space="preserve"> </w:t>
-      </w:r>
-      <w:r>
-        <w:t xml:space="preserve">“</w:t>
-      </w:r>
-      <w:r>
-        <w:t xml:space="preserve">AD DS의 필수 조건인 line of sight, 실제로는 네 가지입니다. 첫째</w:t>
-      </w:r>
-      <w:r>
-        <w:t xml:space="preserve"> </w:t>
-      </w:r>
-      <w:r>
-        <w:t xml:space="preserve">DNS — 클라이언트가 도메인 이름을 풀 수 있어야 하고, 우리 랩은 VNet DNS가 DC</w:t>
-      </w:r>
-      <w:r>
-        <w:t xml:space="preserve"> </w:t>
-      </w:r>
-      <w:r>
-        <w:t xml:space="preserve">자신입니다. 둘째 DC locator — Windows는 DNS SRV 레코드로 DC를 찾습니다.</w:t>
-      </w:r>
-      <w:r>
-        <w:t xml:space="preserve"> </w:t>
-      </w:r>
-      <w:r>
-        <w:t xml:space="preserve">셋째 포트 — DNS 53, Kerberos 88, LDAP 389, SMB 445가 열려 있어야 하고,</w:t>
-      </w:r>
-      <w:r>
-        <w:t xml:space="preserve"> </w:t>
-      </w:r>
-      <w:r>
-        <w:t xml:space="preserve">도메인 ’가입’까지 하려면 RPC도 필요합니다. 넷째가 중요한데 — 도메인 조인</w:t>
-      </w:r>
-      <w:r>
-        <w:t xml:space="preserve"> </w:t>
-      </w:r>
-      <w:r>
-        <w:t xml:space="preserve">안 된 머신도 이 세 가지만 되면 자격 증명을 직접 넣어 마운트할 수 있습니다.</w:t>
-      </w:r>
-      <w:r>
-        <w:t xml:space="preserve"> </w:t>
-      </w:r>
-      <w:r>
-        <w:t xml:space="preserve">조인은 머신의 문제고, line of sight는 네트워크의 문제입니다.</w:t>
-      </w:r>
-      <w:r>
-        <w:t xml:space="preserve">”</w:t>
-      </w:r>
-    </w:p>
-    <w:p>
-      <w:pPr>
-        <w:pStyle w:val="Heading2"/>
-      </w:pPr>
-      <w:bookmarkStart w:id="34" w:name="Xe5818e342b2dd36cbd4380539cb3582dde510ba"/>
-      <w:r>
-        <w:t xml:space="preserve">슬라이드 12 · Happening right now: the RC4 retirement — 0:22</w:t>
-      </w:r>
-      <w:bookmarkEnd w:id="34"/>
-    </w:p>
-    <w:p>
-      <w:pPr>
-        <w:pStyle w:val="FirstParagraph"/>
-      </w:pPr>
-      <w:r>
-        <w:rPr>
-          <w:b/>
-        </w:rPr>
-        <w:t xml:space="preserve">멘트:</w:t>
-      </w:r>
-      <w:r>
-        <w:t xml:space="preserve"> </w:t>
-      </w:r>
-      <w:r>
-        <w:t xml:space="preserve">“</w:t>
-      </w:r>
-      <w:r>
-        <w:t xml:space="preserve">지금 진행 중인 얘기입니다. Windows 보안 강화로 RC4가 퇴역</w:t>
-      </w:r>
-      <w:r>
-        <w:t xml:space="preserve"> </w:t>
-      </w:r>
-      <w:r>
-        <w:t xml:space="preserve">중이고, 이번 7월 업데이트로 AD DS 기본값이 AES-256으로 바뀌었습니다. 2023년</w:t>
-      </w:r>
-      <w:r>
-        <w:t xml:space="preserve"> </w:t>
-      </w:r>
-      <w:r>
-        <w:t xml:space="preserve">이전에 도메인 조인한 스토리지 계정, 수동으로 RC4 구성한 계정은 지금 실제로</w:t>
-      </w:r>
-      <w:r>
-        <w:t xml:space="preserve"> </w:t>
-      </w:r>
-      <w:r>
-        <w:t xml:space="preserve">마운트가 깨지고 있습니다. 내가 해당되는지는 왼쪽 세 가지로 확인합니다 — AD</w:t>
-      </w:r>
-      <w:r>
-        <w:t xml:space="preserve"> </w:t>
-      </w:r>
-      <w:r>
-        <w:t xml:space="preserve">오브젝트의 암호화 타입, klist의 티켓 etype, 그리고 계정에 SamAccountName이</w:t>
-      </w:r>
-      <w:r>
-        <w:t xml:space="preserve"> </w:t>
-      </w:r>
-      <w:r>
-        <w:t xml:space="preserve">등록돼 있는지. 전환은 오른쪽 — AzFilesHybrid의</w:t>
-      </w:r>
-      <w:r>
-        <w:t xml:space="preserve"> </w:t>
-      </w:r>
-      <w:r>
-        <w:t xml:space="preserve">Update-AzStorageAccountAuthForAES256 한 방이면 되고, 수동으로 하면 순서가</w:t>
-      </w:r>
-      <w:r>
-        <w:t xml:space="preserve"> </w:t>
-      </w:r>
-      <w:r>
-        <w:t xml:space="preserve">중요합니다. 우리 랩은 처음부터 AES-256입니다.</w:t>
-      </w:r>
-      <w:r>
-        <w:t xml:space="preserve">”</w:t>
-      </w:r>
-    </w:p>
-    <w:p>
-      <w:pPr>
-        <w:pStyle w:val="BodyText"/>
-      </w:pPr>
-      <w:r>
-        <w:rPr>
-          <w:b/>
-        </w:rPr>
-        <w:t xml:space="preserve">진행 메모:</w:t>
-      </w:r>
-      <w:r>
-        <w:t xml:space="preserve"> </w:t>
-      </w:r>
-      <w:r>
-        <w:t xml:space="preserve">“</w:t>
-      </w:r>
-      <w:r>
-        <w:t xml:space="preserve">2023년 이전에 만든 스토리지 계정 있으신 분?</w:t>
-      </w:r>
-      <w:r>
-        <w:t xml:space="preserve">”</w:t>
-      </w:r>
-      <w:r>
-        <w:t xml:space="preserve"> </w:t>
-      </w:r>
-      <w:r>
-        <w:t xml:space="preserve">손들게 하면</w:t>
-      </w:r>
-      <w:r>
-        <w:t xml:space="preserve"> </w:t>
-      </w:r>
-      <w:r>
-        <w:t xml:space="preserve">몰입도 상승. 메커니즘 3의</w:t>
-      </w:r>
-      <w:r>
-        <w:t xml:space="preserve"> </w:t>
-      </w:r>
-      <w:r>
-        <w:t xml:space="preserve">“</w:t>
-      </w:r>
-      <w:r>
-        <w:t xml:space="preserve">키는 비밀번호에서 유도된다</w:t>
-      </w:r>
-      <w:r>
-        <w:t xml:space="preserve">”</w:t>
-      </w:r>
-      <w:r>
-        <w:t xml:space="preserve">와 연결해서 설명하면</w:t>
-      </w:r>
-      <w:r>
-        <w:t xml:space="preserve"> </w:t>
-      </w:r>
-      <w:r>
-        <w:t xml:space="preserve">자연스럽습니다. 각주: Entra Kerberos/DS는 무관.</w:t>
-      </w:r>
-    </w:p>
-    <w:p>
-      <w:pPr>
-        <w:pStyle w:val="Heading2"/>
-      </w:pPr>
-      <w:bookmarkStart w:id="35" w:name="Xce8a43cd1de9ec8ae0bb0f4ba4c6114872564e1"/>
-      <w:r>
-        <w:t xml:space="preserve">슬라이드 13 · Auth is only step one: three doors to the data — 0:24</w:t>
-      </w:r>
-      <w:bookmarkEnd w:id="35"/>
-    </w:p>
-    <w:p>
-      <w:pPr>
-        <w:pStyle w:val="FirstParagraph"/>
-      </w:pPr>
-      <w:r>
-        <w:rPr>
-          <w:b/>
-        </w:rPr>
-        <w:t xml:space="preserve">멘트:</w:t>
-      </w:r>
-      <w:r>
-        <w:t xml:space="preserve"> </w:t>
-      </w:r>
-      <w:r>
-        <w:t xml:space="preserve">“</w:t>
-      </w:r>
-      <w:r>
-        <w:t xml:space="preserve">인증이 끝나도 문이 세 개 남아 있습니다. 1번 문, 스토리지</w:t>
-      </w:r>
-      <w:r>
-        <w:t xml:space="preserve"> </w:t>
-      </w:r>
-      <w:r>
-        <w:t xml:space="preserve">방화벽과 네트워크 — 445가 막히면 여기서 끝나고 error 53 같은 게 납니다. 2번</w:t>
-      </w:r>
-      <w:r>
-        <w:t xml:space="preserve"> </w:t>
-      </w:r>
-      <w:r>
-        <w:t xml:space="preserve">문, 방금 본 공유 수준 RBAC — 완벽한 Kerberos 티켓을 들고도 여기서 거절될 수</w:t>
-      </w:r>
-      <w:r>
-        <w:t xml:space="preserve"> </w:t>
-      </w:r>
-      <w:r>
-        <w:t xml:space="preserve">있습니다. 3번 문, NTFS ACL — 마운트는 되는데 특정 폴더에서 거절되는</w:t>
-      </w:r>
-      <w:r>
-        <w:t xml:space="preserve"> </w:t>
-      </w:r>
-      <w:r>
-        <w:t xml:space="preserve">경우입니다. 각주가 핵심입니다: ’Kerberos가 고장났어요’라는 문의의 대부분은</w:t>
-      </w:r>
-      <w:r>
-        <w:t xml:space="preserve"> </w:t>
-      </w:r>
-      <w:r>
-        <w:t xml:space="preserve">사실 2번, 3번 문 문제입니다. 항상 물어보세요 — 어느 문인가?</w:t>
-      </w:r>
-      <w:r>
-        <w:t xml:space="preserve">”</w:t>
-      </w:r>
-    </w:p>
-    <w:p>
-      <w:pPr>
-        <w:pStyle w:val="Heading2"/>
-      </w:pPr>
-      <w:bookmarkStart w:id="36" w:name="X4ef0dbcca127c05308c949e685135d7bdef874e"/>
-      <w:r>
-        <w:t xml:space="preserve">슬라이드 14 · Layers 2+3 combine: the effective-access matrix — 0:25</w:t>
-      </w:r>
-      <w:bookmarkEnd w:id="36"/>
-    </w:p>
-    <w:p>
-      <w:pPr>
-        <w:pStyle w:val="FirstParagraph"/>
-      </w:pPr>
-      <w:r>
-        <w:rPr>
-          <w:b/>
-        </w:rPr>
-        <w:t xml:space="preserve">멘트:</w:t>
-      </w:r>
-      <w:r>
-        <w:t xml:space="preserve"> </w:t>
-      </w:r>
-      <w:r>
-        <w:t xml:space="preserve">“</w:t>
-      </w:r>
-      <w:r>
-        <w:t xml:space="preserve">2번 문과 3번 문이 합쳐지면 이 표가 됩니다. 세로가 NTFS, 가로가</w:t>
-      </w:r>
-      <w:r>
-        <w:t xml:space="preserve"> </w:t>
-      </w:r>
-      <w:r>
-        <w:t xml:space="preserve">공유 역할이고, 실제 권한은 둘 중 더 제한적인 쪽입니다. RBAC가 천장, NTFS가</w:t>
-      </w:r>
-      <w:r>
-        <w:t xml:space="preserve"> </w:t>
-      </w:r>
-      <w:r>
-        <w:t xml:space="preserve">바닥이라고 기억하세요. ’NTFS는 Modify인데 거절돼요’는 거의 항상 공유 역할이</w:t>
-      </w:r>
-      <w:r>
-        <w:t xml:space="preserve"> </w:t>
-      </w:r>
-      <w:r>
-        <w:t xml:space="preserve">없는 경우입니다. 아래 박스에 공유 권한 주는 방법 두 가지가 있는데 — 사용자별</w:t>
-      </w:r>
-      <w:r>
-        <w:t xml:space="preserve"> </w:t>
-      </w:r>
-      <w:r>
-        <w:t xml:space="preserve">RBAC는 그 사용자가 Entra에 있어야 하고, 기본 공유 권한은 인증된 모두에게 하나의</w:t>
-      </w:r>
-      <w:r>
-        <w:t xml:space="preserve"> </w:t>
-      </w:r>
-      <w:r>
-        <w:t xml:space="preserve">역할을 줍니다. 우리 랩이 후자를 써서 sync 없이도 마운트가 되는 겁니다. 단, 계정</w:t>
-      </w:r>
-      <w:r>
-        <w:t xml:space="preserve"> </w:t>
-      </w:r>
-      <w:r>
-        <w:t xml:space="preserve">안 모든 공유에 적용된다는 점은 주의하세요. 이따 NoShareAccess 실습이 이 표의</w:t>
-      </w:r>
-      <w:r>
-        <w:t xml:space="preserve"> </w:t>
-      </w:r>
-      <w:r>
-        <w:t xml:space="preserve">공유 열을 None으로 꺾는 실험입니다.</w:t>
-      </w:r>
-      <w:r>
-        <w:t xml:space="preserve">”</w:t>
-      </w:r>
-    </w:p>
-    <w:p>
-      <w:pPr>
-        <w:pStyle w:val="Heading2"/>
-      </w:pPr>
-      <w:bookmarkStart w:id="37" w:name="Xcd636069a2f5c1fe13e7339c17605a83ec28101"/>
-      <w:r>
-        <w:t xml:space="preserve">슬라이드 15 · Meanwhile, in your subscription… — 0:26</w:t>
-      </w:r>
-      <w:bookmarkEnd w:id="37"/>
-    </w:p>
-    <w:p>
-      <w:pPr>
-        <w:pStyle w:val="FirstParagraph"/>
-      </w:pPr>
-      <w:r>
-        <w:rPr>
-          <w:b/>
-        </w:rPr>
-        <w:t xml:space="preserve">멘트:</w:t>
-      </w:r>
-      <w:r>
-        <w:t xml:space="preserve"> </w:t>
-      </w:r>
-      <w:r>
-        <w:t xml:space="preserve">“</w:t>
-      </w:r>
-      <w:r>
-        <w:t xml:space="preserve">그동안 여러분 구독에서는 이 일곱 단계가 돌아가고 있었습니다.</w:t>
-      </w:r>
-      <w:r>
-        <w:t xml:space="preserve"> </w:t>
-      </w:r>
-      <w:r>
-        <w:t xml:space="preserve">ARM 템플릿 배포, 포리스트 승격 — 이게 제일 오래 걸립니다 — 실습 사용자 생성,</w:t>
-      </w:r>
-      <w:r>
-        <w:t xml:space="preserve"> </w:t>
-      </w:r>
-      <w:r>
-        <w:t xml:space="preserve">클라이언트 도메인 조인, 그리고 5번이 아까 그 삼각형입니다: kerb1 키를</w:t>
-      </w:r>
-      <w:r>
-        <w:t xml:space="preserve"> </w:t>
-      </w:r>
-      <w:r>
-        <w:t xml:space="preserve">비밀번호로 컴퓨터 계정을 만들고 SPN을 등록. 6번에서 스토리지 계정에 도메인</w:t>
-      </w:r>
-      <w:r>
-        <w:t xml:space="preserve"> </w:t>
-      </w:r>
-      <w:r>
-        <w:t xml:space="preserve">정보를 쓰고, 7번에서 권한까지. 슬슬 완료 박스가 뜰 시간인데, 초록색 박스</w:t>
-      </w:r>
-      <w:r>
-        <w:t xml:space="preserve"> </w:t>
-      </w:r>
-      <w:r>
-        <w:t xml:space="preserve">보이시는 분?</w:t>
-      </w:r>
-      <w:r>
-        <w:t xml:space="preserve">”</w:t>
-      </w:r>
-    </w:p>
-    <w:p>
-      <w:pPr>
-        <w:pStyle w:val="BodyText"/>
-      </w:pPr>
-      <w:r>
-        <w:rPr>
-          <w:b/>
-        </w:rPr>
-        <w:t xml:space="preserve">진행 메모:</w:t>
-      </w:r>
-      <w:r>
-        <w:t xml:space="preserve"> </w:t>
-      </w:r>
-      <w:r>
-        <w:t xml:space="preserve">배포 상태 폴링 타이밍. 5번 카드를 가리키며</w:t>
-      </w:r>
-      <w:r>
-        <w:t xml:space="preserve"> </w:t>
-      </w:r>
-      <w:r>
-        <w:t xml:space="preserve">“</w:t>
-      </w:r>
-      <w:r>
-        <w:t xml:space="preserve">수동 enablement</w:t>
-      </w:r>
-      <w:r>
-        <w:t xml:space="preserve"> </w:t>
-      </w:r>
-      <w:r>
-        <w:t xml:space="preserve">경로와 동일</w:t>
-      </w:r>
-      <w:r>
-        <w:t xml:space="preserve">”</w:t>
-      </w:r>
-      <w:r>
-        <w:t xml:space="preserve"> </w:t>
-      </w:r>
-      <w:r>
-        <w:t xml:space="preserve">언급(각주). 아직 안 끝난 사람이 있으면 다음 슬라이드를 천천히.</w:t>
-      </w:r>
-    </w:p>
-    <w:p>
-      <w:pPr>
-        <w:pStyle w:val="Heading2"/>
-      </w:pPr>
-      <w:bookmarkStart w:id="38" w:name="슬라이드-16-collecting-the-evidence-028"/>
-      <w:r>
-        <w:t xml:space="preserve">슬라이드 16 · Collecting the evidence — 0:28</w:t>
-      </w:r>
-      <w:bookmarkEnd w:id="38"/>
-    </w:p>
-    <w:p>
-      <w:pPr>
-        <w:pStyle w:val="FirstParagraph"/>
-      </w:pPr>
-      <w:r>
-        <w:rPr>
-          <w:b/>
-        </w:rPr>
-        <w:t xml:space="preserve">멘트:</w:t>
-      </w:r>
-      <w:r>
-        <w:t xml:space="preserve"> </w:t>
-      </w:r>
-      <w:r>
-        <w:t xml:space="preserve">“</w:t>
-      </w:r>
-      <w:r>
-        <w:t xml:space="preserve">실습 들어가기 전에 도구 하나만. 두 VM에 이미 깔아둔 수집</w:t>
-      </w:r>
-      <w:r>
-        <w:t xml:space="preserve"> </w:t>
-      </w:r>
-      <w:r>
-        <w:t xml:space="preserve">스크립트입니다. 스토리지 계정 이름만 주면 티켓을 비우고, 트레이스를 켜고,</w:t>
-      </w:r>
-      <w:r>
-        <w:t xml:space="preserve"> </w:t>
-      </w:r>
-      <w:r>
-        <w:t xml:space="preserve">마운트를 시도하고, 트레이스를 끄고, pcapng로 변환하고, 이벤트 로그까지</w:t>
-      </w:r>
-      <w:r>
-        <w:t xml:space="preserve"> </w:t>
-      </w:r>
-      <w:r>
-        <w:t xml:space="preserve">폴더 하나에 모아줍니다. 왼쪽 아래는 DC에서 4769를 뽑는 명령이고요. 오른쪽이</w:t>
-      </w:r>
-      <w:r>
-        <w:t xml:space="preserve"> </w:t>
-      </w:r>
-      <w:r>
-        <w:t xml:space="preserve">읽는 법입니다 — Wireshark 필터는</w:t>
-      </w:r>
-      <w:r>
-        <w:t xml:space="preserve"> </w:t>
-      </w:r>
-      <w:r>
-        <w:rPr>
-          <w:rStyle w:val="VerbatimChar"/>
-        </w:rPr>
-        <w:t xml:space="preserve">kerberos || smb2</w:t>
-      </w:r>
-      <w:r>
-        <w:t xml:space="preserve">, 4769에서는 Service Name과</w:t>
-      </w:r>
-      <w:r>
-        <w:t xml:space="preserve"> </w:t>
-      </w:r>
-      <w:r>
-        <w:t xml:space="preserve">암호화 타입과 실패 코드 세 개를 보세요. 그리고 제일 중요한 습관:</w:t>
-      </w:r>
-      <w:r>
-        <w:t xml:space="preserve"> </w:t>
-      </w:r>
-      <w:r>
-        <w:rPr>
-          <w:b/>
-        </w:rPr>
-        <w:t xml:space="preserve">정상</w:t>
-      </w:r>
-      <w:r>
-        <w:rPr>
-          <w:b/>
-        </w:rPr>
-        <w:t xml:space="preserve"> </w:t>
-      </w:r>
-      <w:r>
-        <w:rPr>
-          <w:b/>
-        </w:rPr>
-        <w:t xml:space="preserve">상태를 먼저 캡처해두는 겁니다.</w:t>
-      </w:r>
-      <w:r>
-        <w:t xml:space="preserve"> </w:t>
-      </w:r>
-      <w:r>
-        <w:t xml:space="preserve">그래야 나중 캡처를 diff로 읽을 수 있습니다.</w:t>
-      </w:r>
-      <w:r>
-        <w:t xml:space="preserve">”</w:t>
-      </w:r>
-    </w:p>
-    <w:p>
-      <w:pPr>
-        <w:pStyle w:val="BodyText"/>
-      </w:pPr>
-      <w:r>
-        <w:rPr>
-          <w:b/>
-        </w:rPr>
-        <w:t xml:space="preserve">진행 메모:</w:t>
-      </w:r>
-      <w:r>
-        <w:t xml:space="preserve"> </w:t>
-      </w:r>
-      <w:r>
-        <w:t xml:space="preserve">2분. 참가자가 Lab 1에서 정상 캡처를 반드시 뜨게 할 것 — 이게</w:t>
-      </w:r>
-      <w:r>
-        <w:t xml:space="preserve"> </w:t>
-      </w:r>
-      <w:r>
-        <w:t xml:space="preserve">나머지 실습의 기준이 됩니다.</w:t>
+        <w:t xml:space="preserve">2분. Lab 1에서 정상 캡처를 꼭 뜨게 할 것.</w:t>
       </w:r>
     </w:p>
     <w:p>
@@ -2050,19 +1587,310 @@
       <w:pPr>
         <w:pStyle w:val="Heading1"/>
       </w:pPr>
-      <w:bookmarkStart w:id="39" w:name="실습-030-055"/>
-      <w:r>
-        <w:t xml:space="preserve">실습 (0:30 ~ 0:55)</w:t>
+      <w:bookmarkStart w:id="36" w:name="실습-030-056"/>
+      <w:r>
+        <w:t xml:space="preserve">실습 (0:30 ~ 0:56)</w:t>
+      </w:r>
+      <w:bookmarkEnd w:id="36"/>
+    </w:p>
+    <w:p>
+      <w:pPr>
+        <w:pStyle w:val="Heading2"/>
+      </w:pPr>
+      <w:bookmarkStart w:id="37" w:name="슬라이드-14-lab-1-레거시-환경-확인-030"/>
+      <w:r>
+        <w:t xml:space="preserve">슬라이드 14 · Lab 1 — 레거시 환경 확인 — 0:30</w:t>
+      </w:r>
+      <w:bookmarkEnd w:id="37"/>
+    </w:p>
+    <w:p>
+      <w:pPr>
+        <w:pStyle w:val="FirstParagraph"/>
+      </w:pPr>
+      <w:r>
+        <w:rPr>
+          <w:b/>
+        </w:rPr>
+        <w:t xml:space="preserve">멘트:</w:t>
+      </w:r>
+      <w:r>
+        <w:t xml:space="preserve"> </w:t>
+      </w:r>
+      <w:r>
+        <w:t xml:space="preserve">“</w:t>
+      </w:r>
+      <w:r>
+        <w:t xml:space="preserve">클라이언트 VM에 CONTOSO\labuser1로 접속해서 화면대로 마운트해</w:t>
+      </w:r>
+      <w:r>
+        <w:t xml:space="preserve"> </w:t>
+      </w:r>
+      <w:r>
+        <w:t xml:space="preserve">보세요. 비밀번호 프롬프트 없이 됩니다. 그런데 klist를 보시면 — 암호화 타입이</w:t>
+      </w:r>
+      <w:r>
+        <w:t xml:space="preserve"> </w:t>
+      </w:r>
+      <w:r>
+        <w:rPr>
+          <w:b/>
+        </w:rPr>
+        <w:t xml:space="preserve">RC4-HMAC</w:t>
+      </w:r>
+      <w:r>
+        <w:t xml:space="preserve">입니다. 이게 여러분이 물려받은 2023년산 환경이에요. 잘 돌아가고</w:t>
+      </w:r>
+      <w:r>
+        <w:t xml:space="preserve"> </w:t>
+      </w:r>
+      <w:r>
+        <w:t xml:space="preserve">있죠. 각주가 중요한데, 지금 이 스토리지 계정의 DomainName 설정은</w:t>
+      </w:r>
+      <w:r>
+        <w:t xml:space="preserve"> </w:t>
+      </w:r>
+      <w:r>
+        <w:rPr>
+          <w:b/>
+        </w:rPr>
+        <w:t xml:space="preserve">틀려</w:t>
+      </w:r>
+      <w:r>
+        <w:rPr>
+          <w:b/>
+        </w:rPr>
+        <w:t xml:space="preserve"> </w:t>
+      </w:r>
+      <w:r>
+        <w:rPr>
+          <w:b/>
+        </w:rPr>
+        <w:t xml:space="preserve">있습니다.</w:t>
+      </w:r>
+      <w:r>
+        <w:t xml:space="preserve"> </w:t>
+      </w:r>
+      <w:r>
+        <w:t xml:space="preserve">그런데 여기서는 아무것도 그걸 드러내지 않습니다.</w:t>
+      </w:r>
+      <w:r>
+        <w:t xml:space="preserve">”</w:t>
+      </w:r>
+    </w:p>
+    <w:p>
+      <w:pPr>
+        <w:pStyle w:val="BodyText"/>
+      </w:pPr>
+      <w:r>
+        <w:rPr>
+          <w:b/>
+        </w:rPr>
+        <w:t xml:space="preserve">진행 메모:</w:t>
+      </w:r>
+      <w:r>
+        <w:t xml:space="preserve"> </w:t>
+      </w:r>
+      <w:r>
+        <w:t xml:space="preserve">8분. 정상 캡처(</w:t>
+      </w:r>
+      <w:r>
+        <w:rPr>
+          <w:rStyle w:val="VerbatimChar"/>
+        </w:rPr>
+        <w:t xml:space="preserve">Get-KerberosEvidence.ps1</w:t>
+      </w:r>
+      <w:r>
+        <w:t xml:space="preserve">)를 반드시 뜨게 할 것 —</w:t>
+      </w:r>
+      <w:r>
+        <w:t xml:space="preserve"> </w:t>
+      </w:r>
+      <w:r>
+        <w:t xml:space="preserve">Lab 2·3의 기준선입니다.</w:t>
+      </w:r>
+    </w:p>
+    <w:p>
+      <w:pPr>
+        <w:pStyle w:val="Heading2"/>
+      </w:pPr>
+      <w:bookmarkStart w:id="38" w:name="슬라이드-15-개념-rc4-은퇴-038"/>
+      <w:r>
+        <w:t xml:space="preserve">슬라이드 15 · [개념] RC4 은퇴 — 0:38</w:t>
+      </w:r>
+      <w:bookmarkEnd w:id="38"/>
+    </w:p>
+    <w:p>
+      <w:pPr>
+        <w:pStyle w:val="FirstParagraph"/>
+      </w:pPr>
+      <w:r>
+        <w:rPr>
+          <w:b/>
+        </w:rPr>
+        <w:t xml:space="preserve">멘트:</w:t>
+      </w:r>
+      <w:r>
+        <w:t xml:space="preserve"> </w:t>
+      </w:r>
+      <w:r>
+        <w:t xml:space="preserve">“</w:t>
+      </w:r>
+      <w:r>
+        <w:t xml:space="preserve">그런데 2026년이 왔습니다. Windows 하드닝으로 RC4가 퇴역했고 7월</w:t>
+      </w:r>
+      <w:r>
+        <w:t xml:space="preserve"> </w:t>
+      </w:r>
+      <w:r>
+        <w:t xml:space="preserve">업데이트로 AD DS 기본값이 AES-256이 됐습니다. 지금 실제로 마운트가 깨지고</w:t>
+      </w:r>
+      <w:r>
+        <w:t xml:space="preserve"> </w:t>
+      </w:r>
+      <w:r>
+        <w:t xml:space="preserve">있어요. 확인 항목 중</w:t>
+      </w:r>
+      <w:r>
+        <w:t xml:space="preserve"> </w:t>
+      </w:r>
+      <w:r>
+        <w:rPr>
+          <w:b/>
+        </w:rPr>
+        <w:t xml:space="preserve">첫 번째가 오늘의 핵심</w:t>
+      </w:r>
+      <w:r>
+        <w:t xml:space="preserve">입니다 — ActiveDirectoryDomainName이</w:t>
+      </w:r>
+      <w:r>
+        <w:t xml:space="preserve"> </w:t>
+      </w:r>
+      <w:r>
+        <w:t xml:space="preserve">DNS 루트여야 합니다. NetBIOS 이름이면 안 됩니다.</w:t>
+      </w:r>
+      <w:r>
+        <w:t xml:space="preserve">”</w:t>
+      </w:r>
+    </w:p>
+    <w:p>
+      <w:pPr>
+        <w:pStyle w:val="BodyText"/>
+      </w:pPr>
+      <w:r>
+        <w:rPr>
+          <w:b/>
+        </w:rPr>
+        <w:t xml:space="preserve">진행 메모:</w:t>
+      </w:r>
+      <w:r>
+        <w:t xml:space="preserve"> </w:t>
+      </w:r>
+      <w:r>
+        <w:t xml:space="preserve">1분. 첫 번째 체크 항목을 강조 — 바로 다음 장으로 이어집니다.</w:t>
+      </w:r>
+    </w:p>
+    <w:p>
+      <w:pPr>
+        <w:pStyle w:val="Heading2"/>
+      </w:pPr>
+      <w:bookmarkStart w:id="39" w:name="슬라이드-16-개념-3년을-기다린-결함-039"/>
+      <w:r>
+        <w:t xml:space="preserve">슬라이드 16 · [개념] 3년을 기다린 결함 — 0:39</w:t>
       </w:r>
       <w:bookmarkEnd w:id="39"/>
     </w:p>
     <w:p>
       <w:pPr>
+        <w:pStyle w:val="FirstParagraph"/>
+      </w:pPr>
+      <w:r>
+        <w:rPr>
+          <w:b/>
+        </w:rPr>
+        <w:t xml:space="preserve">멘트:</w:t>
+      </w:r>
+      <w:r>
+        <w:t xml:space="preserve"> </w:t>
+      </w:r>
+      <w:r>
+        <w:t xml:space="preserve">“</w:t>
+      </w:r>
+      <w:r>
+        <w:t xml:space="preserve">실제 Sev A 사례입니다. 2023년에 계정을 도메인 조인하면서</w:t>
+      </w:r>
+      <w:r>
+        <w:t xml:space="preserve"> </w:t>
+      </w:r>
+      <w:r>
+        <w:t xml:space="preserve">DomainName에 NetBIOS 이름이 들어갔습니다. 3년 동안 아무 문제 없었어요 — RC4는</w:t>
+      </w:r>
+      <w:r>
+        <w:t xml:space="preserve"> </w:t>
+      </w:r>
+      <w:r>
+        <w:t xml:space="preserve">salt를 안 쓰니까 그 값이 쓰일 일이 없었거든요. 2026년 7월, AES-256으로 넘어가는</w:t>
+      </w:r>
+      <w:r>
+        <w:t xml:space="preserve"> </w:t>
+      </w:r>
+      <w:r>
+        <w:t xml:space="preserve">순간 — 리전 전체 마운트 실패, 프로덕션 다운. 가운데 문장이 핵심입니다.</w:t>
+      </w:r>
+      <w:r>
+        <w:t xml:space="preserve"> </w:t>
+      </w:r>
+      <w:r>
+        <w:rPr>
+          <w:b/>
+        </w:rPr>
+        <w:t xml:space="preserve">’RC4에서 잘 된다’는 게 구성이 정상이라는 증거가 아닙니다.</w:t>
+      </w:r>
+      <w:r>
+        <w:t xml:space="preserve"> </w:t>
+      </w:r>
+      <w:r>
+        <w:t xml:space="preserve">마이그레이션이</w:t>
+      </w:r>
+      <w:r>
+        <w:t xml:space="preserve"> </w:t>
+      </w:r>
+      <w:r>
+        <w:t xml:space="preserve">비로소 여러분의 구성을 감사하는 겁니다. 그리고 아래 — 여러분 랩이 정확히 이</w:t>
+      </w:r>
+      <w:r>
+        <w:t xml:space="preserve"> </w:t>
+      </w:r>
+      <w:r>
+        <w:t xml:space="preserve">상태로 배포돼 있습니다.</w:t>
+      </w:r>
+      <w:r>
+        <w:t xml:space="preserve">”</w:t>
+      </w:r>
+    </w:p>
+    <w:p>
+      <w:pPr>
+        <w:pStyle w:val="BodyText"/>
+      </w:pPr>
+      <w:r>
+        <w:rPr>
+          <w:b/>
+        </w:rPr>
+        <w:t xml:space="preserve">진행 메모:</w:t>
+      </w:r>
+      <w:r>
+        <w:t xml:space="preserve"> </w:t>
+      </w:r>
+      <w:r>
+        <w:t xml:space="preserve">1.5분. 마지막 문장에서 잠깐 멈출 것. 바로 실습으로 넘어갑니다.</w:t>
+      </w:r>
+    </w:p>
+    <w:p>
+      <w:pPr>
         <w:pStyle w:val="Heading2"/>
       </w:pPr>
-      <w:bookmarkStart w:id="40" w:name="X91bfb75638f3efaf6faab2ea07295914724ab88"/>
-      <w:r>
-        <w:t xml:space="preserve">슬라이드 17 · L1 — Mount the share, meet your tickets — 0:30</w:t>
+      <w:bookmarkStart w:id="40" w:name="슬라이드-17-lab-2-aes-256-마이그레이션-040"/>
+      <w:r>
+        <w:t xml:space="preserve">슬라이드 17 · Lab 2 ★ AES-256 마이그레이션 — 0:40</w:t>
       </w:r>
       <w:bookmarkEnd w:id="40"/>
     </w:p>
@@ -2083,43 +1911,94 @@
         <w:t xml:space="preserve">“</w:t>
       </w:r>
       <w:r>
-        <w:t xml:space="preserve">이제 직접 합니다. 클라이언트 VM에 CONTOSO\labuser1로 RDP</w:t>
-      </w:r>
-      <w:r>
-        <w:t xml:space="preserve"> </w:t>
-      </w:r>
-      <w:r>
-        <w:t xml:space="preserve">접속하시고, 화면의 네 단계를 그대로 — 티켓 비우고, 서비스 티켓을 요청하고,</w:t>
-      </w:r>
-      <w:r>
-        <w:t xml:space="preserve"> </w:t>
-      </w:r>
-      <w:r>
-        <w:t xml:space="preserve">마운트하고, klist로 확인합니다. 확인할 것 세 가지: Server가 우리가 등록한</w:t>
-      </w:r>
-      <w:r>
-        <w:t xml:space="preserve"> </w:t>
-      </w:r>
-      <w:r>
-        <w:t xml:space="preserve">cifs SPN인지, 암호화 타입이 AES-256인지, 그리고 비밀번호 프롬프트가 ’없었다’는</w:t>
-      </w:r>
-      <w:r>
-        <w:t xml:space="preserve"> </w:t>
-      </w:r>
-      <w:r>
-        <w:t xml:space="preserve">사실 — 로그인 TGT가 다 해준 겁니다. 마지막 줄이 중요합니다. 이 정상 상태를</w:t>
-      </w:r>
-      <w:r>
-        <w:t xml:space="preserve"> </w:t>
-      </w:r>
-      <w:r>
-        <w:t xml:space="preserve">스크린샷으로 남겨두세요. 이제부터 모든 장애는 이 기준선과의 ’차이’로</w:t>
-      </w:r>
-      <w:r>
-        <w:t xml:space="preserve"> </w:t>
-      </w:r>
-      <w:r>
-        <w:t xml:space="preserve">진단합니다.</w:t>
+        <w:t xml:space="preserve">여러분이 그 관리자입니다. 규정을 지켜야 하니 AES-256으로 전환하세요.</w:t>
+      </w:r>
+      <w:r>
+        <w:t xml:space="preserve"> </w:t>
+      </w:r>
+      <w:r>
+        <w:t xml:space="preserve">Enforce 한 줄이면 됩니다. 그리고 재테스트 —</w:t>
+      </w:r>
+      <w:r>
+        <w:t xml:space="preserve"> </w:t>
+      </w:r>
+      <w:r>
+        <w:rPr>
+          <w:b/>
+        </w:rPr>
+        <w:t xml:space="preserve">세션을 먼저 끊는 게 중요합니다.</w:t>
+      </w:r>
+      <w:r>
+        <w:t xml:space="preserve"> </w:t>
+      </w:r>
+      <w:r>
+        <w:rPr>
+          <w:rStyle w:val="VerbatimChar"/>
+        </w:rPr>
+        <w:t xml:space="preserve">net use * /delete /y</w:t>
+      </w:r>
+      <w:r>
+        <w:t xml:space="preserve"> </w:t>
+      </w:r>
+      <w:r>
+        <w:t xml:space="preserve">안 하면 이미 붙은 공유가 계속 동작해서 결과가</w:t>
+      </w:r>
+      <w:r>
+        <w:t xml:space="preserve"> </w:t>
+      </w:r>
+      <w:r>
+        <w:t xml:space="preserve">무의미해집니다. 1396이 뜰 겁니다. 이제 진단인데, klist를 보면</w:t>
+      </w:r>
+      <w:r>
+        <w:t xml:space="preserve"> </w:t>
+      </w:r>
+      <w:r>
+        <w:rPr>
+          <w:b/>
+        </w:rPr>
+        <w:t xml:space="preserve">AES-256 티켓이</w:t>
+      </w:r>
+      <w:r>
+        <w:rPr>
+          <w:b/>
+        </w:rPr>
+        <w:t xml:space="preserve"> </w:t>
+      </w:r>
+      <w:r>
+        <w:rPr>
+          <w:b/>
+        </w:rPr>
+        <w:t xml:space="preserve">발급돼 있고</w:t>
+      </w:r>
+      <w:r>
+        <w:t xml:space="preserve"> </w:t>
+      </w:r>
+      <w:r>
+        <w:t xml:space="preserve">DC의 4769도 성공입니다. KDC는 멀쩡하다는 거죠. 그럼 서비스가 못</w:t>
+      </w:r>
+      <w:r>
+        <w:t xml:space="preserve"> </w:t>
+      </w:r>
+      <w:r>
+        <w:t xml:space="preserve">여는 건데, 비밀번호는 안 바뀌었잖아요? Status를 다시 보시면 DomainName이</w:t>
+      </w:r>
+      <w:r>
+        <w:t xml:space="preserve"> </w:t>
+      </w:r>
+      <w:r>
+        <w:t xml:space="preserve">NetBIOS입니다. salt가 어긋난 겁니다. Repair는 순서가 핵심이에요 — 속성 고치고,</w:t>
+      </w:r>
+      <w:r>
+        <w:t xml:space="preserve"> </w:t>
+      </w:r>
+      <w:r>
+        <w:rPr>
+          <w:b/>
+        </w:rPr>
+        <w:t xml:space="preserve">키를 재생성하고</w:t>
+      </w:r>
+      <w:r>
+        <w:t xml:space="preserve">, AD에 동기화. 속성만 고치면 아무 일도 안 일어납니다.</w:t>
       </w:r>
       <w:r>
         <w:t xml:space="preserve">”</w:t>
@@ -2139,22 +2018,37 @@
         <w:t xml:space="preserve"> </w:t>
       </w:r>
       <w:r>
-        <w:t xml:space="preserve">10분 배정. klist 정상 출력을 스크린샷으로 남기라고 안내(뒤</w:t>
-      </w:r>
-      <w:r>
-        <w:t xml:space="preserve"> </w:t>
-      </w:r>
-      <w:r>
-        <w:t xml:space="preserve">실습의 기준). 안 되는 사람이 나오면 445부터 확인.</w:t>
+        <w:t xml:space="preserve">12분. 세션의 하이라이트. 트레이스나 4769를 화면에 띄워서</w:t>
+      </w:r>
+      <w:r>
+        <w:t xml:space="preserve"> </w:t>
+      </w:r>
+      <w:r>
+        <w:t xml:space="preserve">“</w:t>
+      </w:r>
+      <w:r>
+        <w:t xml:space="preserve">성공한 4769 + 실패한 SessionSetup</w:t>
+      </w:r>
+      <w:r>
+        <w:t xml:space="preserve">”</w:t>
+      </w:r>
+      <w:r>
+        <w:t xml:space="preserve">을 직접 보여주세요. 슬라이드 7의 salt 불릿과</w:t>
+      </w:r>
+      <w:r>
+        <w:t xml:space="preserve"> </w:t>
+      </w:r>
+      <w:r>
+        <w:t xml:space="preserve">9의 표로 돌아가 연결.</w:t>
       </w:r>
     </w:p>
     <w:p>
       <w:pPr>
         <w:pStyle w:val="Heading2"/>
       </w:pPr>
-      <w:bookmarkStart w:id="41" w:name="X7404ba5de0c104d8ffb6b49e139169aa60f15db"/>
-      <w:r>
-        <w:t xml:space="preserve">슬라이드 18 · L2 — The #1 field issue: kerb key vs AD password — 0:40</w:t>
+      <w:bookmarkStart w:id="41" w:name="슬라이드-18-개념-smb-cipher-협상-052"/>
+      <w:r>
+        <w:t xml:space="preserve">슬라이드 18 · [개념] SMB cipher 협상 — 0:52</w:t>
       </w:r>
       <w:bookmarkEnd w:id="41"/>
     </w:p>
@@ -2175,19 +2069,105 @@
         <w:t xml:space="preserve">“</w:t>
       </w:r>
       <w:r>
-        <w:t xml:space="preserve">현장 1위 이슈부터 갑니다. 제가 지금 여러분 환경의 AD 계정</w:t>
-      </w:r>
-      <w:r>
-        <w:t xml:space="preserve"> </w:t>
-      </w:r>
-      <w:r>
-        <w:t xml:space="preserve">비밀번호를 돌려서 kerb1 키와 어긋나게 만들겠습니다. 마운트를 다시 해보시면 —</w:t>
-      </w:r>
-      <w:r>
-        <w:t xml:space="preserve"> </w:t>
-      </w:r>
-      <w:r>
-        <w:t xml:space="preserve">System error 1396,</w:t>
+        <w:t xml:space="preserve">이번엔 다른 종류의 실패를 봅시다. cipher는 SMB Negotiate 단계에서</w:t>
+      </w:r>
+      <w:r>
+        <w:t xml:space="preserve"> </w:t>
+      </w:r>
+      <w:r>
+        <w:t xml:space="preserve">정해지는데, 이건 클라이언트가 계정 이름을 말하기도</w:t>
+      </w:r>
+      <w:r>
+        <w:t xml:space="preserve"> </w:t>
+      </w:r>
+      <w:r>
+        <w:rPr>
+          <w:b/>
+        </w:rPr>
+        <w:t xml:space="preserve">전</w:t>
+      </w:r>
+      <w:r>
+        <w:t xml:space="preserve">입니다. 그래서 서비스가</w:t>
+      </w:r>
+      <w:r>
+        <w:t xml:space="preserve"> </w:t>
+      </w:r>
+      <w:r>
+        <w:t xml:space="preserve">계정별로 골라줄 수가 없어요. 계정이 AES-256-GCM만 허용하는데 클라이언트가 다른</w:t>
+      </w:r>
+      <w:r>
+        <w:t xml:space="preserve"> </w:t>
+      </w:r>
+      <w:r>
+        <w:t xml:space="preserve">걸 내밀면 인증이 시작되기도 전에 끊깁니다.</w:t>
+      </w:r>
+      <w:r>
+        <w:t xml:space="preserve">”</w:t>
+      </w:r>
+    </w:p>
+    <w:p>
+      <w:pPr>
+        <w:pStyle w:val="BodyText"/>
+      </w:pPr>
+      <w:r>
+        <w:rPr>
+          <w:b/>
+        </w:rPr>
+        <w:t xml:space="preserve">진행 메모:</w:t>
+      </w:r>
+      <w:r>
+        <w:t xml:space="preserve"> </w:t>
+      </w:r>
+      <w:r>
+        <w:t xml:space="preserve">1.5분. 다음 랩의 반전을 예고 —</w:t>
+      </w:r>
+      <w:r>
+        <w:t xml:space="preserve"> </w:t>
+      </w:r>
+      <w:r>
+        <w:t xml:space="preserve">“</w:t>
+      </w:r>
+      <w:r>
+        <w:t xml:space="preserve">그런데 에러 메시지는 전혀 다른</w:t>
+      </w:r>
+      <w:r>
+        <w:t xml:space="preserve"> </w:t>
+      </w:r>
+      <w:r>
+        <w:t xml:space="preserve">얘기를 합니다.</w:t>
+      </w:r>
+      <w:r>
+        <w:t xml:space="preserve">”</w:t>
+      </w:r>
+    </w:p>
+    <w:p>
+      <w:pPr>
+        <w:pStyle w:val="Heading2"/>
+      </w:pPr>
+      <w:bookmarkStart w:id="42" w:name="슬라이드-19-lab-3-완벽한-티켓인데-access-denied-053"/>
+      <w:r>
+        <w:t xml:space="preserve">슬라이드 19 · Lab 3 ★ 완벽한 티켓인데 Access denied — 0:53</w:t>
+      </w:r>
+      <w:bookmarkEnd w:id="42"/>
+    </w:p>
+    <w:p>
+      <w:pPr>
+        <w:pStyle w:val="FirstParagraph"/>
+      </w:pPr>
+      <w:r>
+        <w:rPr>
+          <w:b/>
+        </w:rPr>
+        <w:t xml:space="preserve">멘트:</w:t>
+      </w:r>
+      <w:r>
+        <w:t xml:space="preserve"> </w:t>
+      </w:r>
+      <w:r>
+        <w:t xml:space="preserve">“</w:t>
+      </w:r>
+      <w:r>
+        <w:t xml:space="preserve">주입하고 재테스트해 보세요. 나오는 에러가</w:t>
       </w:r>
       <w:r>
         <w:t xml:space="preserve"> </w:t>
@@ -2196,52 +2176,67 @@
         <w:t xml:space="preserve">‘</w:t>
       </w:r>
       <w:r>
-        <w:t xml:space="preserve">대상 계정 이름이 잘못되었습니다</w:t>
+        <w:t xml:space="preserve">Access is denied</w:t>
       </w:r>
       <w:r>
         <w:t xml:space="preserve">’</w:t>
       </w:r>
       <w:r>
-        <w:t xml:space="preserve">. 그런데 진단해보면</w:t>
-      </w:r>
-      <w:r>
-        <w:t xml:space="preserve"> </w:t>
-      </w:r>
-      <w:r>
-        <w:t xml:space="preserve">재미있습니다. 티켓을 요청하면</w:t>
-      </w:r>
-      <w:r>
-        <w:t xml:space="preserve"> </w:t>
-      </w:r>
-      <w:r>
-        <w:t xml:space="preserve">‘</w:t>
-      </w:r>
-      <w:r>
-        <w:t xml:space="preserve">발급이 됩니다</w:t>
-      </w:r>
-      <w:r>
-        <w:t xml:space="preserve">’</w:t>
-      </w:r>
-      <w:r>
-        <w:t xml:space="preserve">. DC는 멀쩡하다는 뜻이죠. 문제는</w:t>
-      </w:r>
-      <w:r>
-        <w:t xml:space="preserve"> </w:t>
-      </w:r>
-      <w:r>
-        <w:t xml:space="preserve">그 다음 — 파일 서비스가 자기 키로 티켓을 못 여는 겁니다. 이야기의 6단계 중</w:t>
-      </w:r>
-      <w:r>
-        <w:t xml:space="preserve"> </w:t>
-      </w:r>
-      <w:r>
-        <w:t xml:space="preserve">마지막, AP 단계 실패입니다. 복구는 키를 재발급해서 AD 비밀번호와 다시</w:t>
-      </w:r>
-      <w:r>
-        <w:t xml:space="preserve"> </w:t>
-      </w:r>
-      <w:r>
-        <w:t xml:space="preserve">맞추면 되고, 실무에서는 Update-AzStorageAccountADObjectPassword입니다.</w:t>
+        <w:t xml:space="preserve"> </w:t>
+      </w:r>
+      <w:r>
+        <w:t xml:space="preserve">혹은</w:t>
+      </w:r>
+      <w:r>
+        <w:t xml:space="preserve"> </w:t>
+      </w:r>
+      <w:r>
+        <w:t xml:space="preserve">’사용자 이름 또는 암호가 잘못되었습니다’입니다.</w:t>
+      </w:r>
+      <w:r>
+        <w:t xml:space="preserve"> </w:t>
+      </w:r>
+      <w:r>
+        <w:rPr>
+          <w:b/>
+        </w:rPr>
+        <w:t xml:space="preserve">에러가 자격 증명을 가리키고</w:t>
+      </w:r>
+      <w:r>
+        <w:rPr>
+          <w:b/>
+        </w:rPr>
+        <w:t xml:space="preserve"> </w:t>
+      </w:r>
+      <w:r>
+        <w:rPr>
+          <w:b/>
+        </w:rPr>
+        <w:t xml:space="preserve">있죠.</w:t>
+      </w:r>
+      <w:r>
+        <w:t xml:space="preserve"> </w:t>
+      </w:r>
+      <w:r>
+        <w:t xml:space="preserve">그래서 실제 케이스에서는 RBAC 감사하고, NTFS 보고, 도메인 조인 다시</w:t>
+      </w:r>
+      <w:r>
+        <w:t xml:space="preserve"> </w:t>
+      </w:r>
+      <w:r>
+        <w:t xml:space="preserve">확인하고 — 아무 이상이 없었습니다. 당연하죠, 멀쩡하니까. klist에 티켓 있고</w:t>
+      </w:r>
+      <w:r>
+        <w:t xml:space="preserve"> </w:t>
+      </w:r>
+      <w:r>
+        <w:t xml:space="preserve">4769도 성공입니다. 답은 양쪽 cipher 목록을 대조하는 것뿐이에요. 실제로 이거</w:t>
+      </w:r>
+      <w:r>
+        <w:t xml:space="preserve"> </w:t>
+      </w:r>
+      <w:r>
+        <w:t xml:space="preserve">찾는 데 며칠이 걸렸고, 수정은 스토리지 계정 보안 설정의 체크박스 하나였습니다.</w:t>
       </w:r>
       <w:r>
         <w:t xml:space="preserve">”</w:t>
@@ -2261,28 +2256,28 @@
         <w:t xml:space="preserve"> </w:t>
       </w:r>
       <w:r>
-        <w:t xml:space="preserve">이 랩이 세션의 하이라이트입니다. 주입 → 재현 →</w:t>
-      </w:r>
-      <w:r>
-        <w:t xml:space="preserve"> </w:t>
-      </w:r>
-      <w:r>
-        <w:rPr>
-          <w:b/>
-        </w:rPr>
-        <w:t xml:space="preserve">증거 수집</w:t>
-      </w:r>
-      <w:r>
-        <w:t xml:space="preserve"> </w:t>
-      </w:r>
-      <w:r>
-        <w:t xml:space="preserve">(Get-KerberosEvidence.ps1) → 정상 캡처와 비교 → repair. 화면에 트레이스나</w:t>
-      </w:r>
-      <w:r>
-        <w:t xml:space="preserve"> </w:t>
-      </w:r>
-      <w:r>
-        <w:t xml:space="preserve">4769를 띄워서</w:t>
+        <w:t xml:space="preserve">5분. 오늘의 마지막 교훈 — 에러 메시지를 믿지 말고 증거를 보라.</w:t>
+      </w:r>
+    </w:p>
+    <w:p>
+      <w:pPr>
+        <w:pStyle w:val="Heading2"/>
+      </w:pPr>
+      <w:bookmarkStart w:id="43" w:name="슬라이드-2021-개념-3개의-문-권한-매트릭스-시간-남을-때"/>
+      <w:r>
+        <w:t xml:space="preserve">슬라이드 20~21 · [개념] 3개의 문 + 권한 매트릭스 — 시간 남을 때</w:t>
+      </w:r>
+      <w:bookmarkEnd w:id="43"/>
+    </w:p>
+    <w:p>
+      <w:pPr>
+        <w:pStyle w:val="FirstParagraph"/>
+      </w:pPr>
+      <w:r>
+        <w:rPr>
+          <w:b/>
+        </w:rPr>
+        <w:t xml:space="preserve">멘트(요약):</w:t>
       </w:r>
       <w:r>
         <w:t xml:space="preserve"> </w:t>
@@ -2291,40 +2286,69 @@
         <w:t xml:space="preserve">“</w:t>
       </w:r>
       <w:r>
-        <w:t xml:space="preserve">4769는 성공인데 SessionSetup이 실패</w:t>
+        <w:t xml:space="preserve">인증이 끝나도 문이 셋 남습니다 — 네트워크, 공유 수준 RBAC,</w:t>
+      </w:r>
+      <w:r>
+        <w:t xml:space="preserve"> </w:t>
+      </w:r>
+      <w:r>
+        <w:t xml:space="preserve">NTFS. 실제 권한은 공유 역할과 NTFS 중</w:t>
+      </w:r>
+      <w:r>
+        <w:t xml:space="preserve"> </w:t>
+      </w:r>
+      <w:r>
+        <w:rPr>
+          <w:b/>
+        </w:rPr>
+        <w:t xml:space="preserve">더 제한적인 쪽</w:t>
+      </w:r>
+      <w:r>
+        <w:t xml:space="preserve">입니다.</w:t>
       </w:r>
       <w:r>
         <w:t xml:space="preserve">”</w:t>
       </w:r>
-      <w:r>
-        <w:t xml:space="preserve">를 직접 보여주세요. 슬라이드</w:t>
-      </w:r>
-      <w:r>
-        <w:t xml:space="preserve"> </w:t>
-      </w:r>
-      <w:r>
-        <w:t xml:space="preserve">7(메커니즘 3)과 9(에러 코드 표)로 돌아가 연결하면 완결됩니다.</w:t>
+    </w:p>
+    <w:p>
+      <w:pPr>
+        <w:pStyle w:val="BodyText"/>
+      </w:pPr>
+      <w:r>
+        <w:rPr>
+          <w:b/>
+        </w:rPr>
+        <w:t xml:space="preserve">진행 메모:</w:t>
+      </w:r>
+      <w:r>
+        <w:t xml:space="preserve"> </w:t>
+      </w:r>
+      <w:r>
+        <w:t xml:space="preserve">시간이 있으면 진행, 없으면 워크북 참조로 넘김.</w:t>
       </w:r>
     </w:p>
     <w:p>
       <w:pPr>
         <w:pStyle w:val="Heading2"/>
       </w:pPr>
-      <w:bookmarkStart w:id="42" w:name="X9c99096bdaecdbf3e7d44e45d4e05b694ccd542"/>
-      <w:r>
-        <w:t xml:space="preserve">슬라이드 19 · L3 — The KDC can’t find the service: broken SPN — 0:45</w:t>
-      </w:r>
-      <w:bookmarkEnd w:id="42"/>
+      <w:bookmarkStart w:id="44" w:name="슬라이드-2224-lab-46-자율-실습"/>
+      <w:r>
+        <w:t xml:space="preserve">슬라이드 22~24 · Lab 4~6 — 자율 실습</w:t>
+      </w:r>
+      <w:bookmarkEnd w:id="44"/>
     </w:p>
     <w:p>
       <w:pPr>
         <w:pStyle w:val="FirstParagraph"/>
       </w:pPr>
       <w:r>
-        <w:rPr>
-          <w:b/>
-        </w:rPr>
-        <w:t xml:space="preserve">멘트:</w:t>
+        <w:t xml:space="preserve">445 차단(error 53/67), 공유 권한 상실, 1396 키 드리프트, SPN 손상. 워크북에</w:t>
+      </w:r>
+      <w:r>
+        <w:t xml:space="preserve"> </w:t>
+      </w:r>
+      <w:r>
+        <w:t xml:space="preserve">전부 있으니</w:t>
       </w:r>
       <w:r>
         <w:t xml:space="preserve"> </w:t>
@@ -2333,167 +2357,13 @@
         <w:t xml:space="preserve">“</w:t>
       </w:r>
       <w:r>
-        <w:t xml:space="preserve">이번엔 여러분이 직접 주입하세요 — SpnBroken입니다. 아까와</w:t>
-      </w:r>
-      <w:r>
-        <w:t xml:space="preserve"> </w:t>
-      </w:r>
-      <w:r>
-        <w:t xml:space="preserve">비교하면 실패 지점이 다릅니다. 이번엔 티켓 요청 자체가 0xc000018b로</w:t>
-      </w:r>
-      <w:r>
-        <w:t xml:space="preserve"> </w:t>
-      </w:r>
-      <w:r>
-        <w:t xml:space="preserve">실패합니다. DC에 그 SPN을 가진 계정이 없으니 여왕이 입장권을 못 만드는 거죠 —</w:t>
-      </w:r>
-      <w:r>
-        <w:t xml:space="preserve"> </w:t>
-      </w:r>
-      <w:r>
-        <w:t xml:space="preserve">TGS 단계 실패입니다. 확인은 DC에서 setspn -Q 한 줄이면 되고, 아무것도 안</w:t>
-      </w:r>
-      <w:r>
-        <w:t xml:space="preserve"> </w:t>
-      </w:r>
-      <w:r>
-        <w:t xml:space="preserve">나오면 확정입니다. 같은 에러가 커스텀 도메인이나 멀티 포리스트 라우팅에서도</w:t>
-      </w:r>
-      <w:r>
-        <w:t xml:space="preserve"> </w:t>
-      </w:r>
-      <w:r>
-        <w:t xml:space="preserve">나오니 그쪽도 기억해두세요. repair로 SPN을 되돌리면 바로 살아납니다.</w:t>
+        <w:t xml:space="preserve">각자 해보시라</w:t>
       </w:r>
       <w:r>
         <w:t xml:space="preserve">”</w:t>
       </w:r>
-    </w:p>
-    <w:p>
-      <w:pPr>
-        <w:pStyle w:val="BodyText"/>
-      </w:pPr>
-      <w:r>
-        <w:rPr>
-          <w:b/>
-        </w:rPr>
-        <w:t xml:space="preserve">진행 메모:</w:t>
-      </w:r>
-      <w:r>
-        <w:t xml:space="preserve"> </w:t>
-      </w:r>
-      <w:r>
-        <w:t xml:space="preserve">워크북 Lab 4. L2(1396)와의 차이를 짚어줄 것 — 1396은 티켓이</w:t>
-      </w:r>
-      <w:r>
-        <w:t xml:space="preserve"> </w:t>
-      </w:r>
-      <w:r>
-        <w:t xml:space="preserve">나왔고, 이번엔 티켓 자체가 안 나온다.</w:t>
-      </w:r>
-    </w:p>
-    <w:p>
-      <w:pPr>
-        <w:pStyle w:val="Heading2"/>
-      </w:pPr>
-      <w:bookmarkStart w:id="43" w:name="Xc5b5f6edcf008e578a3f1299210b719a32fbb3e"/>
-      <w:r>
-        <w:t xml:space="preserve">슬라이드 20 · L4 — Two more classics, rapid-fire — 0:50</w:t>
-      </w:r>
-      <w:bookmarkEnd w:id="43"/>
-    </w:p>
-    <w:p>
-      <w:pPr>
-        <w:pStyle w:val="FirstParagraph"/>
-      </w:pPr>
-      <w:r>
-        <w:rPr>
-          <w:b/>
-        </w:rPr>
-        <w:t xml:space="preserve">멘트:</w:t>
-      </w:r>
-      <w:r>
-        <w:t xml:space="preserve"> </w:t>
-      </w:r>
-      <w:r>
-        <w:t xml:space="preserve">“</w:t>
-      </w:r>
-      <w:r>
-        <w:t xml:space="preserve">빠르게 두 개 더. 왼쪽, 445 차단 — error 53이 나고,</w:t>
-      </w:r>
-      <w:r>
-        <w:t xml:space="preserve"> </w:t>
-      </w:r>
-      <w:r>
-        <w:t xml:space="preserve">Test-NetConnection이 False로 즉시 알려줍니다. 참고로 error 64는 다른</w:t>
-      </w:r>
-      <w:r>
-        <w:t xml:space="preserve"> </w:t>
-      </w:r>
-      <w:r>
-        <w:t xml:space="preserve">시그니처입니다. TCP는 붙는데 프록시나 NAT가 SMB 핸드셰이크를 끊는 경우죠.</w:t>
-      </w:r>
-      <w:r>
-        <w:t xml:space="preserve"> </w:t>
-      </w:r>
-      <w:r>
-        <w:t xml:space="preserve">오른쪽이 오늘의 마무리 교훈입니다 — klist의 티켓은</w:t>
-      </w:r>
-      <w:r>
-        <w:t xml:space="preserve"> </w:t>
-      </w:r>
-      <w:r>
-        <w:t xml:space="preserve">‘</w:t>
-      </w:r>
-      <w:r>
-        <w:t xml:space="preserve">완벽한데</w:t>
-      </w:r>
-      <w:r>
-        <w:t xml:space="preserve">’</w:t>
-      </w:r>
-      <w:r>
-        <w:t xml:space="preserve"> </w:t>
-      </w:r>
-      <w:r>
-        <w:t xml:space="preserve">Access</w:t>
-      </w:r>
-      <w:r>
-        <w:t xml:space="preserve"> </w:t>
-      </w:r>
-      <w:r>
-        <w:t xml:space="preserve">denied. 인증은 성공했고 인가에서 막힌 겁니다. 아까 그 매트릭스의 RBAC 열이</w:t>
-      </w:r>
-      <w:r>
-        <w:t xml:space="preserve"> </w:t>
-      </w:r>
-      <w:r>
-        <w:t xml:space="preserve">None으로 꺾인 상태입니다. 인증과 인가를 구분할 수 있으면 오늘 목표는 달성입니다.</w:t>
-      </w:r>
-      <w:r>
-        <w:t xml:space="preserve">”</w:t>
-      </w:r>
-    </w:p>
-    <w:p>
-      <w:pPr>
-        <w:pStyle w:val="BodyText"/>
-      </w:pPr>
-      <w:r>
-        <w:rPr>
-          <w:b/>
-        </w:rPr>
-        <w:t xml:space="preserve">진행 메모:</w:t>
-      </w:r>
-      <w:r>
-        <w:t xml:space="preserve"> </w:t>
-      </w:r>
-      <w:r>
-        <w:t xml:space="preserve">시간 여유 있으면 워크북 Optional의 EtypeMismatch나 페어 실습</w:t>
-      </w:r>
-      <w:r>
-        <w:t xml:space="preserve"> </w:t>
-      </w:r>
-      <w:r>
-        <w:t xml:space="preserve">진행. 없으면 워크북 숙제로 안내.</w:t>
+      <w:r>
+        <w:t xml:space="preserve">로 안내하고 넘어가도 됩니다.</w:t>
       </w:r>
     </w:p>
     <w:p>
@@ -2507,21 +2377,21 @@
       <w:pPr>
         <w:pStyle w:val="Heading1"/>
       </w:pPr>
-      <w:bookmarkStart w:id="44" w:name="마무리-055-100"/>
-      <w:r>
-        <w:t xml:space="preserve">마무리 (0:55 ~ 1:00)</w:t>
-      </w:r>
-      <w:bookmarkEnd w:id="44"/>
+      <w:bookmarkStart w:id="45" w:name="마무리-056-100"/>
+      <w:r>
+        <w:t xml:space="preserve">마무리 (0:56 ~ 1:00)</w:t>
+      </w:r>
+      <w:bookmarkEnd w:id="45"/>
     </w:p>
     <w:p>
       <w:pPr>
         <w:pStyle w:val="Heading2"/>
       </w:pPr>
-      <w:bookmarkStart w:id="45" w:name="슬라이드-21-the-60-second-triage-055"/>
-      <w:r>
-        <w:t xml:space="preserve">슬라이드 21 · The 60-second triage — 0:55</w:t>
-      </w:r>
-      <w:bookmarkEnd w:id="45"/>
+      <w:bookmarkStart w:id="46" w:name="슬라이드-25-60초-트리아지-056"/>
+      <w:r>
+        <w:t xml:space="preserve">슬라이드 25 · 60초 트리아지 — 0:56</w:t>
+      </w:r>
+      <w:bookmarkEnd w:id="46"/>
     </w:p>
     <w:p>
       <w:pPr>
@@ -2540,25 +2410,13 @@
         <w:t xml:space="preserve">“</w:t>
       </w:r>
       <w:r>
-        <w:t xml:space="preserve">오늘 배운 걸 표 하나로 접습니다. 증상을 보고 — 첫 명령을 정하고</w:t>
-      </w:r>
-      <w:r>
-        <w:t xml:space="preserve"> </w:t>
-      </w:r>
-      <w:r>
-        <w:t xml:space="preserve">— 어느 계층인지 좁힙니다. 53이나 67이면 네트워크, 1396이면 키 불일치,</w:t>
-      </w:r>
-      <w:r>
-        <w:t xml:space="preserve"> </w:t>
-      </w:r>
-      <w:r>
-        <w:t xml:space="preserve">0xc000018b면 SPN, 암호화 타입 에러면 etype, 티켓이 멀쩡한데 거절이면</w:t>
-      </w:r>
-      <w:r>
-        <w:t xml:space="preserve"> </w:t>
-      </w:r>
-      <w:r>
-        <w:t xml:space="preserve">인가입니다. 나눠드린 플로차트가 이 표의 순서도 버전이니 책상에 두고 쓰세요.</w:t>
+        <w:t xml:space="preserve">오늘 배운 걸 표 하나로 접습니다. 증상 → 첫 명령 → 어느 계층. 나눠드린</w:t>
+      </w:r>
+      <w:r>
+        <w:t xml:space="preserve"> </w:t>
+      </w:r>
+      <w:r>
+        <w:t xml:space="preserve">플로차트가 이 표의 순서도 버전입니다.</w:t>
       </w:r>
       <w:r>
         <w:t xml:space="preserve">”</w:t>
@@ -2568,11 +2426,11 @@
       <w:pPr>
         <w:pStyle w:val="Heading2"/>
       </w:pPr>
-      <w:bookmarkStart w:id="46" w:name="Xa47b399437fd274d3970cceb5810435f784faad"/>
-      <w:r>
-        <w:t xml:space="preserve">슬라이드 22 · 마무리 (You now own the AD DS triangle) — 0:57</w:t>
-      </w:r>
-      <w:bookmarkEnd w:id="46"/>
+      <w:bookmarkStart w:id="47" w:name="슬라이드-26-마무리-058"/>
+      <w:r>
+        <w:t xml:space="preserve">슬라이드 26 · 마무리 — 0:58</w:t>
+      </w:r>
+      <w:bookmarkEnd w:id="47"/>
     </w:p>
     <w:p>
       <w:pPr>
@@ -2591,31 +2449,40 @@
         <w:t xml:space="preserve">“</w:t>
       </w:r>
       <w:r>
-        <w:t xml:space="preserve">오늘 여러분은 AD DS 삼각형을 갖게 됐습니다. 끝나기 전에 리소스</w:t>
-      </w:r>
-      <w:r>
-        <w:t xml:space="preserve"> </w:t>
-      </w:r>
-      <w:r>
-        <w:t xml:space="preserve">그룹을 지워주세요 — 세션 2까지 며칠 비는데 VM을 켜두면 과금됩니다. 세션 2</w:t>
-      </w:r>
-      <w:r>
-        <w:t xml:space="preserve"> </w:t>
-      </w:r>
-      <w:r>
-        <w:t xml:space="preserve">전에 같은 명령으로 재배포하시면 되고, 리마인더를 보내드리겠습니다. 다음</w:t>
-      </w:r>
-      <w:r>
-        <w:t xml:space="preserve"> </w:t>
-      </w:r>
-      <w:r>
-        <w:t xml:space="preserve">세션은 같은 공유를 DC 없이 — Microsoft Entra Kerberos입니다. 개발용 테넌트의</w:t>
-      </w:r>
-      <w:r>
-        <w:t xml:space="preserve"> </w:t>
-      </w:r>
-      <w:r>
-        <w:t xml:space="preserve">Global Admin을 준비해 오세요. 남은 시간 질문 받겠습니다.</w:t>
+        <w:t xml:space="preserve">리소스 그룹을 지워주세요 — 세션 2까지 며칠 비는데 VM을 켜두면</w:t>
+      </w:r>
+      <w:r>
+        <w:t xml:space="preserve"> </w:t>
+      </w:r>
+      <w:r>
+        <w:t xml:space="preserve">과금됩니다. 세션 2 전에 같은 명령으로 재배포하시면 되고 리마인더 보내드립니다.</w:t>
+      </w:r>
+      <w:r>
+        <w:t xml:space="preserve"> </w:t>
+      </w:r>
+      <w:r>
+        <w:t xml:space="preserve">다음 세션은 같은 공유를 DC 없이, Entra Kerberos입니다.</w:t>
+      </w:r>
+      <w:r>
+        <w:t xml:space="preserve"> </w:t>
+      </w:r>
+      <w:r>
+        <w:rPr>
+          <w:b/>
+        </w:rPr>
+        <w:t xml:space="preserve">개발용</w:t>
+      </w:r>
+      <w:r>
+        <w:t xml:space="preserve"> </w:t>
+      </w:r>
+      <w:r>
+        <w:t xml:space="preserve">테넌트의</w:t>
+      </w:r>
+      <w:r>
+        <w:t xml:space="preserve"> </w:t>
+      </w:r>
+      <w:r>
+        <w:t xml:space="preserve">Global Admin을 준비해 오세요.</w:t>
       </w:r>
       <w:r>
         <w:t xml:space="preserve">”</w:t>
@@ -2635,7 +2502,37 @@
         <w:t xml:space="preserve"> </w:t>
       </w:r>
       <w:r>
-        <w:t xml:space="preserve">teardown 명령을 채팅에 붙여넣기:</w:t>
+        <w:t xml:space="preserve">teardown 명령을 채팅에 붙여넣기.</w:t>
+      </w:r>
+    </w:p>
+    <w:p>
+      <w:pPr>
+        <w:pStyle w:val="Heading2"/>
+      </w:pPr>
+      <w:bookmarkStart w:id="48" w:name="슬라이드-27-references-recovery-059"/>
+      <w:r>
+        <w:t xml:space="preserve">슬라이드 27 · References &amp; recovery — 0:59</w:t>
+      </w:r>
+      <w:bookmarkEnd w:id="48"/>
+    </w:p>
+    <w:p>
+      <w:pPr>
+        <w:pStyle w:val="FirstParagraph"/>
+      </w:pPr>
+      <w:r>
+        <w:rPr>
+          <w:b/>
+        </w:rPr>
+        <w:t xml:space="preserve">멘트:</w:t>
+      </w:r>
+      <w:r>
+        <w:t xml:space="preserve"> </w:t>
+      </w:r>
+      <w:r>
+        <w:t xml:space="preserve">“</w:t>
+      </w:r>
+      <w:r>
+        <w:t xml:space="preserve">참고 자료입니다. 랩이 꼬이면 모든 fault는</w:t>
       </w:r>
       <w:r>
         <w:t xml:space="preserve"> </w:t>
@@ -2644,49 +2541,16 @@
         <w:rPr>
           <w:rStyle w:val="VerbatimChar"/>
         </w:rPr>
-        <w:t xml:space="preserve">Remove-AzResourceGroup -Name azfiles-lab -Force</w:t>
-      </w:r>
-    </w:p>
-    <w:p>
-      <w:pPr>
-        <w:pStyle w:val="Heading2"/>
-      </w:pPr>
-      <w:bookmarkStart w:id="47" w:name="슬라이드-23-references-recovery-059"/>
-      <w:r>
-        <w:t xml:space="preserve">슬라이드 23 · References &amp; recovery — 0:59</w:t>
-      </w:r>
-      <w:bookmarkEnd w:id="47"/>
-    </w:p>
-    <w:p>
-      <w:pPr>
-        <w:pStyle w:val="FirstParagraph"/>
-      </w:pPr>
-      <w:r>
-        <w:rPr>
-          <w:b/>
-        </w:rPr>
-        <w:t xml:space="preserve">멘트:</w:t>
-      </w:r>
-      <w:r>
-        <w:t xml:space="preserve"> </w:t>
-      </w:r>
-      <w:r>
-        <w:t xml:space="preserve">“</w:t>
-      </w:r>
-      <w:r>
-        <w:t xml:space="preserve">참고 자료는 여기 정리돼 있습니다. 랩이 복구 불가로 꼬이면 —</w:t>
-      </w:r>
-      <w:r>
-        <w:t xml:space="preserve"> </w:t>
-      </w:r>
-      <w:r>
-        <w:t xml:space="preserve">모든 fault는 -Repair로 되돌릴 수 있고, 최악의 경우 리소스 그룹을 지우고</w:t>
-      </w:r>
-      <w:r>
-        <w:t xml:space="preserve"> </w:t>
-      </w:r>
-      <w:r>
-        <w:t xml:space="preserve">재배포하면 20분입니다. 감사합니다!</w:t>
+        <w:t xml:space="preserve">-Repair</w:t>
+      </w:r>
+      <w:r>
+        <w:t xml:space="preserve">로 되돌릴 수 있고,</w:t>
+      </w:r>
+      <w:r>
+        <w:t xml:space="preserve"> </w:t>
+      </w:r>
+      <w:r>
+        <w:t xml:space="preserve">최악의 경우 재배포가 20분입니다. 감사합니다!</w:t>
       </w:r>
       <w:r>
         <w:t xml:space="preserve">”</w:t>
@@ -2706,111 +2570,7 @@
         <w:t xml:space="preserve"> </w:t>
       </w:r>
       <w:r>
-        <w:t xml:space="preserve">Q&amp;A 동안 이 슬라이드를 띄워둘 것.</w:t>
-      </w:r>
-    </w:p>
-    <w:p>
-      <w:pPr>
-        <w:pStyle w:val="Heading2"/>
-      </w:pPr>
-      <w:bookmarkStart w:id="48" w:name="슬라이드-24-부록-smb-cipher-negotiation-필요할-때만"/>
-      <w:r>
-        <w:t xml:space="preserve">슬라이드 24 · [부록] SMB cipher negotiation — 필요할 때만</w:t>
-      </w:r>
-      <w:bookmarkEnd w:id="48"/>
-    </w:p>
-    <w:p>
-      <w:pPr>
-        <w:pStyle w:val="FirstParagraph"/>
-      </w:pPr>
-      <w:r>
-        <w:rPr>
-          <w:b/>
-        </w:rPr>
-        <w:t xml:space="preserve">멘트(질문 나올 때만):</w:t>
-      </w:r>
-      <w:r>
-        <w:t xml:space="preserve"> </w:t>
-      </w:r>
-      <w:r>
-        <w:t xml:space="preserve">“</w:t>
-      </w:r>
-      <w:r>
-        <w:t xml:space="preserve">권한이 전부 정상인데 error 5가 난다면 SMB</w:t>
-      </w:r>
-      <w:r>
-        <w:t xml:space="preserve"> </w:t>
-      </w:r>
-      <w:r>
-        <w:t xml:space="preserve">암호화 cipher 협상 문제일 수 있습니다. cipher는 클라이언트가 계정 이름을</w:t>
-      </w:r>
-      <w:r>
-        <w:t xml:space="preserve"> </w:t>
-      </w:r>
-      <w:r>
-        <w:t xml:space="preserve">말하기도 전에 정해지기 때문에 서비스가 계정별로 골라줄 수가 없습니다. 계정이</w:t>
-      </w:r>
-      <w:r>
-        <w:t xml:space="preserve"> </w:t>
-      </w:r>
-      <w:r>
-        <w:t xml:space="preserve">AES-256-GCM만 허용하는데 클라이언트가 다른 걸 먼저 내밀면 인증 시작 전에</w:t>
-      </w:r>
-      <w:r>
-        <w:t xml:space="preserve"> </w:t>
-      </w:r>
-      <w:r>
-        <w:t xml:space="preserve">끊깁니다. 클라이언트 cipher 순서를 확인하고, 허용된 걸 맨 앞으로 올리면</w:t>
-      </w:r>
-      <w:r>
-        <w:t xml:space="preserve"> </w:t>
-      </w:r>
-      <w:r>
-        <w:t xml:space="preserve">됩니다.</w:t>
-      </w:r>
-      <w:r>
-        <w:t xml:space="preserve">”</w:t>
-      </w:r>
-    </w:p>
-    <w:p>
-      <w:pPr>
-        <w:pStyle w:val="BodyText"/>
-      </w:pPr>
-      <w:r>
-        <w:rPr>
-          <w:b/>
-        </w:rPr>
-        <w:t xml:space="preserve">진행 메모:</w:t>
-      </w:r>
-      <w:r>
-        <w:t xml:space="preserve"> </w:t>
-      </w:r>
-      <w:r>
-        <w:t xml:space="preserve">정규 진행에서는 건너뜀.</w:t>
-      </w:r>
-      <w:r>
-        <w:t xml:space="preserve"> </w:t>
-      </w:r>
-      <w:r>
-        <w:t xml:space="preserve">“</w:t>
-      </w:r>
-      <w:r>
-        <w:t xml:space="preserve">권한 다 맞는데 5번 에러</w:t>
-      </w:r>
-      <w:r>
-        <w:t xml:space="preserve">”</w:t>
-      </w:r>
-      <w:r>
-        <w:t xml:space="preserve"> </w:t>
-      </w:r>
-      <w:r>
-        <w:t xml:space="preserve">질문이</w:t>
-      </w:r>
-      <w:r>
-        <w:t xml:space="preserve"> </w:t>
-      </w:r>
-      <w:r>
-        <w:t xml:space="preserve">나오면 이 슬라이드로 점프.</w:t>
+        <w:t xml:space="preserve">Q&amp;A 동안 띄워둘 것.</w:t>
       </w:r>
     </w:p>
     <w:p>
@@ -2824,9 +2584,9 @@
       <w:pPr>
         <w:pStyle w:val="Heading1"/>
       </w:pPr>
-      <w:bookmarkStart w:id="49" w:name="비상-대응-요약-발표자용"/>
-      <w:r>
-        <w:t xml:space="preserve">비상 대응 요약 (발표자용)</w:t>
+      <w:bookmarkStart w:id="49" w:name="비상-대응-발표자용"/>
+      <w:r>
+        <w:t xml:space="preserve">비상 대응 (발표자용)</w:t>
       </w:r>
       <w:bookmarkEnd w:id="49"/>
     </w:p>
@@ -2839,7 +2599,7 @@
         <w:pStyle w:val="Compact"/>
       </w:pPr>
       <w:r>
-        <w:t xml:space="preserve">배포가 5/8에서 실패 → 같은 명령 재실행(멱등, 5~8분에 완주).</w:t>
+        <w:t xml:space="preserve">배포 실패 → 같은 명령 재실행(멱등).</w:t>
       </w:r>
     </w:p>
     <w:p>
@@ -2851,13 +2611,46 @@
         <w:pStyle w:val="Compact"/>
       </w:pPr>
       <w:r>
-        <w:t xml:space="preserve">참가자 RDP 거부 → labuser1이 아닌 labadmin으로 접속했는지 확인; 구버전</w:t>
-      </w:r>
-      <w:r>
-        <w:t xml:space="preserve"> </w:t>
-      </w:r>
-      <w:r>
-        <w:t xml:space="preserve">키트면 Domain Users의 RDP 그룹 누락 — Run Command 한 줄 픽스는 guide 참고.</w:t>
+        <w:rPr>
+          <w:b/>
+        </w:rPr>
+        <w:t xml:space="preserve">RC4 마운트가 안 되는 참가자</w:t>
+      </w:r>
+      <w:r>
+        <w:t xml:space="preserve"> </w:t>
+      </w:r>
+      <w:r>
+        <w:t xml:space="preserve">→ 배포 스크립트가 자동으로 AES-256 정상</w:t>
+      </w:r>
+      <w:r>
+        <w:t xml:space="preserve"> </w:t>
+      </w:r>
+      <w:r>
+        <w:t xml:space="preserve">구성으로 폴백하고 완료 박스에</w:t>
+      </w:r>
+      <w:r>
+        <w:t xml:space="preserve"> </w:t>
+      </w:r>
+      <w:r>
+        <w:t xml:space="preserve">“</w:t>
+      </w:r>
+      <w:r>
+        <w:t xml:space="preserve">MODERN</w:t>
+      </w:r>
+      <w:r>
+        <w:t xml:space="preserve">”</w:t>
+      </w:r>
+      <w:r>
+        <w:t xml:space="preserve"> </w:t>
+      </w:r>
+      <w:r>
+        <w:t xml:space="preserve">표시. 그 사람은 Lab 2를 건너뛰고 Lab 3</w:t>
+      </w:r>
+      <w:r>
+        <w:t xml:space="preserve"> </w:t>
+      </w:r>
+      <w:r>
+        <w:t xml:space="preserve">이후로 합류시키세요.</w:t>
       </w:r>
     </w:p>
     <w:p>
@@ -2869,7 +2662,13 @@
         <w:pStyle w:val="Compact"/>
       </w:pPr>
       <w:r>
-        <w:t xml:space="preserve">1396이 ’정상 상태’에서 발생 → 그 자체가 Lab 2. PasswordMismatch -Repair.</w:t>
+        <w:t xml:space="preserve">labuser1 RDP 거부 → 도메인 조인 스크립트가 Domain Users를 RDP 그룹에 넣습니다.</w:t>
+      </w:r>
+      <w:r>
+        <w:t xml:space="preserve"> </w:t>
+      </w:r>
+      <w:r>
+        <w:t xml:space="preserve">구버전 키트면 guide의 한 줄 픽스 참조.</w:t>
       </w:r>
     </w:p>
     <w:p>
@@ -2881,13 +2680,31 @@
         <w:pStyle w:val="Compact"/>
       </w:pPr>
       <w:r>
-        <w:t xml:space="preserve">시간이 밀리면 → 슬라이드 13(cipher)과 L4의 NoShareAccess를 스킵 가능.</w:t>
-      </w:r>
-      <w:r>
-        <w:t xml:space="preserve"> </w:t>
-      </w:r>
-      <w:r>
-        <w:t xml:space="preserve">Lab 2·3이 학습의 핵심.</w:t>
+        <w:t xml:space="preserve">재테스트 결과가 이상 →</w:t>
+      </w:r>
+      <w:r>
+        <w:t xml:space="preserve"> </w:t>
+      </w:r>
+      <w:r>
+        <w:rPr>
+          <w:rStyle w:val="VerbatimChar"/>
+        </w:rPr>
+        <w:t xml:space="preserve">net use * /delete /y</w:t>
+      </w:r>
+      <w:r>
+        <w:t xml:space="preserve">를 안 했을 가능성이 가장 큼.</w:t>
+      </w:r>
+    </w:p>
+    <w:p>
+      <w:pPr>
+        <w:numPr>
+          <w:ilvl w:val="0"/>
+          <w:numId w:val="1001"/>
+        </w:numPr>
+        <w:pStyle w:val="Compact"/>
+      </w:pPr>
+      <w:r>
+        <w:t xml:space="preserve">시간이 밀리면 → 슬라이드 20~24를 통째로 스킵. Lab 1~3이 세션의 핵심입니다.</w:t>
       </w:r>
     </w:p>
     <w:sectPr/>

--- a/docs/cuesheet-session1.docx
+++ b/docs/cuesheet-session1.docx
@@ -108,32 +108,6 @@
         <w:t xml:space="preserve">진행용</w:t>
       </w:r>
     </w:p>
-    <w:sdt>
-      <w:sdtPr>
-        <w:docPartObj>
-          <w:docPartGallery w:val="Table of Contents"/>
-          <w:docPartUnique/>
-        </w:docPartObj>
-      </w:sdtPr>
-      <w:sdtContent>
-        <w:p>
-          <w:pPr>
-            <w:pStyle w:val="TOCHeading"/>
-          </w:pPr>
-          <w:r>
-            <w:t xml:space="preserve">Table of Contents</w:t>
-          </w:r>
-        </w:p>
-        <w:p>
-          <w:r>
-            <w:fldChar w:fldCharType="begin" w:dirty="true"/>
-            <w:instrText xml:space="preserve">TOC \o "1-3" \h \z \u</w:instrText>
-            <w:fldChar w:fldCharType="separate"/>
-            <w:fldChar w:fldCharType="end"/>
-          </w:r>
-        </w:p>
-      </w:sdtContent>
-    </w:sdt>
     <w:p>
       <w:pPr>
         <w:pStyle w:val="Heading1"/>
@@ -2236,7 +2210,37 @@
         <w:t xml:space="preserve"> </w:t>
       </w:r>
       <w:r>
-        <w:t xml:space="preserve">찾는 데 며칠이 걸렸고, 수정은 스토리지 계정 보안 설정의 체크박스 하나였습니다.</w:t>
+        <w:t xml:space="preserve">찾는 데 며칠이 걸렸습니다. 수리는</w:t>
+      </w:r>
+      <w:r>
+        <w:t xml:space="preserve"> </w:t>
+      </w:r>
+      <w:r>
+        <w:rPr>
+          <w:b/>
+        </w:rPr>
+        <w:t xml:space="preserve">클라이언트 쪽</w:t>
+      </w:r>
+      <w:r>
+        <w:t xml:space="preserve">입니다 — 계정이 허용하는</w:t>
+      </w:r>
+      <w:r>
+        <w:t xml:space="preserve"> </w:t>
+      </w:r>
+      <w:r>
+        <w:t xml:space="preserve">cipher가 목록 맨 앞에 오도록 순서를 바꿉니다. 계정의 보안 설정은 누군가 일부러</w:t>
+      </w:r>
+      <w:r>
+        <w:t xml:space="preserve"> </w:t>
+      </w:r>
+      <w:r>
+        <w:t xml:space="preserve">정한 것이니 낮추는 건 마지막 수단이고, 약한 cipher들도 지우지 말고 뒤로만</w:t>
+      </w:r>
+      <w:r>
+        <w:t xml:space="preserve"> </w:t>
+      </w:r>
+      <w:r>
+        <w:t xml:space="preserve">보냅니다. storage account key로 마운트할 때는 AES-128-CCM이 필요하거든요.</w:t>
       </w:r>
       <w:r>
         <w:t xml:space="preserve">”</w:t>
@@ -2257,6 +2261,12 @@
       </w:r>
       <w:r>
         <w:t xml:space="preserve">5분. 오늘의 마지막 교훈 — 에러 메시지를 믿지 말고 증거를 보라.</w:t>
+      </w:r>
+      <w:r>
+        <w:t xml:space="preserve"> </w:t>
+      </w:r>
+      <w:r>
+        <w:t xml:space="preserve">수리 방향(클라이언트 우선, 계정 완화는 폴백)을 꼭 짚을 것.</w:t>
       </w:r>
     </w:p>
     <w:p>
@@ -2960,7 +2970,7 @@
         <w:rFonts w:asciiTheme="minorHAnsi" w:eastAsiaTheme="minorHAnsi" w:hAnsiTheme="minorHAnsi" w:cstheme="minorBidi"/>
         <w:sz w:val="24"/>
         <w:szCs w:val="24"/>
-        <w:lang w:val="ko" w:eastAsia="en-US" w:bidi="ar-SA"/>
+        <w:lang w:val="en-US" w:eastAsia="en-US" w:bidi="ar-SA"/>
       </w:rPr>
     </w:rPrDefault>
     <w:pPrDefault>

--- a/docs/cuesheet-session1.docx
+++ b/docs/cuesheet-session1.docx
@@ -93,6 +93,30 @@
         <w:t xml:space="preserve"> </w:t>
       </w:r>
       <w:r>
+        <w:t xml:space="preserve">+</w:t>
+      </w:r>
+      <w:r>
+        <w:t xml:space="preserve"> </w:t>
+      </w:r>
+      <w:r>
+        <w:t xml:space="preserve">내부</w:t>
+      </w:r>
+      <w:r>
+        <w:t xml:space="preserve"> </w:t>
+      </w:r>
+      <w:r>
+        <w:t xml:space="preserve">부록</w:t>
+      </w:r>
+      <w:r>
+        <w:t xml:space="preserve"> </w:t>
+      </w:r>
+      <w:r>
+        <w:t xml:space="preserve">1장</w:t>
+      </w:r>
+      <w:r>
+        <w:t xml:space="preserve"> </w:t>
+      </w:r>
+      <w:r>
         <w:t xml:space="preserve">·</w:t>
       </w:r>
       <w:r>
@@ -164,7 +188,13 @@
         <w:t xml:space="preserve"> </w:t>
       </w:r>
       <w:r>
-        <w:t xml:space="preserve">배포가 25분 걸리므로 기초 개념을 앞에 몰아두고, 그 뒤부터는</w:t>
+        <w:t xml:space="preserve">배포는 15분 내외로 끝나지만, 기초 개념(23분)을 앞에 몰아 그 사이에</w:t>
+      </w:r>
+      <w:r>
+        <w:t xml:space="preserve"> </w:t>
+      </w:r>
+      <w:r>
+        <w:t xml:space="preserve">여유 있게 완료되게 하고, 그 뒤부터는</w:t>
       </w:r>
       <w:r>
         <w:t xml:space="preserve"> </w:t>
@@ -253,7 +283,7 @@
         <w:rPr>
           <w:rStyle w:val="VerbatimChar"/>
         </w:rPr>
-        <w:t xml:space="preserve">마무리                                  4분  (슬라이드 25~27)</w:t>
+        <w:t xml:space="preserve">마무리                                  4분  (슬라이드 25~27, 부록 28)</w:t>
       </w:r>
     </w:p>
     <w:p>
@@ -447,13 +477,13 @@
         <w:t xml:space="preserve"> </w:t>
       </w:r>
       <w:r>
-        <w:t xml:space="preserve">Shell은 이미 로그인돼 있고 Az 모듈도 있어서 설치할 게 없습니다. 배포가 30분쯤</w:t>
-      </w:r>
-      <w:r>
-        <w:t xml:space="preserve"> </w:t>
-      </w:r>
-      <w:r>
-        <w:t xml:space="preserve">걸리니 돌려놓고 그동안 개념을 다룹니다.</w:t>
+        <w:t xml:space="preserve">Shell은 이미 로그인돼 있고 Az 모듈도 있어서 설치할 게 없습니다. 배포는 15분 안팎이라</w:t>
+      </w:r>
+      <w:r>
+        <w:t xml:space="preserve"> </w:t>
+      </w:r>
+      <w:r>
+        <w:t xml:space="preserve">개념 설명 중에 끝납니다. 돌려놓고 그동안 개념을 다룹니다.</w:t>
       </w:r>
       <w:r>
         <w:t xml:space="preserve">”</w:t>
@@ -1417,13 +1447,13 @@
         <w:t xml:space="preserve"> </w:t>
       </w:r>
       <w:r>
-        <w:t xml:space="preserve">1번입니다 — kerb 키를 비밀번호로 계정 만들고 SPN 등록. 슬슬 완료 박스가 뜰</w:t>
-      </w:r>
-      <w:r>
-        <w:t xml:space="preserve"> </w:t>
-      </w:r>
-      <w:r>
-        <w:t xml:space="preserve">시간인데, 초록색 박스 보이시는 분?</w:t>
+        <w:t xml:space="preserve">1번입니다 — kerb 키를 비밀번호로 계정 만들고 SPN 등록. 배포가 15분 안팎이니 대부분은</w:t>
+      </w:r>
+      <w:r>
+        <w:t xml:space="preserve"> </w:t>
+      </w:r>
+      <w:r>
+        <w:t xml:space="preserve">이미 초록색 DEPLOYMENT COMPLETE 박스가 떠 있을 겁니다 — 안 뜬 분?</w:t>
       </w:r>
       <w:r>
         <w:t xml:space="preserve">”</w:t>
@@ -1443,7 +1473,25 @@
         <w:t xml:space="preserve"> </w:t>
       </w:r>
       <w:r>
-        <w:t xml:space="preserve">배포 폴링 타이밍. 안 끝난 사람 있으면 다음 장을 천천히.</w:t>
+        <w:t xml:space="preserve">배포 확인 타이밍. 안 끝난 사람이 있으면 다음 장을 천천히.</w:t>
+      </w:r>
+      <w:r>
+        <w:t xml:space="preserve"> </w:t>
+      </w:r>
+      <w:r>
+        <w:t xml:space="preserve">로그는</w:t>
+      </w:r>
+      <w:r>
+        <w:t xml:space="preserve"> </w:t>
+      </w:r>
+      <w:r>
+        <w:rPr>
+          <w:rStyle w:val="VerbatimChar"/>
+        </w:rPr>
+        <w:t xml:space="preserve">~/azfiles-lab-logs/lab-info-*.txt</w:t>
+      </w:r>
+      <w:r>
+        <w:t xml:space="preserve">에 남는다고 안내(세션 끊겨도 유지).</w:t>
       </w:r>
     </w:p>
     <w:p>
@@ -1900,7 +1948,25 @@
         <w:rPr>
           <w:b/>
         </w:rPr>
-        <w:t xml:space="preserve">세션을 먼저 끊는 게 중요합니다.</w:t>
+        <w:t xml:space="preserve">SMB 세션을 먼저 끊는 게</w:t>
+      </w:r>
+      <w:r>
+        <w:rPr>
+          <w:b/>
+        </w:rPr>
+        <w:t xml:space="preserve"> </w:t>
+      </w:r>
+      <w:r>
+        <w:rPr>
+          <w:b/>
+        </w:rPr>
+        <w:t xml:space="preserve">중요합니다.</w:t>
+      </w:r>
+      <w:r>
+        <w:t xml:space="preserve"> </w:t>
+      </w:r>
+      <w:r>
+        <w:t xml:space="preserve">매핑 삭제와 티켓 purge만으로는 부족할 수 있어요. UNC 경로로도</w:t>
       </w:r>
       <w:r>
         <w:t xml:space="preserve"> </w:t>
@@ -1909,19 +1975,55 @@
         <w:rPr>
           <w:rStyle w:val="VerbatimChar"/>
         </w:rPr>
-        <w:t xml:space="preserve">net use * /delete /y</w:t>
-      </w:r>
-      <w:r>
-        <w:t xml:space="preserve"> </w:t>
-      </w:r>
-      <w:r>
-        <w:t xml:space="preserve">안 하면 이미 붙은 공유가 계속 동작해서 결과가</w:t>
-      </w:r>
-      <w:r>
-        <w:t xml:space="preserve"> </w:t>
-      </w:r>
-      <w:r>
-        <w:t xml:space="preserve">무의미해집니다. 1396이 뜰 겁니다. 이제 진단인데, klist를 보면</w:t>
+        <w:t xml:space="preserve">net use \\&lt;sa&gt;...\labshare /delete /y</w:t>
+      </w:r>
+      <w:r>
+        <w:t xml:space="preserve">를 치고,</w:t>
+      </w:r>
+      <w:r>
+        <w:t xml:space="preserve"> </w:t>
+      </w:r>
+      <w:r>
+        <w:rPr>
+          <w:rStyle w:val="VerbatimChar"/>
+        </w:rPr>
+        <w:t xml:space="preserve">Get-SmbConnection</w:t>
+      </w:r>
+      <w:r>
+        <w:t xml:space="preserve">이 비어</w:t>
+      </w:r>
+      <w:r>
+        <w:t xml:space="preserve"> </w:t>
+      </w:r>
+      <w:r>
+        <w:t xml:space="preserve">있는지 확인하세요. 판별법 하나 —</w:t>
+      </w:r>
+      <w:r>
+        <w:t xml:space="preserve"> </w:t>
+      </w:r>
+      <w:r>
+        <w:rPr>
+          <w:b/>
+        </w:rPr>
+        <w:t xml:space="preserve">마운트가 되는데 klist에 티켓이 0개면 옛</w:t>
+      </w:r>
+      <w:r>
+        <w:rPr>
+          <w:b/>
+        </w:rPr>
+        <w:t xml:space="preserve"> </w:t>
+      </w:r>
+      <w:r>
+        <w:rPr>
+          <w:b/>
+        </w:rPr>
+        <w:t xml:space="preserve">세션을 재사용한 겁니다.</w:t>
+      </w:r>
+      <w:r>
+        <w:t xml:space="preserve"> </w:t>
+      </w:r>
+      <w:r>
+        <w:t xml:space="preserve">아무것도 검증 안 된 거예요. 1396이 뜰 겁니다. 이제 진단인데, klist를 보면</w:t>
       </w:r>
       <w:r>
         <w:t xml:space="preserve"> </w:t>
@@ -2013,7 +2115,22 @@
         <w:t xml:space="preserve"> </w:t>
       </w:r>
       <w:r>
-        <w:t xml:space="preserve">9의 표로 돌아가 연결.</w:t>
+        <w:t xml:space="preserve">9의 표로 돌아가 연결. 슬라이드의 Backend 불릿(내부 확인 경로)은</w:t>
+      </w:r>
+      <w:r>
+        <w:t xml:space="preserve"> </w:t>
+      </w:r>
+      <w:r>
+        <w:rPr>
+          <w:b/>
+        </w:rPr>
+        <w:t xml:space="preserve">구두로만</w:t>
+      </w:r>
+      <w:r>
+        <w:t xml:space="preserve"> </w:t>
+      </w:r>
+      <w:r>
+        <w:t xml:space="preserve">부연 — 이 큐시트와 repo는 public입니다.</w:t>
       </w:r>
     </w:p>
     <w:p>
@@ -2266,7 +2383,13 @@
         <w:t xml:space="preserve"> </w:t>
       </w:r>
       <w:r>
-        <w:t xml:space="preserve">수리 방향(클라이언트 우선, 계정 완화는 폴백)을 꼭 짚을 것.</w:t>
+        <w:t xml:space="preserve">수리 방향(클라이언트 우선, 계정 완화는 폴백)을 꼭 짚을 것. 슬라이드의</w:t>
+      </w:r>
+      <w:r>
+        <w:t xml:space="preserve"> </w:t>
+      </w:r>
+      <w:r>
+        <w:t xml:space="preserve">Backend 줄(서버 측 거부 로그)은 내부 내용이니 구두로만 부연.</w:t>
       </w:r>
     </w:p>
     <w:p>
@@ -2560,7 +2683,7 @@
         <w:t xml:space="preserve"> </w:t>
       </w:r>
       <w:r>
-        <w:t xml:space="preserve">최악의 경우 재배포가 20분입니다. 감사합니다!</w:t>
+        <w:t xml:space="preserve">최악의 경우 재배포도 15분입니다. 감사합니다!</w:t>
       </w:r>
       <w:r>
         <w:t xml:space="preserve">”</w:t>
@@ -2581,6 +2704,101 @@
       </w:r>
       <w:r>
         <w:t xml:space="preserve">Q&amp;A 동안 띄워둘 것.</w:t>
+      </w:r>
+    </w:p>
+    <w:p>
+      <w:pPr>
+        <w:pStyle w:val="Heading2"/>
+      </w:pPr>
+      <w:bookmarkStart w:id="49" w:name="슬라이드-28-부록-내부-전용-선택"/>
+      <w:r>
+        <w:t xml:space="preserve">슬라이드 28 · 부록 (내부 전용) — 선택</w:t>
+      </w:r>
+      <w:bookmarkEnd w:id="49"/>
+    </w:p>
+    <w:p>
+      <w:pPr>
+        <w:pStyle w:val="FirstParagraph"/>
+      </w:pPr>
+      <w:r>
+        <w:rPr>
+          <w:b/>
+        </w:rPr>
+        <w:t xml:space="preserve">멘트(요약):</w:t>
+      </w:r>
+      <w:r>
+        <w:t xml:space="preserve"> </w:t>
+      </w:r>
+      <w:r>
+        <w:t xml:space="preserve">“</w:t>
+      </w:r>
+      <w:r>
+        <w:t xml:space="preserve">마지막으로 우리끼리 보는 한 장 — 오늘 다룬 각 클라이언트 증거를</w:t>
+      </w:r>
+      <w:r>
+        <w:t xml:space="preserve"> </w:t>
+      </w:r>
+      <w:r>
+        <w:t xml:space="preserve">백엔드에서 어떻게 교차 확인하는지의 매핑입니다. 케이스 노트에는 양쪽 증거를</w:t>
+      </w:r>
+      <w:r>
+        <w:t xml:space="preserve"> </w:t>
+      </w:r>
+      <w:r>
+        <w:t xml:space="preserve">짝으로 인용하세요.</w:t>
+      </w:r>
+      <w:r>
+        <w:t xml:space="preserve">”</w:t>
+      </w:r>
+    </w:p>
+    <w:p>
+      <w:pPr>
+        <w:pStyle w:val="BodyText"/>
+      </w:pPr>
+      <w:r>
+        <w:rPr>
+          <w:b/>
+        </w:rPr>
+        <w:t xml:space="preserve">진행 메모:</w:t>
+      </w:r>
+      <w:r>
+        <w:t xml:space="preserve"> </w:t>
+      </w:r>
+      <w:r>
+        <w:t xml:space="preserve">청중이 전원 내부 엔지니어일 때만, 그리고</w:t>
+      </w:r>
+      <w:r>
+        <w:t xml:space="preserve"> </w:t>
+      </w:r>
+      <w:r>
+        <w:rPr>
+          <w:b/>
+        </w:rPr>
+        <w:t xml:space="preserve">녹화/외부 공유가 없는</w:t>
+      </w:r>
+      <w:r>
+        <w:rPr>
+          <w:b/>
+        </w:rPr>
+        <w:t xml:space="preserve"> </w:t>
+      </w:r>
+      <w:r>
+        <w:rPr>
+          <w:b/>
+        </w:rPr>
+        <w:t xml:space="preserve">자리에서만</w:t>
+      </w:r>
+      <w:r>
+        <w:t xml:space="preserve"> </w:t>
+      </w:r>
+      <w:r>
+        <w:t xml:space="preserve">띄울 것. 이 덱은 public repo에 올라가지 않지만, 세션 녹화본의 배포</w:t>
+      </w:r>
+      <w:r>
+        <w:t xml:space="preserve"> </w:t>
+      </w:r>
+      <w:r>
+        <w:t xml:space="preserve">범위는 별도로 확인해야 합니다. 구체 도구 사용법은 TSG 링크로 대신.</w:t>
       </w:r>
     </w:p>
     <w:p>
@@ -2594,11 +2812,11 @@
       <w:pPr>
         <w:pStyle w:val="Heading1"/>
       </w:pPr>
-      <w:bookmarkStart w:id="49" w:name="비상-대응-발표자용"/>
+      <w:bookmarkStart w:id="50" w:name="비상-대응-발표자용"/>
       <w:r>
         <w:t xml:space="preserve">비상 대응 (발표자용)</w:t>
       </w:r>
-      <w:bookmarkEnd w:id="49"/>
+      <w:bookmarkEnd w:id="50"/>
     </w:p>
     <w:p>
       <w:pPr>
@@ -2690,7 +2908,13 @@
         <w:pStyle w:val="Compact"/>
       </w:pPr>
       <w:r>
-        <w:t xml:space="preserve">재테스트 결과가 이상 →</w:t>
+        <w:t xml:space="preserve">재테스트 결과가 이상(성공인데 klist가 빈 경우 포함) → SMB 세션이 살아 있는</w:t>
+      </w:r>
+      <w:r>
+        <w:t xml:space="preserve"> </w:t>
+      </w:r>
+      <w:r>
+        <w:t xml:space="preserve">경우가 대부분. UNC로</w:t>
       </w:r>
       <w:r>
         <w:t xml:space="preserve"> </w:t>
@@ -2699,10 +2923,28 @@
         <w:rPr>
           <w:rStyle w:val="VerbatimChar"/>
         </w:rPr>
-        <w:t xml:space="preserve">net use * /delete /y</w:t>
-      </w:r>
-      <w:r>
-        <w:t xml:space="preserve">를 안 했을 가능성이 가장 큼.</w:t>
+        <w:t xml:space="preserve">net use \\&lt;sa&gt;...\labshare /delete /y</w:t>
+      </w:r>
+      <w:r>
+        <w:t xml:space="preserve"> </w:t>
+      </w:r>
+      <w:r>
+        <w:t xml:space="preserve">후</w:t>
+      </w:r>
+      <w:r>
+        <w:t xml:space="preserve"> </w:t>
+      </w:r>
+      <w:r>
+        <w:rPr>
+          <w:rStyle w:val="VerbatimChar"/>
+        </w:rPr>
+        <w:t xml:space="preserve">Get-SmbConnection</w:t>
+      </w:r>
+      <w:r>
+        <w:t xml:space="preserve"> </w:t>
+      </w:r>
+      <w:r>
+        <w:t xml:space="preserve">확인, 그래도 남으면 로그오프/로그온.</w:t>
       </w:r>
     </w:p>
     <w:p>

--- a/docs/cuesheet-session1.docx
+++ b/docs/cuesheet-session1.docx
@@ -144,6 +144,35 @@
     </w:p>
     <w:p>
       <w:pPr>
+        <w:pStyle w:val="BlockText"/>
+      </w:pPr>
+      <w:r>
+        <w:rPr>
+          <w:b/>
+        </w:rPr>
+        <w:t xml:space="preserve">Microsoft Internal — 배포 금지.</w:t>
+      </w:r>
+      <w:r>
+        <w:t xml:space="preserve"> </w:t>
+      </w:r>
+      <w:r>
+        <w:t xml:space="preserve">이 큐시트는 덱과 함께 내부 배포 전용이며</w:t>
+      </w:r>
+      <w:r>
+        <w:t xml:space="preserve"> </w:t>
+      </w:r>
+      <w:r>
+        <w:t xml:space="preserve">public repo에 올라가지 않습니다(.gitignore가 docs/ 전체를 제외). 내부 도구명</w:t>
+      </w:r>
+      <w:r>
+        <w:t xml:space="preserve"> </w:t>
+      </w:r>
+      <w:r>
+        <w:t xml:space="preserve">(ASC·Xportal·dgrep 등)이 포함되어 있으니 외부 공유·녹화 배포 시 주의.</w:t>
+      </w:r>
+    </w:p>
+    <w:p>
+      <w:pPr>
         <w:pStyle w:val="FirstParagraph"/>
       </w:pPr>
       <w:r>
@@ -483,7 +512,37 @@
         <w:t xml:space="preserve"> </w:t>
       </w:r>
       <w:r>
-        <w:t xml:space="preserve">개념 설명 중에 끝납니다. 돌려놓고 그동안 개념을 다룹니다.</w:t>
+        <w:t xml:space="preserve">개념 설명 중에 끝납니다. 오른쪽 계정 구성만 기억해 두세요 —</w:t>
+      </w:r>
+      <w:r>
+        <w:t xml:space="preserve"> </w:t>
+      </w:r>
+      <w:r>
+        <w:rPr>
+          <w:b/>
+        </w:rPr>
+        <w:t xml:space="preserve">labadmin은 DC용</w:t>
+      </w:r>
+      <w:r>
+        <w:rPr>
+          <w:b/>
+        </w:rPr>
+        <w:t xml:space="preserve"> </w:t>
+      </w:r>
+      <w:r>
+        <w:rPr>
+          <w:b/>
+        </w:rPr>
+        <w:t xml:space="preserve">관리자, labuser1은 클라이언트 실습용</w:t>
+      </w:r>
+      <w:r>
+        <w:t xml:space="preserve">이고, 비밀번호는 자동 생성된 하나를 셋이</w:t>
+      </w:r>
+      <w:r>
+        <w:t xml:space="preserve"> </w:t>
+      </w:r>
+      <w:r>
+        <w:t xml:space="preserve">같이 씁니다. 돌려놓고 그동안 개념을 다룹니다.</w:t>
       </w:r>
       <w:r>
         <w:t xml:space="preserve">”</w:t>
@@ -503,19 +562,40 @@
         <w:t xml:space="preserve"> </w:t>
       </w:r>
       <w:r>
-        <w:t xml:space="preserve">3~4분 확보. 비밀번호 규칙 안내(12자+, 공백·따옴표·</w:t>
-      </w:r>
-      <w:r>
-        <w:rPr>
-          <w:rStyle w:val="VerbatimChar"/>
-        </w:rPr>
-        <w:t xml:space="preserve">$</w:t>
-      </w:r>
-      <w:r>
-        <w:t xml:space="preserve"> </w:t>
-      </w:r>
-      <w:r>
-        <w:t xml:space="preserve">금지).</w:t>
+        <w:t xml:space="preserve">3~4분 확보. 비밀번호는</w:t>
+      </w:r>
+      <w:r>
+        <w:t xml:space="preserve"> </w:t>
+      </w:r>
+      <w:r>
+        <w:rPr>
+          <w:b/>
+        </w:rPr>
+        <w:t xml:space="preserve">자동 생성</w:t>
+      </w:r>
+      <w:r>
+        <w:t xml:space="preserve">되어 콘솔과 lab-info 파일에</w:t>
+      </w:r>
+      <w:r>
+        <w:t xml:space="preserve"> </w:t>
+      </w:r>
+      <w:r>
+        <w:t xml:space="preserve">출력됨 —</w:t>
+      </w:r>
+      <w:r>
+        <w:t xml:space="preserve"> </w:t>
+      </w:r>
+      <w:r>
+        <w:t xml:space="preserve">“</w:t>
+      </w:r>
+      <w:r>
+        <w:t xml:space="preserve">RDP 때 쓰니 적어두거나 lab-info 파일 위치만 기억하세요</w:t>
+      </w:r>
+      <w:r>
+        <w:t xml:space="preserve">”</w:t>
+      </w:r>
+      <w:r>
+        <w:t xml:space="preserve">라고 안내.</w:t>
       </w:r>
       <w:r>
         <w:t xml:space="preserve"> </w:t>
@@ -690,65 +770,213 @@
         <w:t xml:space="preserve"> </w:t>
       </w:r>
       <w:r>
+        <w:t xml:space="preserve">"용어 세 개만 20초로 맞추고 시작합니다. 맨 위 줄 — KDC는 티켓</w:t>
+      </w:r>
+      <w:r>
+        <w:t xml:space="preserve"> </w:t>
+      </w:r>
+      <w:r>
+        <w:t xml:space="preserve">발급자, 여기선 DC입니다. TGT는 로그인했다는 증명 — 이걸로 비밀번호 재입력 없이</w:t>
+      </w:r>
+      <w:r>
+        <w:t xml:space="preserve"> </w:t>
+      </w:r>
+      <w:r>
+        <w:t xml:space="preserve">티켓을 요청합니다. 서비스 티켓은 서비스별 입장권인데,</w:t>
+      </w:r>
+      <w:r>
+        <w:t xml:space="preserve"> </w:t>
+      </w:r>
+      <w:r>
+        <w:rPr>
+          <w:b/>
+        </w:rPr>
+        <w:t xml:space="preserve">그 서비스의 키로</w:t>
+      </w:r>
+      <w:r>
+        <w:rPr>
+          <w:b/>
+        </w:rPr>
+        <w:t xml:space="preserve"> </w:t>
+      </w:r>
+      <w:r>
+        <w:rPr>
+          <w:b/>
+        </w:rPr>
+        <w:t xml:space="preserve">잠겨서 그 서비스만 열 수 있습니다.</w:t>
+      </w:r>
+      <w:r>
+        <w:t xml:space="preserve"> </w:t>
+      </w:r>
+      <w:r>
+        <w:t xml:space="preserve">이 세 번째가 오늘 계속 나옵니다.</w:t>
+      </w:r>
+    </w:p>
+    <w:p>
+      <w:pPr>
+        <w:pStyle w:val="BodyText"/>
+      </w:pPr>
+      <w:r>
+        <w:t xml:space="preserve">이제 마운트 한 번에 무슨 교환이 일어나는지. 네 단계입니다. AS 교환에서</w:t>
+      </w:r>
+      <w:r>
+        <w:t xml:space="preserve"> </w:t>
+      </w:r>
+      <w:r>
+        <w:t xml:space="preserve">TGT — 실패하면 로그온 레벨, 이벤트 4768. TGS 교환에서 cifs SPN을 지정해 서비스</w:t>
+      </w:r>
+      <w:r>
+        <w:t xml:space="preserve"> </w:t>
+      </w:r>
+      <w:r>
+        <w:t xml:space="preserve">티켓을 받는데,</w:t>
+      </w:r>
+      <w:r>
+        <w:t xml:space="preserve"> </w:t>
+      </w:r>
+      <w:r>
+        <w:rPr>
+          <w:b/>
+        </w:rPr>
+        <w:t xml:space="preserve">DC가 이걸 이벤트 4769에 남깁니다.</w:t>
+      </w:r>
+      <w:r>
+        <w:t xml:space="preserve"> </w:t>
+      </w:r>
+      <w:r>
+        <w:t xml:space="preserve">요청된 SPN, 티켓 암호화</w:t>
+      </w:r>
+      <w:r>
+        <w:t xml:space="preserve"> </w:t>
+      </w:r>
+      <w:r>
+        <w:t xml:space="preserve">타입, 실패 코드까지요. 세 번째, SMB2 Negotiate와 Session Setup — SPNEGO 안에</w:t>
+      </w:r>
+      <w:r>
+        <w:t xml:space="preserve"> </w:t>
+      </w:r>
+      <w:r>
+        <w:t xml:space="preserve">AP-REQ가 실려 갑니다. 티켓이 멀쩡해도 여기서 죽을 수 있습니다. 마지막 Tree</w:t>
+      </w:r>
+      <w:r>
+        <w:t xml:space="preserve"> </w:t>
+      </w:r>
+      <w:r>
+        <w:t xml:space="preserve">Connect에서야 공유 이름이 등장하고 공유 수준 인가가 평가됩니다. 실패할 자리가</w:t>
+      </w:r>
+      <w:r>
+        <w:t xml:space="preserve"> </w:t>
+      </w:r>
+      <w:r>
+        <w:t xml:space="preserve">네 곳이고 각각 시그니처가 다릅니다."</w:t>
+      </w:r>
+    </w:p>
+    <w:p>
+      <w:pPr>
+        <w:pStyle w:val="BodyText"/>
+      </w:pPr>
+      <w:r>
+        <w:rPr>
+          <w:b/>
+        </w:rPr>
+        <w:t xml:space="preserve">진행 메모:</w:t>
+      </w:r>
+      <w:r>
+        <w:t xml:space="preserve"> </w:t>
+      </w:r>
+      <w:r>
+        <w:t xml:space="preserve">기초 설명은 상단 용어 줄 20초로 끝 — 비유 없이 명사 세 개만.</w:t>
+      </w:r>
+      <w:r>
+        <w:t xml:space="preserve"> </w:t>
+      </w:r>
+      <w:r>
         <w:t xml:space="preserve">“</w:t>
       </w:r>
       <w:r>
-        <w:t xml:space="preserve">마운트 한 번에 무슨 교환이 일어나는지부터. 네 단계입니다. AS 교환에서</w:t>
-      </w:r>
-      <w:r>
-        <w:t xml:space="preserve"> </w:t>
-      </w:r>
-      <w:r>
-        <w:t xml:space="preserve">TGT — 실패하면 로그온 레벨, 이벤트 4768. TGS 교환에서 cifs SPN을 지정해 서비스</w:t>
-      </w:r>
-      <w:r>
-        <w:t xml:space="preserve"> </w:t>
-      </w:r>
-      <w:r>
-        <w:t xml:space="preserve">티켓을 받는데,</w:t>
-      </w:r>
-      <w:r>
-        <w:t xml:space="preserve"> </w:t>
-      </w:r>
-      <w:r>
-        <w:rPr>
-          <w:b/>
-        </w:rPr>
-        <w:t xml:space="preserve">DC가 이걸 이벤트 4769에 남깁니다.</w:t>
-      </w:r>
-      <w:r>
-        <w:t xml:space="preserve"> </w:t>
-      </w:r>
-      <w:r>
-        <w:t xml:space="preserve">요청된 SPN, 티켓 암호화</w:t>
-      </w:r>
-      <w:r>
-        <w:t xml:space="preserve"> </w:t>
-      </w:r>
-      <w:r>
-        <w:t xml:space="preserve">타입, 실패 코드까지요. 세 번째, SMB2 Negotiate와 Session Setup — SPNEGO 안에</w:t>
-      </w:r>
-      <w:r>
-        <w:t xml:space="preserve"> </w:t>
-      </w:r>
-      <w:r>
-        <w:t xml:space="preserve">AP-REQ가 실려 갑니다. 티켓이 멀쩡해도 여기서 죽을 수 있습니다. 마지막 Tree</w:t>
-      </w:r>
-      <w:r>
-        <w:t xml:space="preserve"> </w:t>
-      </w:r>
-      <w:r>
-        <w:t xml:space="preserve">Connect에서야 공유 이름이 등장하고 공유 수준 인가가 평가됩니다. 실패할 자리가</w:t>
-      </w:r>
-      <w:r>
-        <w:t xml:space="preserve"> </w:t>
-      </w:r>
-      <w:r>
-        <w:t xml:space="preserve">네 곳이고 각각 시그니처가 다릅니다.</w:t>
+        <w:t xml:space="preserve">서비스 티켓은 서비스 키로 잠긴다</w:t>
       </w:r>
       <w:r>
         <w:t xml:space="preserve">”</w:t>
       </w:r>
+      <w:r>
+        <w:t xml:space="preserve">가 슬라이드 7과 Lab 2의 복선. 4769를 여기서</w:t>
+      </w:r>
+      <w:r>
+        <w:t xml:space="preserve"> </w:t>
+      </w:r>
+      <w:r>
+        <w:t xml:space="preserve">처음 심고, 뒤에서 반복.</w:t>
+      </w:r>
+    </w:p>
+    <w:p>
+      <w:pPr>
+        <w:pStyle w:val="Heading2"/>
+      </w:pPr>
+      <w:bookmarkStart w:id="27" w:name="슬라이드-5-메커니즘-13-도메인-조인의-실체-008"/>
+      <w:r>
+        <w:t xml:space="preserve">슬라이드 5 · [메커니즘 1/3] 도메인 조인의 실체 — 0:08</w:t>
+      </w:r>
+      <w:bookmarkEnd w:id="27"/>
+    </w:p>
+    <w:p>
+      <w:pPr>
+        <w:pStyle w:val="FirstParagraph"/>
+      </w:pPr>
+      <w:r>
+        <w:rPr>
+          <w:b/>
+        </w:rPr>
+        <w:t xml:space="preserve">멘트:</w:t>
+      </w:r>
+      <w:r>
+        <w:t xml:space="preserve"> </w:t>
+      </w:r>
+      <w:r>
+        <w:t xml:space="preserve">“</w:t>
+      </w:r>
+      <w:r>
+        <w:t xml:space="preserve">’스토리지 계정을 도메인 조인한다’가 실제로 뭘 하는지 다섯 단계입니다.</w:t>
+      </w:r>
+      <w:r>
+        <w:t xml:space="preserve"> </w:t>
+      </w:r>
+      <w:r>
+        <w:t xml:space="preserve">Kerberos 키 두 개 생성, AD에 계정 객체 생성,</w:t>
+      </w:r>
+      <w:r>
+        <w:t xml:space="preserve"> </w:t>
+      </w:r>
+      <w:r>
+        <w:rPr>
+          <w:b/>
+        </w:rPr>
+        <w:t xml:space="preserve">그 계정 비밀번호를 kerb1 키로</w:t>
+      </w:r>
+      <w:r>
+        <w:rPr>
+          <w:b/>
+        </w:rPr>
+        <w:t xml:space="preserve"> </w:t>
+      </w:r>
+      <w:r>
+        <w:rPr>
+          <w:b/>
+        </w:rPr>
+        <w:t xml:space="preserve">설정</w:t>
+      </w:r>
+      <w:r>
+        <w:t xml:space="preserve">, SPN 등록, 그리고 반대로 스토리지 계정에 도메인 메타데이터 기록. DC</w:t>
+      </w:r>
+      <w:r>
+        <w:t xml:space="preserve"> </w:t>
+      </w:r>
+      <w:r>
+        <w:t xml:space="preserve">입장에선 그냥 도메인의 서버 한 대일 뿐입니다.</w:t>
+      </w:r>
+      <w:r>
+        <w:t xml:space="preserve">”</w:t>
+      </w:r>
     </w:p>
     <w:p>
       <w:pPr>
@@ -764,18 +992,36 @@
         <w:t xml:space="preserve"> </w:t>
       </w:r>
       <w:r>
-        <w:t xml:space="preserve">Kerberos 기초 설명은 생략. 4769를 여기서 처음 심고, 뒤에서 반복.</w:t>
+        <w:t xml:space="preserve">2.5분.</w:t>
+      </w:r>
+      <w:r>
+        <w:t xml:space="preserve"> </w:t>
+      </w:r>
+      <w:r>
+        <w:t xml:space="preserve">“</w:t>
+      </w:r>
+      <w:r>
+        <w:t xml:space="preserve">AD 계정 + 비밀번호=kerb 키 + SPN</w:t>
+      </w:r>
+      <w:r>
+        <w:t xml:space="preserve">”</w:t>
+      </w:r>
+      <w:r>
+        <w:t xml:space="preserve"> </w:t>
+      </w:r>
+      <w:r>
+        <w:t xml:space="preserve">반복.</w:t>
       </w:r>
     </w:p>
     <w:p>
       <w:pPr>
         <w:pStyle w:val="Heading2"/>
       </w:pPr>
-      <w:bookmarkStart w:id="27" w:name="슬라이드-5-메커니즘-13-도메인-조인의-실체-008"/>
-      <w:r>
-        <w:t xml:space="preserve">슬라이드 5 · [메커니즘 1/3] 도메인 조인의 실체 — 0:08</w:t>
-      </w:r>
-      <w:bookmarkEnd w:id="27"/>
+      <w:bookmarkStart w:id="28" w:name="슬라이드-6-메커니즘-23-티켓-발급과-캐시-011"/>
+      <w:r>
+        <w:t xml:space="preserve">슬라이드 6 · [메커니즘 2/3] 티켓 발급과 캐시 — 0:11</w:t>
+      </w:r>
+      <w:bookmarkEnd w:id="28"/>
     </w:p>
     <w:p>
       <w:pPr>
@@ -794,43 +1040,25 @@
         <w:t xml:space="preserve">“</w:t>
       </w:r>
       <w:r>
-        <w:t xml:space="preserve">’스토리지 계정을 도메인 조인한다’가 실제로 뭘 하는지 다섯 단계입니다.</w:t>
-      </w:r>
-      <w:r>
-        <w:t xml:space="preserve"> </w:t>
-      </w:r>
-      <w:r>
-        <w:t xml:space="preserve">Kerberos 키 두 개 생성, AD에 계정 객체 생성,</w:t>
-      </w:r>
-      <w:r>
-        <w:t xml:space="preserve"> </w:t>
-      </w:r>
-      <w:r>
-        <w:rPr>
-          <w:b/>
-        </w:rPr>
-        <w:t xml:space="preserve">그 계정 비밀번호를 kerb1 키로</w:t>
-      </w:r>
-      <w:r>
-        <w:rPr>
-          <w:b/>
-        </w:rPr>
-        <w:t xml:space="preserve"> </w:t>
-      </w:r>
-      <w:r>
-        <w:rPr>
-          <w:b/>
-        </w:rPr>
-        <w:t xml:space="preserve">설정</w:t>
-      </w:r>
-      <w:r>
-        <w:t xml:space="preserve">, SPN 등록, 그리고 반대로 스토리지 계정에 도메인 메타데이터 기록. DC</w:t>
-      </w:r>
-      <w:r>
-        <w:t xml:space="preserve"> </w:t>
-      </w:r>
-      <w:r>
-        <w:t xml:space="preserve">입장에선 그냥 도메인의 서버 한 대일 뿐입니다.</w:t>
+        <w:t xml:space="preserve">티켓이 생기는 순간은 둘입니다. 로그인 때 TGT, 마운트 때 서비스 티켓.</w:t>
+      </w:r>
+      <w:r>
+        <w:t xml:space="preserve"> </w:t>
+      </w:r>
+      <w:r>
+        <w:t xml:space="preserve">둘 다 LSA 캐시에 들어가고 서비스마다 하나씩 쌓입니다. 오른쪽이 그 결과예요 —</w:t>
+      </w:r>
+      <w:r>
+        <w:t xml:space="preserve"> </w:t>
+      </w:r>
+      <w:r>
+        <w:t xml:space="preserve">로그인만 해도 TGT, LDAP, DC의 cifs 티켓이 이미 있습니다. 이따 klist 치면 이</w:t>
+      </w:r>
+      <w:r>
+        <w:t xml:space="preserve"> </w:t>
+      </w:r>
+      <w:r>
+        <w:t xml:space="preserve">화면 그대로 보실 겁니다.</w:t>
       </w:r>
       <w:r>
         <w:t xml:space="preserve">”</w:t>
@@ -850,7 +1078,7 @@
         <w:t xml:space="preserve"> </w:t>
       </w:r>
       <w:r>
-        <w:t xml:space="preserve">2.5분.</w:t>
+        <w:t xml:space="preserve">2.5분. 실습의</w:t>
       </w:r>
       <w:r>
         <w:t xml:space="preserve"> </w:t>
@@ -859,7 +1087,7 @@
         <w:t xml:space="preserve">“</w:t>
       </w:r>
       <w:r>
-        <w:t xml:space="preserve">AD 계정 + 비밀번호=kerb 키 + SPN</w:t>
+        <w:t xml:space="preserve">티켓이 왜 이렇게 많냐</w:t>
       </w:r>
       <w:r>
         <w:t xml:space="preserve">”</w:t>
@@ -868,18 +1096,18 @@
         <w:t xml:space="preserve"> </w:t>
       </w:r>
       <w:r>
-        <w:t xml:space="preserve">반복.</w:t>
+        <w:t xml:space="preserve">질문을 미리 차단.</w:t>
       </w:r>
     </w:p>
     <w:p>
       <w:pPr>
         <w:pStyle w:val="Heading2"/>
       </w:pPr>
-      <w:bookmarkStart w:id="28" w:name="슬라이드-6-메커니즘-23-티켓-발급과-캐시-011"/>
-      <w:r>
-        <w:t xml:space="preserve">슬라이드 6 · [메커니즘 2/3] 티켓 발급과 캐시 — 0:11</w:t>
-      </w:r>
-      <w:bookmarkEnd w:id="28"/>
+      <w:bookmarkStart w:id="29" w:name="슬라이드-7-메커니즘-33-누가-무엇을-여는가-1396의-정체-014"/>
+      <w:r>
+        <w:t xml:space="preserve">슬라이드 7 · [메커니즘 3/3] 누가 무엇을 여는가 — 1396의 정체 — 0:14</w:t>
+      </w:r>
+      <w:bookmarkEnd w:id="29"/>
     </w:p>
     <w:p>
       <w:pPr>
@@ -898,25 +1126,58 @@
         <w:t xml:space="preserve">“</w:t>
       </w:r>
       <w:r>
-        <w:t xml:space="preserve">티켓이 생기는 순간은 둘입니다. 로그인 때 TGT, 마운트 때 서비스 티켓.</w:t>
-      </w:r>
-      <w:r>
-        <w:t xml:space="preserve"> </w:t>
-      </w:r>
-      <w:r>
-        <w:t xml:space="preserve">둘 다 LSA 캐시에 들어가고 서비스마다 하나씩 쌓입니다. 오른쪽이 그 결과예요 —</w:t>
-      </w:r>
-      <w:r>
-        <w:t xml:space="preserve"> </w:t>
-      </w:r>
-      <w:r>
-        <w:t xml:space="preserve">로그인만 해도 TGT, LDAP, DC의 cifs 티켓이 이미 있습니다. 이따 klist 치면 이</w:t>
-      </w:r>
-      <w:r>
-        <w:t xml:space="preserve"> </w:t>
-      </w:r>
-      <w:r>
-        <w:t xml:space="preserve">화면 그대로 보실 겁니다.</w:t>
+        <w:t xml:space="preserve">오늘 제일 중요한 슬라이드입니다. Kerberos는 대칭키고, 티켓은 받을</w:t>
+      </w:r>
+      <w:r>
+        <w:t xml:space="preserve"> </w:t>
+      </w:r>
+      <w:r>
+        <w:t xml:space="preserve">사람의 키로 잠급니다. TGT는 krbtgt 키 — KDC만 엽니다. 서비스 티켓은 스토리지</w:t>
+      </w:r>
+      <w:r>
+        <w:t xml:space="preserve"> </w:t>
+      </w:r>
+      <w:r>
+        <w:t xml:space="preserve">계정 kerb 키 — Azure Files만 열고, kerb1 실패하면 kerb2로 재시도합니다. 둘 다</w:t>
+      </w:r>
+      <w:r>
+        <w:t xml:space="preserve"> </w:t>
+      </w:r>
+      <w:r>
+        <w:t xml:space="preserve">안 열리면? KDC는 자기 일을 다 했고 티켓도 멀쩡한데 서비스가 못 여는 겁니다.</w:t>
+      </w:r>
+      <w:r>
+        <w:t xml:space="preserve"> </w:t>
+      </w:r>
+      <w:r>
+        <w:t xml:space="preserve">이게 1396이에요. 그리고 아래 불릿 —</w:t>
+      </w:r>
+      <w:r>
+        <w:t xml:space="preserve"> </w:t>
+      </w:r>
+      <w:r>
+        <w:rPr>
+          <w:b/>
+        </w:rPr>
+        <w:t xml:space="preserve">AES 키는 salt를 쓰는데, 그 salt는 키를</w:t>
+      </w:r>
+      <w:r>
+        <w:rPr>
+          <w:b/>
+        </w:rPr>
+        <w:t xml:space="preserve"> </w:t>
+      </w:r>
+      <w:r>
+        <w:rPr>
+          <w:b/>
+        </w:rPr>
+        <w:t xml:space="preserve">만드는 순간 각인됩니다.</w:t>
+      </w:r>
+      <w:r>
+        <w:t xml:space="preserve"> </w:t>
+      </w:r>
+      <w:r>
+        <w:t xml:space="preserve">이따 Lab 2가 정확히 여기서 터집니다.</w:t>
       </w:r>
       <w:r>
         <w:t xml:space="preserve">”</w:t>
@@ -936,7 +1197,34 @@
         <w:t xml:space="preserve"> </w:t>
       </w:r>
       <w:r>
-        <w:t xml:space="preserve">2.5분. 실습의</w:t>
+        <w:t xml:space="preserve">2.5분, 덱의 클라이맥스. salt 불릿을 반드시 짚을 것 — Lab 2의</w:t>
+      </w:r>
+      <w:r>
+        <w:t xml:space="preserve"> </w:t>
+      </w:r>
+      <w:r>
+        <w:t xml:space="preserve">복선입니다.</w:t>
+      </w:r>
+    </w:p>
+    <w:p>
+      <w:pPr>
+        <w:pStyle w:val="Heading2"/>
+      </w:pPr>
+      <w:bookmarkStart w:id="30" w:name="슬라이드-8-where-the-truth-lives-017"/>
+      <w:r>
+        <w:t xml:space="preserve">슬라이드 8 · Where the truth lives — 0:17</w:t>
+      </w:r>
+      <w:bookmarkEnd w:id="30"/>
+    </w:p>
+    <w:p>
+      <w:pPr>
+        <w:pStyle w:val="FirstParagraph"/>
+      </w:pPr>
+      <w:r>
+        <w:rPr>
+          <w:b/>
+        </w:rPr>
+        <w:t xml:space="preserve">멘트:</w:t>
       </w:r>
       <w:r>
         <w:t xml:space="preserve"> </w:t>
@@ -945,27 +1233,86 @@
         <w:t xml:space="preserve">“</w:t>
       </w:r>
       <w:r>
-        <w:t xml:space="preserve">티켓이 왜 이렇게 많냐</w:t>
+        <w:t xml:space="preserve">증거의 출처 다섯 가지인데 각각 다른 게 답 못 하는 질문에 답합니다.</w:t>
+      </w:r>
+      <w:r>
+        <w:t xml:space="preserve"> </w:t>
+      </w:r>
+      <w:r>
+        <w:t xml:space="preserve">klist는 어떤 티켓이 있고 etype이 뭔지. 이벤트 4769는 DC의 기록 — 요청된 그대로의</w:t>
+      </w:r>
+      <w:r>
+        <w:t xml:space="preserve"> </w:t>
+      </w:r>
+      <w:r>
+        <w:t xml:space="preserve">SPN, 암호화 타입, 실패 코드. 대부분 안 보는 로그인데 가장 결정적입니다. Kerberos</w:t>
+      </w:r>
+      <w:r>
+        <w:t xml:space="preserve"> </w:t>
+      </w:r>
+      <w:r>
+        <w:t xml:space="preserve">Operational은 어느 DC를 썼는지, SMBClient는 세션 셋업까지 갔는지, netsh</w:t>
+      </w:r>
+      <w:r>
+        <w:t xml:space="preserve"> </w:t>
+      </w:r>
+      <w:r>
+        <w:t xml:space="preserve">트레이스는 실제 KRB-ERROR 코드와 협상된 cipher까지. 이걸 한 방에 수집하는</w:t>
+      </w:r>
+      <w:r>
+        <w:t xml:space="preserve"> </w:t>
+      </w:r>
+      <w:r>
+        <w:t xml:space="preserve">스크립트가 두 VM에 이미 깔려 있습니다.</w:t>
       </w:r>
       <w:r>
         <w:t xml:space="preserve">”</w:t>
       </w:r>
-      <w:r>
-        <w:t xml:space="preserve"> </w:t>
-      </w:r>
-      <w:r>
-        <w:t xml:space="preserve">질문을 미리 차단.</w:t>
+    </w:p>
+    <w:p>
+      <w:pPr>
+        <w:pStyle w:val="BodyText"/>
+      </w:pPr>
+      <w:r>
+        <w:rPr>
+          <w:b/>
+        </w:rPr>
+        <w:t xml:space="preserve">진행 메모:</w:t>
+      </w:r>
+      <w:r>
+        <w:t xml:space="preserve"> </w:t>
+      </w:r>
+      <w:r>
+        <w:t xml:space="preserve">2분.</w:t>
+      </w:r>
+      <w:r>
+        <w:t xml:space="preserve"> </w:t>
+      </w:r>
+      <w:r>
+        <w:t xml:space="preserve">“</w:t>
+      </w:r>
+      <w:r>
+        <w:t xml:space="preserve">4769 정기적으로 보시는 분?</w:t>
+      </w:r>
+      <w:r>
+        <w:t xml:space="preserve">”</w:t>
+      </w:r>
+      <w:r>
+        <w:t xml:space="preserve"> </w:t>
+      </w:r>
+      <w:r>
+        <w:t xml:space="preserve">물어보면 반응이 좋습니다.</w:t>
       </w:r>
     </w:p>
     <w:p>
       <w:pPr>
         <w:pStyle w:val="Heading2"/>
       </w:pPr>
-      <w:bookmarkStart w:id="29" w:name="슬라이드-7-메커니즘-33-누가-무엇을-여는가-1396의-정체-014"/>
-      <w:r>
-        <w:t xml:space="preserve">슬라이드 7 · [메커니즘 3/3] 누가 무엇을 여는가 — 1396의 정체 — 0:14</w:t>
-      </w:r>
-      <w:bookmarkEnd w:id="29"/>
+      <w:bookmarkStart w:id="31" w:name="슬라이드-9-reading-a-failed-exchange-019"/>
+      <w:r>
+        <w:t xml:space="preserve">슬라이드 9 · Reading a failed exchange — 0:19</w:t>
+      </w:r>
+      <w:bookmarkEnd w:id="31"/>
     </w:p>
     <w:p>
       <w:pPr>
@@ -984,58 +1331,49 @@
         <w:t xml:space="preserve">“</w:t>
       </w:r>
       <w:r>
-        <w:t xml:space="preserve">오늘 제일 중요한 슬라이드입니다. Kerberos는 대칭키고, 티켓은 받을</w:t>
-      </w:r>
-      <w:r>
-        <w:t xml:space="preserve"> </w:t>
-      </w:r>
-      <w:r>
-        <w:t xml:space="preserve">사람의 키로 잠급니다. TGT는 krbtgt 키 — KDC만 엽니다. 서비스 티켓은 스토리지</w:t>
-      </w:r>
-      <w:r>
-        <w:t xml:space="preserve"> </w:t>
-      </w:r>
-      <w:r>
-        <w:t xml:space="preserve">계정 kerb 키 — Azure Files만 열고, kerb1 실패하면 kerb2로 재시도합니다. 둘 다</w:t>
-      </w:r>
-      <w:r>
-        <w:t xml:space="preserve"> </w:t>
-      </w:r>
-      <w:r>
-        <w:t xml:space="preserve">안 열리면? KDC는 자기 일을 다 했고 티켓도 멀쩡한데 서비스가 못 여는 겁니다.</w:t>
-      </w:r>
-      <w:r>
-        <w:t xml:space="preserve"> </w:t>
-      </w:r>
-      <w:r>
-        <w:t xml:space="preserve">이게 1396이에요. 그리고 아래 불릿 —</w:t>
-      </w:r>
-      <w:r>
-        <w:t xml:space="preserve"> </w:t>
-      </w:r>
-      <w:r>
-        <w:rPr>
-          <w:b/>
-        </w:rPr>
-        <w:t xml:space="preserve">AES 키는 salt를 쓰는데, 그 salt는 키를</w:t>
-      </w:r>
-      <w:r>
-        <w:rPr>
-          <w:b/>
-        </w:rPr>
-        <w:t xml:space="preserve"> </w:t>
-      </w:r>
-      <w:r>
-        <w:rPr>
-          <w:b/>
-        </w:rPr>
-        <w:t xml:space="preserve">만드는 순간 각인됩니다.</w:t>
-      </w:r>
-      <w:r>
-        <w:t xml:space="preserve"> </w:t>
-      </w:r>
-      <w:r>
-        <w:t xml:space="preserve">이따 Lab 2가 정확히 여기서 터집니다.</w:t>
+        <w:t xml:space="preserve">증거를 어떻게 읽느냐. S_PRINCIPAL_UNKNOWN이면 TGS 단계, SPN 주인이</w:t>
+      </w:r>
+      <w:r>
+        <w:t xml:space="preserve"> </w:t>
+      </w:r>
+      <w:r>
+        <w:t xml:space="preserve">없다는 뜻. ETYPE_NOSUPP도 TGS, 공통 암호화 타입이 없다는 뜻. AP_ERR_MODIFIED는</w:t>
+      </w:r>
+      <w:r>
+        <w:t xml:space="preserve"> </w:t>
+      </w:r>
+      <w:r>
+        <w:t xml:space="preserve">티켓은 나왔는데 서비스가 못 연 경우 — 1396. 아래 두 줄이 진짜 중요합니다.</w:t>
+      </w:r>
+      <w:r>
+        <w:t xml:space="preserve"> </w:t>
+      </w:r>
+      <w:r>
+        <w:t xml:space="preserve">4769가 아예 없으면 클라이언트가 DC에 묻지도 않은 겁니다. 반대로 4769 성공인데</w:t>
+      </w:r>
+      <w:r>
+        <w:t xml:space="preserve"> </w:t>
+      </w:r>
+      <w:r>
+        <w:t xml:space="preserve">ACCESS_DENIED면 인증은 끝났고</w:t>
+      </w:r>
+      <w:r>
+        <w:t xml:space="preserve"> </w:t>
+      </w:r>
+      <w:r>
+        <w:rPr>
+          <w:b/>
+        </w:rPr>
+        <w:t xml:space="preserve">인가 문제이거나 cipher 불일치</w:t>
+      </w:r>
+      <w:r>
+        <w:t xml:space="preserve">입니다. 이따 Lab</w:t>
+      </w:r>
+      <w:r>
+        <w:t xml:space="preserve"> </w:t>
+      </w:r>
+      <w:r>
+        <w:t xml:space="preserve">3이 그 두 번째 경우예요.</w:t>
       </w:r>
       <w:r>
         <w:t xml:space="preserve">”</w:t>
@@ -1055,24 +1393,18 @@
         <w:t xml:space="preserve"> </w:t>
       </w:r>
       <w:r>
-        <w:t xml:space="preserve">2.5분, 덱의 클라이맥스. salt 불릿을 반드시 짚을 것 — Lab 2의</w:t>
-      </w:r>
-      <w:r>
-        <w:t xml:space="preserve"> </w:t>
-      </w:r>
-      <w:r>
-        <w:t xml:space="preserve">복선입니다.</w:t>
+        <w:t xml:space="preserve">2분. 마지막 두 행에 집중. Lab에서 계속 이 표로 돌아옵니다.</w:t>
       </w:r>
     </w:p>
     <w:p>
       <w:pPr>
         <w:pStyle w:val="Heading2"/>
       </w:pPr>
-      <w:bookmarkStart w:id="30" w:name="슬라이드-8-where-the-truth-lives-017"/>
-      <w:r>
-        <w:t xml:space="preserve">슬라이드 8 · Where the truth lives — 0:17</w:t>
-      </w:r>
-      <w:bookmarkEnd w:id="30"/>
+      <w:bookmarkStart w:id="32" w:name="슬라이드-10-three-identity-sources-021"/>
+      <w:r>
+        <w:t xml:space="preserve">슬라이드 10 · Three identity sources — 0:21</w:t>
+      </w:r>
+      <w:bookmarkEnd w:id="32"/>
     </w:p>
     <w:p>
       <w:pPr>
@@ -1091,37 +1423,37 @@
         <w:t xml:space="preserve">“</w:t>
       </w:r>
       <w:r>
-        <w:t xml:space="preserve">증거의 출처 다섯 가지인데 각각 다른 게 답 못 하는 질문에 답합니다.</w:t>
-      </w:r>
-      <w:r>
-        <w:t xml:space="preserve"> </w:t>
-      </w:r>
-      <w:r>
-        <w:t xml:space="preserve">klist는 어떤 티켓이 있고 etype이 뭔지. 이벤트 4769는 DC의 기록 — 요청된 그대로의</w:t>
-      </w:r>
-      <w:r>
-        <w:t xml:space="preserve"> </w:t>
-      </w:r>
-      <w:r>
-        <w:t xml:space="preserve">SPN, 암호화 타입, 실패 코드. 대부분 안 보는 로그인데 가장 결정적입니다. Kerberos</w:t>
-      </w:r>
-      <w:r>
-        <w:t xml:space="preserve"> </w:t>
-      </w:r>
-      <w:r>
-        <w:t xml:space="preserve">Operational은 어느 DC를 썼는지, SMBClient는 세션 셋업까지 갔는지, netsh</w:t>
-      </w:r>
-      <w:r>
-        <w:t xml:space="preserve"> </w:t>
-      </w:r>
-      <w:r>
-        <w:t xml:space="preserve">트레이스는 실제 KRB-ERROR 코드와 협상된 cipher까지. 이걸 한 방에 수집하는</w:t>
-      </w:r>
-      <w:r>
-        <w:t xml:space="preserve"> </w:t>
-      </w:r>
-      <w:r>
-        <w:t xml:space="preserve">스크립트가 두 VM에 이미 깔려 있습니다.</w:t>
+        <w:t xml:space="preserve">identity 소스는 셋. 오늘의 AD DS는 DC가 티켓을 발급하고 DC 접근이</w:t>
+      </w:r>
+      <w:r>
+        <w:t xml:space="preserve"> </w:t>
+      </w:r>
+      <w:r>
+        <w:t xml:space="preserve">필수, Entra DS는 관리형, 세션 2의 Entra Kerberos는 Entra ID가 발급합니다.</w:t>
+      </w:r>
+      <w:r>
+        <w:t xml:space="preserve"> </w:t>
+      </w:r>
+      <w:r>
+        <w:t xml:space="preserve">각주가 중요한데 —</w:t>
+      </w:r>
+      <w:r>
+        <w:t xml:space="preserve"> </w:t>
+      </w:r>
+      <w:r>
+        <w:rPr>
+          <w:b/>
+        </w:rPr>
+        <w:t xml:space="preserve">계정 하나에 소스는 하나뿐</w:t>
+      </w:r>
+      <w:r>
+        <w:t xml:space="preserve">이라 세션 2에서는 이 계정을</w:t>
+      </w:r>
+      <w:r>
+        <w:t xml:space="preserve"> </w:t>
+      </w:r>
+      <w:r>
+        <w:t xml:space="preserve">전환하게 됩니다.</w:t>
       </w:r>
       <w:r>
         <w:t xml:space="preserve">”</w:t>
@@ -1141,7 +1473,28 @@
         <w:t xml:space="preserve"> </w:t>
       </w:r>
       <w:r>
-        <w:t xml:space="preserve">2분.</w:t>
+        <w:t xml:space="preserve">30초. 표를 읽지 말 것.</w:t>
+      </w:r>
+    </w:p>
+    <w:p>
+      <w:pPr>
+        <w:pStyle w:val="Heading2"/>
+      </w:pPr>
+      <w:bookmarkStart w:id="33" w:name="슬라이드-11-line-of-sight-022"/>
+      <w:r>
+        <w:t xml:space="preserve">슬라이드 11 · Line of sight — 0:22</w:t>
+      </w:r>
+      <w:bookmarkEnd w:id="33"/>
+    </w:p>
+    <w:p>
+      <w:pPr>
+        <w:pStyle w:val="FirstParagraph"/>
+      </w:pPr>
+      <w:r>
+        <w:rPr>
+          <w:b/>
+        </w:rPr>
+        <w:t xml:space="preserve">멘트:</w:t>
       </w:r>
       <w:r>
         <w:t xml:space="preserve"> </w:t>
@@ -1150,217 +1503,6 @@
         <w:t xml:space="preserve">“</w:t>
       </w:r>
       <w:r>
-        <w:t xml:space="preserve">4769 정기적으로 보시는 분?</w:t>
-      </w:r>
-      <w:r>
-        <w:t xml:space="preserve">”</w:t>
-      </w:r>
-      <w:r>
-        <w:t xml:space="preserve"> </w:t>
-      </w:r>
-      <w:r>
-        <w:t xml:space="preserve">물어보면 반응이 좋습니다.</w:t>
-      </w:r>
-    </w:p>
-    <w:p>
-      <w:pPr>
-        <w:pStyle w:val="Heading2"/>
-      </w:pPr>
-      <w:bookmarkStart w:id="31" w:name="슬라이드-9-reading-a-failed-exchange-019"/>
-      <w:r>
-        <w:t xml:space="preserve">슬라이드 9 · Reading a failed exchange — 0:19</w:t>
-      </w:r>
-      <w:bookmarkEnd w:id="31"/>
-    </w:p>
-    <w:p>
-      <w:pPr>
-        <w:pStyle w:val="FirstParagraph"/>
-      </w:pPr>
-      <w:r>
-        <w:rPr>
-          <w:b/>
-        </w:rPr>
-        <w:t xml:space="preserve">멘트:</w:t>
-      </w:r>
-      <w:r>
-        <w:t xml:space="preserve"> </w:t>
-      </w:r>
-      <w:r>
-        <w:t xml:space="preserve">“</w:t>
-      </w:r>
-      <w:r>
-        <w:t xml:space="preserve">증거를 어떻게 읽느냐. S_PRINCIPAL_UNKNOWN이면 TGS 단계, SPN 주인이</w:t>
-      </w:r>
-      <w:r>
-        <w:t xml:space="preserve"> </w:t>
-      </w:r>
-      <w:r>
-        <w:t xml:space="preserve">없다는 뜻. ETYPE_NOSUPP도 TGS, 공통 암호화 타입이 없다는 뜻. AP_ERR_MODIFIED는</w:t>
-      </w:r>
-      <w:r>
-        <w:t xml:space="preserve"> </w:t>
-      </w:r>
-      <w:r>
-        <w:t xml:space="preserve">티켓은 나왔는데 서비스가 못 연 경우 — 1396. 아래 두 줄이 진짜 중요합니다.</w:t>
-      </w:r>
-      <w:r>
-        <w:t xml:space="preserve"> </w:t>
-      </w:r>
-      <w:r>
-        <w:t xml:space="preserve">4769가 아예 없으면 클라이언트가 DC에 묻지도 않은 겁니다. 반대로 4769 성공인데</w:t>
-      </w:r>
-      <w:r>
-        <w:t xml:space="preserve"> </w:t>
-      </w:r>
-      <w:r>
-        <w:t xml:space="preserve">ACCESS_DENIED면 인증은 끝났고</w:t>
-      </w:r>
-      <w:r>
-        <w:t xml:space="preserve"> </w:t>
-      </w:r>
-      <w:r>
-        <w:rPr>
-          <w:b/>
-        </w:rPr>
-        <w:t xml:space="preserve">인가 문제이거나 cipher 불일치</w:t>
-      </w:r>
-      <w:r>
-        <w:t xml:space="preserve">입니다. 이따 Lab</w:t>
-      </w:r>
-      <w:r>
-        <w:t xml:space="preserve"> </w:t>
-      </w:r>
-      <w:r>
-        <w:t xml:space="preserve">3이 그 두 번째 경우예요.</w:t>
-      </w:r>
-      <w:r>
-        <w:t xml:space="preserve">”</w:t>
-      </w:r>
-    </w:p>
-    <w:p>
-      <w:pPr>
-        <w:pStyle w:val="BodyText"/>
-      </w:pPr>
-      <w:r>
-        <w:rPr>
-          <w:b/>
-        </w:rPr>
-        <w:t xml:space="preserve">진행 메모:</w:t>
-      </w:r>
-      <w:r>
-        <w:t xml:space="preserve"> </w:t>
-      </w:r>
-      <w:r>
-        <w:t xml:space="preserve">2분. 마지막 두 행에 집중. Lab에서 계속 이 표로 돌아옵니다.</w:t>
-      </w:r>
-    </w:p>
-    <w:p>
-      <w:pPr>
-        <w:pStyle w:val="Heading2"/>
-      </w:pPr>
-      <w:bookmarkStart w:id="32" w:name="슬라이드-10-three-identity-sources-021"/>
-      <w:r>
-        <w:t xml:space="preserve">슬라이드 10 · Three identity sources — 0:21</w:t>
-      </w:r>
-      <w:bookmarkEnd w:id="32"/>
-    </w:p>
-    <w:p>
-      <w:pPr>
-        <w:pStyle w:val="FirstParagraph"/>
-      </w:pPr>
-      <w:r>
-        <w:rPr>
-          <w:b/>
-        </w:rPr>
-        <w:t xml:space="preserve">멘트:</w:t>
-      </w:r>
-      <w:r>
-        <w:t xml:space="preserve"> </w:t>
-      </w:r>
-      <w:r>
-        <w:t xml:space="preserve">“</w:t>
-      </w:r>
-      <w:r>
-        <w:t xml:space="preserve">identity 소스는 셋. 오늘의 AD DS는 DC가 티켓을 발급하고 DC 접근이</w:t>
-      </w:r>
-      <w:r>
-        <w:t xml:space="preserve"> </w:t>
-      </w:r>
-      <w:r>
-        <w:t xml:space="preserve">필수, Entra DS는 관리형, 세션 2의 Entra Kerberos는 Entra ID가 발급합니다.</w:t>
-      </w:r>
-      <w:r>
-        <w:t xml:space="preserve"> </w:t>
-      </w:r>
-      <w:r>
-        <w:t xml:space="preserve">각주가 중요한데 —</w:t>
-      </w:r>
-      <w:r>
-        <w:t xml:space="preserve"> </w:t>
-      </w:r>
-      <w:r>
-        <w:rPr>
-          <w:b/>
-        </w:rPr>
-        <w:t xml:space="preserve">계정 하나에 소스는 하나뿐</w:t>
-      </w:r>
-      <w:r>
-        <w:t xml:space="preserve">이라 세션 2에서는 이 계정을</w:t>
-      </w:r>
-      <w:r>
-        <w:t xml:space="preserve"> </w:t>
-      </w:r>
-      <w:r>
-        <w:t xml:space="preserve">전환하게 됩니다.</w:t>
-      </w:r>
-      <w:r>
-        <w:t xml:space="preserve">”</w:t>
-      </w:r>
-    </w:p>
-    <w:p>
-      <w:pPr>
-        <w:pStyle w:val="BodyText"/>
-      </w:pPr>
-      <w:r>
-        <w:rPr>
-          <w:b/>
-        </w:rPr>
-        <w:t xml:space="preserve">진행 메모:</w:t>
-      </w:r>
-      <w:r>
-        <w:t xml:space="preserve"> </w:t>
-      </w:r>
-      <w:r>
-        <w:t xml:space="preserve">30초. 표를 읽지 말 것.</w:t>
-      </w:r>
-    </w:p>
-    <w:p>
-      <w:pPr>
-        <w:pStyle w:val="Heading2"/>
-      </w:pPr>
-      <w:bookmarkStart w:id="33" w:name="슬라이드-11-line-of-sight-022"/>
-      <w:r>
-        <w:t xml:space="preserve">슬라이드 11 · Line of sight — 0:22</w:t>
-      </w:r>
-      <w:bookmarkEnd w:id="33"/>
-    </w:p>
-    <w:p>
-      <w:pPr>
-        <w:pStyle w:val="FirstParagraph"/>
-      </w:pPr>
-      <w:r>
-        <w:rPr>
-          <w:b/>
-        </w:rPr>
-        <w:t xml:space="preserve">멘트:</w:t>
-      </w:r>
-      <w:r>
-        <w:t xml:space="preserve"> </w:t>
-      </w:r>
-      <w:r>
-        <w:t xml:space="preserve">“</w:t>
-      </w:r>
-      <w:r>
         <w:t xml:space="preserve">line of sight는 실제로 네 가지입니다. DNS로 도메인을 풀 수 있어야</w:t>
       </w:r>
       <w:r>
@@ -1379,13 +1521,13 @@
         <w:t xml:space="preserve"> </w:t>
       </w:r>
       <w:r>
-        <w:t xml:space="preserve">자격 증명을 직접 넣어 마운트할 수 있습니다. 조인은 머신 문제, line of sight는</w:t>
-      </w:r>
-      <w:r>
-        <w:t xml:space="preserve"> </w:t>
-      </w:r>
-      <w:r>
-        <w:t xml:space="preserve">네트워크 문제입니다.</w:t>
+        <w:t xml:space="preserve">자격 증명을 직접 넣어 마운트할 수 있습니다 — line of sight만 있으면요. 조인은</w:t>
+      </w:r>
+      <w:r>
+        <w:t xml:space="preserve"> </w:t>
+      </w:r>
+      <w:r>
+        <w:t xml:space="preserve">머신 문제, line of sight는 네트워크 문제입니다.</w:t>
       </w:r>
       <w:r>
         <w:t xml:space="preserve">”</w:t>
@@ -1642,13 +1784,43 @@
         <w:t xml:space="preserve">“</w:t>
       </w:r>
       <w:r>
-        <w:t xml:space="preserve">클라이언트 VM에 CONTOSO\labuser1로 접속해서 화면대로 마운트해</w:t>
-      </w:r>
-      <w:r>
-        <w:t xml:space="preserve"> </w:t>
-      </w:r>
-      <w:r>
-        <w:t xml:space="preserve">보세요. 비밀번호 프롬프트 없이 됩니다. 그런데 klist를 보시면 — 암호화 타입이</w:t>
+        <w:t xml:space="preserve">클라이언트 VM에 CONTOSO\labuser1로 접속해서 화면 순서대로 —</w:t>
+      </w:r>
+      <w:r>
+        <w:t xml:space="preserve"> </w:t>
+      </w:r>
+      <w:r>
+        <w:t xml:space="preserve">티켓을 비우고,</w:t>
+      </w:r>
+      <w:r>
+        <w:t xml:space="preserve"> </w:t>
+      </w:r>
+      <w:r>
+        <w:rPr>
+          <w:b/>
+        </w:rPr>
+        <w:t xml:space="preserve">klist get으로 서비스 티켓을 먼저 요청</w:t>
+      </w:r>
+      <w:r>
+        <w:t xml:space="preserve">해 보고, 마운트하세요.</w:t>
+      </w:r>
+      <w:r>
+        <w:t xml:space="preserve"> </w:t>
+      </w:r>
+      <w:r>
+        <w:t xml:space="preserve">비밀번호 프롬프트 없이 됩니다 — 로그온 때 받은 TGT가 일을 다 한 겁니다.</w:t>
+      </w:r>
+      <w:r>
+        <w:t xml:space="preserve"> </w:t>
+      </w:r>
+      <w:r>
+        <w:t xml:space="preserve">오른쪽 확인 포인트에서 두 개만 짚으면: Server가 우리가 등록한 그 SPN이라는 것,</w:t>
+      </w:r>
+      <w:r>
+        <w:t xml:space="preserve"> </w:t>
+      </w:r>
+      <w:r>
+        <w:t xml:space="preserve">그리고 암호화 타입이</w:t>
       </w:r>
       <w:r>
         <w:t xml:space="preserve"> </w:t>
@@ -1660,40 +1832,64 @@
         <w:t xml:space="preserve">RC4-HMAC</w:t>
       </w:r>
       <w:r>
-        <w:t xml:space="preserve">입니다. 이게 여러분이 물려받은 2023년산 환경이에요. 잘 돌아가고</w:t>
-      </w:r>
-      <w:r>
-        <w:t xml:space="preserve"> </w:t>
-      </w:r>
-      <w:r>
-        <w:t xml:space="preserve">있죠. 각주가 중요한데, 지금 이 스토리지 계정의 DomainName 설정은</w:t>
-      </w:r>
-      <w:r>
-        <w:t xml:space="preserve"> </w:t>
-      </w:r>
-      <w:r>
-        <w:rPr>
-          <w:b/>
-        </w:rPr>
-        <w:t xml:space="preserve">틀려</w:t>
-      </w:r>
-      <w:r>
-        <w:rPr>
-          <w:b/>
-        </w:rPr>
-        <w:t xml:space="preserve"> </w:t>
-      </w:r>
-      <w:r>
-        <w:rPr>
-          <w:b/>
-        </w:rPr>
-        <w:t xml:space="preserve">있습니다.</w:t>
-      </w:r>
-      <w:r>
-        <w:t xml:space="preserve"> </w:t>
-      </w:r>
-      <w:r>
-        <w:t xml:space="preserve">그런데 여기서는 아무것도 그걸 드러내지 않습니다.</w:t>
+        <w:t xml:space="preserve">이라는 것. 이게 여러분이 물려받은 2023년산</w:t>
+      </w:r>
+      <w:r>
+        <w:t xml:space="preserve"> </w:t>
+      </w:r>
+      <w:r>
+        <w:t xml:space="preserve">환경이에요. 잘 돌아가고 있죠. 마지막으로 evidence 스크립트로</w:t>
+      </w:r>
+      <w:r>
+        <w:t xml:space="preserve"> </w:t>
+      </w:r>
+      <w:r>
+        <w:rPr>
+          <w:b/>
+        </w:rPr>
+        <w:t xml:space="preserve">이 정상 상태를</w:t>
+      </w:r>
+      <w:r>
+        <w:rPr>
+          <w:b/>
+        </w:rPr>
+        <w:t xml:space="preserve"> </w:t>
+      </w:r>
+      <w:r>
+        <w:rPr>
+          <w:b/>
+        </w:rPr>
+        <w:t xml:space="preserve">캡처</w:t>
+      </w:r>
+      <w:r>
+        <w:t xml:space="preserve">해 두세요 — 이따 비교 기준입니다. 각주가 중요한데, 지금 이 스토리지</w:t>
+      </w:r>
+      <w:r>
+        <w:t xml:space="preserve"> </w:t>
+      </w:r>
+      <w:r>
+        <w:t xml:space="preserve">계정의 DomainName 설정은</w:t>
+      </w:r>
+      <w:r>
+        <w:t xml:space="preserve"> </w:t>
+      </w:r>
+      <w:r>
+        <w:rPr>
+          <w:b/>
+        </w:rPr>
+        <w:t xml:space="preserve">틀려 있습니다.</w:t>
+      </w:r>
+      <w:r>
+        <w:t xml:space="preserve"> </w:t>
+      </w:r>
+      <w:r>
+        <w:t xml:space="preserve">그런데 여기서는 아무것도 그걸</w:t>
+      </w:r>
+      <w:r>
+        <w:t xml:space="preserve"> </w:t>
+      </w:r>
+      <w:r>
+        <w:t xml:space="preserve">드러내지 않습니다.</w:t>
       </w:r>
       <w:r>
         <w:t xml:space="preserve">”</w:t>
@@ -2115,22 +2311,70 @@
         <w:t xml:space="preserve"> </w:t>
       </w:r>
       <w:r>
-        <w:t xml:space="preserve">9의 표로 돌아가 연결. 슬라이드의 Backend 불릿(내부 확인 경로)은</w:t>
-      </w:r>
-      <w:r>
-        <w:t xml:space="preserve"> </w:t>
-      </w:r>
-      <w:r>
-        <w:rPr>
-          <w:b/>
-        </w:rPr>
-        <w:t xml:space="preserve">구두로만</w:t>
-      </w:r>
-      <w:r>
-        <w:t xml:space="preserve"> </w:t>
-      </w:r>
-      <w:r>
-        <w:t xml:space="preserve">부연 — 이 큐시트와 repo는 public입니다.</w:t>
+        <w:t xml:space="preserve">9의 표로 돌아가 연결. 슬라이드의 Backend 불릿도 짚을 것 — 실제 케이스에서는</w:t>
+      </w:r>
+      <w:r>
+        <w:t xml:space="preserve"> </w:t>
+      </w:r>
+      <w:r>
+        <w:rPr>
+          <w:b/>
+        </w:rPr>
+        <w:t xml:space="preserve">ASC Resource Explorer → Files Configurations</w:t>
+      </w:r>
+      <w:r>
+        <w:t xml:space="preserve">에서 Domain Name이 NetBIOS인지</w:t>
+      </w:r>
+      <w:r>
+        <w:t xml:space="preserve"> </w:t>
+      </w:r>
+      <w:r>
+        <w:t xml:space="preserve">몇 초 만에 보이고(고객 PowerShell 불필요),</w:t>
+      </w:r>
+      <w:r>
+        <w:t xml:space="preserve"> </w:t>
+      </w:r>
+      <w:r>
+        <w:rPr>
+          <w:b/>
+        </w:rPr>
+        <w:t xml:space="preserve">Xportal → account metadata</w:t>
+      </w:r>
+      <w:r>
+        <w:t xml:space="preserve">의</w:t>
+      </w:r>
+      <w:r>
+        <w:t xml:space="preserve"> </w:t>
+      </w:r>
+      <w:r>
+        <w:t xml:space="preserve">activeDirectoryProperties 블롭과 keytab1/keytab2 존재 여부까지 확인합니다.</w:t>
+      </w:r>
+      <w:r>
+        <w:t xml:space="preserve"> </w:t>
+      </w:r>
+      <w:r>
+        <w:t xml:space="preserve">keytab의 파생 키 자체는 노출되지 않으므로</w:t>
+      </w:r>
+      <w:r>
+        <w:t xml:space="preserve"> </w:t>
+      </w:r>
+      <w:r>
+        <w:t xml:space="preserve">“</w:t>
+      </w:r>
+      <w:r>
+        <w:t xml:space="preserve">잘못된 salt</w:t>
+      </w:r>
+      <w:r>
+        <w:t xml:space="preserve">”</w:t>
+      </w:r>
+      <w:r>
+        <w:t xml:space="preserve">는 속성 대조로만 잡는다는</w:t>
+      </w:r>
+      <w:r>
+        <w:t xml:space="preserve"> </w:t>
+      </w:r>
+      <w:r>
+        <w:t xml:space="preserve">것도 언급.</w:t>
       </w:r>
     </w:p>
     <w:p>
@@ -2389,7 +2633,73 @@
         <w:t xml:space="preserve"> </w:t>
       </w:r>
       <w:r>
-        <w:t xml:space="preserve">Backend 줄(서버 측 거부 로그)은 내부 내용이니 구두로만 부연.</w:t>
+        <w:t xml:space="preserve">Backend 줄도 읽어줄 것 —</w:t>
+      </w:r>
+      <w:r>
+        <w:t xml:space="preserve"> </w:t>
+      </w:r>
+      <w:r>
+        <w:rPr>
+          <w:b/>
+        </w:rPr>
+        <w:t xml:space="preserve">dgrep에서 SMBCommand=SessionSetup으로 걸러 ActivityID를</w:t>
+      </w:r>
+      <w:r>
+        <w:rPr>
+          <w:b/>
+        </w:rPr>
+        <w:t xml:space="preserve"> </w:t>
+      </w:r>
+      <w:r>
+        <w:rPr>
+          <w:b/>
+        </w:rPr>
+        <w:t xml:space="preserve">얻고 Log Collector로 XDS 로그를 당기면</w:t>
+      </w:r>
+      <w:r>
+        <w:t xml:space="preserve"> </w:t>
+      </w:r>
+      <w:r>
+        <w:t xml:space="preserve">“</w:t>
+      </w:r>
+      <w:r>
+        <w:t xml:space="preserve">Account doesn’t list AES-128-GCM as</w:t>
+      </w:r>
+      <w:r>
+        <w:t xml:space="preserve"> </w:t>
+      </w:r>
+      <w:r>
+        <w:t xml:space="preserve">allowed channel cipher (AES-256-GCM)</w:t>
+      </w:r>
+      <w:r>
+        <w:t xml:space="preserve">”</w:t>
+      </w:r>
+      <w:r>
+        <w:t xml:space="preserve"> </w:t>
+      </w:r>
+      <w:r>
+        <w:t xml:space="preserve">→ hr 0xc0000022가 그대로 찍혀 있습니다.</w:t>
+      </w:r>
+      <w:r>
+        <w:t xml:space="preserve"> </w:t>
+      </w:r>
+      <w:r>
+        <w:t xml:space="preserve">클라이언트 트레이스의</w:t>
+      </w:r>
+      <w:r>
+        <w:t xml:space="preserve"> </w:t>
+      </w:r>
+      <w:r>
+        <w:t xml:space="preserve">“</w:t>
+      </w:r>
+      <w:r>
+        <w:t xml:space="preserve">Negotiate 성공 후 거부</w:t>
+      </w:r>
+      <w:r>
+        <w:t xml:space="preserve">”</w:t>
+      </w:r>
+      <w:r>
+        <w:t xml:space="preserve">를 서버 쪽에서 확정하는 물증.</w:t>
       </w:r>
     </w:p>
     <w:p>
@@ -2457,7 +2767,40 @@
         <w:t xml:space="preserve"> </w:t>
       </w:r>
       <w:r>
-        <w:t xml:space="preserve">시간이 있으면 진행, 없으면 워크북 참조로 넘김.</w:t>
+        <w:t xml:space="preserve">시간이 있으면 진행, 없으면 워크북 참조로 넘김. 매트릭스</w:t>
+      </w:r>
+      <w:r>
+        <w:t xml:space="preserve"> </w:t>
+      </w:r>
+      <w:r>
+        <w:t xml:space="preserve">슬라이드 각주 하나는 구두로라도 언급 가치 —</w:t>
+      </w:r>
+      <w:r>
+        <w:t xml:space="preserve"> </w:t>
+      </w:r>
+      <w:r>
+        <w:rPr>
+          <w:b/>
+        </w:rPr>
+        <w:t xml:space="preserve">역할 할당 직후 실패는 전파 지연</w:t>
+      </w:r>
+      <w:r>
+        <w:rPr>
+          <w:b/>
+        </w:rPr>
+        <w:t xml:space="preserve"> </w:t>
+      </w:r>
+      <w:r>
+        <w:rPr>
+          <w:b/>
+        </w:rPr>
+        <w:t xml:space="preserve">(~30분)일 수 있다.</w:t>
+      </w:r>
+      <w:r>
+        <w:t xml:space="preserve"> </w:t>
+      </w:r>
+      <w:r>
+        <w:t xml:space="preserve">세션 2의 명시적 RBAC 랩에서도 만나는 함정.</w:t>
       </w:r>
     </w:p>
     <w:p>
@@ -2594,7 +2937,40 @@
         <w:t xml:space="preserve"> </w:t>
       </w:r>
       <w:r>
-        <w:t xml:space="preserve">다음 세션은 같은 공유를 DC 없이, Entra Kerberos입니다.</w:t>
+        <w:t xml:space="preserve">숙제도 하나 — 재배포한 김에</w:t>
+      </w:r>
+      <w:r>
+        <w:t xml:space="preserve"> </w:t>
+      </w:r>
+      <w:r>
+        <w:rPr>
+          <w:b/>
+        </w:rPr>
+        <w:t xml:space="preserve">EtypeMismatch 폴트를 직접 돌려서 netsh 트레이스로</w:t>
+      </w:r>
+      <w:r>
+        <w:rPr>
+          <w:b/>
+        </w:rPr>
+        <w:t xml:space="preserve"> </w:t>
+      </w:r>
+      <w:r>
+        <w:rPr>
+          <w:b/>
+        </w:rPr>
+        <w:t xml:space="preserve">TGS-REP을 읽어보세요.</w:t>
+      </w:r>
+      <w:r>
+        <w:t xml:space="preserve"> </w:t>
+      </w:r>
+      <w:r>
+        <w:t xml:space="preserve">오늘 배운 읽기 연습으로 딱 좋습니다. 다음 세션은 같은</w:t>
+      </w:r>
+      <w:r>
+        <w:t xml:space="preserve"> </w:t>
+      </w:r>
+      <w:r>
+        <w:t xml:space="preserve">공유를 DC 없이, Entra Kerberos입니다.</w:t>
       </w:r>
       <w:r>
         <w:t xml:space="preserve"> </w:t>
@@ -2609,13 +2985,13 @@
         <w:t xml:space="preserve"> </w:t>
       </w:r>
       <w:r>
-        <w:t xml:space="preserve">테넌트의</w:t>
-      </w:r>
-      <w:r>
-        <w:t xml:space="preserve"> </w:t>
-      </w:r>
-      <w:r>
-        <w:t xml:space="preserve">Global Admin을 준비해 오세요.</w:t>
+        <w:t xml:space="preserve">테넌트의 Global Admin을 준비해</w:t>
+      </w:r>
+      <w:r>
+        <w:t xml:space="preserve"> </w:t>
+      </w:r>
+      <w:r>
+        <w:t xml:space="preserve">오세요.</w:t>
       </w:r>
       <w:r>
         <w:t xml:space="preserve">”</w:t>
@@ -2724,7 +3100,7 @@
         <w:rPr>
           <w:b/>
         </w:rPr>
-        <w:t xml:space="preserve">멘트(요약):</w:t>
+        <w:t xml:space="preserve">멘트:</w:t>
       </w:r>
       <w:r>
         <w:t xml:space="preserve"> </w:t>
@@ -2733,19 +3109,112 @@
         <w:t xml:space="preserve">“</w:t>
       </w:r>
       <w:r>
-        <w:t xml:space="preserve">마지막으로 우리끼리 보는 한 장 — 오늘 다룬 각 클라이언트 증거를</w:t>
-      </w:r>
-      <w:r>
-        <w:t xml:space="preserve"> </w:t>
-      </w:r>
-      <w:r>
-        <w:t xml:space="preserve">백엔드에서 어떻게 교차 확인하는지의 매핑입니다. 케이스 노트에는 양쪽 증거를</w:t>
-      </w:r>
-      <w:r>
-        <w:t xml:space="preserve"> </w:t>
-      </w:r>
-      <w:r>
-        <w:t xml:space="preserve">짝으로 인용하세요.</w:t>
+        <w:t xml:space="preserve">마지막으로 우리끼리 보는 한 장. 오늘 다룬 클라이언트 증거마다 백엔드</w:t>
+      </w:r>
+      <w:r>
+        <w:t xml:space="preserve"> </w:t>
+      </w:r>
+      <w:r>
+        <w:t xml:space="preserve">카운터파트가 있습니다. DomainName 같은 salt 입력값은</w:t>
+      </w:r>
+      <w:r>
+        <w:t xml:space="preserve"> </w:t>
+      </w:r>
+      <w:r>
+        <w:rPr>
+          <w:b/>
+        </w:rPr>
+        <w:t xml:space="preserve">ASC의 Files</w:t>
+      </w:r>
+      <w:r>
+        <w:rPr>
+          <w:b/>
+        </w:rPr>
+        <w:t xml:space="preserve"> </w:t>
+      </w:r>
+      <w:r>
+        <w:rPr>
+          <w:b/>
+        </w:rPr>
+        <w:t xml:space="preserve">Configurations</w:t>
+      </w:r>
+      <w:r>
+        <w:t xml:space="preserve">가 제일 빠르고, 속성 블롭 전체와 keytab 존재는</w:t>
+      </w:r>
+      <w:r>
+        <w:t xml:space="preserve"> </w:t>
+      </w:r>
+      <w:r>
+        <w:rPr>
+          <w:b/>
+        </w:rPr>
+        <w:t xml:space="preserve">Xportal</w:t>
+      </w:r>
+      <w:r>
+        <w:t xml:space="preserve">,</w:t>
+      </w:r>
+      <w:r>
+        <w:t xml:space="preserve"> </w:t>
+      </w:r>
+      <w:r>
+        <w:t xml:space="preserve">SessionSetup 거부 로그는</w:t>
+      </w:r>
+      <w:r>
+        <w:t xml:space="preserve"> </w:t>
+      </w:r>
+      <w:r>
+        <w:rPr>
+          <w:b/>
+        </w:rPr>
+        <w:t xml:space="preserve">dgrep → ActivityID → Log Collector(XDS)</w:t>
+      </w:r>
+      <w:r>
+        <w:t xml:space="preserve">, 서버 측</w:t>
+      </w:r>
+      <w:r>
+        <w:t xml:space="preserve"> </w:t>
+      </w:r>
+      <w:r>
+        <w:t xml:space="preserve">ACCESS_DENIED 감사는</w:t>
+      </w:r>
+      <w:r>
+        <w:t xml:space="preserve"> </w:t>
+      </w:r>
+      <w:r>
+        <w:rPr>
+          <w:b/>
+        </w:rPr>
+        <w:t xml:space="preserve">Jarvis XSMBPerfMetric</w:t>
+      </w:r>
+      <w:r>
+        <w:t xml:space="preserve">, 고객 테넌트 포털 없이 RBAC을</w:t>
+      </w:r>
+      <w:r>
+        <w:t xml:space="preserve"> </w:t>
+      </w:r>
+      <w:r>
+        <w:t xml:space="preserve">보는 건 ASC입니다. 습관 하나만 가져가세요 — 케이스 노트에는 클라이언트 증거와</w:t>
+      </w:r>
+      <w:r>
+        <w:t xml:space="preserve"> </w:t>
+      </w:r>
+      <w:r>
+        <w:t xml:space="preserve">백엔드 증거를</w:t>
+      </w:r>
+      <w:r>
+        <w:t xml:space="preserve"> </w:t>
+      </w:r>
+      <w:r>
+        <w:rPr>
+          <w:b/>
+        </w:rPr>
+        <w:t xml:space="preserve">짝으로</w:t>
+      </w:r>
+      <w:r>
+        <w:t xml:space="preserve"> </w:t>
+      </w:r>
+      <w:r>
+        <w:t xml:space="preserve">인용하는 겁니다.</w:t>
       </w:r>
       <w:r>
         <w:t xml:space="preserve">”</w:t>
@@ -2792,13 +3261,13 @@
         <w:t xml:space="preserve"> </w:t>
       </w:r>
       <w:r>
-        <w:t xml:space="preserve">띄울 것. 이 덱은 public repo에 올라가지 않지만, 세션 녹화본의 배포</w:t>
-      </w:r>
-      <w:r>
-        <w:t xml:space="preserve"> </w:t>
-      </w:r>
-      <w:r>
-        <w:t xml:space="preserve">범위는 별도로 확인해야 합니다. 구체 도구 사용법은 TSG 링크로 대신.</w:t>
+        <w:t xml:space="preserve">띄울 것. 세션 녹화본의 배포 범위는 별도로 확인. 각 도구의 상세</w:t>
+      </w:r>
+      <w:r>
+        <w:t xml:space="preserve"> </w:t>
+      </w:r>
+      <w:r>
+        <w:t xml:space="preserve">사용법은 해당 TSG(1396 · 5 Mount Error · Access is denied)로 안내.</w:t>
       </w:r>
     </w:p>
     <w:p>

--- a/docs/cuesheet-session1.docx
+++ b/docs/cuesheet-session1.docx
@@ -817,58 +817,7 @@
         <w:pStyle w:val="BodyText"/>
       </w:pPr>
       <w:r>
-        <w:t xml:space="preserve">이제 마운트 한 번에 무슨 교환이 일어나는지. 네 단계입니다. AS 교환에서</w:t>
-      </w:r>
-      <w:r>
-        <w:t xml:space="preserve"> </w:t>
-      </w:r>
-      <w:r>
-        <w:t xml:space="preserve">TGT — 실패하면 로그온 레벨, 이벤트 4768. TGS 교환에서 cifs SPN을 지정해 서비스</w:t>
-      </w:r>
-      <w:r>
-        <w:t xml:space="preserve"> </w:t>
-      </w:r>
-      <w:r>
-        <w:t xml:space="preserve">티켓을 받는데,</w:t>
-      </w:r>
-      <w:r>
-        <w:t xml:space="preserve"> </w:t>
-      </w:r>
-      <w:r>
-        <w:rPr>
-          <w:b/>
-        </w:rPr>
-        <w:t xml:space="preserve">DC가 이걸 이벤트 4769에 남깁니다.</w:t>
-      </w:r>
-      <w:r>
-        <w:t xml:space="preserve"> </w:t>
-      </w:r>
-      <w:r>
-        <w:t xml:space="preserve">요청된 SPN, 티켓 암호화</w:t>
-      </w:r>
-      <w:r>
-        <w:t xml:space="preserve"> </w:t>
-      </w:r>
-      <w:r>
-        <w:t xml:space="preserve">타입, 실패 코드까지요. 세 번째, SMB2 Negotiate와 Session Setup — SPNEGO 안에</w:t>
-      </w:r>
-      <w:r>
-        <w:t xml:space="preserve"> </w:t>
-      </w:r>
-      <w:r>
-        <w:t xml:space="preserve">AP-REQ가 실려 갑니다. 티켓이 멀쩡해도 여기서 죽을 수 있습니다. 마지막 Tree</w:t>
-      </w:r>
-      <w:r>
-        <w:t xml:space="preserve"> </w:t>
-      </w:r>
-      <w:r>
-        <w:t xml:space="preserve">Connect에서야 공유 이름이 등장하고 공유 수준 인가가 평가됩니다. 실패할 자리가</w:t>
-      </w:r>
-      <w:r>
-        <w:t xml:space="preserve"> </w:t>
-      </w:r>
-      <w:r>
-        <w:t xml:space="preserve">네 곳이고 각각 시그니처가 다릅니다."</w:t>
+        <w:t xml:space="preserve">이제 마운트 한 번에 일어나는 교환을 그림으로 따라가 봅시다. 네 단계입니다.</w:t>
       </w:r>
     </w:p>
     <w:p>
@@ -876,6 +825,214 @@
         <w:pStyle w:val="BodyText"/>
       </w:pPr>
       <w:r>
+        <w:t xml:space="preserve">① 먼저</w:t>
+      </w:r>
+      <w:r>
+        <w:t xml:space="preserve"> </w:t>
+      </w:r>
+      <w:r>
+        <w:rPr>
+          <w:b/>
+        </w:rPr>
+        <w:t xml:space="preserve">로그인</w:t>
+      </w:r>
+      <w:r>
+        <w:t xml:space="preserve"> </w:t>
+      </w:r>
+      <w:r>
+        <w:t xml:space="preserve">— 내가 나라는 걸 DC에 증명하고 TGT를 받습니다. 로그인할 때</w:t>
+      </w:r>
+      <w:r>
+        <w:t xml:space="preserve"> </w:t>
+      </w:r>
+      <w:r>
+        <w:t xml:space="preserve">이미 끝나 있는 단계라, 마운트 시점엔 보통 신경 쓸 일이 없어요.</w:t>
+      </w:r>
+    </w:p>
+    <w:p>
+      <w:pPr>
+        <w:pStyle w:val="BodyText"/>
+      </w:pPr>
+      <w:r>
+        <w:t xml:space="preserve">②</w:t>
+      </w:r>
+      <w:r>
+        <w:t xml:space="preserve"> </w:t>
+      </w:r>
+      <w:r>
+        <w:rPr>
+          <w:b/>
+        </w:rPr>
+        <w:t xml:space="preserve">입장권 요청</w:t>
+      </w:r>
+      <w:r>
+        <w:t xml:space="preserve"> </w:t>
+      </w:r>
+      <w:r>
+        <w:t xml:space="preserve">— TGT를 DC에 보여주면서</w:t>
+      </w:r>
+      <w:r>
+        <w:t xml:space="preserve"> </w:t>
+      </w:r>
+      <w:r>
+        <w:t xml:space="preserve">‘</w:t>
+      </w:r>
+      <w:r>
+        <w:t xml:space="preserve">이 서비스에 갈 겁니다</w:t>
+      </w:r>
+      <w:r>
+        <w:t xml:space="preserve">’</w:t>
+      </w:r>
+      <w:r>
+        <w:t xml:space="preserve"> </w:t>
+      </w:r>
+      <w:r>
+        <w:t xml:space="preserve">하고 그</w:t>
+      </w:r>
+      <w:r>
+        <w:t xml:space="preserve"> </w:t>
+      </w:r>
+      <w:r>
+        <w:t xml:space="preserve">서비스 이름(cifs/</w:t>
+      </w:r>
+      <w:r>
+        <w:t xml:space="preserve">…)을 댑니다. DC가 그 서비스 전용 입장권, 서비스 티켓을</w:t>
+      </w:r>
+      <w:r>
+        <w:t xml:space="preserve"> </w:t>
+      </w:r>
+      <w:r>
+        <w:t xml:space="preserve">줍니다.</w:t>
+      </w:r>
+    </w:p>
+    <w:p>
+      <w:pPr>
+        <w:pStyle w:val="BodyText"/>
+      </w:pPr>
+      <w:r>
+        <w:t xml:space="preserve">③</w:t>
+      </w:r>
+      <w:r>
+        <w:t xml:space="preserve"> </w:t>
+      </w:r>
+      <w:r>
+        <w:rPr>
+          <w:b/>
+        </w:rPr>
+        <w:t xml:space="preserve">입장권 제시</w:t>
+      </w:r>
+      <w:r>
+        <w:t xml:space="preserve"> </w:t>
+      </w:r>
+      <w:r>
+        <w:t xml:space="preserve">— 이제 DC는 끝났고, Azure Files에 그 티켓을 내밉니다.</w:t>
+      </w:r>
+      <w:r>
+        <w:t xml:space="preserve"> </w:t>
+      </w:r>
+      <w:r>
+        <w:t xml:space="preserve">아까 용어에서 말했듯 이 티켓은</w:t>
+      </w:r>
+      <w:r>
+        <w:t xml:space="preserve"> </w:t>
+      </w:r>
+      <w:r>
+        <w:rPr>
+          <w:b/>
+        </w:rPr>
+        <w:t xml:space="preserve">Azure Files의 키로 잠겨</w:t>
+      </w:r>
+      <w:r>
+        <w:t xml:space="preserve"> </w:t>
+      </w:r>
+      <w:r>
+        <w:t xml:space="preserve">있어서, Azure</w:t>
+      </w:r>
+      <w:r>
+        <w:t xml:space="preserve"> </w:t>
+      </w:r>
+      <w:r>
+        <w:t xml:space="preserve">Files가 자기 키로 열어봅니다. 여기가 함정입니다 — 티켓 발급까지 완벽했어도</w:t>
+      </w:r>
+      <w:r>
+        <w:t xml:space="preserve"> </w:t>
+      </w:r>
+      <w:r>
+        <w:rPr>
+          <w:b/>
+        </w:rPr>
+        <w:t xml:space="preserve">서비스가 못 열면 여기서 죽습니다.</w:t>
+      </w:r>
+    </w:p>
+    <w:p>
+      <w:pPr>
+        <w:pStyle w:val="BodyText"/>
+      </w:pPr>
+      <w:r>
+        <w:t xml:space="preserve">④</w:t>
+      </w:r>
+      <w:r>
+        <w:t xml:space="preserve"> </w:t>
+      </w:r>
+      <w:r>
+        <w:rPr>
+          <w:b/>
+        </w:rPr>
+        <w:t xml:space="preserve">입장</w:t>
+      </w:r>
+      <w:r>
+        <w:t xml:space="preserve"> </w:t>
+      </w:r>
+      <w:r>
+        <w:t xml:space="preserve">— 문을 통과한 다음에야 ’어느 공유에 들어갈지’를 말하고, 들어갈</w:t>
+      </w:r>
+      <w:r>
+        <w:t xml:space="preserve"> </w:t>
+      </w:r>
+      <w:r>
+        <w:t xml:space="preserve">자격이 있는지(인가)가 평가됩니다.</w:t>
+      </w:r>
+    </w:p>
+    <w:p>
+      <w:pPr>
+        <w:pStyle w:val="BodyText"/>
+      </w:pPr>
+      <w:r>
+        <w:t xml:space="preserve">화살표 색을 보세요 —</w:t>
+      </w:r>
+      <w:r>
+        <w:t xml:space="preserve"> </w:t>
+      </w:r>
+      <w:r>
+        <w:rPr>
+          <w:b/>
+        </w:rPr>
+        <w:t xml:space="preserve">앞의 둘은 DC와, 뒤의 둘은 Azure Files와</w:t>
+      </w:r>
+      <w:r>
+        <w:t xml:space="preserve"> </w:t>
+      </w:r>
+      <w:r>
+        <w:t xml:space="preserve">하는</w:t>
+      </w:r>
+      <w:r>
+        <w:t xml:space="preserve"> </w:t>
+      </w:r>
+      <w:r>
+        <w:t xml:space="preserve">교환입니다. 어느 쪽 구간에서 끊겼는지만 알아도 원인 후보가 절반으로</w:t>
+      </w:r>
+      <w:r>
+        <w:t xml:space="preserve"> </w:t>
+      </w:r>
+      <w:r>
+        <w:t xml:space="preserve">줄어듭니다. DC 레인 옆의 이벤트 번호들은 이따 증거 슬라이드에서 다시 봅니다."</w:t>
+      </w:r>
+    </w:p>
+    <w:p>
+      <w:pPr>
+        <w:pStyle w:val="BodyText"/>
+      </w:pPr>
+      <w:r>
         <w:rPr>
           <w:b/>
         </w:rPr>
@@ -891,22 +1048,49 @@
         <w:t xml:space="preserve"> </w:t>
       </w:r>
       <w:r>
+        <w:t xml:space="preserve">멘트는 단계의</w:t>
+      </w:r>
+      <w:r>
+        <w:t xml:space="preserve"> </w:t>
+      </w:r>
+      <w:r>
+        <w:rPr>
+          <w:b/>
+        </w:rPr>
+        <w:t xml:space="preserve">의미</w:t>
+      </w:r>
+      <w:r>
+        <w:t xml:space="preserve"> </w:t>
+      </w:r>
+      <w:r>
+        <w:t xml:space="preserve">위주, 프로토콜 이름(AS/TGS/SPNEGO)은 그림에 있으니</w:t>
+      </w:r>
+      <w:r>
+        <w:t xml:space="preserve"> </w:t>
+      </w:r>
+      <w:r>
+        <w:t xml:space="preserve">읽지 말 것. 이벤트 번호는 여기선 배지만 가리키고 슬라이드 8에서 제대로.</w:t>
+      </w:r>
+      <w:r>
+        <w:t xml:space="preserve"> </w:t>
+      </w:r>
+      <w:r>
         <w:t xml:space="preserve">“</w:t>
       </w:r>
       <w:r>
-        <w:t xml:space="preserve">서비스 티켓은 서비스 키로 잠긴다</w:t>
+        <w:t xml:space="preserve">서비스 티켓은 서비스 키로 잠긴다 → ③에서 못 열면 죽는다</w:t>
       </w:r>
       <w:r>
         <w:t xml:space="preserve">”</w:t>
       </w:r>
       <w:r>
-        <w:t xml:space="preserve">가 슬라이드 7과 Lab 2의 복선. 4769를 여기서</w:t>
-      </w:r>
-      <w:r>
-        <w:t xml:space="preserve"> </w:t>
-      </w:r>
-      <w:r>
-        <w:t xml:space="preserve">처음 심고, 뒤에서 반복.</w:t>
+        <w:t xml:space="preserve">가 슬라이드 7과</w:t>
+      </w:r>
+      <w:r>
+        <w:t xml:space="preserve"> </w:t>
+      </w:r>
+      <w:r>
+        <w:t xml:space="preserve">Lab 2의 복선.</w:t>
       </w:r>
     </w:p>
     <w:p>
@@ -936,43 +1120,82 @@
         <w:t xml:space="preserve">“</w:t>
       </w:r>
       <w:r>
-        <w:t xml:space="preserve">’스토리지 계정을 도메인 조인한다’가 실제로 뭘 하는지 다섯 단계입니다.</w:t>
-      </w:r>
-      <w:r>
-        <w:t xml:space="preserve"> </w:t>
-      </w:r>
-      <w:r>
-        <w:t xml:space="preserve">Kerberos 키 두 개 생성, AD에 계정 객체 생성,</w:t>
-      </w:r>
-      <w:r>
-        <w:t xml:space="preserve"> </w:t>
-      </w:r>
-      <w:r>
-        <w:rPr>
-          <w:b/>
-        </w:rPr>
-        <w:t xml:space="preserve">그 계정 비밀번호를 kerb1 키로</w:t>
-      </w:r>
-      <w:r>
-        <w:rPr>
-          <w:b/>
-        </w:rPr>
-        <w:t xml:space="preserve"> </w:t>
-      </w:r>
-      <w:r>
-        <w:rPr>
-          <w:b/>
-        </w:rPr>
-        <w:t xml:space="preserve">설정</w:t>
-      </w:r>
-      <w:r>
-        <w:t xml:space="preserve">, SPN 등록, 그리고 반대로 스토리지 계정에 도메인 메타데이터 기록. DC</w:t>
-      </w:r>
-      <w:r>
-        <w:t xml:space="preserve"> </w:t>
-      </w:r>
-      <w:r>
-        <w:t xml:space="preserve">입장에선 그냥 도메인의 서버 한 대일 뿐입니다.</w:t>
+        <w:t xml:space="preserve">방금 ③에서 이상한 걸 그냥 지나쳤습니다 — Azure Files가</w:t>
+      </w:r>
+      <w:r>
+        <w:t xml:space="preserve"> </w:t>
+      </w:r>
+      <w:r>
+        <w:rPr>
+          <w:b/>
+        </w:rPr>
+        <w:t xml:space="preserve">자기</w:t>
+      </w:r>
+      <w:r>
+        <w:rPr>
+          <w:b/>
+        </w:rPr>
+        <w:t xml:space="preserve"> </w:t>
+      </w:r>
+      <w:r>
+        <w:rPr>
+          <w:b/>
+        </w:rPr>
+        <w:t xml:space="preserve">키로</w:t>
+      </w:r>
+      <w:r>
+        <w:t xml:space="preserve"> </w:t>
+      </w:r>
+      <w:r>
+        <w:t xml:space="preserve">티켓을 연다고 했죠. 클라우드 서비스가 무슨 수로 여러분 AD 도메인의 키를</w:t>
+      </w:r>
+      <w:r>
+        <w:t xml:space="preserve"> </w:t>
+      </w:r>
+      <w:r>
+        <w:t xml:space="preserve">갖고 있을까요? 그걸 만들어주는 게 ’도메인 조인’입니다. 실제로 하는 일은 다섯</w:t>
+      </w:r>
+      <w:r>
+        <w:t xml:space="preserve"> </w:t>
+      </w:r>
+      <w:r>
+        <w:t xml:space="preserve">가지 — 오른쪽에서 Kerberos 키 두 개 생성, 왼쪽 AD에 계정 객체 생성, 그리고</w:t>
+      </w:r>
+      <w:r>
+        <w:t xml:space="preserve"> </w:t>
+      </w:r>
+      <w:r>
+        <w:t xml:space="preserve">가운데가 핵심인데</w:t>
+      </w:r>
+      <w:r>
+        <w:t xml:space="preserve"> </w:t>
+      </w:r>
+      <w:r>
+        <w:rPr>
+          <w:b/>
+        </w:rPr>
+        <w:t xml:space="preserve">그 계정의 비밀번호를 kerb1 키로 설정</w:t>
+      </w:r>
+      <w:r>
+        <w:t xml:space="preserve">합니다. 이제 양쪽이</w:t>
+      </w:r>
+      <w:r>
+        <w:t xml:space="preserve"> </w:t>
+      </w:r>
+      <w:r>
+        <w:t xml:space="preserve">같은 비밀을 쥔 거죠. 여기에 SPN 등록 — KDC가 이 서비스를 찾을 이름표 — 그리고</w:t>
+      </w:r>
+      <w:r>
+        <w:t xml:space="preserve"> </w:t>
+      </w:r>
+      <w:r>
+        <w:t xml:space="preserve">반대 방향으로 스토리지 계정에 도메인 메타데이터 기록. DC 입장에선 그냥 도메인의</w:t>
+      </w:r>
+      <w:r>
+        <w:t xml:space="preserve"> </w:t>
+      </w:r>
+      <w:r>
+        <w:t xml:space="preserve">서버 한 대일 뿐입니다.</w:t>
       </w:r>
       <w:r>
         <w:t xml:space="preserve">”</w:t>
@@ -992,7 +1215,7 @@
         <w:t xml:space="preserve"> </w:t>
       </w:r>
       <w:r>
-        <w:t xml:space="preserve">2.5분.</w:t>
+        <w:t xml:space="preserve">2.5분. 반드시 ③에서 이어받아 시작할 것 —</w:t>
       </w:r>
       <w:r>
         <w:t xml:space="preserve"> </w:t>
@@ -1001,6 +1224,27 @@
         <w:t xml:space="preserve">“</w:t>
       </w:r>
       <w:r>
+        <w:t xml:space="preserve">그 키가 어디서</w:t>
+      </w:r>
+      <w:r>
+        <w:t xml:space="preserve"> </w:t>
+      </w:r>
+      <w:r>
+        <w:t xml:space="preserve">왔나</w:t>
+      </w:r>
+      <w:r>
+        <w:t xml:space="preserve">”</w:t>
+      </w:r>
+      <w:r>
+        <w:t xml:space="preserve">가 이 슬라이드의 존재 이유.</w:t>
+      </w:r>
+      <w:r>
+        <w:t xml:space="preserve"> </w:t>
+      </w:r>
+      <w:r>
+        <w:t xml:space="preserve">“</w:t>
+      </w:r>
+      <w:r>
         <w:t xml:space="preserve">AD 계정 + 비밀번호=kerb 키 + SPN</w:t>
       </w:r>
       <w:r>
@@ -1040,7 +1284,13 @@
         <w:t xml:space="preserve">“</w:t>
       </w:r>
       <w:r>
-        <w:t xml:space="preserve">티켓이 생기는 순간은 둘입니다. 로그인 때 TGT, 마운트 때 서비스 티켓.</w:t>
+        <w:t xml:space="preserve">서비스 쪽 준비는 끝났고, 이번엔 클라이언트 쪽 — 티켓이 생기는</w:t>
+      </w:r>
+      <w:r>
+        <w:t xml:space="preserve"> </w:t>
+      </w:r>
+      <w:r>
+        <w:t xml:space="preserve">순간은 둘입니다. 로그인 때 TGT, 마운트 때 서비스 티켓.</w:t>
       </w:r>
       <w:r>
         <w:t xml:space="preserve"> </w:t>

--- a/docs/cuesheet-session1.docx
+++ b/docs/cuesheet-session1.docx
@@ -1019,13 +1019,31 @@
         <w:t xml:space="preserve"> </w:t>
       </w:r>
       <w:r>
-        <w:t xml:space="preserve">교환입니다. 어느 쪽 구간에서 끊겼는지만 알아도 원인 후보가 절반으로</w:t>
-      </w:r>
-      <w:r>
-        <w:t xml:space="preserve"> </w:t>
-      </w:r>
-      <w:r>
-        <w:t xml:space="preserve">줄어듭니다. DC 레인 옆의 이벤트 번호들은 이따 증거 슬라이드에서 다시 봅니다."</w:t>
+        <w:t xml:space="preserve">교환입니다. 어느 쪽 구간에서 끊겼는지만 알아도 원인 후보가 절반으로 줄어듭니다.</w:t>
+      </w:r>
+      <w:r>
+        <w:t xml:space="preserve"> </w:t>
+      </w:r>
+      <w:r>
+        <w:t xml:space="preserve">레인 아래</w:t>
+      </w:r>
+      <w:r>
+        <w:t xml:space="preserve"> </w:t>
+      </w:r>
+      <w:r>
+        <w:t xml:space="preserve">‘</w:t>
+      </w:r>
+      <w:r>
+        <w:t xml:space="preserve">여기의 증거</w:t>
+      </w:r>
+      <w:r>
+        <w:t xml:space="preserve">’</w:t>
+      </w:r>
+      <w:r>
+        <w:t xml:space="preserve"> </w:t>
+      </w:r>
+      <w:r>
+        <w:t xml:space="preserve">표시는 이따 증거 슬라이드에서 채웁니다."</w:t>
       </w:r>
     </w:p>
     <w:p>
@@ -1069,7 +1087,13 @@
         <w:t xml:space="preserve"> </w:t>
       </w:r>
       <w:r>
-        <w:t xml:space="preserve">읽지 말 것. 이벤트 번호는 여기선 배지만 가리키고 슬라이드 8에서 제대로.</w:t>
+        <w:t xml:space="preserve">읽지 말 것. 이벤트 번호(4768/4769)는 이 슬라이드에서 아예 언급하지 않는다 —</w:t>
+      </w:r>
+      <w:r>
+        <w:t xml:space="preserve"> </w:t>
+      </w:r>
+      <w:r>
+        <w:t xml:space="preserve">슬라이드 8에서 제대로.</w:t>
       </w:r>
       <w:r>
         <w:t xml:space="preserve"> </w:t>

--- a/docs/cuesheet-session1.docx
+++ b/docs/cuesheet-session1.docx
@@ -1285,9 +1285,9 @@
       <w:pPr>
         <w:pStyle w:val="Heading2"/>
       </w:pPr>
-      <w:bookmarkStart w:id="28" w:name="슬라이드-6-메커니즘-23-티켓-발급과-캐시-011"/>
-      <w:r>
-        <w:t xml:space="preserve">슬라이드 6 · [메커니즘 2/3] 티켓 발급과 캐시 — 0:11</w:t>
+      <w:bookmarkStart w:id="28" w:name="슬라이드-6-메커니즘-23-티켓-캐시-011"/>
+      <w:r>
+        <w:t xml:space="preserve">슬라이드 6 · [메커니즘 2/3] 티켓 캐시 — 0:11</w:t>
       </w:r>
       <w:bookmarkEnd w:id="28"/>
     </w:p>
@@ -1308,31 +1308,106 @@
         <w:t xml:space="preserve">“</w:t>
       </w:r>
       <w:r>
-        <w:t xml:space="preserve">서비스 쪽 준비는 끝났고, 이번엔 클라이언트 쪽 — 티켓이 생기는</w:t>
-      </w:r>
-      <w:r>
-        <w:t xml:space="preserve"> </w:t>
-      </w:r>
-      <w:r>
-        <w:t xml:space="preserve">순간은 둘입니다. 로그인 때 TGT, 마운트 때 서비스 티켓.</w:t>
-      </w:r>
-      <w:r>
-        <w:t xml:space="preserve"> </w:t>
-      </w:r>
-      <w:r>
-        <w:t xml:space="preserve">둘 다 LSA 캐시에 들어가고 서비스마다 하나씩 쌓입니다. 오른쪽이 그 결과예요 —</w:t>
-      </w:r>
-      <w:r>
-        <w:t xml:space="preserve"> </w:t>
-      </w:r>
-      <w:r>
-        <w:t xml:space="preserve">로그인만 해도 TGT, LDAP, DC의 cifs 티켓이 이미 있습니다. 이따 klist 치면 이</w:t>
-      </w:r>
-      <w:r>
-        <w:t xml:space="preserve"> </w:t>
-      </w:r>
-      <w:r>
-        <w:t xml:space="preserve">화면 그대로 보실 겁니다.</w:t>
+        <w:t xml:space="preserve">서비스 쪽 준비는 끝났고, 이번엔 클라이언트 쪽. 티켓이 어떻게</w:t>
+      </w:r>
+      <w:r>
+        <w:t xml:space="preserve"> </w:t>
+      </w:r>
+      <w:r>
+        <w:t xml:space="preserve">생기는지는 4번에서 봤으니, 여기서는</w:t>
+      </w:r>
+      <w:r>
+        <w:t xml:space="preserve"> </w:t>
+      </w:r>
+      <w:r>
+        <w:rPr>
+          <w:b/>
+        </w:rPr>
+        <w:t xml:space="preserve">그 티켓들이 어디 사는지</w:t>
+      </w:r>
+      <w:r>
+        <w:t xml:space="preserve">입니다 — LSA</w:t>
+      </w:r>
+      <w:r>
+        <w:t xml:space="preserve"> </w:t>
+      </w:r>
+      <w:r>
+        <w:t xml:space="preserve">캐시. 왼쪽을 보시면 로그인만 해도 TGT, LDAP, DC의 cifs까지 서너 개가 이미</w:t>
+      </w:r>
+      <w:r>
+        <w:t xml:space="preserve"> </w:t>
+      </w:r>
+      <w:r>
+        <w:t xml:space="preserve">있고, 마운트하면 우리 스토리지 계정 티켓이 하나 더 쌓입니다. 서비스마다</w:t>
+      </w:r>
+      <w:r>
+        <w:t xml:space="preserve"> </w:t>
+      </w:r>
+      <w:r>
+        <w:t xml:space="preserve">하나씩이라 klist가 원래 북적해요. 오른쪽 규칙 네 개가 오늘 실습에서 그대로</w:t>
+      </w:r>
+      <w:r>
+        <w:t xml:space="preserve"> </w:t>
+      </w:r>
+      <w:r>
+        <w:t xml:space="preserve">느껴집니다. 수명은 10시간이라 만료 때문에 깨지는 일은 드뭅니다.</w:t>
+      </w:r>
+      <w:r>
+        <w:t xml:space="preserve"> </w:t>
+      </w:r>
+      <w:r>
+        <w:rPr>
+          <w:b/>
+        </w:rPr>
+        <w:t xml:space="preserve">klist</w:t>
+      </w:r>
+      <w:r>
+        <w:rPr>
+          <w:b/>
+        </w:rPr>
+        <w:t xml:space="preserve"> </w:t>
+      </w:r>
+      <w:r>
+        <w:rPr>
+          <w:b/>
+        </w:rPr>
+        <w:t xml:space="preserve">purge는 캐시만 비웁니다</w:t>
+      </w:r>
+      <w:r>
+        <w:t xml:space="preserve"> </w:t>
+      </w:r>
+      <w:r>
+        <w:t xml:space="preserve">— 다음 접근이 새로 받아오니 재테스트 전 안전한</w:t>
+      </w:r>
+      <w:r>
+        <w:t xml:space="preserve"> </w:t>
+      </w:r>
+      <w:r>
+        <w:t xml:space="preserve">리셋이에요. 그리고 함정 하나 —</w:t>
+      </w:r>
+      <w:r>
+        <w:t xml:space="preserve"> </w:t>
+      </w:r>
+      <w:r>
+        <w:rPr>
+          <w:b/>
+        </w:rPr>
+        <w:t xml:space="preserve">관리자 창은 별도 로그온 세션이라 캐시도</w:t>
+      </w:r>
+      <w:r>
+        <w:rPr>
+          <w:b/>
+        </w:rPr>
+        <w:t xml:space="preserve"> </w:t>
+      </w:r>
+      <w:r>
+        <w:rPr>
+          <w:b/>
+        </w:rPr>
+        <w:t xml:space="preserve">별도</w:t>
+      </w:r>
+      <w:r>
+        <w:t xml:space="preserve">입니다. 창마다 klist가 다르게 보이면 그게 이유예요.</w:t>
       </w:r>
       <w:r>
         <w:t xml:space="preserve">”</w:t>
@@ -1352,7 +1427,7 @@
         <w:t xml:space="preserve"> </w:t>
       </w:r>
       <w:r>
-        <w:t xml:space="preserve">2.5분. 실습의</w:t>
+        <w:t xml:space="preserve">2.5분.</w:t>
       </w:r>
       <w:r>
         <w:t xml:space="preserve"> </w:t>
@@ -1370,7 +1445,34 @@
         <w:t xml:space="preserve"> </w:t>
       </w:r>
       <w:r>
-        <w:t xml:space="preserve">질문을 미리 차단.</w:t>
+        <w:t xml:space="preserve">질문 차단 + purge의 의미를 정확히.</w:t>
+      </w:r>
+      <w:r>
+        <w:t xml:space="preserve"> </w:t>
+      </w:r>
+      <w:r>
+        <w:t xml:space="preserve">푸터의</w:t>
+      </w:r>
+      <w:r>
+        <w:t xml:space="preserve"> </w:t>
+      </w:r>
+      <w:r>
+        <w:t xml:space="preserve">“</w:t>
+      </w:r>
+      <w:r>
+        <w:t xml:space="preserve">purge해도 SMB 세션은 안 끊긴다</w:t>
+      </w:r>
+      <w:r>
+        <w:t xml:space="preserve">”</w:t>
+      </w:r>
+      <w:r>
+        <w:t xml:space="preserve">는 여기선 지나가듯 — Lab 2에서 몸으로</w:t>
+      </w:r>
+      <w:r>
+        <w:t xml:space="preserve"> </w:t>
+      </w:r>
+      <w:r>
+        <w:t xml:space="preserve">배웁니다.</w:t>
       </w:r>
     </w:p>
     <w:p>

--- a/docs/cuesheet-session1.docx
+++ b/docs/cuesheet-session1.docx
@@ -750,9 +750,9 @@
       <w:pPr>
         <w:pStyle w:val="Heading2"/>
       </w:pPr>
-      <w:bookmarkStart w:id="26" w:name="슬라이드-4-one-mount-on-the-wire-006"/>
-      <w:r>
-        <w:t xml:space="preserve">슬라이드 4 · One mount, on the wire — 0:06</w:t>
+      <w:bookmarkStart w:id="26" w:name="슬라이드-4-one-mount-four-exchanges-006"/>
+      <w:r>
+        <w:t xml:space="preserve">슬라이드 4 · One mount, four exchanges — 0:06</w:t>
       </w:r>
       <w:bookmarkEnd w:id="26"/>
     </w:p>
@@ -803,13 +803,19 @@
         <w:rPr>
           <w:b/>
         </w:rPr>
-        <w:t xml:space="preserve">잠겨서 그 서비스만 열 수 있습니다.</w:t>
-      </w:r>
-      <w:r>
-        <w:t xml:space="preserve"> </w:t>
-      </w:r>
-      <w:r>
-        <w:t xml:space="preserve">이 세 번째가 오늘 계속 나옵니다.</w:t>
+        <w:t xml:space="preserve">암호화돼 있어서 그 서비스만 복호화할 수 있습니다.</w:t>
+      </w:r>
+      <w:r>
+        <w:t xml:space="preserve"> </w:t>
+      </w:r>
+      <w:r>
+        <w:t xml:space="preserve">이 세 번째가 오늘 계속</w:t>
+      </w:r>
+      <w:r>
+        <w:t xml:space="preserve"> </w:t>
+      </w:r>
+      <w:r>
+        <w:t xml:space="preserve">나옵니다.</w:t>
       </w:r>
     </w:p>
     <w:p>
@@ -940,7 +946,7 @@
         <w:rPr>
           <w:b/>
         </w:rPr>
-        <w:t xml:space="preserve">Azure Files의 키로 잠겨</w:t>
+        <w:t xml:space="preserve">Azure Files의 키로 암호화돼</w:t>
       </w:r>
       <w:r>
         <w:t xml:space="preserve"> </w:t>
@@ -952,16 +958,22 @@
         <w:t xml:space="preserve"> </w:t>
       </w:r>
       <w:r>
-        <w:t xml:space="preserve">Files가 자기 키로 열어봅니다. 여기가 함정입니다 — 티켓 발급까지 완벽했어도</w:t>
-      </w:r>
-      <w:r>
-        <w:t xml:space="preserve"> </w:t>
-      </w:r>
-      <w:r>
-        <w:rPr>
-          <w:b/>
-        </w:rPr>
-        <w:t xml:space="preserve">서비스가 못 열면 여기서 죽습니다.</w:t>
+        <w:t xml:space="preserve">Files가 자기 키로 복호화를 시도합니다. 여기가 함정입니다 — 티켓 발급까지</w:t>
+      </w:r>
+      <w:r>
+        <w:t xml:space="preserve"> </w:t>
+      </w:r>
+      <w:r>
+        <w:t xml:space="preserve">완벽했어도</w:t>
+      </w:r>
+      <w:r>
+        <w:t xml:space="preserve"> </w:t>
+      </w:r>
+      <w:r>
+        <w:rPr>
+          <w:b/>
+        </w:rPr>
+        <w:t xml:space="preserve">복호화에 실패하면 여기서 죽습니다.</w:t>
       </w:r>
     </w:p>
     <w:p>
@@ -1102,19 +1114,19 @@
         <w:t xml:space="preserve">“</w:t>
       </w:r>
       <w:r>
-        <w:t xml:space="preserve">서비스 티켓은 서비스 키로 잠긴다 → ③에서 못 열면 죽는다</w:t>
+        <w:t xml:space="preserve">서비스 티켓은 서비스 키로 암호화된다 → ③에서 복호화 실패면 죽는다</w:t>
       </w:r>
       <w:r>
         <w:t xml:space="preserve">”</w:t>
       </w:r>
       <w:r>
-        <w:t xml:space="preserve">가 슬라이드 7과</w:t>
-      </w:r>
-      <w:r>
-        <w:t xml:space="preserve"> </w:t>
-      </w:r>
-      <w:r>
-        <w:t xml:space="preserve">Lab 2의 복선.</w:t>
+        <w:t xml:space="preserve">가</w:t>
+      </w:r>
+      <w:r>
+        <w:t xml:space="preserve"> </w:t>
+      </w:r>
+      <w:r>
+        <w:t xml:space="preserve">슬라이드 7과 Lab 2의 복선.</w:t>
       </w:r>
     </w:p>
     <w:p>
@@ -1171,7 +1183,7 @@
         <w:t xml:space="preserve"> </w:t>
       </w:r>
       <w:r>
-        <w:t xml:space="preserve">티켓을 연다고 했죠. 클라우드 서비스가 무슨 수로 여러분 AD 도메인의 키를</w:t>
+        <w:t xml:space="preserve">티켓을 복호화한다고 했죠. 클라우드 서비스가 무슨 수로 여러분 AD 도메인의 키를</w:t>
       </w:r>
       <w:r>
         <w:t xml:space="preserve"> </w:t>
@@ -1508,52 +1520,121 @@
         <w:t xml:space="preserve"> </w:t>
       </w:r>
       <w:r>
-        <w:t xml:space="preserve">사람의 키로 잠급니다. TGT는 krbtgt 키 — KDC만 엽니다. 서비스 티켓은 스토리지</w:t>
-      </w:r>
-      <w:r>
-        <w:t xml:space="preserve"> </w:t>
-      </w:r>
-      <w:r>
-        <w:t xml:space="preserve">계정 kerb 키 — Azure Files만 열고, kerb1 실패하면 kerb2로 재시도합니다. 둘 다</w:t>
-      </w:r>
-      <w:r>
-        <w:t xml:space="preserve"> </w:t>
-      </w:r>
-      <w:r>
-        <w:t xml:space="preserve">안 열리면? KDC는 자기 일을 다 했고 티켓도 멀쩡한데 서비스가 못 여는 겁니다.</w:t>
-      </w:r>
-      <w:r>
-        <w:t xml:space="preserve"> </w:t>
-      </w:r>
-      <w:r>
-        <w:t xml:space="preserve">이게 1396이에요. 그리고 아래 불릿 —</w:t>
-      </w:r>
-      <w:r>
-        <w:t xml:space="preserve"> </w:t>
-      </w:r>
-      <w:r>
-        <w:rPr>
-          <w:b/>
-        </w:rPr>
-        <w:t xml:space="preserve">AES 키는 salt를 쓰는데, 그 salt는 키를</w:t>
-      </w:r>
-      <w:r>
-        <w:rPr>
-          <w:b/>
-        </w:rPr>
-        <w:t xml:space="preserve"> </w:t>
-      </w:r>
-      <w:r>
-        <w:rPr>
-          <w:b/>
-        </w:rPr>
-        <w:t xml:space="preserve">만드는 순간 각인됩니다.</w:t>
-      </w:r>
-      <w:r>
-        <w:t xml:space="preserve"> </w:t>
-      </w:r>
-      <w:r>
-        <w:t xml:space="preserve">이따 Lab 2가 정확히 여기서 터집니다.</w:t>
+        <w:t xml:space="preserve">사람의 키로</w:t>
+      </w:r>
+      <w:r>
+        <w:t xml:space="preserve"> </w:t>
+      </w:r>
+      <w:r>
+        <w:rPr>
+          <w:b/>
+        </w:rPr>
+        <w:t xml:space="preserve">암호화</w:t>
+      </w:r>
+      <w:r>
+        <w:t xml:space="preserve">합니다. TGT는 krbtgt 키로 — KDC만 복호화합니다. 서비스</w:t>
+      </w:r>
+      <w:r>
+        <w:t xml:space="preserve"> </w:t>
+      </w:r>
+      <w:r>
+        <w:t xml:space="preserve">티켓은 스토리지 계정 kerb 키로 — Azure Files만 복호화하고, kerb1 실패하면</w:t>
+      </w:r>
+      <w:r>
+        <w:t xml:space="preserve"> </w:t>
+      </w:r>
+      <w:r>
+        <w:t xml:space="preserve">kerb2로 재시도합니다. 둘 다 실패하면? KDC는 자기 일을 다 했고 티켓도 멀쩡한데</w:t>
+      </w:r>
+      <w:r>
+        <w:t xml:space="preserve"> </w:t>
+      </w:r>
+      <w:r>
+        <w:t xml:space="preserve">서비스가 복호화를 못 하는 겁니다. 와이어에서는 KRB_AP_ERR_MODIFIED, Windows가</w:t>
+      </w:r>
+      <w:r>
+        <w:t xml:space="preserve"> </w:t>
+      </w:r>
+      <w:r>
+        <w:t xml:space="preserve">보여주는 건</w:t>
+      </w:r>
+      <w:r>
+        <w:t xml:space="preserve"> </w:t>
+      </w:r>
+      <w:r>
+        <w:rPr>
+          <w:b/>
+        </w:rPr>
+        <w:t xml:space="preserve">System error 1396 —</w:t>
+      </w:r>
+      <w:r>
+        <w:rPr>
+          <w:b/>
+        </w:rPr>
+        <w:t xml:space="preserve"> </w:t>
+      </w:r>
+      <w:r>
+        <w:rPr>
+          <w:b/>
+        </w:rPr>
+        <w:t xml:space="preserve">‘</w:t>
+      </w:r>
+      <w:r>
+        <w:rPr>
+          <w:b/>
+        </w:rPr>
+        <w:t xml:space="preserve">대상 계정 이름이 잘못되었습니다</w:t>
+      </w:r>
+      <w:r>
+        <w:rPr>
+          <w:b/>
+        </w:rPr>
+        <w:t xml:space="preserve">’</w:t>
+      </w:r>
+      <w:r>
+        <w:t xml:space="preserve"> </w:t>
+      </w:r>
+      <w:r>
+        <w:t xml:space="preserve">(ERROR_WRONG_TARGET_NAME)입니다. 에러 문구가 계정 이름을 탓하지만 실체는</w:t>
+      </w:r>
+      <w:r>
+        <w:t xml:space="preserve"> </w:t>
+      </w:r>
+      <w:r>
+        <w:t xml:space="preserve">복호화 실패라는 것, 기억해 두세요. 그리고 아래 불릿 —</w:t>
+      </w:r>
+      <w:r>
+        <w:t xml:space="preserve"> </w:t>
+      </w:r>
+      <w:r>
+        <w:rPr>
+          <w:b/>
+        </w:rPr>
+        <w:t xml:space="preserve">AES 키는 salt를</w:t>
+      </w:r>
+      <w:r>
+        <w:rPr>
+          <w:b/>
+        </w:rPr>
+        <w:t xml:space="preserve"> </w:t>
+      </w:r>
+      <w:r>
+        <w:rPr>
+          <w:b/>
+        </w:rPr>
+        <w:t xml:space="preserve">쓰는데, 그 salt는 키를 만드는 순간 각인됩니다.</w:t>
+      </w:r>
+      <w:r>
+        <w:t xml:space="preserve"> </w:t>
+      </w:r>
+      <w:r>
+        <w:t xml:space="preserve">이따 Lab 2가 정확히 여기서</w:t>
+      </w:r>
+      <w:r>
+        <w:t xml:space="preserve"> </w:t>
+      </w:r>
+      <w:r>
+        <w:t xml:space="preserve">터집니다.</w:t>
       </w:r>
       <w:r>
         <w:t xml:space="preserve">”</w:t>
@@ -1704,72 +1785,254 @@
         <w:t xml:space="preserve"> </w:t>
       </w:r>
       <w:r>
+        <w:t xml:space="preserve">"에러를 외우실 필요는 없습니다 —</w:t>
+      </w:r>
+      <w:r>
+        <w:t xml:space="preserve"> </w:t>
+      </w:r>
+      <w:r>
+        <w:rPr>
+          <w:b/>
+        </w:rPr>
+        <w:t xml:space="preserve">아까 그 지도 위 어디서 났는지만</w:t>
+      </w:r>
+      <w:r>
+        <w:rPr>
+          <w:b/>
+        </w:rPr>
+        <w:t xml:space="preserve"> </w:t>
+      </w:r>
+      <w:r>
+        <w:rPr>
+          <w:b/>
+        </w:rPr>
+        <w:t xml:space="preserve">찍으면 됩니다.</w:t>
+      </w:r>
+      <w:r>
+        <w:t xml:space="preserve"> </w:t>
+      </w:r>
+      <w:r>
+        <w:t xml:space="preserve">위에 ①~④가 다시 있죠. 표의 첫 열이 그 위치입니다.</w:t>
+      </w:r>
+    </w:p>
+    <w:p>
+      <w:pPr>
+        <w:pStyle w:val="BodyText"/>
+      </w:pPr>
+      <w:r>
+        <w:t xml:space="preserve">②에서 나는 것 둘 — S_PRINCIPAL_UNKNOWN은</w:t>
+      </w:r>
+      <w:r>
+        <w:t xml:space="preserve"> </w:t>
+      </w:r>
+      <w:r>
+        <w:t xml:space="preserve">‘</w:t>
+      </w:r>
+      <w:r>
+        <w:t xml:space="preserve">DC가 그 서비스의 주인을 못 찾았다</w:t>
+      </w:r>
+      <w:r>
+        <w:t xml:space="preserve">’</w:t>
+      </w:r>
+      <w:r>
+        <w:t xml:space="preserve">,</w:t>
+      </w:r>
+      <w:r>
+        <w:t xml:space="preserve"> </w:t>
+      </w:r>
+      <w:r>
+        <w:t xml:space="preserve">SPN 문제. ETYPE_NOSUPP는</w:t>
+      </w:r>
+      <w:r>
+        <w:t xml:space="preserve"> </w:t>
+      </w:r>
+      <w:r>
+        <w:t xml:space="preserve">‘</w:t>
+      </w:r>
+      <w:r>
+        <w:t xml:space="preserve">합의할 암호화 타입이 없다</w:t>
+      </w:r>
+      <w:r>
+        <w:t xml:space="preserve">’</w:t>
+      </w:r>
+      <w:r>
+        <w:t xml:space="preserve">, 2026 RC4 은퇴가 만드는</w:t>
+      </w:r>
+      <w:r>
+        <w:t xml:space="preserve"> </w:t>
+      </w:r>
+      <w:r>
+        <w:t xml:space="preserve">바로 그 실패입니다. 공통점은</w:t>
+      </w:r>
+      <w:r>
+        <w:t xml:space="preserve"> </w:t>
+      </w:r>
+      <w:r>
+        <w:rPr>
+          <w:b/>
+        </w:rPr>
+        <w:t xml:space="preserve">DC가 아무것도 발급하지 않았다</w:t>
+      </w:r>
+      <w:r>
+        <w:t xml:space="preserve">는 것 — 그러니</w:t>
+      </w:r>
+      <w:r>
+        <w:t xml:space="preserve"> </w:t>
+      </w:r>
+      <w:r>
+        <w:t xml:space="preserve">서비스 쪽을 뒤질 이유가 없어요.</w:t>
+      </w:r>
+    </w:p>
+    <w:p>
+      <w:pPr>
+        <w:pStyle w:val="BodyText"/>
+      </w:pPr>
+      <w:r>
+        <w:t xml:space="preserve">③에서 나는 것 — AP_ERR_MODIFIED. DC는 멀쩡한 티켓을 줬는데</w:t>
+      </w:r>
+      <w:r>
+        <w:t xml:space="preserve"> </w:t>
+      </w:r>
+      <w:r>
+        <w:rPr>
+          <w:b/>
+        </w:rPr>
+        <w:t xml:space="preserve">서비스가</w:t>
+      </w:r>
+      <w:r>
+        <w:rPr>
+          <w:b/>
+        </w:rPr>
+        <w:t xml:space="preserve"> </w:t>
+      </w:r>
+      <w:r>
+        <w:rPr>
+          <w:b/>
+        </w:rPr>
+        <w:t xml:space="preserve">복호화를 못 한</w:t>
+      </w:r>
+      <w:r>
+        <w:t xml:space="preserve"> </w:t>
+      </w:r>
+      <w:r>
+        <w:t xml:space="preserve">겁니다. Windows 화면엔 1396으로 나오죠. 조사 대상이 DC에서</w:t>
+      </w:r>
+      <w:r>
+        <w:t xml:space="preserve"> </w:t>
+      </w:r>
+      <w:r>
+        <w:t xml:space="preserve">서비스 쪽 키로 넘어가는 순간입니다. SKEW는 시계가 5분 이상 어긋난 건데, 에러</w:t>
+      </w:r>
+      <w:r>
+        <w:t xml:space="preserve"> </w:t>
+      </w:r>
+      <w:r>
+        <w:t xml:space="preserve">문구가 워낙 애매해서 트레이스만이 이름을 말해줍니다.</w:t>
+      </w:r>
+    </w:p>
+    <w:p>
+      <w:pPr>
+        <w:pStyle w:val="BodyText"/>
+      </w:pPr>
+      <w:r>
+        <w:t xml:space="preserve">④ — 4769는 성공인데 ACCESS_DENIED.</w:t>
+      </w:r>
+      <w:r>
+        <w:t xml:space="preserve"> </w:t>
+      </w:r>
+      <w:r>
+        <w:rPr>
+          <w:b/>
+        </w:rPr>
+        <w:t xml:space="preserve">인증은 끝났습니다.</w:t>
+      </w:r>
+      <w:r>
+        <w:t xml:space="preserve"> </w:t>
+      </w:r>
+      <w:r>
+        <w:t xml:space="preserve">남은 건 인가 —</w:t>
+      </w:r>
+      <w:r>
+        <w:t xml:space="preserve"> </w:t>
+      </w:r>
+      <w:r>
+        <w:t xml:space="preserve">아니면 Lab 3에서 보실 cipher 반전이거나요.</w:t>
+      </w:r>
+    </w:p>
+    <w:p>
+      <w:pPr>
+        <w:pStyle w:val="BodyText"/>
+      </w:pPr>
+      <w:r>
+        <w:t xml:space="preserve">그리고 맨 아래 —</w:t>
+      </w:r>
+      <w:r>
+        <w:t xml:space="preserve"> </w:t>
+      </w:r>
+      <w:r>
+        <w:rPr>
+          <w:b/>
+        </w:rPr>
+        <w:t xml:space="preserve">4769가 아예 없으면</w:t>
+      </w:r>
+      <w:r>
+        <w:t xml:space="preserve"> </w:t>
+      </w:r>
+      <w:r>
+        <w:t xml:space="preserve">클라이언트가 DC에 묻지도 않은 겁니다.</w:t>
+      </w:r>
+      <w:r>
+        <w:t xml:space="preserve"> </w:t>
+      </w:r>
+      <w:r>
+        <w:t xml:space="preserve">② 이전 문제이니 서비스 디버깅은 아직 이릅니다."</w:t>
+      </w:r>
+    </w:p>
+    <w:p>
+      <w:pPr>
+        <w:pStyle w:val="BodyText"/>
+      </w:pPr>
+      <w:r>
+        <w:rPr>
+          <w:b/>
+        </w:rPr>
+        <w:t xml:space="preserve">진행 메모:</w:t>
+      </w:r>
+      <w:r>
+        <w:t xml:space="preserve"> </w:t>
+      </w:r>
+      <w:r>
+        <w:t xml:space="preserve">2분. 핵심 프레임은</w:t>
+      </w:r>
+      <w:r>
+        <w:t xml:space="preserve"> </w:t>
+      </w:r>
+      <w:r>
         <w:t xml:space="preserve">“</w:t>
       </w:r>
       <w:r>
-        <w:t xml:space="preserve">증거를 어떻게 읽느냐. S_PRINCIPAL_UNKNOWN이면 TGS 단계, SPN 주인이</w:t>
-      </w:r>
-      <w:r>
-        <w:t xml:space="preserve"> </w:t>
-      </w:r>
-      <w:r>
-        <w:t xml:space="preserve">없다는 뜻. ETYPE_NOSUPP도 TGS, 공통 암호화 타입이 없다는 뜻. AP_ERR_MODIFIED는</w:t>
-      </w:r>
-      <w:r>
-        <w:t xml:space="preserve"> </w:t>
-      </w:r>
-      <w:r>
-        <w:t xml:space="preserve">티켓은 나왔는데 서비스가 못 연 경우 — 1396. 아래 두 줄이 진짜 중요합니다.</w:t>
-      </w:r>
-      <w:r>
-        <w:t xml:space="preserve"> </w:t>
-      </w:r>
-      <w:r>
-        <w:t xml:space="preserve">4769가 아예 없으면 클라이언트가 DC에 묻지도 않은 겁니다. 반대로 4769 성공인데</w:t>
-      </w:r>
-      <w:r>
-        <w:t xml:space="preserve"> </w:t>
-      </w:r>
-      <w:r>
-        <w:t xml:space="preserve">ACCESS_DENIED면 인증은 끝났고</w:t>
-      </w:r>
-      <w:r>
-        <w:t xml:space="preserve"> </w:t>
-      </w:r>
-      <w:r>
-        <w:rPr>
-          <w:b/>
-        </w:rPr>
-        <w:t xml:space="preserve">인가 문제이거나 cipher 불일치</w:t>
-      </w:r>
-      <w:r>
-        <w:t xml:space="preserve">입니다. 이따 Lab</w:t>
-      </w:r>
-      <w:r>
-        <w:t xml:space="preserve"> </w:t>
-      </w:r>
-      <w:r>
-        <w:t xml:space="preserve">3이 그 두 번째 경우예요.</w:t>
+        <w:t xml:space="preserve">에러 암기가 아니라 위치 판정</w:t>
       </w:r>
       <w:r>
         <w:t xml:space="preserve">”</w:t>
       </w:r>
-    </w:p>
-    <w:p>
-      <w:pPr>
-        <w:pStyle w:val="BodyText"/>
-      </w:pPr>
-      <w:r>
-        <w:rPr>
-          <w:b/>
-        </w:rPr>
-        <w:t xml:space="preserve">진행 메모:</w:t>
-      </w:r>
-      <w:r>
-        <w:t xml:space="preserve"> </w:t>
-      </w:r>
-      <w:r>
-        <w:t xml:space="preserve">2분. 마지막 두 행에 집중. Lab에서 계속 이 표로 돌아옵니다.</w:t>
+      <w:r>
+        <w:t xml:space="preserve"> </w:t>
+      </w:r>
+      <w:r>
+        <w:t xml:space="preserve">— 위치가</w:t>
+      </w:r>
+      <w:r>
+        <w:t xml:space="preserve"> </w:t>
+      </w:r>
+      <w:r>
+        <w:t xml:space="preserve">정해지면 조사 대상(DC냐 서비스냐 인가냐)이 자동으로 정해진다는 것. 마지막</w:t>
+      </w:r>
+      <w:r>
+        <w:t xml:space="preserve"> </w:t>
+      </w:r>
+      <w:r>
+        <w:t xml:space="preserve">노란 카드(4769 부재)와 ④행을 강조. Lab에서 계속 이 표로 돌아옵니다.</w:t>
       </w:r>
     </w:p>
     <w:p>

--- a/docs/cuesheet-session1.docx
+++ b/docs/cuesheet-session1.docx
@@ -87,7 +87,7 @@
         <w:t xml:space="preserve"> </w:t>
       </w:r>
       <w:r>
-        <w:t xml:space="preserve">27장</w:t>
+        <w:t xml:space="preserve">28장</w:t>
       </w:r>
       <w:r>
         <w:t xml:space="preserve"> </w:t>
@@ -285,7 +285,7 @@
         <w:rPr>
           <w:rStyle w:val="VerbatimChar"/>
         </w:rPr>
-        <w:t xml:space="preserve">Lab 2 ★ AES-256 마이그레이션           12분  (슬라이드 17)</w:t>
+        <w:t xml:space="preserve">Lab 2 ★ AES-256 마이그레이션           12분  (슬라이드 17~18, 2a/2b)</w:t>
       </w:r>
       <w:r>
         <w:br/>
@@ -294,7 +294,7 @@
         <w:rPr>
           <w:rStyle w:val="VerbatimChar"/>
         </w:rPr>
-        <w:t xml:space="preserve">  ↳ 개념: SMB cipher 협상               2분  (슬라이드 18)</w:t>
+        <w:t xml:space="preserve">  ↳ 개념: SMB cipher 협상               2분  (슬라이드 19)</w:t>
       </w:r>
       <w:r>
         <w:br/>
@@ -303,7 +303,7 @@
         <w:rPr>
           <w:rStyle w:val="VerbatimChar"/>
         </w:rPr>
-        <w:t xml:space="preserve">Lab 3 ★ 완벽한 티켓인데 Access denied   5분  (슬라이드 19)</w:t>
+        <w:t xml:space="preserve">Lab 3 ★ 완벽한 티켓인데 Access denied   5분  (슬라이드 20)</w:t>
       </w:r>
       <w:r>
         <w:br/>
@@ -312,7 +312,7 @@
         <w:rPr>
           <w:rStyle w:val="VerbatimChar"/>
         </w:rPr>
-        <w:t xml:space="preserve">마무리                                  4분  (슬라이드 25~27, 부록 28)</w:t>
+        <w:t xml:space="preserve">마무리                                  4분  (슬라이드 26~28, 부록 29)</w:t>
       </w:r>
     </w:p>
     <w:p>
@@ -320,7 +320,7 @@
         <w:pStyle w:val="FirstParagraph"/>
       </w:pPr>
       <w:r>
-        <w:t xml:space="preserve">슬라이드 20~24(3계층·권한 매트릭스·Lab 4~6)는</w:t>
+        <w:t xml:space="preserve">슬라이드 21~25(3계층·권한 매트릭스·Lab 4~6)는</w:t>
       </w:r>
       <w:r>
         <w:t xml:space="preserve"> </w:t>
@@ -750,9 +750,9 @@
       <w:pPr>
         <w:pStyle w:val="Heading2"/>
       </w:pPr>
-      <w:bookmarkStart w:id="26" w:name="슬라이드-4-one-mount-four-exchanges-006"/>
-      <w:r>
-        <w:t xml:space="preserve">슬라이드 4 · One mount, four exchanges — 0:06</w:t>
+      <w:bookmarkStart w:id="26" w:name="슬라이드-4-three-identity-sources-오늘의-좌표-006"/>
+      <w:r>
+        <w:t xml:space="preserve">슬라이드 4 · Three identity sources — 오늘의 좌표 — 0:06</w:t>
       </w:r>
       <w:bookmarkEnd w:id="26"/>
     </w:p>
@@ -770,6 +770,86 @@
         <w:t xml:space="preserve"> </w:t>
       </w:r>
       <w:r>
+        <w:t xml:space="preserve">“</w:t>
+      </w:r>
+      <w:r>
+        <w:t xml:space="preserve">본론 전에 오늘 우리가 어디에 있는지부터. identity 소스는 셋. 오늘의 AD DS는 DC가 티켓을 발급하고 DC 접근이</w:t>
+      </w:r>
+      <w:r>
+        <w:t xml:space="preserve"> </w:t>
+      </w:r>
+      <w:r>
+        <w:t xml:space="preserve">필수, Entra DS는 관리형, 세션 2의 Entra Kerberos는 Entra ID가 발급합니다.</w:t>
+      </w:r>
+      <w:r>
+        <w:t xml:space="preserve"> </w:t>
+      </w:r>
+      <w:r>
+        <w:t xml:space="preserve">각주가 중요한데 —</w:t>
+      </w:r>
+      <w:r>
+        <w:t xml:space="preserve"> </w:t>
+      </w:r>
+      <w:r>
+        <w:rPr>
+          <w:b/>
+        </w:rPr>
+        <w:t xml:space="preserve">계정 하나에 소스는 하나뿐</w:t>
+      </w:r>
+      <w:r>
+        <w:t xml:space="preserve">이라 세션 2에서는 이 계정을</w:t>
+      </w:r>
+      <w:r>
+        <w:t xml:space="preserve"> </w:t>
+      </w:r>
+      <w:r>
+        <w:t xml:space="preserve">전환하게 됩니다.</w:t>
+      </w:r>
+      <w:r>
+        <w:t xml:space="preserve">”</w:t>
+      </w:r>
+    </w:p>
+    <w:p>
+      <w:pPr>
+        <w:pStyle w:val="BodyText"/>
+      </w:pPr>
+      <w:r>
+        <w:rPr>
+          <w:b/>
+        </w:rPr>
+        <w:t xml:space="preserve">진행 메모:</w:t>
+      </w:r>
+      <w:r>
+        <w:t xml:space="preserve"> </w:t>
+      </w:r>
+      <w:r>
+        <w:t xml:space="preserve">30초. 표를 읽지 말 것.</w:t>
+      </w:r>
+    </w:p>
+    <w:p>
+      <w:pPr>
+        <w:pStyle w:val="Heading2"/>
+      </w:pPr>
+      <w:bookmarkStart w:id="27" w:name="슬라이드-5-one-mount-four-exchanges-007"/>
+      <w:r>
+        <w:t xml:space="preserve">슬라이드 5 · One mount, four exchanges — 0:07</w:t>
+      </w:r>
+      <w:bookmarkEnd w:id="27"/>
+    </w:p>
+    <w:p>
+      <w:pPr>
+        <w:pStyle w:val="FirstParagraph"/>
+      </w:pPr>
+      <w:r>
+        <w:rPr>
+          <w:b/>
+        </w:rPr>
+        <w:t xml:space="preserve">멘트:</w:t>
+      </w:r>
+      <w:r>
+        <w:t xml:space="preserve"> </w:t>
+      </w:r>
+      <w:r>
         <w:t xml:space="preserve">"용어 세 개만 20초로 맞추고 시작합니다. 맨 위 줄 — KDC는 티켓</w:t>
       </w:r>
       <w:r>
@@ -1105,7 +1185,7 @@
         <w:t xml:space="preserve"> </w:t>
       </w:r>
       <w:r>
-        <w:t xml:space="preserve">슬라이드 8에서 제대로.</w:t>
+        <w:t xml:space="preserve">슬라이드 9에서 제대로.</w:t>
       </w:r>
       <w:r>
         <w:t xml:space="preserve"> </w:t>
@@ -1126,18 +1206,18 @@
         <w:t xml:space="preserve"> </w:t>
       </w:r>
       <w:r>
-        <w:t xml:space="preserve">슬라이드 7과 Lab 2의 복선.</w:t>
+        <w:t xml:space="preserve">슬라이드 8과 Lab 2의 복선.</w:t>
       </w:r>
     </w:p>
     <w:p>
       <w:pPr>
         <w:pStyle w:val="Heading2"/>
       </w:pPr>
-      <w:bookmarkStart w:id="27" w:name="슬라이드-5-메커니즘-13-도메인-조인의-실체-008"/>
-      <w:r>
-        <w:t xml:space="preserve">슬라이드 5 · [메커니즘 1/3] 도메인 조인의 실체 — 0:08</w:t>
-      </w:r>
-      <w:bookmarkEnd w:id="27"/>
+      <w:bookmarkStart w:id="28" w:name="슬라이드-6-메커니즘-13-도메인-조인의-실체-009"/>
+      <w:r>
+        <w:t xml:space="preserve">슬라이드 6 · [메커니즘 1/3] 도메인 조인의 실체 — 0:09</w:t>
+      </w:r>
+      <w:bookmarkEnd w:id="28"/>
     </w:p>
     <w:p>
       <w:pPr>
@@ -1297,11 +1377,11 @@
       <w:pPr>
         <w:pStyle w:val="Heading2"/>
       </w:pPr>
-      <w:bookmarkStart w:id="28" w:name="슬라이드-6-메커니즘-23-티켓-캐시-011"/>
-      <w:r>
-        <w:t xml:space="preserve">슬라이드 6 · [메커니즘 2/3] 티켓 캐시 — 0:11</w:t>
-      </w:r>
-      <w:bookmarkEnd w:id="28"/>
+      <w:bookmarkStart w:id="29" w:name="슬라이드-7-메커니즘-23-티켓-캐시-011"/>
+      <w:r>
+        <w:t xml:space="preserve">슬라이드 7 · [메커니즘 2/3] 티켓 캐시 — 0:11</w:t>
+      </w:r>
+      <w:bookmarkEnd w:id="29"/>
     </w:p>
     <w:p>
       <w:pPr>
@@ -1326,7 +1406,7 @@
         <w:t xml:space="preserve"> </w:t>
       </w:r>
       <w:r>
-        <w:t xml:space="preserve">생기는지는 4번에서 봤으니, 여기서는</w:t>
+        <w:t xml:space="preserve">생기는지는 5번에서 봤으니, 여기서는</w:t>
       </w:r>
       <w:r>
         <w:t xml:space="preserve"> </w:t>
@@ -1491,11 +1571,11 @@
       <w:pPr>
         <w:pStyle w:val="Heading2"/>
       </w:pPr>
-      <w:bookmarkStart w:id="29" w:name="슬라이드-7-메커니즘-33-누가-무엇을-여는가-1396의-정체-014"/>
-      <w:r>
-        <w:t xml:space="preserve">슬라이드 7 · [메커니즘 3/3] 누가 무엇을 여는가 — 1396의 정체 — 0:14</w:t>
-      </w:r>
-      <w:bookmarkEnd w:id="29"/>
+      <w:bookmarkStart w:id="30" w:name="슬라이드-8-메커니즘-33-누가-무엇을-여는가-1396의-정체-014"/>
+      <w:r>
+        <w:t xml:space="preserve">슬라이드 8 · [메커니즘 3/3] 누가 무엇을 여는가 — 1396의 정체 — 0:14</w:t>
+      </w:r>
+      <w:bookmarkEnd w:id="30"/>
     </w:p>
     <w:p>
       <w:pPr>
@@ -1667,11 +1747,11 @@
       <w:pPr>
         <w:pStyle w:val="Heading2"/>
       </w:pPr>
-      <w:bookmarkStart w:id="30" w:name="슬라이드-8-where-the-truth-lives-017"/>
-      <w:r>
-        <w:t xml:space="preserve">슬라이드 8 · Where the truth lives — 0:17</w:t>
-      </w:r>
-      <w:bookmarkEnd w:id="30"/>
+      <w:bookmarkStart w:id="31" w:name="슬라이드-9-where-the-truth-lives-017"/>
+      <w:r>
+        <w:t xml:space="preserve">슬라이드 9 · Where the truth lives — 0:17</w:t>
+      </w:r>
+      <w:bookmarkEnd w:id="31"/>
     </w:p>
     <w:p>
       <w:pPr>
@@ -1690,37 +1770,112 @@
         <w:t xml:space="preserve">“</w:t>
       </w:r>
       <w:r>
-        <w:t xml:space="preserve">증거의 출처 다섯 가지인데 각각 다른 게 답 못 하는 질문에 답합니다.</w:t>
-      </w:r>
-      <w:r>
-        <w:t xml:space="preserve"> </w:t>
-      </w:r>
-      <w:r>
-        <w:t xml:space="preserve">klist는 어떤 티켓이 있고 etype이 뭔지. 이벤트 4769는 DC의 기록 — 요청된 그대로의</w:t>
-      </w:r>
-      <w:r>
-        <w:t xml:space="preserve"> </w:t>
-      </w:r>
-      <w:r>
-        <w:t xml:space="preserve">SPN, 암호화 타입, 실패 코드. 대부분 안 보는 로그인데 가장 결정적입니다. Kerberos</w:t>
-      </w:r>
-      <w:r>
-        <w:t xml:space="preserve"> </w:t>
-      </w:r>
-      <w:r>
-        <w:t xml:space="preserve">Operational은 어느 DC를 썼는지, SMBClient는 세션 셋업까지 갔는지, netsh</w:t>
-      </w:r>
-      <w:r>
-        <w:t xml:space="preserve"> </w:t>
-      </w:r>
-      <w:r>
-        <w:t xml:space="preserve">트레이스는 실제 KRB-ERROR 코드와 협상된 cipher까지. 이걸 한 방에 수집하는</w:t>
-      </w:r>
-      <w:r>
-        <w:t xml:space="preserve"> </w:t>
-      </w:r>
-      <w:r>
-        <w:t xml:space="preserve">스크립트가 두 VM에 이미 깔려 있습니다.</w:t>
+        <w:t xml:space="preserve">증거가 사는 곳은 세 군데 — 아까 지도의</w:t>
+      </w:r>
+      <w:r>
+        <w:t xml:space="preserve"> </w:t>
+      </w:r>
+      <w:r>
+        <w:t xml:space="preserve">‘</w:t>
+      </w:r>
+      <w:r>
+        <w:t xml:space="preserve">여기의 증거</w:t>
+      </w:r>
+      <w:r>
+        <w:t xml:space="preserve">’</w:t>
+      </w:r>
+      <w:r>
+        <w:t xml:space="preserve"> </w:t>
+      </w:r>
+      <w:r>
+        <w:t xml:space="preserve">표시</w:t>
+      </w:r>
+      <w:r>
+        <w:t xml:space="preserve"> </w:t>
+      </w:r>
+      <w:r>
+        <w:t xml:space="preserve">그대로입니다.</w:t>
+      </w:r>
+      <w:r>
+        <w:t xml:space="preserve"> </w:t>
+      </w:r>
+      <w:r>
+        <w:rPr>
+          <w:b/>
+        </w:rPr>
+        <w:t xml:space="preserve">클라이언트</w:t>
+      </w:r>
+      <w:r>
+        <w:t xml:space="preserve">에는 klist(어떤 티켓, 어떤 etype)와 Kerberos·SMBClient</w:t>
+      </w:r>
+      <w:r>
+        <w:t xml:space="preserve"> </w:t>
+      </w:r>
+      <w:r>
+        <w:t xml:space="preserve">Operational 로그(어느 DC를 썼는지, 세션 셋업까지 갔는지).</w:t>
+      </w:r>
+      <w:r>
+        <w:t xml:space="preserve"> </w:t>
+      </w:r>
+      <w:r>
+        <w:rPr>
+          <w:b/>
+        </w:rPr>
+        <w:t xml:space="preserve">DC</w:t>
+      </w:r>
+      <w:r>
+        <w:t xml:space="preserve">에는 이벤트</w:t>
+      </w:r>
+      <w:r>
+        <w:t xml:space="preserve"> </w:t>
+      </w:r>
+      <w:r>
+        <w:t xml:space="preserve">4769 — KDC 자신의 기록이라 요청된 그대로의 SPN, 티켓 암호화 타입, 거부했다면</w:t>
+      </w:r>
+      <w:r>
+        <w:t xml:space="preserve"> </w:t>
+      </w:r>
+      <w:r>
+        <w:t xml:space="preserve">실패 코드까지 남습니다. 대부분 안 보는 로그인데 가장 결정적이에요. 로그온</w:t>
+      </w:r>
+      <w:r>
+        <w:t xml:space="preserve"> </w:t>
+      </w:r>
+      <w:r>
+        <w:t xml:space="preserve">쪽은 4768이 같은 역할입니다. 그리고</w:t>
+      </w:r>
+      <w:r>
+        <w:t xml:space="preserve"> </w:t>
+      </w:r>
+      <w:r>
+        <w:rPr>
+          <w:b/>
+        </w:rPr>
+        <w:t xml:space="preserve">네트워크 트레이스</w:t>
+      </w:r>
+      <w:r>
+        <w:t xml:space="preserve"> </w:t>
+      </w:r>
+      <w:r>
+        <w:t xml:space="preserve">— 실제 KRB-ERROR</w:t>
+      </w:r>
+      <w:r>
+        <w:t xml:space="preserve"> </w:t>
+      </w:r>
+      <w:r>
+        <w:t xml:space="preserve">코드, 제시된 etype과 반환된 etype, 협상된 dialect와 cipher가 원문 그대로</w:t>
+      </w:r>
+      <w:r>
+        <w:t xml:space="preserve"> </w:t>
+      </w:r>
+      <w:r>
+        <w:t xml:space="preserve">있습니다. 세 곳이 각각 다른 질문에 답하니, 하나만 보고 결론 내리지 않는 게</w:t>
+      </w:r>
+      <w:r>
+        <w:t xml:space="preserve"> </w:t>
+      </w:r>
+      <w:r>
+        <w:t xml:space="preserve">요령입니다.</w:t>
       </w:r>
       <w:r>
         <w:t xml:space="preserve">”</w:t>
@@ -1760,16 +1915,22 @@
       <w:r>
         <w:t xml:space="preserve">물어보면 반응이 좋습니다.</w:t>
       </w:r>
+      <w:r>
+        <w:t xml:space="preserve"> </w:t>
+      </w:r>
+      <w:r>
+        <w:t xml:space="preserve">수집 스크립트 얘기는 여기서 하지 말 것 — 13번이 그 슬라이드입니다.</w:t>
+      </w:r>
     </w:p>
     <w:p>
       <w:pPr>
         <w:pStyle w:val="Heading2"/>
       </w:pPr>
-      <w:bookmarkStart w:id="31" w:name="슬라이드-9-reading-a-failed-exchange-019"/>
-      <w:r>
-        <w:t xml:space="preserve">슬라이드 9 · Reading a failed exchange — 0:19</w:t>
-      </w:r>
-      <w:bookmarkEnd w:id="31"/>
+      <w:bookmarkStart w:id="32" w:name="슬라이드-10-reading-a-failed-exchange-019"/>
+      <w:r>
+        <w:t xml:space="preserve">슬라이드 10 · Reading a failed exchange — 0:19</w:t>
+      </w:r>
+      <w:bookmarkEnd w:id="32"/>
     </w:p>
     <w:p>
       <w:pPr>
@@ -1820,6 +1981,20 @@
         <w:pStyle w:val="BodyText"/>
       </w:pPr>
       <w:r>
+        <w:t xml:space="preserve">①행부터 — 로그온 자체가 실패하면(4768 실패, 잠긴 계정) Azure Files 이전의</w:t>
+      </w:r>
+      <w:r>
+        <w:t xml:space="preserve"> </w:t>
+      </w:r>
+      <w:r>
+        <w:t xml:space="preserve">사용자 문제입니다. 오늘 랩엔 없지만 현장에선 제일 먼저 배제할 행이에요.</w:t>
+      </w:r>
+    </w:p>
+    <w:p>
+      <w:pPr>
+        <w:pStyle w:val="BodyText"/>
+      </w:pPr>
+      <w:r>
         <w:t xml:space="preserve">②에서 나는 것 둘 — S_PRINCIPAL_UNKNOWN은</w:t>
       </w:r>
       <w:r>
@@ -2033,86 +2208,6 @@
       </w:r>
       <w:r>
         <w:t xml:space="preserve">노란 카드(4769 부재)와 ④행을 강조. Lab에서 계속 이 표로 돌아옵니다.</w:t>
-      </w:r>
-    </w:p>
-    <w:p>
-      <w:pPr>
-        <w:pStyle w:val="Heading2"/>
-      </w:pPr>
-      <w:bookmarkStart w:id="32" w:name="슬라이드-10-three-identity-sources-021"/>
-      <w:r>
-        <w:t xml:space="preserve">슬라이드 10 · Three identity sources — 0:21</w:t>
-      </w:r>
-      <w:bookmarkEnd w:id="32"/>
-    </w:p>
-    <w:p>
-      <w:pPr>
-        <w:pStyle w:val="FirstParagraph"/>
-      </w:pPr>
-      <w:r>
-        <w:rPr>
-          <w:b/>
-        </w:rPr>
-        <w:t xml:space="preserve">멘트:</w:t>
-      </w:r>
-      <w:r>
-        <w:t xml:space="preserve"> </w:t>
-      </w:r>
-      <w:r>
-        <w:t xml:space="preserve">“</w:t>
-      </w:r>
-      <w:r>
-        <w:t xml:space="preserve">identity 소스는 셋. 오늘의 AD DS는 DC가 티켓을 발급하고 DC 접근이</w:t>
-      </w:r>
-      <w:r>
-        <w:t xml:space="preserve"> </w:t>
-      </w:r>
-      <w:r>
-        <w:t xml:space="preserve">필수, Entra DS는 관리형, 세션 2의 Entra Kerberos는 Entra ID가 발급합니다.</w:t>
-      </w:r>
-      <w:r>
-        <w:t xml:space="preserve"> </w:t>
-      </w:r>
-      <w:r>
-        <w:t xml:space="preserve">각주가 중요한데 —</w:t>
-      </w:r>
-      <w:r>
-        <w:t xml:space="preserve"> </w:t>
-      </w:r>
-      <w:r>
-        <w:rPr>
-          <w:b/>
-        </w:rPr>
-        <w:t xml:space="preserve">계정 하나에 소스는 하나뿐</w:t>
-      </w:r>
-      <w:r>
-        <w:t xml:space="preserve">이라 세션 2에서는 이 계정을</w:t>
-      </w:r>
-      <w:r>
-        <w:t xml:space="preserve"> </w:t>
-      </w:r>
-      <w:r>
-        <w:t xml:space="preserve">전환하게 됩니다.</w:t>
-      </w:r>
-      <w:r>
-        <w:t xml:space="preserve">”</w:t>
-      </w:r>
-    </w:p>
-    <w:p>
-      <w:pPr>
-        <w:pStyle w:val="BodyText"/>
-      </w:pPr>
-      <w:r>
-        <w:rPr>
-          <w:b/>
-        </w:rPr>
-        <w:t xml:space="preserve">진행 메모:</w:t>
-      </w:r>
-      <w:r>
-        <w:t xml:space="preserve"> </w:t>
-      </w:r>
-      <w:r>
-        <w:t xml:space="preserve">30초. 표를 읽지 말 것.</w:t>
       </w:r>
     </w:p>
     <w:p>
@@ -2745,9 +2840,9 @@
       <w:pPr>
         <w:pStyle w:val="Heading2"/>
       </w:pPr>
-      <w:bookmarkStart w:id="40" w:name="슬라이드-17-lab-2-aes-256-마이그레이션-040"/>
-      <w:r>
-        <w:t xml:space="preserve">슬라이드 17 · Lab 2 ★ AES-256 마이그레이션 — 0:40</w:t>
+      <w:bookmarkStart w:id="40" w:name="슬라이드-17-lab-2a-enforce-reproduce-040"/>
+      <w:r>
+        <w:t xml:space="preserve">슬라이드 17 · Lab 2a ★ Enforce &amp; reproduce — 0:40</w:t>
       </w:r>
       <w:bookmarkEnd w:id="40"/>
     </w:p>
@@ -2768,40 +2863,34 @@
         <w:t xml:space="preserve">“</w:t>
       </w:r>
       <w:r>
-        <w:t xml:space="preserve">여러분이 그 관리자입니다. 규정을 지켜야 하니 AES-256으로 전환하세요.</w:t>
-      </w:r>
-      <w:r>
-        <w:t xml:space="preserve"> </w:t>
-      </w:r>
-      <w:r>
-        <w:t xml:space="preserve">Enforce 한 줄이면 됩니다. 그리고 재테스트 —</w:t>
-      </w:r>
-      <w:r>
-        <w:t xml:space="preserve"> </w:t>
-      </w:r>
-      <w:r>
-        <w:rPr>
-          <w:b/>
-        </w:rPr>
-        <w:t xml:space="preserve">SMB 세션을 먼저 끊는 게</w:t>
-      </w:r>
-      <w:r>
-        <w:rPr>
-          <w:b/>
-        </w:rPr>
-        <w:t xml:space="preserve"> </w:t>
-      </w:r>
-      <w:r>
-        <w:rPr>
-          <w:b/>
-        </w:rPr>
-        <w:t xml:space="preserve">중요합니다.</w:t>
-      </w:r>
-      <w:r>
-        <w:t xml:space="preserve"> </w:t>
-      </w:r>
-      <w:r>
-        <w:t xml:space="preserve">매핑 삭제와 티켓 purge만으로는 부족할 수 있어요. UNC 경로로도</w:t>
+        <w:t xml:space="preserve">여러분이 그 관리자입니다. 규정을 지켜야 하니 AES-256으로 전환하세요 —</w:t>
+      </w:r>
+      <w:r>
+        <w:t xml:space="preserve"> </w:t>
+      </w:r>
+      <w:r>
+        <w:t xml:space="preserve">Enforce 한 줄입니다. 그리고 재테스트 전에</w:t>
+      </w:r>
+      <w:r>
+        <w:t xml:space="preserve"> </w:t>
+      </w:r>
+      <w:r>
+        <w:rPr>
+          <w:b/>
+        </w:rPr>
+        <w:t xml:space="preserve">SMB 세션을 먼저 끊습니다.</w:t>
+      </w:r>
+      <w:r>
+        <w:t xml:space="preserve"> </w:t>
+      </w:r>
+      <w:r>
+        <w:t xml:space="preserve">매핑</w:t>
+      </w:r>
+      <w:r>
+        <w:t xml:space="preserve"> </w:t>
+      </w:r>
+      <w:r>
+        <w:t xml:space="preserve">삭제와 티켓 purge만으론 부족해요. UNC 경로로도 delete를 치고,</w:t>
       </w:r>
       <w:r>
         <w:t xml:space="preserve"> </w:t>
@@ -2810,106 +2899,70 @@
         <w:rPr>
           <w:rStyle w:val="VerbatimChar"/>
         </w:rPr>
-        <w:t xml:space="preserve">net use \\&lt;sa&gt;...\labshare /delete /y</w:t>
-      </w:r>
-      <w:r>
-        <w:t xml:space="preserve">를 치고,</w:t>
-      </w:r>
-      <w:r>
-        <w:t xml:space="preserve"> </w:t>
-      </w:r>
-      <w:r>
-        <w:rPr>
-          <w:rStyle w:val="VerbatimChar"/>
-        </w:rPr>
         <w:t xml:space="preserve">Get-SmbConnection</w:t>
       </w:r>
       <w:r>
-        <w:t xml:space="preserve">이 비어</w:t>
-      </w:r>
-      <w:r>
-        <w:t xml:space="preserve"> </w:t>
-      </w:r>
-      <w:r>
-        <w:t xml:space="preserve">있는지 확인하세요. 판별법 하나 —</w:t>
-      </w:r>
-      <w:r>
-        <w:t xml:space="preserve"> </w:t>
-      </w:r>
-      <w:r>
-        <w:rPr>
-          <w:b/>
-        </w:rPr>
-        <w:t xml:space="preserve">마운트가 되는데 klist에 티켓이 0개면 옛</w:t>
-      </w:r>
-      <w:r>
-        <w:rPr>
-          <w:b/>
-        </w:rPr>
-        <w:t xml:space="preserve"> </w:t>
-      </w:r>
-      <w:r>
-        <w:rPr>
-          <w:b/>
-        </w:rPr>
-        <w:t xml:space="preserve">세션을 재사용한 겁니다.</w:t>
-      </w:r>
-      <w:r>
-        <w:t xml:space="preserve"> </w:t>
-      </w:r>
-      <w:r>
-        <w:t xml:space="preserve">아무것도 검증 안 된 거예요. 1396이 뜰 겁니다. 이제 진단인데, klist를 보면</w:t>
-      </w:r>
-      <w:r>
-        <w:t xml:space="preserve"> </w:t>
-      </w:r>
-      <w:r>
-        <w:rPr>
-          <w:b/>
-        </w:rPr>
-        <w:t xml:space="preserve">AES-256 티켓이</w:t>
-      </w:r>
-      <w:r>
-        <w:rPr>
-          <w:b/>
-        </w:rPr>
-        <w:t xml:space="preserve"> </w:t>
-      </w:r>
-      <w:r>
-        <w:rPr>
-          <w:b/>
-        </w:rPr>
-        <w:t xml:space="preserve">발급돼 있고</w:t>
-      </w:r>
-      <w:r>
-        <w:t xml:space="preserve"> </w:t>
-      </w:r>
-      <w:r>
-        <w:t xml:space="preserve">DC의 4769도 성공입니다. KDC는 멀쩡하다는 거죠. 그럼 서비스가 못</w:t>
-      </w:r>
-      <w:r>
-        <w:t xml:space="preserve"> </w:t>
-      </w:r>
-      <w:r>
-        <w:t xml:space="preserve">여는 건데, 비밀번호는 안 바뀌었잖아요? Status를 다시 보시면 DomainName이</w:t>
-      </w:r>
-      <w:r>
-        <w:t xml:space="preserve"> </w:t>
-      </w:r>
-      <w:r>
-        <w:t xml:space="preserve">NetBIOS입니다. salt가 어긋난 겁니다. Repair는 순서가 핵심이에요 — 속성 고치고,</w:t>
-      </w:r>
-      <w:r>
-        <w:t xml:space="preserve"> </w:t>
-      </w:r>
-      <w:r>
-        <w:rPr>
-          <w:b/>
-        </w:rPr>
-        <w:t xml:space="preserve">키를 재생성하고</w:t>
-      </w:r>
-      <w:r>
-        <w:t xml:space="preserve">, AD에 동기화. 속성만 고치면 아무 일도 안 일어납니다.</w:t>
+        <w:t xml:space="preserve">이 비어 있는지 확인하세요. 판별법 —</w:t>
+      </w:r>
+      <w:r>
+        <w:t xml:space="preserve"> </w:t>
+      </w:r>
+      <w:r>
+        <w:rPr>
+          <w:b/>
+        </w:rPr>
+        <w:t xml:space="preserve">마운트가 되는데</w:t>
+      </w:r>
+      <w:r>
+        <w:rPr>
+          <w:b/>
+        </w:rPr>
+        <w:t xml:space="preserve"> </w:t>
+      </w:r>
+      <w:r>
+        <w:rPr>
+          <w:b/>
+        </w:rPr>
+        <w:t xml:space="preserve">klist에 티켓이 0개면 옛 세션 재사용</w:t>
+      </w:r>
+      <w:r>
+        <w:t xml:space="preserve">, 아무것도 검증 안 된 겁니다. 제대로</w:t>
+      </w:r>
+      <w:r>
+        <w:t xml:space="preserve"> </w:t>
+      </w:r>
+      <w:r>
+        <w:t xml:space="preserve">끊었다면 1396이 뜹니다. 결론은 아직 내리지 말고 오른쪽대로</w:t>
+      </w:r>
+      <w:r>
+        <w:t xml:space="preserve"> </w:t>
+      </w:r>
+      <w:r>
+        <w:rPr>
+          <w:b/>
+        </w:rPr>
+        <w:t xml:space="preserve">증거부터</w:t>
+      </w:r>
+      <w:r>
+        <w:rPr>
+          <w:b/>
+        </w:rPr>
+        <w:t xml:space="preserve"> </w:t>
+      </w:r>
+      <w:r>
+        <w:rPr>
+          <w:b/>
+        </w:rPr>
+        <w:t xml:space="preserve">모으세요</w:t>
+      </w:r>
+      <w:r>
+        <w:t xml:space="preserve">: klist에 AES-256 티켓이 발급돼 있다는 것, DC의 4769가 성공이라는</w:t>
+      </w:r>
+      <w:r>
+        <w:t xml:space="preserve"> </w:t>
+      </w:r>
+      <w:r>
+        <w:t xml:space="preserve">것, 그리고 컬렉터로 이 실패를 Lab 1의 정상 캡처 옆에 나란히 뜨는 것까지.</w:t>
       </w:r>
       <w:r>
         <w:t xml:space="preserve">”</w:t>
@@ -2929,7 +2982,34 @@
         <w:t xml:space="preserve"> </w:t>
       </w:r>
       <w:r>
-        <w:t xml:space="preserve">12분. 세션의 하이라이트. 트레이스나 4769를 화면에 띄워서</w:t>
+        <w:t xml:space="preserve">6분. 재현이 안 되는(그냥 마운트되는) 참가자는 십중팔구 세션</w:t>
+      </w:r>
+      <w:r>
+        <w:t xml:space="preserve"> </w:t>
+      </w:r>
+      <w:r>
+        <w:t xml:space="preserve">잔존 — Get-SmbConnection부터. 증거 3종이 모이기 전에 다음 장으로 넘어가지 말 것.</w:t>
+      </w:r>
+    </w:p>
+    <w:p>
+      <w:pPr>
+        <w:pStyle w:val="Heading2"/>
+      </w:pPr>
+      <w:bookmarkStart w:id="41" w:name="슬라이드-18-lab-2b-diagnose-repair-046"/>
+      <w:r>
+        <w:t xml:space="preserve">슬라이드 18 · Lab 2b ★ Diagnose &amp; repair — 0:46</w:t>
+      </w:r>
+      <w:bookmarkEnd w:id="41"/>
+    </w:p>
+    <w:p>
+      <w:pPr>
+        <w:pStyle w:val="FirstParagraph"/>
+      </w:pPr>
+      <w:r>
+        <w:rPr>
+          <w:b/>
+        </w:rPr>
+        <w:t xml:space="preserve">멘트:</w:t>
       </w:r>
       <w:r>
         <w:t xml:space="preserve"> </w:t>
@@ -2938,61 +3018,132 @@
         <w:t xml:space="preserve">“</w:t>
       </w:r>
       <w:r>
-        <w:t xml:space="preserve">성공한 4769 + 실패한 SessionSetup</w:t>
+        <w:t xml:space="preserve">이제 증거를 읽습니다. 티켓 발급 성공 + 4769 성공 —</w:t>
+      </w:r>
+      <w:r>
+        <w:t xml:space="preserve"> </w:t>
+      </w:r>
+      <w:r>
+        <w:rPr>
+          <w:b/>
+        </w:rPr>
+        <w:t xml:space="preserve">KDC는</w:t>
+      </w:r>
+      <w:r>
+        <w:rPr>
+          <w:b/>
+        </w:rPr>
+        <w:t xml:space="preserve"> </w:t>
+      </w:r>
+      <w:r>
+        <w:rPr>
+          <w:b/>
+        </w:rPr>
+        <w:t xml:space="preserve">무죄</w:t>
+      </w:r>
+      <w:r>
+        <w:t xml:space="preserve">입니다. 비밀번호는 안 바꿨죠 — 그럼 서비스가 파생한 키가 틀린 거고,</w:t>
+      </w:r>
+      <w:r>
+        <w:t xml:space="preserve"> </w:t>
+      </w:r>
+      <w:r>
+        <w:t xml:space="preserve">파생 키는 비밀번호 +</w:t>
+      </w:r>
+      <w:r>
+        <w:t xml:space="preserve"> </w:t>
+      </w:r>
+      <w:r>
+        <w:rPr>
+          <w:b/>
+        </w:rPr>
+        <w:t xml:space="preserve">salt</w:t>
+      </w:r>
+      <w:r>
+        <w:t xml:space="preserve">입니다. salt 재료를 보러 Status를 치면 —</w:t>
+      </w:r>
+      <w:r>
+        <w:t xml:space="preserve"> </w:t>
+      </w:r>
+      <w:r>
+        <w:t xml:space="preserve">DomainName이 CONTOSO, NetBIOS 이름입니다. 3년 묵은 결함이 드디어 보이는</w:t>
+      </w:r>
+      <w:r>
+        <w:t xml:space="preserve"> </w:t>
+      </w:r>
+      <w:r>
+        <w:t xml:space="preserve">순간이에요. 수리는 오른쪽 순서 그대로: 속성을 DNS 루트로 —</w:t>
+      </w:r>
+      <w:r>
+        <w:t xml:space="preserve"> </w:t>
+      </w:r>
+      <w:r>
+        <w:rPr>
+          <w:b/>
+        </w:rPr>
+        <w:t xml:space="preserve">전체 파라미터</w:t>
+      </w:r>
+      <w:r>
+        <w:rPr>
+          <w:b/>
+        </w:rPr>
+        <w:t xml:space="preserve"> </w:t>
+      </w:r>
+      <w:r>
+        <w:rPr>
+          <w:b/>
+        </w:rPr>
+        <w:t xml:space="preserve">세트로</w:t>
+      </w:r>
+      <w:r>
+        <w:t xml:space="preserve">, 부분 업데이트는 조용히 무시됩니다. 그다음</w:t>
+      </w:r>
+      <w:r>
+        <w:t xml:space="preserve"> </w:t>
+      </w:r>
+      <w:r>
+        <w:rPr>
+          <w:b/>
+        </w:rPr>
+        <w:t xml:space="preserve">키 재생성</w:t>
+      </w:r>
+      <w:r>
+        <w:t xml:space="preserve"> </w:t>
+      </w:r>
+      <w:r>
+        <w:t xml:space="preserve">— 고쳐진</w:t>
+      </w:r>
+      <w:r>
+        <w:t xml:space="preserve"> </w:t>
+      </w:r>
+      <w:r>
+        <w:t xml:space="preserve">salt가 여기서 구워집니다. 마지막으로 AD 동기화하고 재테스트 — klist가</w:t>
+      </w:r>
+      <w:r>
+        <w:t xml:space="preserve"> </w:t>
+      </w:r>
+      <w:r>
+        <w:t xml:space="preserve">AES-256으로 성공합니다. 속성만 고치고 끝내면? 아무 일도 안 일어납니다.</w:t>
       </w:r>
       <w:r>
         <w:t xml:space="preserve">”</w:t>
       </w:r>
-      <w:r>
-        <w:t xml:space="preserve">을 직접 보여주세요. 슬라이드 7의 salt 불릿과</w:t>
-      </w:r>
-      <w:r>
-        <w:t xml:space="preserve"> </w:t>
-      </w:r>
-      <w:r>
-        <w:t xml:space="preserve">9의 표로 돌아가 연결. 슬라이드의 Backend 불릿도 짚을 것 — 실제 케이스에서는</w:t>
-      </w:r>
-      <w:r>
-        <w:t xml:space="preserve"> </w:t>
-      </w:r>
-      <w:r>
-        <w:rPr>
-          <w:b/>
-        </w:rPr>
-        <w:t xml:space="preserve">ASC Resource Explorer → Files Configurations</w:t>
-      </w:r>
-      <w:r>
-        <w:t xml:space="preserve">에서 Domain Name이 NetBIOS인지</w:t>
-      </w:r>
-      <w:r>
-        <w:t xml:space="preserve"> </w:t>
-      </w:r>
-      <w:r>
-        <w:t xml:space="preserve">몇 초 만에 보이고(고객 PowerShell 불필요),</w:t>
-      </w:r>
-      <w:r>
-        <w:t xml:space="preserve"> </w:t>
-      </w:r>
-      <w:r>
-        <w:rPr>
-          <w:b/>
-        </w:rPr>
-        <w:t xml:space="preserve">Xportal → account metadata</w:t>
-      </w:r>
-      <w:r>
-        <w:t xml:space="preserve">의</w:t>
-      </w:r>
-      <w:r>
-        <w:t xml:space="preserve"> </w:t>
-      </w:r>
-      <w:r>
-        <w:t xml:space="preserve">activeDirectoryProperties 블롭과 keytab1/keytab2 존재 여부까지 확인합니다.</w:t>
-      </w:r>
-      <w:r>
-        <w:t xml:space="preserve"> </w:t>
-      </w:r>
-      <w:r>
-        <w:t xml:space="preserve">keytab의 파생 키 자체는 노출되지 않으므로</w:t>
+    </w:p>
+    <w:p>
+      <w:pPr>
+        <w:pStyle w:val="BodyText"/>
+      </w:pPr>
+      <w:r>
+        <w:rPr>
+          <w:b/>
+        </w:rPr>
+        <w:t xml:space="preserve">진행 메모:</w:t>
+      </w:r>
+      <w:r>
+        <w:t xml:space="preserve"> </w:t>
+      </w:r>
+      <w:r>
+        <w:t xml:space="preserve">6분. 세션의 하이라이트. 트레이스나 4769를 화면에 띄워</w:t>
       </w:r>
       <w:r>
         <w:t xml:space="preserve"> </w:t>
@@ -3001,30 +3152,42 @@
         <w:t xml:space="preserve">“</w:t>
       </w:r>
       <w:r>
-        <w:t xml:space="preserve">잘못된 salt</w:t>
+        <w:t xml:space="preserve">성공한</w:t>
+      </w:r>
+      <w:r>
+        <w:t xml:space="preserve"> </w:t>
+      </w:r>
+      <w:r>
+        <w:t xml:space="preserve">4769 + 실패한 SessionSetup</w:t>
       </w:r>
       <w:r>
         <w:t xml:space="preserve">”</w:t>
       </w:r>
       <w:r>
-        <w:t xml:space="preserve">는 속성 대조로만 잡는다는</w:t>
-      </w:r>
-      <w:r>
-        <w:t xml:space="preserve"> </w:t>
-      </w:r>
-      <w:r>
-        <w:t xml:space="preserve">것도 언급.</w:t>
+        <w:t xml:space="preserve">을 직접 보여줄 것. 슬라이드 8의 salt 불릿과 10의</w:t>
+      </w:r>
+      <w:r>
+        <w:t xml:space="preserve"> </w:t>
+      </w:r>
+      <w:r>
+        <w:t xml:space="preserve">표(③행)로 돌아가 연결. Backend 불릿(ASC·Xportal)은 실제 케이스 확인 경로로</w:t>
+      </w:r>
+      <w:r>
+        <w:t xml:space="preserve"> </w:t>
+      </w:r>
+      <w:r>
+        <w:t xml:space="preserve">소개 — 상세는 부록(29)에서.</w:t>
       </w:r>
     </w:p>
     <w:p>
       <w:pPr>
         <w:pStyle w:val="Heading2"/>
       </w:pPr>
-      <w:bookmarkStart w:id="41" w:name="슬라이드-18-개념-smb-cipher-협상-052"/>
-      <w:r>
-        <w:t xml:space="preserve">슬라이드 18 · [개념] SMB cipher 협상 — 0:52</w:t>
-      </w:r>
-      <w:bookmarkEnd w:id="41"/>
+      <w:bookmarkStart w:id="42" w:name="슬라이드-19-개념-smb-cipher-협상-052"/>
+      <w:r>
+        <w:t xml:space="preserve">슬라이드 19 · [개념] SMB cipher 협상 — 0:52</w:t>
+      </w:r>
+      <w:bookmarkEnd w:id="42"/>
     </w:p>
     <w:p>
       <w:pPr>
@@ -3118,11 +3281,11 @@
       <w:pPr>
         <w:pStyle w:val="Heading2"/>
       </w:pPr>
-      <w:bookmarkStart w:id="42" w:name="슬라이드-19-lab-3-완벽한-티켓인데-access-denied-053"/>
-      <w:r>
-        <w:t xml:space="preserve">슬라이드 19 · Lab 3 ★ 완벽한 티켓인데 Access denied — 0:53</w:t>
-      </w:r>
-      <w:bookmarkEnd w:id="42"/>
+      <w:bookmarkStart w:id="43" w:name="슬라이드-20-lab-3-완벽한-티켓인데-access-denied-053"/>
+      <w:r>
+        <w:t xml:space="preserve">슬라이드 20 · Lab 3 ★ 완벽한 티켓인데 Access denied — 0:53</w:t>
+      </w:r>
+      <w:bookmarkEnd w:id="43"/>
     </w:p>
     <w:p>
       <w:pPr>
@@ -3345,11 +3508,11 @@
       <w:pPr>
         <w:pStyle w:val="Heading2"/>
       </w:pPr>
-      <w:bookmarkStart w:id="43" w:name="슬라이드-2021-개념-3개의-문-권한-매트릭스-시간-남을-때"/>
-      <w:r>
-        <w:t xml:space="preserve">슬라이드 20~21 · [개념] 3개의 문 + 권한 매트릭스 — 시간 남을 때</w:t>
-      </w:r>
-      <w:bookmarkEnd w:id="43"/>
+      <w:bookmarkStart w:id="44" w:name="슬라이드-2122-개념-3개의-문-권한-매트릭스-시간-남을-때"/>
+      <w:r>
+        <w:t xml:space="preserve">슬라이드 21~22 · [개념] 3개의 문 + 권한 매트릭스 — 시간 남을 때</w:t>
+      </w:r>
+      <w:bookmarkEnd w:id="44"/>
     </w:p>
     <w:p>
       <w:pPr>
@@ -3446,11 +3609,11 @@
       <w:pPr>
         <w:pStyle w:val="Heading2"/>
       </w:pPr>
-      <w:bookmarkStart w:id="44" w:name="슬라이드-2224-lab-46-자율-실습"/>
-      <w:r>
-        <w:t xml:space="preserve">슬라이드 22~24 · Lab 4~6 — 자율 실습</w:t>
-      </w:r>
-      <w:bookmarkEnd w:id="44"/>
+      <w:bookmarkStart w:id="45" w:name="슬라이드-2325-lab-46-자율-실습"/>
+      <w:r>
+        <w:t xml:space="preserve">슬라이드 23~25 · Lab 4~6 — 자율 실습</w:t>
+      </w:r>
+      <w:bookmarkEnd w:id="45"/>
     </w:p>
     <w:p>
       <w:pPr>
@@ -3492,21 +3655,21 @@
       <w:pPr>
         <w:pStyle w:val="Heading1"/>
       </w:pPr>
-      <w:bookmarkStart w:id="45" w:name="마무리-056-100"/>
+      <w:bookmarkStart w:id="46" w:name="마무리-056-100"/>
       <w:r>
         <w:t xml:space="preserve">마무리 (0:56 ~ 1:00)</w:t>
       </w:r>
-      <w:bookmarkEnd w:id="45"/>
+      <w:bookmarkEnd w:id="46"/>
     </w:p>
     <w:p>
       <w:pPr>
         <w:pStyle w:val="Heading2"/>
       </w:pPr>
-      <w:bookmarkStart w:id="46" w:name="슬라이드-25-60초-트리아지-056"/>
-      <w:r>
-        <w:t xml:space="preserve">슬라이드 25 · 60초 트리아지 — 0:56</w:t>
-      </w:r>
-      <w:bookmarkEnd w:id="46"/>
+      <w:bookmarkStart w:id="47" w:name="슬라이드-26-60초-트리아지-056"/>
+      <w:r>
+        <w:t xml:space="preserve">슬라이드 26 · 60초 트리아지 — 0:56</w:t>
+      </w:r>
+      <w:bookmarkEnd w:id="47"/>
     </w:p>
     <w:p>
       <w:pPr>
@@ -3541,11 +3704,11 @@
       <w:pPr>
         <w:pStyle w:val="Heading2"/>
       </w:pPr>
-      <w:bookmarkStart w:id="47" w:name="슬라이드-26-마무리-058"/>
-      <w:r>
-        <w:t xml:space="preserve">슬라이드 26 · 마무리 — 0:58</w:t>
-      </w:r>
-      <w:bookmarkEnd w:id="47"/>
+      <w:bookmarkStart w:id="48" w:name="슬라이드-27-마무리-058"/>
+      <w:r>
+        <w:t xml:space="preserve">슬라이드 27 · 마무리 — 0:58</w:t>
+      </w:r>
+      <w:bookmarkEnd w:id="48"/>
     </w:p>
     <w:p>
       <w:pPr>
@@ -3657,11 +3820,11 @@
       <w:pPr>
         <w:pStyle w:val="Heading2"/>
       </w:pPr>
-      <w:bookmarkStart w:id="48" w:name="슬라이드-27-references-recovery-059"/>
-      <w:r>
-        <w:t xml:space="preserve">슬라이드 27 · References &amp; recovery — 0:59</w:t>
-      </w:r>
-      <w:bookmarkEnd w:id="48"/>
+      <w:bookmarkStart w:id="49" w:name="슬라이드-28-references-recovery-059"/>
+      <w:r>
+        <w:t xml:space="preserve">슬라이드 28 · References &amp; recovery — 0:59</w:t>
+      </w:r>
+      <w:bookmarkEnd w:id="49"/>
     </w:p>
     <w:p>
       <w:pPr>
@@ -3725,11 +3888,11 @@
       <w:pPr>
         <w:pStyle w:val="Heading2"/>
       </w:pPr>
-      <w:bookmarkStart w:id="49" w:name="슬라이드-28-부록-내부-전용-선택"/>
-      <w:r>
-        <w:t xml:space="preserve">슬라이드 28 · 부록 (내부 전용) — 선택</w:t>
-      </w:r>
-      <w:bookmarkEnd w:id="49"/>
+      <w:bookmarkStart w:id="50" w:name="슬라이드-29-부록-내부-전용-선택"/>
+      <w:r>
+        <w:t xml:space="preserve">슬라이드 29 · 부록 (내부 전용) — 선택</w:t>
+      </w:r>
+      <w:bookmarkEnd w:id="50"/>
     </w:p>
     <w:p>
       <w:pPr>
@@ -3920,11 +4083,11 @@
       <w:pPr>
         <w:pStyle w:val="Heading1"/>
       </w:pPr>
-      <w:bookmarkStart w:id="50" w:name="비상-대응-발표자용"/>
+      <w:bookmarkStart w:id="51" w:name="비상-대응-발표자용"/>
       <w:r>
         <w:t xml:space="preserve">비상 대응 (발표자용)</w:t>
       </w:r>
-      <w:bookmarkEnd w:id="50"/>
+      <w:bookmarkEnd w:id="51"/>
     </w:p>
     <w:p>
       <w:pPr>
@@ -4064,7 +4227,7 @@
         <w:pStyle w:val="Compact"/>
       </w:pPr>
       <w:r>
-        <w:t xml:space="preserve">시간이 밀리면 → 슬라이드 20~24를 통째로 스킵. Lab 1~3이 세션의 핵심입니다.</w:t>
+        <w:t xml:space="preserve">시간이 밀리면 → 슬라이드 21~25를 통째로 스킵. Lab 1~3이 세션의 핵심입니다.</w:t>
       </w:r>
     </w:p>
     <w:sectPr/>

--- a/docs/cuesheet-session1.docx
+++ b/docs/cuesheet-session1.docx
@@ -770,22 +770,144 @@
         <w:t xml:space="preserve"> </w:t>
       </w:r>
       <w:r>
-        <w:t xml:space="preserve">“</w:t>
-      </w:r>
-      <w:r>
-        <w:t xml:space="preserve">본론 전에 오늘 우리가 어디에 있는지부터. identity 소스는 셋. 오늘의 AD DS는 DC가 티켓을 발급하고 DC 접근이</w:t>
-      </w:r>
-      <w:r>
-        <w:t xml:space="preserve"> </w:t>
-      </w:r>
-      <w:r>
-        <w:t xml:space="preserve">필수, Entra DS는 관리형, 세션 2의 Entra Kerberos는 Entra ID가 발급합니다.</w:t>
-      </w:r>
-      <w:r>
-        <w:t xml:space="preserve"> </w:t>
-      </w:r>
-      <w:r>
-        <w:t xml:space="preserve">각주가 중요한데 —</w:t>
+        <w:t xml:space="preserve">"본론 전에 오늘 우리가 어디에 있는지부터. identity 소스는 셋인데,</w:t>
+      </w:r>
+      <w:r>
+        <w:t xml:space="preserve"> </w:t>
+      </w:r>
+      <w:r>
+        <w:t xml:space="preserve">고객 시나리오를 가를 때 실제로 보는 행은 세 개입니다.</w:t>
+      </w:r>
+    </w:p>
+    <w:p>
+      <w:pPr>
+        <w:pStyle w:val="BodyText"/>
+      </w:pPr>
+      <w:r>
+        <w:rPr>
+          <w:b/>
+        </w:rPr>
+        <w:t xml:space="preserve">클라이언트 조인 요건</w:t>
+      </w:r>
+      <w:r>
+        <w:t xml:space="preserve"> </w:t>
+      </w:r>
+      <w:r>
+        <w:t xml:space="preserve">— AD DS는 AD 조인(혹은 line of sight + 자격 증명),</w:t>
+      </w:r>
+      <w:r>
+        <w:t xml:space="preserve"> </w:t>
+      </w:r>
+      <w:r>
+        <w:t xml:space="preserve">Entra Kerberos는</w:t>
+      </w:r>
+      <w:r>
+        <w:t xml:space="preserve"> </w:t>
+      </w:r>
+      <w:r>
+        <w:rPr>
+          <w:b/>
+        </w:rPr>
+        <w:t xml:space="preserve">Entra 조인 또는 하이브리드 조인</w:t>
+      </w:r>
+      <w:r>
+        <w:t xml:space="preserve">에 Win10 2004+/WS2022</w:t>
+      </w:r>
+      <w:r>
+        <w:t xml:space="preserve"> </w:t>
+      </w:r>
+      <w:r>
+        <w:t xml:space="preserve">이상이어야 합니다. 고객 클라이언트가 뭐로 조인돼 있는지가 첫 질문인 이유죠.</w:t>
+      </w:r>
+    </w:p>
+    <w:p>
+      <w:pPr>
+        <w:pStyle w:val="BodyText"/>
+      </w:pPr>
+      <w:r>
+        <w:rPr>
+          <w:b/>
+        </w:rPr>
+        <w:t xml:space="preserve">identity 유형</w:t>
+      </w:r>
+      <w:r>
+        <w:t xml:space="preserve"> </w:t>
+      </w:r>
+      <w:r>
+        <w:t xml:space="preserve">— AD DS는 AD 사용자인데, 사용자별 공유 RBAC을 쓰려면 Entra</w:t>
+      </w:r>
+      <w:r>
+        <w:t xml:space="preserve"> </w:t>
+      </w:r>
+      <w:r>
+        <w:t xml:space="preserve">동기화가 필요합니다(아니면 우리 랩처럼 DefaultSharePermission). Entra DS는</w:t>
+      </w:r>
+      <w:r>
+        <w:t xml:space="preserve"> </w:t>
+      </w:r>
+      <w:r>
+        <w:t xml:space="preserve">클라우드 전용 계정도 됩니다. Entra Kerberos는</w:t>
+      </w:r>
+      <w:r>
+        <w:t xml:space="preserve"> </w:t>
+      </w:r>
+      <w:r>
+        <w:rPr>
+          <w:b/>
+        </w:rPr>
+        <w:t xml:space="preserve">하이브리드가 GA</w:t>
+      </w:r>
+      <w:r>
+        <w:t xml:space="preserve">고 클라우드</w:t>
+      </w:r>
+      <w:r>
+        <w:t xml:space="preserve"> </w:t>
+      </w:r>
+      <w:r>
+        <w:t xml:space="preserve">전용은 프리뷰 — ’온프레미스 AD가 없으면 무조건 불가’가 아닙니다.</w:t>
+      </w:r>
+    </w:p>
+    <w:p>
+      <w:pPr>
+        <w:pStyle w:val="BodyText"/>
+      </w:pPr>
+      <w:r>
+        <w:rPr>
+          <w:b/>
+        </w:rPr>
+        <w:t xml:space="preserve">MFA</w:t>
+      </w:r>
+      <w:r>
+        <w:t xml:space="preserve"> </w:t>
+      </w:r>
+      <w:r>
+        <w:t xml:space="preserve">— Entra Kerberos만의 함정인데, 스토리지 앱을 CA 정책에서</w:t>
+      </w:r>
+      <w:r>
+        <w:t xml:space="preserve"> </w:t>
+      </w:r>
+      <w:r>
+        <w:rPr>
+          <w:b/>
+        </w:rPr>
+        <w:t xml:space="preserve">제외</w:t>
+      </w:r>
+      <w:r>
+        <w:t xml:space="preserve">하지</w:t>
+      </w:r>
+      <w:r>
+        <w:t xml:space="preserve"> </w:t>
+      </w:r>
+      <w:r>
+        <w:t xml:space="preserve">않으면 1327로 마운트가 죽습니다. SMB는 대화형 MFA를 못 하니까요.</w:t>
+      </w:r>
+    </w:p>
+    <w:p>
+      <w:pPr>
+        <w:pStyle w:val="BodyText"/>
+      </w:pPr>
+      <w:r>
+        <w:t xml:space="preserve">그리고 각주 —</w:t>
       </w:r>
       <w:r>
         <w:t xml:space="preserve"> </w:t>
@@ -797,16 +919,13 @@
         <w:t xml:space="preserve">계정 하나에 소스는 하나뿐</w:t>
       </w:r>
       <w:r>
-        <w:t xml:space="preserve">이라 세션 2에서는 이 계정을</w:t>
-      </w:r>
-      <w:r>
-        <w:t xml:space="preserve"> </w:t>
-      </w:r>
-      <w:r>
-        <w:t xml:space="preserve">전환하게 됩니다.</w:t>
-      </w:r>
-      <w:r>
-        <w:t xml:space="preserve">”</w:t>
+        <w:t xml:space="preserve">입니다. 세션 2에서 바로 이 계정을</w:t>
+      </w:r>
+      <w:r>
+        <w:t xml:space="preserve"> </w:t>
+      </w:r>
+      <w:r>
+        <w:t xml:space="preserve">1열에서 3열로 전환합니다."</w:t>
       </w:r>
     </w:p>
     <w:p>
@@ -823,7 +942,13 @@
         <w:t xml:space="preserve"> </w:t>
       </w:r>
       <w:r>
-        <w:t xml:space="preserve">30초. 표를 읽지 말 것.</w:t>
+        <w:t xml:space="preserve">1분. 표 전체를 읽지 말고 위 세 행(조인 요건·identity 유형·MFA)만</w:t>
+      </w:r>
+      <w:r>
+        <w:t xml:space="preserve"> </w:t>
+      </w:r>
+      <w:r>
+        <w:t xml:space="preserve">짚을 것. 스토리지 계정 행(조인 vs Entra 앱)은 세션 2 예고로 한 마디면 충분.</w:t>
       </w:r>
     </w:p>
     <w:p>

--- a/docs/cuesheet-session1.docx
+++ b/docs/cuesheet-session1.docx
@@ -752,7 +752,7 @@
       </w:pPr>
       <w:bookmarkStart w:id="26" w:name="슬라이드-4-three-identity-sources-오늘의-좌표-006"/>
       <w:r>
-        <w:t xml:space="preserve">슬라이드 4 · Three identity sources — 오늘의 좌표 — 0:06</w:t>
+        <w:t xml:space="preserve">슬라이드 4 · Three Identity Sources — 오늘의 좌표 — 0:06</w:t>
       </w:r>
       <w:bookmarkEnd w:id="26"/>
     </w:p>
@@ -957,7 +957,7 @@
       </w:pPr>
       <w:bookmarkStart w:id="27" w:name="슬라이드-5-one-mount-four-exchanges-007"/>
       <w:r>
-        <w:t xml:space="preserve">슬라이드 5 · One mount, four exchanges — 0:07</w:t>
+        <w:t xml:space="preserve">슬라이드 5 · One Mount, Four Exchanges — 0:07</w:t>
       </w:r>
       <w:bookmarkEnd w:id="27"/>
     </w:p>
@@ -1338,9 +1338,9 @@
       <w:pPr>
         <w:pStyle w:val="Heading2"/>
       </w:pPr>
-      <w:bookmarkStart w:id="28" w:name="슬라이드-6-메커니즘-13-도메인-조인의-실체-009"/>
-      <w:r>
-        <w:t xml:space="preserve">슬라이드 6 · [메커니즘 1/3] 도메인 조인의 실체 — 0:09</w:t>
+      <w:bookmarkStart w:id="28" w:name="X8b8ec82ed01d850d0f81cbacb6463fcdfc773bb"/>
+      <w:r>
+        <w:t xml:space="preserve">슬라이드 6 · [메커니즘 1/3] Storage Account Domain Join — 0:09</w:t>
       </w:r>
       <w:bookmarkEnd w:id="28"/>
     </w:p>
@@ -1502,9 +1502,9 @@
       <w:pPr>
         <w:pStyle w:val="Heading2"/>
       </w:pPr>
-      <w:bookmarkStart w:id="29" w:name="슬라이드-7-메커니즘-23-티켓-캐시-011"/>
-      <w:r>
-        <w:t xml:space="preserve">슬라이드 7 · [메커니즘 2/3] 티켓 캐시 — 0:11</w:t>
+      <w:bookmarkStart w:id="29" w:name="슬라이드-7-메커니즘-23-the-ticket-cache-011"/>
+      <w:r>
+        <w:t xml:space="preserve">슬라이드 7 · [메커니즘 2/3] The Ticket Cache — 0:11</w:t>
       </w:r>
       <w:bookmarkEnd w:id="29"/>
     </w:p>
@@ -1696,9 +1696,9 @@
       <w:pPr>
         <w:pStyle w:val="Heading2"/>
       </w:pPr>
-      <w:bookmarkStart w:id="30" w:name="슬라이드-8-메커니즘-33-누가-무엇을-여는가-1396의-정체-014"/>
-      <w:r>
-        <w:t xml:space="preserve">슬라이드 8 · [메커니즘 3/3] 누가 무엇을 여는가 — 1396의 정체 — 0:14</w:t>
+      <w:bookmarkStart w:id="30" w:name="X94f1092479f8960a42a3d27020905a19272c664"/>
+      <w:r>
+        <w:t xml:space="preserve">슬라이드 8 · [메커니즘 3/3] Ticket Keys &amp; Error 1396 — 0:14</w:t>
       </w:r>
       <w:bookmarkEnd w:id="30"/>
     </w:p>
@@ -1872,9 +1872,9 @@
       <w:pPr>
         <w:pStyle w:val="Heading2"/>
       </w:pPr>
-      <w:bookmarkStart w:id="31" w:name="슬라이드-9-where-the-truth-lives-017"/>
-      <w:r>
-        <w:t xml:space="preserve">슬라이드 9 · Where the truth lives — 0:17</w:t>
+      <w:bookmarkStart w:id="31" w:name="슬라이드-9-evidence-sources-017"/>
+      <w:r>
+        <w:t xml:space="preserve">슬라이드 9 · Evidence Sources — 0:17</w:t>
       </w:r>
       <w:bookmarkEnd w:id="31"/>
     </w:p>
@@ -2051,9 +2051,9 @@
       <w:pPr>
         <w:pStyle w:val="Heading2"/>
       </w:pPr>
-      <w:bookmarkStart w:id="32" w:name="슬라이드-10-reading-a-failed-exchange-019"/>
-      <w:r>
-        <w:t xml:space="preserve">슬라이드 10 · Reading a failed exchange — 0:19</w:t>
+      <w:bookmarkStart w:id="32" w:name="슬라이드-10-error-map-019"/>
+      <w:r>
+        <w:t xml:space="preserve">슬라이드 10 · Error Map — 0:19</w:t>
       </w:r>
       <w:bookmarkEnd w:id="32"/>
     </w:p>
@@ -2341,7 +2341,7 @@
       </w:pPr>
       <w:bookmarkStart w:id="33" w:name="슬라이드-11-line-of-sight-022"/>
       <w:r>
-        <w:t xml:space="preserve">슬라이드 11 · Line of sight — 0:22</w:t>
+        <w:t xml:space="preserve">슬라이드 11 · Line of Sight — 0:22</w:t>
       </w:r>
       <w:bookmarkEnd w:id="33"/>
     </w:p>
@@ -2413,9 +2413,9 @@
       <w:pPr>
         <w:pStyle w:val="Heading2"/>
       </w:pPr>
-      <w:bookmarkStart w:id="34" w:name="Xc41cdb85fe4b35d3388ab70183d88bfe4b3a03b"/>
-      <w:r>
-        <w:t xml:space="preserve">슬라이드 12 · Meanwhile, in your subscription… — 0:24</w:t>
+      <w:bookmarkStart w:id="34" w:name="슬라이드-12-deployment-steps-024"/>
+      <w:r>
+        <w:t xml:space="preserve">슬라이드 12 · Deployment Steps — 0:24</w:t>
       </w:r>
       <w:bookmarkEnd w:id="34"/>
     </w:p>
@@ -2499,9 +2499,9 @@
       <w:pPr>
         <w:pStyle w:val="Heading2"/>
       </w:pPr>
-      <w:bookmarkStart w:id="35" w:name="슬라이드-13-collecting-the-evidence-026"/>
-      <w:r>
-        <w:t xml:space="preserve">슬라이드 13 · Collecting the evidence — 0:26</w:t>
+      <w:bookmarkStart w:id="35" w:name="슬라이드-13-evidence-collector-026"/>
+      <w:r>
+        <w:t xml:space="preserve">슬라이드 13 · Evidence Collector — 0:26</w:t>
       </w:r>
       <w:bookmarkEnd w:id="35"/>
     </w:p>
@@ -2620,9 +2620,9 @@
       <w:pPr>
         <w:pStyle w:val="Heading2"/>
       </w:pPr>
-      <w:bookmarkStart w:id="37" w:name="슬라이드-14-lab-1-레거시-환경-확인-030"/>
-      <w:r>
-        <w:t xml:space="preserve">슬라이드 14 · Lab 1 — 레거시 환경 확인 — 0:30</w:t>
+      <w:bookmarkStart w:id="37" w:name="슬라이드-14-lab-1-first-mount-tickets-030"/>
+      <w:r>
+        <w:t xml:space="preserve">슬라이드 14 · Lab 1 · First Mount &amp; Tickets — 0:30</w:t>
       </w:r>
       <w:bookmarkEnd w:id="37"/>
     </w:p>
@@ -2790,9 +2790,9 @@
       <w:pPr>
         <w:pStyle w:val="Heading2"/>
       </w:pPr>
-      <w:bookmarkStart w:id="38" w:name="슬라이드-15-개념-rc4-은퇴-038"/>
-      <w:r>
-        <w:t xml:space="preserve">슬라이드 15 · [개념] RC4 은퇴 — 0:38</w:t>
+      <w:bookmarkStart w:id="38" w:name="슬라이드-15-개념-rc4-retirement-038"/>
+      <w:r>
+        <w:t xml:space="preserve">슬라이드 15 · [개념] RC4 Retirement — 0:38</w:t>
       </w:r>
       <w:bookmarkEnd w:id="38"/>
     </w:p>
@@ -2870,9 +2870,9 @@
       <w:pPr>
         <w:pStyle w:val="Heading2"/>
       </w:pPr>
-      <w:bookmarkStart w:id="39" w:name="슬라이드-16-개념-3년을-기다린-결함-039"/>
-      <w:r>
-        <w:t xml:space="preserve">슬라이드 16 · [개념] 3년을 기다린 결함 — 0:39</w:t>
+      <w:bookmarkStart w:id="39" w:name="슬라이드-16-케이스-the-3-year-defect-039"/>
+      <w:r>
+        <w:t xml:space="preserve">슬라이드 16 · [케이스] The 3-Year Defect — 0:39</w:t>
       </w:r>
       <w:bookmarkEnd w:id="39"/>
     </w:p>
@@ -2965,9 +2965,9 @@
       <w:pPr>
         <w:pStyle w:val="Heading2"/>
       </w:pPr>
-      <w:bookmarkStart w:id="40" w:name="슬라이드-17-lab-2a-enforce-reproduce-040"/>
-      <w:r>
-        <w:t xml:space="preserve">슬라이드 17 · Lab 2a ★ Enforce &amp; reproduce — 0:40</w:t>
+      <w:bookmarkStart w:id="40" w:name="Xd424bc2d2c8310b6ba62c22377601f05e4eb880"/>
+      <w:r>
+        <w:t xml:space="preserve">슬라이드 17 · Lab 2a ★ AES-256 Migration: Enforce — 0:40</w:t>
       </w:r>
       <w:bookmarkEnd w:id="40"/>
     </w:p>
@@ -3120,9 +3120,9 @@
       <w:pPr>
         <w:pStyle w:val="Heading2"/>
       </w:pPr>
-      <w:bookmarkStart w:id="41" w:name="슬라이드-18-lab-2b-diagnose-repair-046"/>
-      <w:r>
-        <w:t xml:space="preserve">슬라이드 18 · Lab 2b ★ Diagnose &amp; repair — 0:46</w:t>
+      <w:bookmarkStart w:id="41" w:name="X71589a7118d85cb4b0bda28a5aa57abd389193a"/>
+      <w:r>
+        <w:t xml:space="preserve">슬라이드 18 · Lab 2b ★ AES-256 Migration: Repair — 0:46</w:t>
       </w:r>
       <w:bookmarkEnd w:id="41"/>
     </w:p>
@@ -3308,9 +3308,9 @@
       <w:pPr>
         <w:pStyle w:val="Heading2"/>
       </w:pPr>
-      <w:bookmarkStart w:id="42" w:name="슬라이드-19-개념-smb-cipher-협상-052"/>
-      <w:r>
-        <w:t xml:space="preserve">슬라이드 19 · [개념] SMB cipher 협상 — 0:52</w:t>
+      <w:bookmarkStart w:id="42" w:name="슬라이드-19-개념-smb-cipher-negotiation-052"/>
+      <w:r>
+        <w:t xml:space="preserve">슬라이드 19 · [개념] SMB Cipher Negotiation — 0:52</w:t>
       </w:r>
       <w:bookmarkEnd w:id="42"/>
     </w:p>
@@ -3406,9 +3406,9 @@
       <w:pPr>
         <w:pStyle w:val="Heading2"/>
       </w:pPr>
-      <w:bookmarkStart w:id="43" w:name="슬라이드-20-lab-3-완벽한-티켓인데-access-denied-053"/>
-      <w:r>
-        <w:t xml:space="preserve">슬라이드 20 · Lab 3 ★ 완벽한 티켓인데 Access denied — 0:53</w:t>
+      <w:bookmarkStart w:id="43" w:name="X616a149b881bacd235e4b85bdc8dd128ff93c3e"/>
+      <w:r>
+        <w:t xml:space="preserve">슬라이드 20 · Lab 3 ★ Perfect Ticket, Access Denied — 0:53</w:t>
       </w:r>
       <w:bookmarkEnd w:id="43"/>
     </w:p>

--- a/docs/cuesheet-session1.docx
+++ b/docs/cuesheet-session1.docx
@@ -258,7 +258,16 @@
         <w:rPr>
           <w:rStyle w:val="VerbatimChar"/>
         </w:rPr>
-        <w:t xml:space="preserve">기초 개념 (배포 대기)                  23분  (슬라이드 4~13)</w:t>
+        <w:t xml:space="preserve">기초 개념 (배포 대기)                  19분  (슬라이드 4~11, 8장)</w:t>
+      </w:r>
+      <w:r>
+        <w:br/>
+      </w:r>
+      <w:r>
+        <w:rPr>
+          <w:rStyle w:val="VerbatimChar"/>
+        </w:rPr>
+        <w:t xml:space="preserve">랩 준비 (배포 확인·도구)                4분  (슬라이드 12~13)</w:t>
       </w:r>
       <w:r>
         <w:br/>
@@ -740,9 +749,9 @@
       <w:pPr>
         <w:pStyle w:val="Heading1"/>
       </w:pPr>
-      <w:bookmarkStart w:id="25" w:name="기초-개념-005-028"/>
-      <w:r>
-        <w:t xml:space="preserve">기초 개념 (0:05 ~ 0:28)</w:t>
+      <w:bookmarkStart w:id="25" w:name="기초-개념-랩-준비-005-028"/>
+      <w:r>
+        <w:t xml:space="preserve">기초 개념 + 랩 준비 (0:05 ~ 0:28)</w:t>
       </w:r>
       <w:bookmarkEnd w:id="25"/>
     </w:p>
@@ -2413,9 +2422,9 @@
       <w:pPr>
         <w:pStyle w:val="Heading2"/>
       </w:pPr>
-      <w:bookmarkStart w:id="34" w:name="슬라이드-12-deployment-steps-024"/>
-      <w:r>
-        <w:t xml:space="preserve">슬라이드 12 · Deployment Steps — 0:24</w:t>
+      <w:bookmarkStart w:id="34" w:name="슬라이드-12-랩-준비-12-deployment-steps-024"/>
+      <w:r>
+        <w:t xml:space="preserve">슬라이드 12 · [랩 준비 1/2] Deployment Steps — 0:24</w:t>
       </w:r>
       <w:bookmarkEnd w:id="34"/>
     </w:p>
@@ -2499,9 +2508,9 @@
       <w:pPr>
         <w:pStyle w:val="Heading2"/>
       </w:pPr>
-      <w:bookmarkStart w:id="35" w:name="슬라이드-13-evidence-collector-026"/>
-      <w:r>
-        <w:t xml:space="preserve">슬라이드 13 · Evidence Collector — 0:26</w:t>
+      <w:bookmarkStart w:id="35" w:name="슬라이드-13-랩-준비-22-evidence-collector-026"/>
+      <w:r>
+        <w:t xml:space="preserve">슬라이드 13 · [랩 준비 2/2] Evidence Collector — 0:26</w:t>
       </w:r>
       <w:bookmarkEnd w:id="35"/>
     </w:p>

--- a/docs/cuesheet-session1.docx
+++ b/docs/cuesheet-session1.docx
@@ -2445,25 +2445,73 @@
         <w:t xml:space="preserve">“</w:t>
       </w:r>
       <w:r>
-        <w:t xml:space="preserve">그동안 여러분 구독에서 이 단계들이 돌았습니다. ARM 템플릿 배포,</w:t>
-      </w:r>
-      <w:r>
-        <w:t xml:space="preserve"> </w:t>
-      </w:r>
-      <w:r>
-        <w:t xml:space="preserve">포리스트 승격, 실습 사용자, 클라이언트 조인, 그리고 5번이 아까 그 메커니즘</w:t>
-      </w:r>
-      <w:r>
-        <w:t xml:space="preserve"> </w:t>
-      </w:r>
-      <w:r>
-        <w:t xml:space="preserve">1번입니다 — kerb 키를 비밀번호로 계정 만들고 SPN 등록. 배포가 15분 안팎이니 대부분은</w:t>
-      </w:r>
-      <w:r>
-        <w:t xml:space="preserve"> </w:t>
-      </w:r>
-      <w:r>
-        <w:t xml:space="preserve">이미 초록색 DEPLOYMENT COMPLETE 박스가 떠 있을 겁니다 — 안 뜬 분?</w:t>
+        <w:t xml:space="preserve">그동안 여러분 구독에서 이 일곱 단계가 돌았습니다. 카드마다 실제로</w:t>
+      </w:r>
+      <w:r>
+        <w:t xml:space="preserve"> </w:t>
+      </w:r>
+      <w:r>
+        <w:t xml:space="preserve">실행된</w:t>
+      </w:r>
+      <w:r>
+        <w:t xml:space="preserve"> </w:t>
+      </w:r>
+      <w:r>
+        <w:rPr>
+          <w:b/>
+        </w:rPr>
+        <w:t xml:space="preserve">핵심 명령</w:t>
+      </w:r>
+      <w:r>
+        <w:t xml:space="preserve">을 적어놨어요 — 배포 transcript에 그대로 찍혀 있던</w:t>
+      </w:r>
+      <w:r>
+        <w:t xml:space="preserve"> </w:t>
+      </w:r>
+      <w:r>
+        <w:t xml:space="preserve">것들입니다. 5번 카드를 보세요: New-ADComputer, setspn, 그리고</w:t>
+      </w:r>
+      <w:r>
+        <w:t xml:space="preserve"> </w:t>
+      </w:r>
+      <w:r>
+        <w:t xml:space="preserve">Set-ADAccountPassword를 kerb1으로 —</w:t>
+      </w:r>
+      <w:r>
+        <w:t xml:space="preserve"> </w:t>
+      </w:r>
+      <w:r>
+        <w:rPr>
+          <w:b/>
+        </w:rPr>
+        <w:t xml:space="preserve">아까 그 메커니즘 1이 이 세 명령</w:t>
+      </w:r>
+      <w:r>
+        <w:t xml:space="preserve">입니다.</w:t>
+      </w:r>
+      <w:r>
+        <w:t xml:space="preserve"> </w:t>
+      </w:r>
+      <w:r>
+        <w:t xml:space="preserve">6번 Set-AzStorageAccount가 도메인 메타데이터를 쓰는 반대 방향이고요. 수동으로</w:t>
+      </w:r>
+      <w:r>
+        <w:t xml:space="preserve"> </w:t>
+      </w:r>
+      <w:r>
+        <w:t xml:space="preserve">구성해야 할 때(AzFilesHybrid를 못 쓰는 환경) 이 명령들이 그대로 문서의 manual</w:t>
+      </w:r>
+      <w:r>
+        <w:t xml:space="preserve"> </w:t>
+      </w:r>
+      <w:r>
+        <w:t xml:space="preserve">enablement 경로입니다. 배포가 15분 안팎이니 대부분은 이미 초록색 DEPLOYMENT</w:t>
+      </w:r>
+      <w:r>
+        <w:t xml:space="preserve"> </w:t>
+      </w:r>
+      <w:r>
+        <w:t xml:space="preserve">COMPLETE 박스가 떠 있을 겁니다 — 안 뜬 분?</w:t>
       </w:r>
       <w:r>
         <w:t xml:space="preserve">”</w:t>

--- a/docs/cuesheet-session1.docx
+++ b/docs/cuesheet-session1.docx
@@ -1875,28 +1875,37 @@
         <w:t xml:space="preserve"> </w:t>
       </w:r>
       <w:r>
-        <w:t xml:space="preserve">"본론 전에 오늘 우리가 어디에 있는지부터.</w:t>
-      </w:r>
-      <w:r>
-        <w:t xml:space="preserve"> </w:t>
-      </w:r>
-      <w:r>
-        <w:rPr>
-          <w:b/>
-        </w:rPr>
-        <w:t xml:space="preserve">표를 다 읽지는 않겠습니다</w:t>
-      </w:r>
-      <w:r>
-        <w:t xml:space="preserve"> </w:t>
-      </w:r>
-      <w:r>
-        <w:t xml:space="preserve">—</w:t>
-      </w:r>
-      <w:r>
-        <w:t xml:space="preserve"> </w:t>
-      </w:r>
-      <w:r>
-        <w:t xml:space="preserve">이건 가져가서 보실 참조표고, 지금은 세 줄만 봅니다.</w:t>
+        <w:t xml:space="preserve">"이 장표는</w:t>
+      </w:r>
+      <w:r>
+        <w:t xml:space="preserve"> </w:t>
+      </w:r>
+      <w:r>
+        <w:rPr>
+          <w:b/>
+        </w:rPr>
+        <w:t xml:space="preserve">Azure Files가 지원하는 identity 소스 셋을 나란히 놓고</w:t>
+      </w:r>
+      <w:r>
+        <w:rPr>
+          <w:b/>
+        </w:rPr>
+        <w:t xml:space="preserve"> </w:t>
+      </w:r>
+      <w:r>
+        <w:rPr>
+          <w:b/>
+        </w:rPr>
+        <w:t xml:space="preserve">비교</w:t>
+      </w:r>
+      <w:r>
+        <w:t xml:space="preserve">한 겁니다. 본론에 들어가기 전에 오늘 우리가 어느 세계에 있는지 좌표를 찍는</w:t>
+      </w:r>
+      <w:r>
+        <w:t xml:space="preserve"> </w:t>
+      </w:r>
+      <w:r>
+        <w:t xml:space="preserve">슬라이드예요.</w:t>
       </w:r>
     </w:p>
     <w:p>
@@ -1904,40 +1913,7 @@
         <w:pStyle w:val="BodyText"/>
       </w:pPr>
       <w:r>
-        <w:rPr>
-          <w:b/>
-        </w:rPr>
-        <w:t xml:space="preserve">티켓을 누가 발급하는가</w:t>
-      </w:r>
-      <w:r>
-        <w:t xml:space="preserve"> </w:t>
-      </w:r>
-      <w:r>
-        <w:t xml:space="preserve">— 세 열을 가르는 근본 차이입니다. 1열은 여러분의 DC,</w:t>
-      </w:r>
-      <w:r>
-        <w:t xml:space="preserve"> </w:t>
-      </w:r>
-      <w:r>
-        <w:t xml:space="preserve">2열은 관리형 도메인의 DC, 3열은</w:t>
-      </w:r>
-      <w:r>
-        <w:t xml:space="preserve"> </w:t>
-      </w:r>
-      <w:r>
-        <w:rPr>
-          <w:b/>
-        </w:rPr>
-        <w:t xml:space="preserve">Entra ID가 KDC Proxy를 통해 HTTPS로</w:t>
-      </w:r>
-      <w:r>
-        <w:t xml:space="preserve">. 오늘이</w:t>
-      </w:r>
-      <w:r>
-        <w:t xml:space="preserve"> </w:t>
-      </w:r>
-      <w:r>
-        <w:t xml:space="preserve">1열이고 다음 세션이 3열입니다.</w:t>
+        <w:t xml:space="preserve">셋이 뭔지부터 한 줄씩.</w:t>
       </w:r>
     </w:p>
     <w:p>
@@ -1948,6 +1924,178 @@
         <w:rPr>
           <w:b/>
         </w:rPr>
+        <w:t xml:space="preserve">1열, 온프레미스 AD DS.</w:t>
+      </w:r>
+      <w:r>
+        <w:t xml:space="preserve"> </w:t>
+      </w:r>
+      <w:r>
+        <w:t xml:space="preserve">여러분이 이미 운영 중인 도메인 컨트롤러가 티켓을</w:t>
+      </w:r>
+      <w:r>
+        <w:t xml:space="preserve"> </w:t>
+      </w:r>
+      <w:r>
+        <w:t xml:space="preserve">발급합니다. 온프레미스 파일 서버를 Azure로 옮기는</w:t>
+      </w:r>
+      <w:r>
+        <w:t xml:space="preserve"> </w:t>
+      </w:r>
+      <w:r>
+        <w:rPr>
+          <w:b/>
+        </w:rPr>
+        <w:t xml:space="preserve">리프트앤시프트</w:t>
+      </w:r>
+      <w:r>
+        <w:t xml:space="preserve">가 여기고,</w:t>
+      </w:r>
+      <w:r>
+        <w:t xml:space="preserve"> </w:t>
+      </w:r>
+      <w:r>
+        <w:rPr>
+          <w:b/>
+        </w:rPr>
+        <w:t xml:space="preserve">오늘 우리가 할 게 이겁니다.</w:t>
+      </w:r>
+    </w:p>
+    <w:p>
+      <w:pPr>
+        <w:pStyle w:val="BodyText"/>
+      </w:pPr>
+      <w:r>
+        <w:rPr>
+          <w:b/>
+        </w:rPr>
+        <w:t xml:space="preserve">2열, Entra Domain Services.</w:t>
+      </w:r>
+      <w:r>
+        <w:t xml:space="preserve"> </w:t>
+      </w:r>
+      <w:r>
+        <w:t xml:space="preserve">온프레미스 AD는 없는데 AD 방식은 그대로 쓰고 싶을</w:t>
+      </w:r>
+      <w:r>
+        <w:t xml:space="preserve"> </w:t>
+      </w:r>
+      <w:r>
+        <w:t xml:space="preserve">때,</w:t>
+      </w:r>
+      <w:r>
+        <w:t xml:space="preserve"> </w:t>
+      </w:r>
+      <w:r>
+        <w:rPr>
+          <w:b/>
+        </w:rPr>
+        <w:t xml:space="preserve">Microsoft가 관리해주는 도메인</w:t>
+      </w:r>
+      <w:r>
+        <w:t xml:space="preserve">을 씁니다. 셋 중 가장 덜 쓰이는 선택지예요.</w:t>
+      </w:r>
+    </w:p>
+    <w:p>
+      <w:pPr>
+        <w:pStyle w:val="BodyText"/>
+      </w:pPr>
+      <w:r>
+        <w:rPr>
+          <w:b/>
+        </w:rPr>
+        <w:t xml:space="preserve">3열, Entra Kerberos.</w:t>
+      </w:r>
+      <w:r>
+        <w:t xml:space="preserve"> </w:t>
+      </w:r>
+      <w:r>
+        <w:t xml:space="preserve">도메인 컨트롤러가</w:t>
+      </w:r>
+      <w:r>
+        <w:t xml:space="preserve"> </w:t>
+      </w:r>
+      <w:r>
+        <w:rPr>
+          <w:b/>
+        </w:rPr>
+        <w:t xml:space="preserve">아예 없습니다.</w:t>
+      </w:r>
+      <w:r>
+        <w:t xml:space="preserve"> </w:t>
+      </w:r>
+      <w:r>
+        <w:t xml:space="preserve">Entra ID 자체가</w:t>
+      </w:r>
+      <w:r>
+        <w:t xml:space="preserve"> </w:t>
+      </w:r>
+      <w:r>
+        <w:t xml:space="preserve">KDC이고, 티켓을 88번 포트가 아니라</w:t>
+      </w:r>
+      <w:r>
+        <w:t xml:space="preserve"> </w:t>
+      </w:r>
+      <w:r>
+        <w:rPr>
+          <w:b/>
+        </w:rPr>
+        <w:t xml:space="preserve">KDC Proxy를 통해 HTTPS로</w:t>
+      </w:r>
+      <w:r>
+        <w:t xml:space="preserve"> </w:t>
+      </w:r>
+      <w:r>
+        <w:t xml:space="preserve">받아옵니다.</w:t>
+      </w:r>
+      <w:r>
+        <w:t xml:space="preserve"> </w:t>
+      </w:r>
+      <w:r>
+        <w:rPr>
+          <w:b/>
+        </w:rPr>
+        <w:t xml:space="preserve">다음 세션이 이겁니다.</w:t>
+      </w:r>
+    </w:p>
+    <w:p>
+      <w:pPr>
+        <w:pStyle w:val="BodyText"/>
+      </w:pPr>
+      <w:r>
+        <w:t xml:space="preserve">이제 행을 보겠습니다. 고객이 어느 열에 있는지, 그리고 각 열에서 뭐가 달라지는지.</w:t>
+      </w:r>
+    </w:p>
+    <w:p>
+      <w:pPr>
+        <w:pStyle w:val="BodyText"/>
+      </w:pPr>
+      <w:r>
+        <w:rPr>
+          <w:b/>
+        </w:rPr>
+        <w:t xml:space="preserve">전형적인 시나리오</w:t>
+      </w:r>
+      <w:r>
+        <w:t xml:space="preserve"> </w:t>
+      </w:r>
+      <w:r>
+        <w:t xml:space="preserve">— 맨 아랫줄인데 가장 빠른 분류 질문입니다. DC 인프라가 이미</w:t>
+      </w:r>
+      <w:r>
+        <w:t xml:space="preserve"> </w:t>
+      </w:r>
+      <w:r>
+        <w:t xml:space="preserve">있으면 1열, 온프렘 AD가 아예 없으면 2열이나 3열, VPN 없는 재택·AVD면 3열.</w:t>
+      </w:r>
+    </w:p>
+    <w:p>
+      <w:pPr>
+        <w:pStyle w:val="BodyText"/>
+      </w:pPr>
+      <w:r>
+        <w:rPr>
+          <w:b/>
+        </w:rPr>
         <w:t xml:space="preserve">DC 시야가 필요한가</w:t>
       </w:r>
       <w:r>
@@ -1972,7 +2120,7 @@
         <w:t xml:space="preserve"> </w:t>
       </w:r>
       <w:r>
-        <w:t xml:space="preserve">한 번 설정할 때만 필요하고요. 재택이나 AVD 시나리오가 3열로 가는 이유가 이겁니다.</w:t>
+        <w:t xml:space="preserve">한 번 설정할 때만 필요하고요. 이게 3열이 재택 시나리오로 가는 이유입니다.</w:t>
       </w:r>
     </w:p>
     <w:p>
@@ -1983,25 +2131,31 @@
         <w:rPr>
           <w:b/>
         </w:rPr>
-        <w:t xml:space="preserve">전형적인 시나리오</w:t>
-      </w:r>
-      <w:r>
-        <w:t xml:space="preserve"> </w:t>
-      </w:r>
-      <w:r>
-        <w:t xml:space="preserve">— 맨 아랫줄인데 실무에서 제일 쓸모 있습니다. 고객이 어느</w:t>
-      </w:r>
-      <w:r>
-        <w:t xml:space="preserve"> </w:t>
-      </w:r>
-      <w:r>
-        <w:t xml:space="preserve">열에 있는지 알아내는 가장 빠른 질문이에요. 리프트앤시프트에 DC 인프라가 이미 있으면</w:t>
-      </w:r>
-      <w:r>
-        <w:t xml:space="preserve"> </w:t>
-      </w:r>
-      <w:r>
-        <w:t xml:space="preserve">1열, 온프렘 AD가 아예 없으면 2열이나 3열, VPN 없는 AVD면 3열입니다.</w:t>
+        <w:t xml:space="preserve">클라이언트 조인 요건</w:t>
+      </w:r>
+      <w:r>
+        <w:t xml:space="preserve"> </w:t>
+      </w:r>
+      <w:r>
+        <w:t xml:space="preserve">— 케이스에서 던지는 첫 질문이에요. 1열은 AD 조인(혹은</w:t>
+      </w:r>
+      <w:r>
+        <w:t xml:space="preserve"> </w:t>
+      </w:r>
+      <w:r>
+        <w:t xml:space="preserve">line of sight + 자격 증명), 3열은</w:t>
+      </w:r>
+      <w:r>
+        <w:t xml:space="preserve"> </w:t>
+      </w:r>
+      <w:r>
+        <w:rPr>
+          <w:b/>
+        </w:rPr>
+        <w:t xml:space="preserve">Entra 조인 또는 하이브리드 조인</w:t>
+      </w:r>
+      <w:r>
+        <w:t xml:space="preserve">입니다.</w:t>
       </w:r>
     </w:p>
     <w:p>
@@ -2009,7 +2163,173 @@
         <w:pStyle w:val="BodyText"/>
       </w:pPr>
       <w:r>
-        <w:t xml:space="preserve">두 가지만 더 짚겠습니다.</w:t>
+        <w:rPr>
+          <w:b/>
+        </w:rPr>
+        <w:t xml:space="preserve">사용자 identity</w:t>
+      </w:r>
+      <w:r>
+        <w:t xml:space="preserve"> </w:t>
+      </w:r>
+      <w:r>
+        <w:t xml:space="preserve">— 여기가 중요합니다. 1열은 AD 사용자인데,</w:t>
+      </w:r>
+      <w:r>
+        <w:t xml:space="preserve"> </w:t>
+      </w:r>
+      <w:r>
+        <w:rPr>
+          <w:b/>
+        </w:rPr>
+        <w:t xml:space="preserve">사용자별 공유</w:t>
+      </w:r>
+      <w:r>
+        <w:rPr>
+          <w:b/>
+        </w:rPr>
+        <w:t xml:space="preserve"> </w:t>
+      </w:r>
+      <w:r>
+        <w:rPr>
+          <w:b/>
+        </w:rPr>
+        <w:t xml:space="preserve">RBAC을 주려면 그 사용자가 Entra에도 있어야</w:t>
+      </w:r>
+      <w:r>
+        <w:t xml:space="preserve"> </w:t>
+      </w:r>
+      <w:r>
+        <w:t xml:space="preserve">합니다. 동기화가 필요하다는 뜻이죠.</w:t>
+      </w:r>
+      <w:r>
+        <w:t xml:space="preserve"> </w:t>
+      </w:r>
+      <w:r>
+        <w:t xml:space="preserve">그게 없으면</w:t>
+      </w:r>
+      <w:r>
+        <w:t xml:space="preserve"> </w:t>
+      </w:r>
+      <w:r>
+        <w:rPr>
+          <w:rStyle w:val="VerbatimChar"/>
+        </w:rPr>
+        <w:t xml:space="preserve">DefaultSharePermission</w:t>
+      </w:r>
+      <w:r>
+        <w:t xml:space="preserve">으로 '인증된 모두에게 같은 역할'을 주는 방식을</w:t>
+      </w:r>
+      <w:r>
+        <w:t xml:space="preserve"> </w:t>
+      </w:r>
+      <w:r>
+        <w:t xml:space="preserve">씁니다 —</w:t>
+      </w:r>
+      <w:r>
+        <w:t xml:space="preserve"> </w:t>
+      </w:r>
+      <w:r>
+        <w:rPr>
+          <w:b/>
+        </w:rPr>
+        <w:t xml:space="preserve">우리 랩이 그렇게 배포돼 있습니다.</w:t>
+      </w:r>
+      <w:r>
+        <w:t xml:space="preserve"> </w:t>
+      </w:r>
+      <w:r>
+        <w:t xml:space="preserve">오늘 이게 왜 중요한지는 마지막</w:t>
+      </w:r>
+      <w:r>
+        <w:t xml:space="preserve"> </w:t>
+      </w:r>
+      <w:r>
+        <w:t xml:space="preserve">슬라이드에서 다시 나옵니다. 2열은 관리형 도메인 안에서 클라우드 전용 계정도 되고,</w:t>
+      </w:r>
+      <w:r>
+        <w:t xml:space="preserve"> </w:t>
+      </w:r>
+      <w:r>
+        <w:t xml:space="preserve">3열은 하이브리드와 클라우드 전용 둘 다 됩니다.</w:t>
+      </w:r>
+    </w:p>
+    <w:p>
+      <w:pPr>
+        <w:pStyle w:val="BodyText"/>
+      </w:pPr>
+      <w:r>
+        <w:rPr>
+          <w:b/>
+        </w:rPr>
+        <w:t xml:space="preserve">스토리지 계정 쪽</w:t>
+      </w:r>
+      <w:r>
+        <w:t xml:space="preserve"> </w:t>
+      </w:r>
+      <w:r>
+        <w:t xml:space="preserve">— 계정이 각 세계에 어떻게 등록되는가입니다. 1열은</w:t>
+      </w:r>
+      <w:r>
+        <w:t xml:space="preserve"> </w:t>
+      </w:r>
+      <w:r>
+        <w:rPr>
+          <w:b/>
+        </w:rPr>
+        <w:t xml:space="preserve">도메인 조인</w:t>
+      </w:r>
+      <w:r>
+        <w:t xml:space="preserve"> </w:t>
+      </w:r>
+      <w:r>
+        <w:t xml:space="preserve">— AD에 컴퓨터 객체가 생기고 SPN과 kerb 키가 붙습니다.</w:t>
+      </w:r>
+      <w:r>
+        <w:t xml:space="preserve"> </w:t>
+      </w:r>
+      <w:r>
+        <w:rPr>
+          <w:b/>
+        </w:rPr>
+        <w:t xml:space="preserve">이게</w:t>
+      </w:r>
+      <w:r>
+        <w:rPr>
+          <w:b/>
+        </w:rPr>
+        <w:t xml:space="preserve"> </w:t>
+      </w:r>
+      <w:r>
+        <w:rPr>
+          <w:b/>
+        </w:rPr>
+        <w:t xml:space="preserve">잠시 뒤 슬라이드 6에서 통째로 다룰 메커니즘 1</w:t>
+      </w:r>
+      <w:r>
+        <w:t xml:space="preserve">이에요. 2열은 관리형 도메인에</w:t>
+      </w:r>
+      <w:r>
+        <w:t xml:space="preserve"> </w:t>
+      </w:r>
+      <w:r>
+        <w:t xml:space="preserve">자동으로 조인되고, 3열은</w:t>
+      </w:r>
+      <w:r>
+        <w:t xml:space="preserve"> </w:t>
+      </w:r>
+      <w:r>
+        <w:rPr>
+          <w:b/>
+        </w:rPr>
+        <w:t xml:space="preserve">도메인 조인이 아예 없고 대신 Entra에 앱이 생깁니다.</w:t>
+      </w:r>
+    </w:p>
+    <w:p>
+      <w:pPr>
+        <w:pStyle w:val="BodyText"/>
+      </w:pPr>
+      <w:r>
+        <w:t xml:space="preserve">두 가지만 덧붙이겠습니다.</w:t>
       </w:r>
       <w:r>
         <w:t xml:space="preserve"> </w:t>
@@ -2027,7 +2347,7 @@
         <w:t xml:space="preserve"> </w:t>
       </w:r>
       <w:r>
-        <w:t xml:space="preserve">프리뷰 아니에요. '온프레미스 AD가 없으면 불가'는 이제 틀린 말입니다. 다만 클라이언트</w:t>
+        <w:t xml:space="preserve">프리뷰 아닙니다. '온프레미스 AD가 없으면 불가'는 이제 틀린 말이에요. 다만 클라이언트</w:t>
       </w:r>
       <w:r>
         <w:t xml:space="preserve"> </w:t>
@@ -2047,67 +2367,13 @@
       <w:r>
         <w:t xml:space="preserve">(하이브리드는 Win10 2004+/WS2022도 됩니다).</w:t>
       </w:r>
-      <w:r>
-        <w:t xml:space="preserve"> </w:t>
-      </w:r>
-      <w:r>
-        <w:t xml:space="preserve">그리고</w:t>
-      </w:r>
-      <w:r>
-        <w:t xml:space="preserve"> </w:t>
-      </w:r>
-      <w:r>
-        <w:rPr>
-          <w:b/>
-        </w:rPr>
-        <w:t xml:space="preserve">MFA</w:t>
-      </w:r>
-      <w:r>
-        <w:t xml:space="preserve"> </w:t>
-      </w:r>
-      <w:r>
-        <w:t xml:space="preserve">— 3열만의 함정인데, 스토리지 앱을 CA 정책에서</w:t>
-      </w:r>
-      <w:r>
-        <w:t xml:space="preserve"> </w:t>
-      </w:r>
-      <w:r>
-        <w:rPr>
-          <w:b/>
-        </w:rPr>
-        <w:t xml:space="preserve">제외</w:t>
-      </w:r>
-      <w:r>
-        <w:t xml:space="preserve">하지 않으면</w:t>
-      </w:r>
-      <w:r>
-        <w:t xml:space="preserve"> </w:t>
-      </w:r>
-      <w:r>
-        <w:t xml:space="preserve">1327로 마운트가 죽습니다. SMB는 대화형 MFA를 못 하니까요.</w:t>
-      </w:r>
     </w:p>
     <w:p>
       <w:pPr>
         <w:pStyle w:val="BodyText"/>
       </w:pPr>
       <w:r>
-        <w:t xml:space="preserve">스토리지 계정 쪽 행은</w:t>
-      </w:r>
-      <w:r>
-        <w:t xml:space="preserve"> </w:t>
-      </w:r>
-      <w:r>
-        <w:rPr>
-          <w:b/>
-        </w:rPr>
-        <w:t xml:space="preserve">슬라이드 6에서 통째로</w:t>
-      </w:r>
-      <w:r>
-        <w:t xml:space="preserve"> </w:t>
-      </w:r>
-      <w:r>
-        <w:t xml:space="preserve">다룹니다. 마지막으로 각주 —</w:t>
+        <w:t xml:space="preserve">그리고 각주 —</w:t>
       </w:r>
       <w:r>
         <w:t xml:space="preserve"> </w:t>
@@ -2119,13 +2385,13 @@
         <w:t xml:space="preserve">계정 하나에 소스는 하나뿐</w:t>
       </w:r>
       <w:r>
-        <w:t xml:space="preserve">입니다. 정책이 아니라 제약이에요. 그래서 세션 2는 이</w:t>
-      </w:r>
-      <w:r>
-        <w:t xml:space="preserve"> </w:t>
-      </w:r>
-      <w:r>
-        <w:t xml:space="preserve">계정을 바꾸는 게 아니라</w:t>
+        <w:t xml:space="preserve">입니다. 정책이 아니라 제약이에요.</w:t>
+      </w:r>
+      <w:r>
+        <w:t xml:space="preserve"> </w:t>
+      </w:r>
+      <w:r>
+        <w:t xml:space="preserve">그래서 세션 2는 이 계정을 바꾸는 게 아니라</w:t>
       </w:r>
       <w:r>
         <w:t xml:space="preserve"> </w:t>
@@ -2140,13 +2406,13 @@
         <w:t xml:space="preserve"> </w:t>
       </w:r>
       <w:r>
-        <w:t xml:space="preserve">오늘 환경은 그대로 두셔도</w:t>
-      </w:r>
-      <w:r>
-        <w:t xml:space="preserve"> </w:t>
-      </w:r>
-      <w:r>
-        <w:t xml:space="preserve">됩니다."</w:t>
+        <w:t xml:space="preserve">오늘 환경은 그대로 두셔도 됩니다.</w:t>
+      </w:r>
+      <w:r>
+        <w:t xml:space="preserve"> </w:t>
+      </w:r>
+      <w:r>
+        <w:t xml:space="preserve">"</w:t>
       </w:r>
     </w:p>
     <w:p>
@@ -2163,34 +2429,13 @@
         <w:t xml:space="preserve"> </w:t>
       </w:r>
       <w:r>
-        <w:t xml:space="preserve">1분 15초.</w:t>
-      </w:r>
-      <w:r>
-        <w:t xml:space="preserve"> </w:t>
-      </w:r>
-      <w:r>
-        <w:rPr>
-          <w:b/>
-        </w:rPr>
-        <w:t xml:space="preserve">"표를 다 읽지 않겠습니다"를 반드시 소리 내어 말할 것</w:t>
-      </w:r>
-      <w:r>
-        <w:t xml:space="preserve"> </w:t>
-      </w:r>
-      <w:r>
-        <w:t xml:space="preserve">—</w:t>
-      </w:r>
-      <w:r>
-        <w:t xml:space="preserve"> </w:t>
-      </w:r>
-      <w:r>
-        <w:t xml:space="preserve">안 그러면 청중은 화면에 있는데 설명 안 하는 행들을 누락으로 받아들입니다. 명시하면</w:t>
-      </w:r>
-      <w:r>
-        <w:t xml:space="preserve"> </w:t>
-      </w:r>
-      <w:r>
-        <w:t xml:space="preserve">생략이 의도가 됩니다.</w:t>
+        <w:t xml:space="preserve">1분 45초. 원래 배정은 1분인데 늘었습니다 — 리허설에서 실측하고</w:t>
+      </w:r>
+      <w:r>
+        <w:t xml:space="preserve"> </w:t>
+      </w:r>
+      <w:r>
+        <w:t xml:space="preserve">판단하세요.</w:t>
       </w:r>
     </w:p>
     <w:p>
@@ -2198,31 +2443,28 @@
         <w:pStyle w:val="BodyText"/>
       </w:pPr>
       <w:r>
-        <w:t xml:space="preserve">짚는 세 행은</w:t>
-      </w:r>
-      <w:r>
-        <w:t xml:space="preserve"> </w:t>
-      </w:r>
-      <w:r>
-        <w:rPr>
-          <w:b/>
-        </w:rPr>
-        <w:t xml:space="preserve">오리엔테이션에 쓰이는 것들</w:t>
-      </w:r>
-      <w:r>
-        <w:t xml:space="preserve">로 골랐습니다: 발급 주체(근본 차이),</w:t>
-      </w:r>
-      <w:r>
-        <w:t xml:space="preserve"> </w:t>
-      </w:r>
-      <w:r>
-        <w:t xml:space="preserve">DC 시야(아키텍처 결과), 전형적 시나리오(고객 분류). 클라이언트 조인 요건과 사용자</w:t>
-      </w:r>
-      <w:r>
-        <w:t xml:space="preserve"> </w:t>
-      </w:r>
-      <w:r>
-        <w:t xml:space="preserve">identity 유형은 질문 나올 때만.</w:t>
+        <w:rPr>
+          <w:b/>
+        </w:rPr>
+        <w:t xml:space="preserve">순서가 핵심입니다.</w:t>
+      </w:r>
+      <w:r>
+        <w:t xml:space="preserve"> </w:t>
+      </w:r>
+      <w:r>
+        <w:t xml:space="preserve">이 장표가 무엇인지(셋을 비교) → 각 열이 무엇인지 한 줄씩 →</w:t>
+      </w:r>
+      <w:r>
+        <w:t xml:space="preserve"> </w:t>
+      </w:r>
+      <w:r>
+        <w:t xml:space="preserve">그 다음에 행. 열 설명 없이 행부터 들어가면 청중이 표를 스스로 해독하느라 멘트를</w:t>
+      </w:r>
+      <w:r>
+        <w:t xml:space="preserve"> </w:t>
+      </w:r>
+      <w:r>
+        <w:t xml:space="preserve">못 듣습니다.</w:t>
       </w:r>
     </w:p>
     <w:p>
@@ -2230,13 +2472,78 @@
         <w:pStyle w:val="BodyText"/>
       </w:pPr>
       <w:r>
-        <w:t xml:space="preserve">시간이 남으면 8행 전부 읽어도 되지만 3분 걸립니다 — 개념부가 이미 빠듯하니</w:t>
-      </w:r>
-      <w:r>
-        <w:t xml:space="preserve"> </w:t>
-      </w:r>
-      <w:r>
-        <w:t xml:space="preserve">리허설 실측 후에 판단하세요.</w:t>
+        <w:rPr>
+          <w:b/>
+        </w:rPr>
+        <w:t xml:space="preserve">두 행이 뒤 슬라이드의 복선입니다.</w:t>
+      </w:r>
+      <w:r>
+        <w:t xml:space="preserve"> </w:t>
+      </w:r>
+      <w:r>
+        <w:t xml:space="preserve">사용자 identity의</w:t>
+      </w:r>
+      <w:r>
+        <w:t xml:space="preserve"> </w:t>
+      </w:r>
+      <w:r>
+        <w:rPr>
+          <w:rStyle w:val="VerbatimChar"/>
+        </w:rPr>
+        <w:t xml:space="preserve">DefaultSharePermission</w:t>
+      </w:r>
+      <w:r>
+        <w:t xml:space="preserve">은</w:t>
+      </w:r>
+      <w:r>
+        <w:t xml:space="preserve"> </w:t>
+      </w:r>
+      <w:r>
+        <w:t xml:space="preserve">슬라이드 30에서</w:t>
+      </w:r>
+      <w:r>
+        <w:t xml:space="preserve"> </w:t>
+      </w:r>
+      <w:r>
+        <w:rPr>
+          <w:rStyle w:val="VerbatimChar"/>
+        </w:rPr>
+        <w:t xml:space="preserve">CheckSidHasAadUser</w:t>
+      </w:r>
+      <w:r>
+        <w:t xml:space="preserve">가</w:t>
+      </w:r>
+      <w:r>
+        <w:t xml:space="preserve"> </w:t>
+      </w:r>
+      <w:r>
+        <w:rPr>
+          <w:b/>
+        </w:rPr>
+        <w:t xml:space="preserve">설계상 실패하는 이유</w:t>
+      </w:r>
+      <w:r>
+        <w:t xml:space="preserve">가 되고, 스토리지 계정</w:t>
+      </w:r>
+      <w:r>
+        <w:t xml:space="preserve"> </w:t>
+      </w:r>
+      <w:r>
+        <w:t xml:space="preserve">쪽 행은 슬라이드 6(메커니즘 1) 그 자체입니다. 이 두 줄을 여기서 심어두면 뒤가</w:t>
+      </w:r>
+      <w:r>
+        <w:t xml:space="preserve"> </w:t>
+      </w:r>
+      <w:r>
+        <w:t xml:space="preserve">훨씬 수월합니다.</w:t>
+      </w:r>
+    </w:p>
+    <w:p>
+      <w:pPr>
+        <w:pStyle w:val="BodyText"/>
+      </w:pPr>
+      <w:r>
+        <w:t xml:space="preserve">밀리면 2열(Entra DS) 설명을 "가장 덜 쓰이니 넘어갑니다" 한 마디로 줄이세요.</w:t>
       </w:r>
     </w:p>
     <w:p>
@@ -2915,6 +3222,434 @@
     </w:p>
     <w:p>
       <w:pPr>
+        <w:pStyle w:val="BlockText"/>
+      </w:pPr>
+      <w:r>
+        <w:rPr>
+          <w:b/>
+        </w:rPr>
+        <w:t xml:space="preserve">예상 질문 — "TGT는 로그온 때 받는다면서, purge하고 다시 마운트하면 어떻게</w:t>
+      </w:r>
+      <w:r>
+        <w:rPr>
+          <w:b/>
+        </w:rPr>
+        <w:t xml:space="preserve"> </w:t>
+      </w:r>
+      <w:r>
+        <w:rPr>
+          <w:b/>
+        </w:rPr>
+        <w:t xml:space="preserve">서비스 티켓이 나오죠? 재로그인을 안 했는데."</w:t>
+      </w:r>
+    </w:p>
+    <w:p>
+      <w:pPr>
+        <w:pStyle w:val="BlockText"/>
+      </w:pPr>
+      <w:r>
+        <w:t xml:space="preserve">스페셜리스트 방에서 나올 법한 질문이고, 답이 좋습니다.</w:t>
+      </w:r>
+    </w:p>
+    <w:p>
+      <w:pPr>
+        <w:pStyle w:val="BlockText"/>
+      </w:pPr>
+      <w:r>
+        <w:rPr>
+          <w:b/>
+        </w:rPr>
+        <w:t xml:space="preserve">TGT가 따로 저장되는 게 아니라, TGT를 다시 받아올 수 있는 자격 증명이 남아</w:t>
+      </w:r>
+      <w:r>
+        <w:rPr>
+          <w:b/>
+        </w:rPr>
+        <w:t xml:space="preserve"> </w:t>
+      </w:r>
+      <w:r>
+        <w:rPr>
+          <w:b/>
+        </w:rPr>
+        <w:t xml:space="preserve">있는 겁니다.</w:t>
+      </w:r>
+      <w:r>
+        <w:t xml:space="preserve"> </w:t>
+      </w:r>
+      <w:r>
+        <w:t xml:space="preserve">로그온 세션은 두 가지를 갖습니다 — 티켓 캐시, 그리고 그 세션의</w:t>
+      </w:r>
+      <w:r>
+        <w:t xml:space="preserve"> </w:t>
+      </w:r>
+      <w:r>
+        <w:rPr>
+          <w:b/>
+        </w:rPr>
+        <w:t xml:space="preserve">자격 증명 자료</w:t>
+      </w:r>
+      <w:r>
+        <w:t xml:space="preserve">.</w:t>
+      </w:r>
+      <w:r>
+        <w:t xml:space="preserve"> </w:t>
+      </w:r>
+      <w:r>
+        <w:rPr>
+          <w:rStyle w:val="VerbatimChar"/>
+        </w:rPr>
+        <w:t xml:space="preserve">klist purge</w:t>
+      </w:r>
+      <w:r>
+        <w:t xml:space="preserve">는 앞의 것만 비웁니다. 그래서 다음에 Kerberos가</w:t>
+      </w:r>
+      <w:r>
+        <w:t xml:space="preserve"> </w:t>
+      </w:r>
+      <w:r>
+        <w:t xml:space="preserve">필요해지면 SSP가 "TGT가 없네" 하고</w:t>
+      </w:r>
+      <w:r>
+        <w:t xml:space="preserve"> </w:t>
+      </w:r>
+      <w:r>
+        <w:rPr>
+          <w:b/>
+        </w:rPr>
+        <w:t xml:space="preserve">남은 자격 증명으로 AS-REQ를 다시 보냅니다.</w:t>
+      </w:r>
+      <w:r>
+        <w:t xml:space="preserve"> </w:t>
+      </w:r>
+      <w:r>
+        <w:t xml:space="preserve">사용자에게 아무것도 안 묻고요. 새 리소스에 접근할 때마다 암호를 안 묻는 것과</w:t>
+      </w:r>
+      <w:r>
+        <w:t xml:space="preserve"> </w:t>
+      </w:r>
+      <w:r>
+        <w:t xml:space="preserve">같은 메커니즘입니다.</w:t>
+      </w:r>
+    </w:p>
+    <w:p>
+      <w:pPr>
+        <w:pStyle w:val="BlockText"/>
+      </w:pPr>
+      <w:r>
+        <w:rPr>
+          <w:b/>
+        </w:rPr>
+        <w:t xml:space="preserve">증거는 랩 캡처에 그대로 있습니다.</w:t>
+      </w:r>
+      <w:r>
+        <w:t xml:space="preserve"> </w:t>
+      </w:r>
+      <w:r>
+        <w:t xml:space="preserve">purge 뒤에 잡은 트레이스에는</w:t>
+      </w:r>
+      <w:r>
+        <w:t xml:space="preserve"> </w:t>
+      </w:r>
+      <w:r>
+        <w:rPr>
+          <w:rStyle w:val="VerbatimChar"/>
+        </w:rPr>
+        <w:t xml:space="preserve">AS-REQ → PREAUTH_REQUIRED → AS-REQ → AS-REP → TGS-REQ → TGS-REP</w:t>
+      </w:r>
+      <w:r>
+        <w:t xml:space="preserve">이 다 보입니다.</w:t>
+      </w:r>
+      <w:r>
+        <w:t xml:space="preserve"> </w:t>
+      </w:r>
+      <w:r>
+        <w:t xml:space="preserve">purge 없이 마운트했다면</w:t>
+      </w:r>
+      <w:r>
+        <w:t xml:space="preserve"> </w:t>
+      </w:r>
+      <w:r>
+        <w:rPr>
+          <w:b/>
+        </w:rPr>
+        <w:t xml:space="preserve">TGS 왕복만</w:t>
+      </w:r>
+      <w:r>
+        <w:t xml:space="preserve"> </w:t>
+      </w:r>
+      <w:r>
+        <w:t xml:space="preserve">보였을 거예요. 저 AS 교환이 말없이 일어난</w:t>
+      </w:r>
+      <w:r>
+        <w:t xml:space="preserve"> </w:t>
+      </w:r>
+      <w:r>
+        <w:t xml:space="preserve">재인증입니다. 슬라이드 12에서 "PREAUTH_REQUIRED는 정상"이라고 할 때 이 얘기를</w:t>
+      </w:r>
+      <w:r>
+        <w:t xml:space="preserve"> </w:t>
+      </w:r>
+      <w:r>
+        <w:t xml:space="preserve">같이 하면 좋습니다.</w:t>
+      </w:r>
+    </w:p>
+    <w:p>
+      <w:pPr>
+        <w:pStyle w:val="BlockText"/>
+      </w:pPr>
+      <w:r>
+        <w:rPr>
+          <w:b/>
+        </w:rPr>
+        <w:t xml:space="preserve">함의 두 가지.</w:t>
+      </w:r>
+      <w:r>
+        <w:t xml:space="preserve"> </w:t>
+      </w:r>
+      <w:r>
+        <w:t xml:space="preserve">① purge가 안전한 리셋인 건</w:t>
+      </w:r>
+      <w:r>
+        <w:t xml:space="preserve"> </w:t>
+      </w:r>
+      <w:r>
+        <w:rPr>
+          <w:b/>
+        </w:rPr>
+        <w:t xml:space="preserve">DC에 닿을 수 있을 때만</w:t>
+      </w:r>
+      <w:r>
+        <w:t xml:space="preserve">입니다 —</w:t>
+      </w:r>
+      <w:r>
+        <w:t xml:space="preserve"> </w:t>
+      </w:r>
+      <w:r>
+        <w:t xml:space="preserve">오프라인이면 새 TGT를 못 받습니다. ② purge는</w:t>
+      </w:r>
+      <w:r>
+        <w:t xml:space="preserve"> </w:t>
+      </w:r>
+      <w:r>
+        <w:rPr>
+          <w:b/>
+        </w:rPr>
+        <w:t xml:space="preserve">암호를 재검증하지 않습니다.</w:t>
+      </w:r>
+      <w:r>
+        <w:t xml:space="preserve"> </w:t>
+      </w:r>
+      <w:r>
+        <w:t xml:space="preserve">캐시된 자격 증명을 쓰니까요. "암호를 바꿨는데 왜 아직 되지?"가 여기서 나옵니다 —</w:t>
+      </w:r>
+      <w:r>
+        <w:t xml:space="preserve"> </w:t>
+      </w:r>
+      <w:r>
+        <w:t xml:space="preserve">반영되려면 다시 로그온해야 합니다.</w:t>
+      </w:r>
+    </w:p>
+    <w:p>
+      <w:pPr>
+        <w:pStyle w:val="BlockText"/>
+      </w:pPr>
+      <w:r>
+        <w:rPr>
+          <w:b/>
+        </w:rPr>
+        <w:t xml:space="preserve">세션 2에서는 같은 원리, 다른 비밀.</w:t>
+      </w:r>
+      <w:r>
+        <w:t xml:space="preserve"> </w:t>
+      </w:r>
+      <w:r>
+        <w:t xml:space="preserve">클라우드 TGT를 purge해도</w:t>
+      </w:r>
+      <w:r>
+        <w:t xml:space="preserve"> </w:t>
+      </w:r>
+      <w:r>
+        <w:rPr>
+          <w:b/>
+        </w:rPr>
+        <w:t xml:space="preserve">PRT가 LSA에</w:t>
+      </w:r>
+      <w:r>
+        <w:rPr>
+          <w:b/>
+        </w:rPr>
+        <w:t xml:space="preserve"> </w:t>
+      </w:r>
+      <w:r>
+        <w:rPr>
+          <w:b/>
+        </w:rPr>
+        <w:t xml:space="preserve">남아 있어서</w:t>
+      </w:r>
+      <w:r>
+        <w:t xml:space="preserve">(만료 2주) 그걸로 새 클라우드 TGT를 받습니다. 온프렘은 캐시된 자격</w:t>
+      </w:r>
+      <w:r>
+        <w:t xml:space="preserve"> </w:t>
+      </w:r>
+      <w:r>
+        <w:t xml:space="preserve">증명 → 새 AS-REQ, 클라우드는 PRT → 새 클라우드 TGT. 구조가 같습니다.</w:t>
+      </w:r>
+    </w:p>
+    <w:p>
+      <w:pPr>
+        <w:pStyle w:val="FirstParagraph"/>
+      </w:pPr>
+      <w:r>
+        <w:rPr>
+          <w:b/>
+        </w:rPr>
+        <w:t xml:space="preserve">진행 메모:</w:t>
+      </w:r>
+      <w:r>
+        <w:t xml:space="preserve"> </w:t>
+      </w:r>
+      <w:r>
+        <w:t xml:space="preserve">2.5분. "티켓이 왜 이렇게 많냐" 질문 차단 + purge의 의미를 정확히.</w:t>
+      </w:r>
+      <w:r>
+        <w:t xml:space="preserve"> </w:t>
+      </w:r>
+      <w:r>
+        <w:t xml:space="preserve">푸터의 "purge해도 SMB 세션은 안 끊긴다"는 여기선 지나가듯 — Lab 2에서 몸으로</w:t>
+      </w:r>
+      <w:r>
+        <w:t xml:space="preserve"> </w:t>
+      </w:r>
+      <w:r>
+        <w:t xml:space="preserve">배웁니다.</w:t>
+      </w:r>
+    </w:p>
+    <w:p>
+      <w:pPr>
+        <w:pStyle w:val="Heading2"/>
+      </w:pPr>
+      <w:bookmarkStart w:id="33" w:name="X93eeef98022a5bad6c9bddc0c8f51bc8e38de74"/>
+      <w:r>
+        <w:t xml:space="preserve">슬라이드 8 · [메커니즘 3/3] Ticket Keys &amp; Error 1396 — 0:14</w:t>
+      </w:r>
+      <w:bookmarkEnd w:id="33"/>
+    </w:p>
+    <w:p>
+      <w:pPr>
+        <w:pStyle w:val="FirstParagraph"/>
+      </w:pPr>
+      <w:r>
+        <w:rPr>
+          <w:b/>
+        </w:rPr>
+        <w:t xml:space="preserve">멘트:</w:t>
+      </w:r>
+      <w:r>
+        <w:t xml:space="preserve"> </w:t>
+      </w:r>
+      <w:r>
+        <w:t xml:space="preserve">"오늘 제일 중요한 슬라이드입니다. Kerberos는 대칭키고, 티켓은 받을</w:t>
+      </w:r>
+      <w:r>
+        <w:t xml:space="preserve"> </w:t>
+      </w:r>
+      <w:r>
+        <w:t xml:space="preserve">사람의 키로</w:t>
+      </w:r>
+      <w:r>
+        <w:t xml:space="preserve"> </w:t>
+      </w:r>
+      <w:r>
+        <w:rPr>
+          <w:b/>
+        </w:rPr>
+        <w:t xml:space="preserve">암호화</w:t>
+      </w:r>
+      <w:r>
+        <w:t xml:space="preserve">합니다. TGT는 krbtgt 키로 — KDC만 복호화합니다. 서비스</w:t>
+      </w:r>
+      <w:r>
+        <w:t xml:space="preserve"> </w:t>
+      </w:r>
+      <w:r>
+        <w:t xml:space="preserve">티켓은 스토리지 계정 kerb 키로 — Azure Files만 복호화하고, kerb1 실패하면</w:t>
+      </w:r>
+      <w:r>
+        <w:t xml:space="preserve"> </w:t>
+      </w:r>
+      <w:r>
+        <w:t xml:space="preserve">kerb2로 재시도합니다. 둘 다 실패하면? KDC는 자기 일을 다 했고 티켓도 멀쩡한데</w:t>
+      </w:r>
+      <w:r>
+        <w:t xml:space="preserve"> </w:t>
+      </w:r>
+      <w:r>
+        <w:t xml:space="preserve">서비스가 복호화를 못 하는 겁니다. 와이어에서는 KRB_AP_ERR_MODIFIED, Windows가</w:t>
+      </w:r>
+      <w:r>
+        <w:t xml:space="preserve"> </w:t>
+      </w:r>
+      <w:r>
+        <w:t xml:space="preserve">보여주는 건</w:t>
+      </w:r>
+      <w:r>
+        <w:t xml:space="preserve"> </w:t>
+      </w:r>
+      <w:r>
+        <w:rPr>
+          <w:b/>
+        </w:rPr>
+        <w:t xml:space="preserve">System error 1396 — '대상 계정 이름이 잘못되었습니다'</w:t>
+      </w:r>
+      <w:r>
+        <w:t xml:space="preserve"> </w:t>
+      </w:r>
+      <w:r>
+        <w:t xml:space="preserve">(ERROR_WRONG_TARGET_NAME)입니다. 에러 문구가 계정 이름을 탓하지만 실체는</w:t>
+      </w:r>
+      <w:r>
+        <w:t xml:space="preserve"> </w:t>
+      </w:r>
+      <w:r>
+        <w:t xml:space="preserve">복호화 실패라는 것, 기억해 두세요. 그리고 아래 불릿 —</w:t>
+      </w:r>
+      <w:r>
+        <w:t xml:space="preserve"> </w:t>
+      </w:r>
+      <w:r>
+        <w:rPr>
+          <w:b/>
+        </w:rPr>
+        <w:t xml:space="preserve">AES 키는 salt를</w:t>
+      </w:r>
+      <w:r>
+        <w:rPr>
+          <w:b/>
+        </w:rPr>
+        <w:t xml:space="preserve"> </w:t>
+      </w:r>
+      <w:r>
+        <w:rPr>
+          <w:b/>
+        </w:rPr>
+        <w:t xml:space="preserve">쓰는데, 그 salt는 키를 만드는 순간 각인됩니다.</w:t>
+      </w:r>
+      <w:r>
+        <w:t xml:space="preserve"> </w:t>
+      </w:r>
+      <w:r>
+        <w:t xml:space="preserve">이따 Lab 2가 정확히 여기서</w:t>
+      </w:r>
+      <w:r>
+        <w:t xml:space="preserve"> </w:t>
+      </w:r>
+      <w:r>
+        <w:t xml:space="preserve">터집니다."</w:t>
+      </w:r>
+    </w:p>
+    <w:p>
+      <w:pPr>
         <w:pStyle w:val="BodyText"/>
       </w:pPr>
       <w:r>
@@ -2927,30 +3662,24 @@
         <w:t xml:space="preserve"> </w:t>
       </w:r>
       <w:r>
-        <w:t xml:space="preserve">2.5분. "티켓이 왜 이렇게 많냐" 질문 차단 + purge의 의미를 정확히.</w:t>
-      </w:r>
-      <w:r>
-        <w:t xml:space="preserve"> </w:t>
-      </w:r>
-      <w:r>
-        <w:t xml:space="preserve">푸터의 "purge해도 SMB 세션은 안 끊긴다"는 여기선 지나가듯 — Lab 2에서 몸으로</w:t>
-      </w:r>
-      <w:r>
-        <w:t xml:space="preserve"> </w:t>
-      </w:r>
-      <w:r>
-        <w:t xml:space="preserve">배웁니다.</w:t>
+        <w:t xml:space="preserve">2.5분, 덱의 클라이맥스. salt 불릿을 반드시 짚을 것 — Lab 2의</w:t>
+      </w:r>
+      <w:r>
+        <w:t xml:space="preserve"> </w:t>
+      </w:r>
+      <w:r>
+        <w:t xml:space="preserve">복선입니다.</w:t>
       </w:r>
     </w:p>
     <w:p>
       <w:pPr>
         <w:pStyle w:val="Heading2"/>
       </w:pPr>
-      <w:bookmarkStart w:id="33" w:name="X93eeef98022a5bad6c9bddc0c8f51bc8e38de74"/>
-      <w:r>
-        <w:t xml:space="preserve">슬라이드 8 · [메커니즘 3/3] Ticket Keys &amp; Error 1396 — 0:14</w:t>
-      </w:r>
-      <w:bookmarkEnd w:id="33"/>
+      <w:bookmarkStart w:id="34" w:name="슬라이드-9--evidence-sources--017"/>
+      <w:r>
+        <w:t xml:space="preserve">슬라이드 9 · Evidence Sources — 0:17</w:t>
+      </w:r>
+      <w:bookmarkEnd w:id="34"/>
     </w:p>
     <w:p>
       <w:pPr>
@@ -2966,103 +3695,94 @@
         <w:t xml:space="preserve"> </w:t>
       </w:r>
       <w:r>
-        <w:t xml:space="preserve">"오늘 제일 중요한 슬라이드입니다. Kerberos는 대칭키고, 티켓은 받을</w:t>
-      </w:r>
-      <w:r>
-        <w:t xml:space="preserve"> </w:t>
-      </w:r>
-      <w:r>
-        <w:t xml:space="preserve">사람의 키로</w:t>
-      </w:r>
-      <w:r>
-        <w:t xml:space="preserve"> </w:t>
-      </w:r>
-      <w:r>
-        <w:rPr>
-          <w:b/>
-        </w:rPr>
-        <w:t xml:space="preserve">암호화</w:t>
-      </w:r>
-      <w:r>
-        <w:t xml:space="preserve">합니다. TGT는 krbtgt 키로 — KDC만 복호화합니다. 서비스</w:t>
-      </w:r>
-      <w:r>
-        <w:t xml:space="preserve"> </w:t>
-      </w:r>
-      <w:r>
-        <w:t xml:space="preserve">티켓은 스토리지 계정 kerb 키로 — Azure Files만 복호화하고, kerb1 실패하면</w:t>
-      </w:r>
-      <w:r>
-        <w:t xml:space="preserve"> </w:t>
-      </w:r>
-      <w:r>
-        <w:t xml:space="preserve">kerb2로 재시도합니다. 둘 다 실패하면? KDC는 자기 일을 다 했고 티켓도 멀쩡한데</w:t>
-      </w:r>
-      <w:r>
-        <w:t xml:space="preserve"> </w:t>
-      </w:r>
-      <w:r>
-        <w:t xml:space="preserve">서비스가 복호화를 못 하는 겁니다. 와이어에서는 KRB_AP_ERR_MODIFIED, Windows가</w:t>
-      </w:r>
-      <w:r>
-        <w:t xml:space="preserve"> </w:t>
-      </w:r>
-      <w:r>
-        <w:t xml:space="preserve">보여주는 건</w:t>
-      </w:r>
-      <w:r>
-        <w:t xml:space="preserve"> </w:t>
-      </w:r>
-      <w:r>
-        <w:rPr>
-          <w:b/>
-        </w:rPr>
-        <w:t xml:space="preserve">System error 1396 — '대상 계정 이름이 잘못되었습니다'</w:t>
-      </w:r>
-      <w:r>
-        <w:t xml:space="preserve"> </w:t>
-      </w:r>
-      <w:r>
-        <w:t xml:space="preserve">(ERROR_WRONG_TARGET_NAME)입니다. 에러 문구가 계정 이름을 탓하지만 실체는</w:t>
-      </w:r>
-      <w:r>
-        <w:t xml:space="preserve"> </w:t>
-      </w:r>
-      <w:r>
-        <w:t xml:space="preserve">복호화 실패라는 것, 기억해 두세요. 그리고 아래 불릿 —</w:t>
-      </w:r>
-      <w:r>
-        <w:t xml:space="preserve"> </w:t>
-      </w:r>
-      <w:r>
-        <w:rPr>
-          <w:b/>
-        </w:rPr>
-        <w:t xml:space="preserve">AES 키는 salt를</w:t>
-      </w:r>
-      <w:r>
-        <w:rPr>
-          <w:b/>
-        </w:rPr>
-        <w:t xml:space="preserve"> </w:t>
-      </w:r>
-      <w:r>
-        <w:rPr>
-          <w:b/>
-        </w:rPr>
-        <w:t xml:space="preserve">쓰는데, 그 salt는 키를 만드는 순간 각인됩니다.</w:t>
-      </w:r>
-      <w:r>
-        <w:t xml:space="preserve"> </w:t>
-      </w:r>
-      <w:r>
-        <w:t xml:space="preserve">이따 Lab 2가 정확히 여기서</w:t>
-      </w:r>
-      <w:r>
-        <w:t xml:space="preserve"> </w:t>
-      </w:r>
-      <w:r>
-        <w:t xml:space="preserve">터집니다."</w:t>
+        <w:t xml:space="preserve">"증거가 사는 곳은 세 군데 — 아까 지도의 '여기의 증거' 표시</w:t>
+      </w:r>
+      <w:r>
+        <w:t xml:space="preserve"> </w:t>
+      </w:r>
+      <w:r>
+        <w:t xml:space="preserve">그대로입니다.</w:t>
+      </w:r>
+      <w:r>
+        <w:t xml:space="preserve"> </w:t>
+      </w:r>
+      <w:r>
+        <w:rPr>
+          <w:b/>
+        </w:rPr>
+        <w:t xml:space="preserve">클라이언트</w:t>
+      </w:r>
+      <w:r>
+        <w:t xml:space="preserve">에는 klist(어떤 티켓, 어떤 etype)와 Kerberos·SMBClient</w:t>
+      </w:r>
+      <w:r>
+        <w:t xml:space="preserve"> </w:t>
+      </w:r>
+      <w:r>
+        <w:t xml:space="preserve">Operational 로그(어느 DC를 썼는지, 세션 셋업까지 갔는지).</w:t>
+      </w:r>
+      <w:r>
+        <w:t xml:space="preserve"> </w:t>
+      </w:r>
+      <w:r>
+        <w:rPr>
+          <w:b/>
+        </w:rPr>
+        <w:t xml:space="preserve">DC</w:t>
+      </w:r>
+      <w:r>
+        <w:t xml:space="preserve">에는 이벤트</w:t>
+      </w:r>
+      <w:r>
+        <w:t xml:space="preserve"> </w:t>
+      </w:r>
+      <w:r>
+        <w:t xml:space="preserve">4769 — KDC 자신의 기록이라 요청된 그대로의 SPN, 티켓 암호화 타입, 거부했다면</w:t>
+      </w:r>
+      <w:r>
+        <w:t xml:space="preserve"> </w:t>
+      </w:r>
+      <w:r>
+        <w:t xml:space="preserve">실패 코드까지 남습니다. 대부분 안 보는 로그인데 가장 결정적이에요. 로그온</w:t>
+      </w:r>
+      <w:r>
+        <w:t xml:space="preserve"> </w:t>
+      </w:r>
+      <w:r>
+        <w:t xml:space="preserve">쪽은 4768이 같은 역할입니다. 그리고</w:t>
+      </w:r>
+      <w:r>
+        <w:t xml:space="preserve"> </w:t>
+      </w:r>
+      <w:r>
+        <w:rPr>
+          <w:b/>
+        </w:rPr>
+        <w:t xml:space="preserve">네트워크 트레이스</w:t>
+      </w:r>
+      <w:r>
+        <w:t xml:space="preserve"> </w:t>
+      </w:r>
+      <w:r>
+        <w:t xml:space="preserve">— 실제 KRB-ERROR</w:t>
+      </w:r>
+      <w:r>
+        <w:t xml:space="preserve"> </w:t>
+      </w:r>
+      <w:r>
+        <w:t xml:space="preserve">코드, 제시된 etype과 반환된 etype, 협상된 dialect와 cipher가 원문 그대로</w:t>
+      </w:r>
+      <w:r>
+        <w:t xml:space="preserve"> </w:t>
+      </w:r>
+      <w:r>
+        <w:t xml:space="preserve">있습니다. 세 곳이 각각 다른 질문에 답하니, 하나만 보고 결론 내리지 않는 게</w:t>
+      </w:r>
+      <w:r>
+        <w:t xml:space="preserve"> </w:t>
+      </w:r>
+      <w:r>
+        <w:t xml:space="preserve">요령입니다."</w:t>
       </w:r>
     </w:p>
     <w:p>
@@ -3079,24 +3799,24 @@
         <w:t xml:space="preserve"> </w:t>
       </w:r>
       <w:r>
-        <w:t xml:space="preserve">2.5분, 덱의 클라이맥스. salt 불릿을 반드시 짚을 것 — Lab 2의</w:t>
-      </w:r>
-      <w:r>
-        <w:t xml:space="preserve"> </w:t>
-      </w:r>
-      <w:r>
-        <w:t xml:space="preserve">복선입니다.</w:t>
+        <w:t xml:space="preserve">2분. "4769 정기적으로 보시는 분?" 물어보면 반응이 좋습니다.</w:t>
+      </w:r>
+      <w:r>
+        <w:t xml:space="preserve"> </w:t>
+      </w:r>
+      <w:r>
+        <w:t xml:space="preserve">수집 스크립트 얘기는 여기서 하지 말 것 — 12번이 그 슬라이드입니다.</w:t>
       </w:r>
     </w:p>
     <w:p>
       <w:pPr>
         <w:pStyle w:val="Heading2"/>
       </w:pPr>
-      <w:bookmarkStart w:id="34" w:name="슬라이드-9--evidence-sources--017"/>
-      <w:r>
-        <w:t xml:space="preserve">슬라이드 9 · Evidence Sources — 0:17</w:t>
-      </w:r>
-      <w:bookmarkEnd w:id="34"/>
+      <w:bookmarkStart w:id="35" w:name="슬라이드-10--error-map--019"/>
+      <w:r>
+        <w:t xml:space="preserve">슬라이드 10 · Error Map — 0:19</w:t>
+      </w:r>
+      <w:bookmarkEnd w:id="35"/>
     </w:p>
     <w:p>
       <w:pPr>
@@ -3112,94 +3832,34 @@
         <w:t xml:space="preserve"> </w:t>
       </w:r>
       <w:r>
-        <w:t xml:space="preserve">"증거가 사는 곳은 세 군데 — 아까 지도의 '여기의 증거' 표시</w:t>
-      </w:r>
-      <w:r>
-        <w:t xml:space="preserve"> </w:t>
-      </w:r>
-      <w:r>
-        <w:t xml:space="preserve">그대로입니다.</w:t>
-      </w:r>
-      <w:r>
-        <w:t xml:space="preserve"> </w:t>
-      </w:r>
-      <w:r>
-        <w:rPr>
-          <w:b/>
-        </w:rPr>
-        <w:t xml:space="preserve">클라이언트</w:t>
-      </w:r>
-      <w:r>
-        <w:t xml:space="preserve">에는 klist(어떤 티켓, 어떤 etype)와 Kerberos·SMBClient</w:t>
-      </w:r>
-      <w:r>
-        <w:t xml:space="preserve"> </w:t>
-      </w:r>
-      <w:r>
-        <w:t xml:space="preserve">Operational 로그(어느 DC를 썼는지, 세션 셋업까지 갔는지).</w:t>
-      </w:r>
-      <w:r>
-        <w:t xml:space="preserve"> </w:t>
-      </w:r>
-      <w:r>
-        <w:rPr>
-          <w:b/>
-        </w:rPr>
-        <w:t xml:space="preserve">DC</w:t>
-      </w:r>
-      <w:r>
-        <w:t xml:space="preserve">에는 이벤트</w:t>
-      </w:r>
-      <w:r>
-        <w:t xml:space="preserve"> </w:t>
-      </w:r>
-      <w:r>
-        <w:t xml:space="preserve">4769 — KDC 자신의 기록이라 요청된 그대로의 SPN, 티켓 암호화 타입, 거부했다면</w:t>
-      </w:r>
-      <w:r>
-        <w:t xml:space="preserve"> </w:t>
-      </w:r>
-      <w:r>
-        <w:t xml:space="preserve">실패 코드까지 남습니다. 대부분 안 보는 로그인데 가장 결정적이에요. 로그온</w:t>
-      </w:r>
-      <w:r>
-        <w:t xml:space="preserve"> </w:t>
-      </w:r>
-      <w:r>
-        <w:t xml:space="preserve">쪽은 4768이 같은 역할입니다. 그리고</w:t>
-      </w:r>
-      <w:r>
-        <w:t xml:space="preserve"> </w:t>
-      </w:r>
-      <w:r>
-        <w:rPr>
-          <w:b/>
-        </w:rPr>
-        <w:t xml:space="preserve">네트워크 트레이스</w:t>
-      </w:r>
-      <w:r>
-        <w:t xml:space="preserve"> </w:t>
-      </w:r>
-      <w:r>
-        <w:t xml:space="preserve">— 실제 KRB-ERROR</w:t>
-      </w:r>
-      <w:r>
-        <w:t xml:space="preserve"> </w:t>
-      </w:r>
-      <w:r>
-        <w:t xml:space="preserve">코드, 제시된 etype과 반환된 etype, 협상된 dialect와 cipher가 원문 그대로</w:t>
-      </w:r>
-      <w:r>
-        <w:t xml:space="preserve"> </w:t>
-      </w:r>
-      <w:r>
-        <w:t xml:space="preserve">있습니다. 세 곳이 각각 다른 질문에 답하니, 하나만 보고 결론 내리지 않는 게</w:t>
-      </w:r>
-      <w:r>
-        <w:t xml:space="preserve"> </w:t>
-      </w:r>
-      <w:r>
-        <w:t xml:space="preserve">요령입니다."</w:t>
+        <w:t xml:space="preserve">"에러를 외우실 필요는 없습니다 —</w:t>
+      </w:r>
+      <w:r>
+        <w:t xml:space="preserve"> </w:t>
+      </w:r>
+      <w:r>
+        <w:rPr>
+          <w:b/>
+        </w:rPr>
+        <w:t xml:space="preserve">아까 그 지도 위 어디서 났는지만</w:t>
+      </w:r>
+      <w:r>
+        <w:rPr>
+          <w:b/>
+        </w:rPr>
+        <w:t xml:space="preserve"> </w:t>
+      </w:r>
+      <w:r>
+        <w:rPr>
+          <w:b/>
+        </w:rPr>
+        <w:t xml:space="preserve">찍으면 됩니다.</w:t>
+      </w:r>
+      <w:r>
+        <w:t xml:space="preserve"> </w:t>
+      </w:r>
+      <w:r>
+        <w:t xml:space="preserve">위에 ①~④가 다시 있죠. 표의 첫 열이 그 위치입니다.</w:t>
       </w:r>
     </w:p>
     <w:p>
@@ -3207,6 +3867,283 @@
         <w:pStyle w:val="BodyText"/>
       </w:pPr>
       <w:r>
+        <w:t xml:space="preserve">①행부터 — 로그온 자체가 실패하면(4768 실패, 잠긴 계정) Azure Files 이전의</w:t>
+      </w:r>
+      <w:r>
+        <w:t xml:space="preserve"> </w:t>
+      </w:r>
+      <w:r>
+        <w:t xml:space="preserve">사용자 문제입니다. 오늘 랩엔 없지만 현장에선 제일 먼저 배제할 행이에요.</w:t>
+      </w:r>
+    </w:p>
+    <w:p>
+      <w:pPr>
+        <w:pStyle w:val="BodyText"/>
+      </w:pPr>
+      <w:r>
+        <w:t xml:space="preserve">②에서 나는 것 둘 — 그리고 이 둘의 차이를 외우세요. S_PRINCIPAL_UNKNOWN(7)은</w:t>
+      </w:r>
+      <w:r>
+        <w:t xml:space="preserve"> </w:t>
+      </w:r>
+      <w:r>
+        <w:t xml:space="preserve">'DC가 그 서비스의 주인을</w:t>
+      </w:r>
+      <w:r>
+        <w:t xml:space="preserve"> </w:t>
+      </w:r>
+      <w:r>
+        <w:rPr>
+          <w:b/>
+        </w:rPr>
+        <w:t xml:space="preserve">못 찾았다</w:t>
+      </w:r>
+      <w:r>
+        <w:t xml:space="preserve">', SPN 문제. ETYPE_NOSUPP(14)는</w:t>
+      </w:r>
+      <w:r>
+        <w:t xml:space="preserve"> </w:t>
+      </w:r>
+      <w:r>
+        <w:t xml:space="preserve">반대로 '</w:t>
+      </w:r>
+      <w:r>
+        <w:rPr>
+          <w:b/>
+        </w:rPr>
+        <w:t xml:space="preserve">찾긴 찾았는데</w:t>
+      </w:r>
+      <w:r>
+        <w:t xml:space="preserve"> </w:t>
+      </w:r>
+      <w:r>
+        <w:t xml:space="preserve">클라이언트와 합의할 키가 없다' — 2026 RC4 은퇴가</w:t>
+      </w:r>
+      <w:r>
+        <w:t xml:space="preserve"> </w:t>
+      </w:r>
+      <w:r>
+        <w:t xml:space="preserve">만드는 바로 그 실패입니다.</w:t>
+      </w:r>
+      <w:r>
+        <w:t xml:space="preserve"> </w:t>
+      </w:r>
+      <w:r>
+        <w:rPr>
+          <w:b/>
+        </w:rPr>
+        <w:t xml:space="preserve">KDC가 etype을 어떻게 고르길래 이게 나는지는</w:t>
+      </w:r>
+      <w:r>
+        <w:rPr>
+          <w:b/>
+        </w:rPr>
+        <w:t xml:space="preserve"> </w:t>
+      </w:r>
+      <w:r>
+        <w:rPr>
+          <w:b/>
+        </w:rPr>
+        <w:t xml:space="preserve">슬라이드 14에서</w:t>
+      </w:r>
+      <w:r>
+        <w:t xml:space="preserve"> </w:t>
+      </w:r>
+      <w:r>
+        <w:t xml:space="preserve">자세히 봅니다. 공통점은</w:t>
+      </w:r>
+      <w:r>
+        <w:t xml:space="preserve"> </w:t>
+      </w:r>
+      <w:r>
+        <w:rPr>
+          <w:b/>
+        </w:rPr>
+        <w:t xml:space="preserve">DC가 아무것도 발급하지 않았다</w:t>
+      </w:r>
+      <w:r>
+        <w:t xml:space="preserve">는 것 —</w:t>
+      </w:r>
+      <w:r>
+        <w:t xml:space="preserve"> </w:t>
+      </w:r>
+      <w:r>
+        <w:t xml:space="preserve">그러니 서비스 쪽을 뒤질 이유가 없어요.</w:t>
+      </w:r>
+    </w:p>
+    <w:p>
+      <w:pPr>
+        <w:pStyle w:val="BodyText"/>
+      </w:pPr>
+      <w:r>
+        <w:t xml:space="preserve">③에서 나는 것 — AP_ERR_MODIFIED. DC는 멀쩡한 티켓을 줬는데</w:t>
+      </w:r>
+      <w:r>
+        <w:t xml:space="preserve"> </w:t>
+      </w:r>
+      <w:r>
+        <w:rPr>
+          <w:b/>
+        </w:rPr>
+        <w:t xml:space="preserve">서비스가</w:t>
+      </w:r>
+      <w:r>
+        <w:rPr>
+          <w:b/>
+        </w:rPr>
+        <w:t xml:space="preserve"> </w:t>
+      </w:r>
+      <w:r>
+        <w:rPr>
+          <w:b/>
+        </w:rPr>
+        <w:t xml:space="preserve">복호화를 못 한</w:t>
+      </w:r>
+      <w:r>
+        <w:t xml:space="preserve"> </w:t>
+      </w:r>
+      <w:r>
+        <w:t xml:space="preserve">겁니다. Windows 화면엔 1396으로 나오죠. 조사 대상이 DC에서</w:t>
+      </w:r>
+      <w:r>
+        <w:t xml:space="preserve"> </w:t>
+      </w:r>
+      <w:r>
+        <w:t xml:space="preserve">서비스 쪽 키로 넘어가는 순간입니다. SKEW는 시계가 5분 이상 어긋난 건데, 에러</w:t>
+      </w:r>
+      <w:r>
+        <w:t xml:space="preserve"> </w:t>
+      </w:r>
+      <w:r>
+        <w:t xml:space="preserve">문구가 워낙 애매해서 트레이스만이 이름을 말해줍니다.</w:t>
+      </w:r>
+    </w:p>
+    <w:p>
+      <w:pPr>
+        <w:pStyle w:val="BodyText"/>
+      </w:pPr>
+      <w:r>
+        <w:t xml:space="preserve">④ — 4769는 성공인데 ACCESS_DENIED.</w:t>
+      </w:r>
+      <w:r>
+        <w:t xml:space="preserve"> </w:t>
+      </w:r>
+      <w:r>
+        <w:rPr>
+          <w:b/>
+        </w:rPr>
+        <w:t xml:space="preserve">인증은 끝났습니다.</w:t>
+      </w:r>
+      <w:r>
+        <w:t xml:space="preserve"> </w:t>
+      </w:r>
+      <w:r>
+        <w:t xml:space="preserve">남은 건 인가 —</w:t>
+      </w:r>
+      <w:r>
+        <w:t xml:space="preserve"> </w:t>
+      </w:r>
+      <w:r>
+        <w:t xml:space="preserve">아니면 Lab 3에서 보실 cipher 반전이거나요.</w:t>
+      </w:r>
+    </w:p>
+    <w:p>
+      <w:pPr>
+        <w:pStyle w:val="BodyText"/>
+      </w:pPr>
+      <w:r>
+        <w:t xml:space="preserve">그리고 맨 아래 노란 카드 둘 — 첫째,</w:t>
+      </w:r>
+      <w:r>
+        <w:t xml:space="preserve"> </w:t>
+      </w:r>
+      <w:r>
+        <w:rPr>
+          <w:b/>
+        </w:rPr>
+        <w:t xml:space="preserve">4769가 아예 없으면</w:t>
+      </w:r>
+      <w:r>
+        <w:t xml:space="preserve"> </w:t>
+      </w:r>
+      <w:r>
+        <w:t xml:space="preserve">클라이언트가 DC에</w:t>
+      </w:r>
+      <w:r>
+        <w:t xml:space="preserve"> </w:t>
+      </w:r>
+      <w:r>
+        <w:t xml:space="preserve">묻지도 않은 겁니다. ② 이전 문제이니 서비스 디버깅은 아직 이릅니다. 둘째,</w:t>
+      </w:r>
+      <w:r>
+        <w:t xml:space="preserve"> </w:t>
+      </w:r>
+      <w:r>
+        <w:rPr>
+          <w:b/>
+        </w:rPr>
+        <w:t xml:space="preserve">14가 나는데 setspn은 SPN이 유일하다고 한다?</w:t>
+      </w:r>
+      <w:r>
+        <w:t xml:space="preserve"> </w:t>
+      </w:r>
+      <w:r>
+        <w:t xml:space="preserve">실제로 겪은 Sev A입니다 —</w:t>
+      </w:r>
+      <w:r>
+        <w:t xml:space="preserve"> </w:t>
+      </w:r>
+      <w:r>
+        <w:t xml:space="preserve">setspn -F는</w:t>
+      </w:r>
+      <w:r>
+        <w:t xml:space="preserve"> </w:t>
+      </w:r>
+      <w:r>
+        <w:rPr>
+          <w:b/>
+        </w:rPr>
+        <w:t xml:space="preserve">GC 조회</w:t>
+      </w:r>
+      <w:r>
+        <w:t xml:space="preserve">라서, 포리스트의 다른 도메인이나 특정 DC에만 남은</w:t>
+      </w:r>
+      <w:r>
+        <w:t xml:space="preserve"> </w:t>
+      </w:r>
+      <w:r>
+        <w:t xml:space="preserve">유령 object는 안 보입니다. 그때는</w:t>
+      </w:r>
+      <w:r>
+        <w:t xml:space="preserve"> </w:t>
+      </w:r>
+      <w:r>
+        <w:rPr>
+          <w:b/>
+        </w:rPr>
+        <w:t xml:space="preserve">실패한 그 DC의 4769</w:t>
+      </w:r>
+      <w:r>
+        <w:t xml:space="preserve">를 열어보세요 —</w:t>
+      </w:r>
+      <w:r>
+        <w:t xml:space="preserve"> </w:t>
+      </w:r>
+      <w:r>
+        <w:t xml:space="preserve">KDC가 실제로 어느 계정에 매칭했는지 Service Name에 그대로 적혀 있습니다.</w:t>
+      </w:r>
+      <w:r>
+        <w:t xml:space="preserve"> </w:t>
+      </w:r>
+      <w:r>
+        <w:t xml:space="preserve">4769 한 줄이 랩 며칠보다 빠릅니다."</w:t>
+      </w:r>
+    </w:p>
+    <w:p>
+      <w:pPr>
+        <w:pStyle w:val="BodyText"/>
+      </w:pPr>
+      <w:r>
         <w:rPr>
           <w:b/>
         </w:rPr>
@@ -3216,24 +4153,48 @@
         <w:t xml:space="preserve"> </w:t>
       </w:r>
       <w:r>
-        <w:t xml:space="preserve">2분. "4769 정기적으로 보시는 분?" 물어보면 반응이 좋습니다.</w:t>
-      </w:r>
-      <w:r>
-        <w:t xml:space="preserve"> </w:t>
-      </w:r>
-      <w:r>
-        <w:t xml:space="preserve">수집 스크립트 얘기는 여기서 하지 말 것 — 12번이 그 슬라이드입니다.</w:t>
+        <w:t xml:space="preserve">2분 30초. 핵심 프레임은 "에러 암기가 아니라 위치 판정" — 위치가</w:t>
+      </w:r>
+      <w:r>
+        <w:t xml:space="preserve"> </w:t>
+      </w:r>
+      <w:r>
+        <w:t xml:space="preserve">정해지면 조사 대상(DC냐 서비스냐 인가냐)이 자동으로 정해진다는 것. 마지막</w:t>
+      </w:r>
+      <w:r>
+        <w:t xml:space="preserve"> </w:t>
+      </w:r>
+      <w:r>
+        <w:t xml:space="preserve">노란 카드 두 줄(4769 부재 / 유령 object)과 ④행을 강조. 유령 object 멘트는</w:t>
+      </w:r>
+      <w:r>
+        <w:t xml:space="preserve"> </w:t>
+      </w:r>
+      <w:r>
+        <w:t xml:space="preserve">실제 케이스(멀티도메인 referral 가로채기) 기반 — 시간이 없으면 "setspn이</w:t>
+      </w:r>
+      <w:r>
+        <w:t xml:space="preserve"> </w:t>
+      </w:r>
+      <w:r>
+        <w:t xml:space="preserve">유일하다 해도 GC 한계 때문에 못 믿는다, 4769가 정답"만. Lab에서 계속 이 표로</w:t>
+      </w:r>
+      <w:r>
+        <w:t xml:space="preserve"> </w:t>
+      </w:r>
+      <w:r>
+        <w:t xml:space="preserve">돌아옵니다.</w:t>
       </w:r>
     </w:p>
     <w:p>
       <w:pPr>
         <w:pStyle w:val="Heading2"/>
       </w:pPr>
-      <w:bookmarkStart w:id="35" w:name="슬라이드-10--error-map--019"/>
-      <w:r>
-        <w:t xml:space="preserve">슬라이드 10 · Error Map — 0:19</w:t>
-      </w:r>
-      <w:bookmarkEnd w:id="35"/>
+      <w:bookmarkStart w:id="36" w:name="슬라이드-11--랩-준비-12-deployment-steps--024"/>
+      <w:r>
+        <w:t xml:space="preserve">슬라이드 11 · [랩 준비 1/2] Deployment Steps — 0:24</w:t>
+      </w:r>
+      <w:bookmarkEnd w:id="36"/>
     </w:p>
     <w:p>
       <w:pPr>
@@ -3249,34 +4210,31 @@
         <w:t xml:space="preserve"> </w:t>
       </w:r>
       <w:r>
-        <w:t xml:space="preserve">"에러를 외우실 필요는 없습니다 —</w:t>
-      </w:r>
-      <w:r>
-        <w:t xml:space="preserve"> </w:t>
-      </w:r>
-      <w:r>
-        <w:rPr>
-          <w:b/>
-        </w:rPr>
-        <w:t xml:space="preserve">아까 그 지도 위 어디서 났는지만</w:t>
-      </w:r>
-      <w:r>
-        <w:rPr>
-          <w:b/>
-        </w:rPr>
-        <w:t xml:space="preserve"> </w:t>
-      </w:r>
-      <w:r>
-        <w:rPr>
-          <w:b/>
-        </w:rPr>
-        <w:t xml:space="preserve">찍으면 됩니다.</w:t>
-      </w:r>
-      <w:r>
-        <w:t xml:space="preserve"> </w:t>
-      </w:r>
-      <w:r>
-        <w:t xml:space="preserve">위에 ①~④가 다시 있죠. 표의 첫 열이 그 위치입니다.</w:t>
+        <w:t xml:space="preserve">"그동안 여러분 구독에서 이 일곱 단계가 돌았습니다. 카드마다 실제로</w:t>
+      </w:r>
+      <w:r>
+        <w:t xml:space="preserve"> </w:t>
+      </w:r>
+      <w:r>
+        <w:t xml:space="preserve">실행된</w:t>
+      </w:r>
+      <w:r>
+        <w:t xml:space="preserve"> </w:t>
+      </w:r>
+      <w:r>
+        <w:rPr>
+          <w:b/>
+        </w:rPr>
+        <w:t xml:space="preserve">핵심 명령</w:t>
+      </w:r>
+      <w:r>
+        <w:t xml:space="preserve">을 적어놨어요 — 배포 transcript에 그대로 찍혀 있던</w:t>
+      </w:r>
+      <w:r>
+        <w:t xml:space="preserve"> </w:t>
+      </w:r>
+      <w:r>
+        <w:t xml:space="preserve">것들입니다.</w:t>
       </w:r>
     </w:p>
     <w:p>
@@ -3284,13 +4242,52 @@
         <w:pStyle w:val="BodyText"/>
       </w:pPr>
       <w:r>
-        <w:t xml:space="preserve">①행부터 — 로그온 자체가 실패하면(4768 실패, 잠긴 계정) Azure Files 이전의</w:t>
-      </w:r>
-      <w:r>
-        <w:t xml:space="preserve"> </w:t>
-      </w:r>
-      <w:r>
-        <w:t xml:space="preserve">사용자 문제입니다. 오늘 랩엔 없지만 현장에선 제일 먼저 배제할 행이에요.</w:t>
+        <w:t xml:space="preserve">3번 카드의</w:t>
+      </w:r>
+      <w:r>
+        <w:t xml:space="preserve"> </w:t>
+      </w:r>
+      <w:r>
+        <w:rPr>
+          <w:rStyle w:val="VerbatimChar"/>
+        </w:rPr>
+        <w:t xml:space="preserve">auditpol ... /failure:enable</w:t>
+      </w:r>
+      <w:r>
+        <w:t xml:space="preserve">을 짚어주세요 —</w:t>
+      </w:r>
+      <w:r>
+        <w:t xml:space="preserve"> </w:t>
+      </w:r>
+      <w:r>
+        <w:rPr>
+          <w:b/>
+        </w:rPr>
+        <w:t xml:space="preserve">DC 기본값은 성공만</w:t>
+      </w:r>
+      <w:r>
+        <w:rPr>
+          <w:b/>
+        </w:rPr>
+        <w:t xml:space="preserve"> </w:t>
+      </w:r>
+      <w:r>
+        <w:rPr>
+          <w:b/>
+        </w:rPr>
+        <w:t xml:space="preserve">기록합니다.</w:t>
+      </w:r>
+      <w:r>
+        <w:t xml:space="preserve"> </w:t>
+      </w:r>
+      <w:r>
+        <w:t xml:space="preserve">실패한 4769를 보려면 켜줘야 하고, 그래서 이따 KDC가 거부한 기록까지</w:t>
+      </w:r>
+      <w:r>
+        <w:t xml:space="preserve"> </w:t>
+      </w:r>
+      <w:r>
+        <w:t xml:space="preserve">볼 수 있는 겁니다.</w:t>
       </w:r>
     </w:p>
     <w:p>
@@ -3298,94 +4295,49 @@
         <w:pStyle w:val="BodyText"/>
       </w:pPr>
       <w:r>
-        <w:t xml:space="preserve">②에서 나는 것 둘 — 그리고 이 둘의 차이를 외우세요. S_PRINCIPAL_UNKNOWN(7)은</w:t>
-      </w:r>
-      <w:r>
-        <w:t xml:space="preserve"> </w:t>
-      </w:r>
-      <w:r>
-        <w:t xml:space="preserve">'DC가 그 서비스의 주인을</w:t>
-      </w:r>
-      <w:r>
-        <w:t xml:space="preserve"> </w:t>
-      </w:r>
-      <w:r>
-        <w:rPr>
-          <w:b/>
-        </w:rPr>
-        <w:t xml:space="preserve">못 찾았다</w:t>
-      </w:r>
-      <w:r>
-        <w:t xml:space="preserve">', SPN 문제. ETYPE_NOSUPP(14)는</w:t>
-      </w:r>
-      <w:r>
-        <w:t xml:space="preserve"> </w:t>
-      </w:r>
-      <w:r>
-        <w:t xml:space="preserve">반대로 '</w:t>
-      </w:r>
-      <w:r>
-        <w:rPr>
-          <w:b/>
-        </w:rPr>
-        <w:t xml:space="preserve">찾긴 찾았는데</w:t>
-      </w:r>
-      <w:r>
-        <w:t xml:space="preserve"> </w:t>
-      </w:r>
-      <w:r>
-        <w:t xml:space="preserve">클라이언트와 합의할 키가 없다' — 2026 RC4 은퇴가</w:t>
-      </w:r>
-      <w:r>
-        <w:t xml:space="preserve"> </w:t>
-      </w:r>
-      <w:r>
-        <w:t xml:space="preserve">만드는 바로 그 실패입니다.</w:t>
-      </w:r>
-      <w:r>
-        <w:t xml:space="preserve"> </w:t>
-      </w:r>
-      <w:r>
-        <w:rPr>
-          <w:b/>
-        </w:rPr>
-        <w:t xml:space="preserve">KDC가 etype을 어떻게 고르길래 이게 나는지는</w:t>
-      </w:r>
-      <w:r>
-        <w:rPr>
-          <w:b/>
-        </w:rPr>
-        <w:t xml:space="preserve"> </w:t>
-      </w:r>
-      <w:r>
-        <w:rPr>
-          <w:b/>
-        </w:rPr>
-        <w:t xml:space="preserve">슬라이드 14에서</w:t>
-      </w:r>
-      <w:r>
-        <w:t xml:space="preserve"> </w:t>
-      </w:r>
-      <w:r>
-        <w:t xml:space="preserve">자세히 봅니다. 공통점은</w:t>
-      </w:r>
-      <w:r>
-        <w:t xml:space="preserve"> </w:t>
-      </w:r>
-      <w:r>
-        <w:rPr>
-          <w:b/>
-        </w:rPr>
-        <w:t xml:space="preserve">DC가 아무것도 발급하지 않았다</w:t>
-      </w:r>
-      <w:r>
-        <w:t xml:space="preserve">는 것 —</w:t>
-      </w:r>
-      <w:r>
-        <w:t xml:space="preserve"> </w:t>
-      </w:r>
-      <w:r>
-        <w:t xml:space="preserve">그러니 서비스 쪽을 뒤질 이유가 없어요.</w:t>
+        <w:t xml:space="preserve">5번 카드를 보세요: New-ADComputer, setspn, 그리고</w:t>
+      </w:r>
+      <w:r>
+        <w:t xml:space="preserve"> </w:t>
+      </w:r>
+      <w:r>
+        <w:t xml:space="preserve">Set-ADAccountPassword를 kerb1으로 —</w:t>
+      </w:r>
+      <w:r>
+        <w:t xml:space="preserve"> </w:t>
+      </w:r>
+      <w:r>
+        <w:rPr>
+          <w:b/>
+        </w:rPr>
+        <w:t xml:space="preserve">아까 그 메커니즘 1이 이 세 명령</w:t>
+      </w:r>
+      <w:r>
+        <w:t xml:space="preserve">입니다.</w:t>
+      </w:r>
+      <w:r>
+        <w:t xml:space="preserve"> </w:t>
+      </w:r>
+      <w:r>
+        <w:t xml:space="preserve">6번 Set-AzStorageAccount가 도메인 메타데이터를 쓰는 반대 방향이고요. 수동으로</w:t>
+      </w:r>
+      <w:r>
+        <w:t xml:space="preserve"> </w:t>
+      </w:r>
+      <w:r>
+        <w:t xml:space="preserve">구성해야 할 때(AzFilesHybrid를 못 쓰는 환경) 이 명령들이 그대로 문서의 manual</w:t>
+      </w:r>
+      <w:r>
+        <w:t xml:space="preserve"> </w:t>
+      </w:r>
+      <w:r>
+        <w:t xml:space="preserve">enablement 경로입니다. 배포가 15분 안팎이니 대부분은 이미 초록색 DEPLOYMENT</w:t>
+      </w:r>
+      <w:r>
+        <w:t xml:space="preserve"> </w:t>
+      </w:r>
+      <w:r>
+        <w:t xml:space="preserve">COMPLETE 박스가 떠 있을 겁니다 — 안 뜬 분?"</w:t>
       </w:r>
     </w:p>
     <w:p>
@@ -3393,46 +4345,91 @@
         <w:pStyle w:val="BodyText"/>
       </w:pPr>
       <w:r>
-        <w:t xml:space="preserve">③에서 나는 것 — AP_ERR_MODIFIED. DC는 멀쩡한 티켓을 줬는데</w:t>
-      </w:r>
-      <w:r>
-        <w:t xml:space="preserve"> </w:t>
-      </w:r>
-      <w:r>
-        <w:rPr>
-          <w:b/>
-        </w:rPr>
-        <w:t xml:space="preserve">서비스가</w:t>
-      </w:r>
-      <w:r>
-        <w:rPr>
-          <w:b/>
-        </w:rPr>
-        <w:t xml:space="preserve"> </w:t>
-      </w:r>
-      <w:r>
-        <w:rPr>
-          <w:b/>
-        </w:rPr>
-        <w:t xml:space="preserve">복호화를 못 한</w:t>
-      </w:r>
-      <w:r>
-        <w:t xml:space="preserve"> </w:t>
-      </w:r>
-      <w:r>
-        <w:t xml:space="preserve">겁니다. Windows 화면엔 1396으로 나오죠. 조사 대상이 DC에서</w:t>
-      </w:r>
-      <w:r>
-        <w:t xml:space="preserve"> </w:t>
-      </w:r>
-      <w:r>
-        <w:t xml:space="preserve">서비스 쪽 키로 넘어가는 순간입니다. SKEW는 시계가 5분 이상 어긋난 건데, 에러</w:t>
-      </w:r>
-      <w:r>
-        <w:t xml:space="preserve"> </w:t>
-      </w:r>
-      <w:r>
-        <w:t xml:space="preserve">문구가 워낙 애매해서 트레이스만이 이름을 말해줍니다.</w:t>
+        <w:rPr>
+          <w:b/>
+        </w:rPr>
+        <w:t xml:space="preserve">진행 메모:</w:t>
+      </w:r>
+      <w:r>
+        <w:t xml:space="preserve"> </w:t>
+      </w:r>
+      <w:r>
+        <w:t xml:space="preserve">배포 확인 타이밍. 안 끝난 사람이 있으면 다음 장을 천천히.</w:t>
+      </w:r>
+      <w:r>
+        <w:t xml:space="preserve"> </w:t>
+      </w:r>
+      <w:r>
+        <w:t xml:space="preserve">로그는</w:t>
+      </w:r>
+      <w:r>
+        <w:t xml:space="preserve"> </w:t>
+      </w:r>
+      <w:r>
+        <w:rPr>
+          <w:rStyle w:val="VerbatimChar"/>
+        </w:rPr>
+        <w:t xml:space="preserve">~/azfiles-lab-logs/lab-info-*.txt</w:t>
+      </w:r>
+      <w:r>
+        <w:t xml:space="preserve">에 남는다고 안내(세션 끊겨도 유지).</w:t>
+      </w:r>
+    </w:p>
+    <w:p>
+      <w:pPr>
+        <w:pStyle w:val="Heading2"/>
+      </w:pPr>
+      <w:bookmarkStart w:id="37" w:name="슬라이드-12--랩-준비-22-evidence-collector--026"/>
+      <w:r>
+        <w:t xml:space="preserve">슬라이드 12 · [랩 준비 2/2] Evidence Collector — 0:26</w:t>
+      </w:r>
+      <w:bookmarkEnd w:id="37"/>
+    </w:p>
+    <w:p>
+      <w:pPr>
+        <w:pStyle w:val="FirstParagraph"/>
+      </w:pPr>
+      <w:r>
+        <w:rPr>
+          <w:b/>
+        </w:rPr>
+        <w:t xml:space="preserve">멘트:</w:t>
+      </w:r>
+      <w:r>
+        <w:t xml:space="preserve"> </w:t>
+      </w:r>
+      <w:r>
+        <w:t xml:space="preserve">"실습 전 도구 하나. 왼쪽 세 줄이 전부입니다 —</w:t>
+      </w:r>
+      <w:r>
+        <w:t xml:space="preserve"> </w:t>
+      </w:r>
+      <w:r>
+        <w:rPr>
+          <w:b/>
+        </w:rPr>
+        <w:t xml:space="preserve">관리자 창</w:t>
+      </w:r>
+      <w:r>
+        <w:t xml:space="preserve">에서 트레이스를</w:t>
+      </w:r>
+      <w:r>
+        <w:t xml:space="preserve"> </w:t>
+      </w:r>
+      <w:r>
+        <w:t xml:space="preserve">켜고,</w:t>
+      </w:r>
+      <w:r>
+        <w:t xml:space="preserve"> </w:t>
+      </w:r>
+      <w:r>
+        <w:rPr>
+          <w:b/>
+        </w:rPr>
+        <w:t xml:space="preserve">일반 창</w:t>
+      </w:r>
+      <w:r>
+        <w:t xml:space="preserve">에서 재현하고, 다시 관리자 창에서 멈춥니다.</w:t>
       </w:r>
     </w:p>
     <w:p>
@@ -3440,28 +4437,37 @@
         <w:pStyle w:val="BodyText"/>
       </w:pPr>
       <w:r>
-        <w:t xml:space="preserve">④ — 4769는 성공인데 ACCESS_DENIED.</w:t>
-      </w:r>
-      <w:r>
-        <w:t xml:space="preserve"> </w:t>
-      </w:r>
-      <w:r>
-        <w:rPr>
-          <w:b/>
-        </w:rPr>
-        <w:t xml:space="preserve">인증은 끝났습니다.</w:t>
-      </w:r>
-      <w:r>
-        <w:t xml:space="preserve"> </w:t>
-      </w:r>
-      <w:r>
-        <w:t xml:space="preserve">남은 건 인가 —</w:t>
-      </w:r>
-      <w:r>
-        <w:t xml:space="preserve"> </w:t>
-      </w:r>
-      <w:r>
-        <w:t xml:space="preserve">아니면 Lab 3에서 보실 cipher 반전이거나요.</w:t>
+        <w:t xml:space="preserve">오른쪽이 왜 창을 나누는지입니다.</w:t>
+      </w:r>
+      <w:r>
+        <w:t xml:space="preserve"> </w:t>
+      </w:r>
+      <w:r>
+        <w:rPr>
+          <w:b/>
+        </w:rPr>
+        <w:t xml:space="preserve">승격된 셸은 별개의 로그온 세션이고, 티켓 캐시도</w:t>
+      </w:r>
+      <w:r>
+        <w:rPr>
+          <w:b/>
+        </w:rPr>
+        <w:t xml:space="preserve"> </w:t>
+      </w:r>
+      <w:r>
+        <w:rPr>
+          <w:b/>
+        </w:rPr>
+        <w:t xml:space="preserve">별개</w:t>
+      </w:r>
+      <w:r>
+        <w:t xml:space="preserve">예요. 거기서 마운트하면 엉뚱한 사용자의 증거를 수집하게 됩니다. 트레이스는</w:t>
+      </w:r>
+      <w:r>
+        <w:t xml:space="preserve"> </w:t>
+      </w:r>
+      <w:r>
+        <w:t xml:space="preserve">관리자 권한이 필요하고 마운트는 여러분 자신이어야 하니, 그래서 둘로 나눕니다.</w:t>
       </w:r>
     </w:p>
     <w:p>
@@ -3469,91 +4475,86 @@
         <w:pStyle w:val="BodyText"/>
       </w:pPr>
       <w:r>
-        <w:t xml:space="preserve">그리고 맨 아래 노란 카드 둘 — 첫째,</w:t>
-      </w:r>
-      <w:r>
-        <w:t xml:space="preserve"> </w:t>
-      </w:r>
-      <w:r>
-        <w:rPr>
-          <w:b/>
-        </w:rPr>
-        <w:t xml:space="preserve">4769가 아예 없으면</w:t>
-      </w:r>
-      <w:r>
-        <w:t xml:space="preserve"> </w:t>
-      </w:r>
-      <w:r>
-        <w:t xml:space="preserve">클라이언트가 DC에</w:t>
-      </w:r>
-      <w:r>
-        <w:t xml:space="preserve"> </w:t>
-      </w:r>
-      <w:r>
-        <w:t xml:space="preserve">묻지도 않은 겁니다. ② 이전 문제이니 서비스 디버깅은 아직 이릅니다. 둘째,</w:t>
-      </w:r>
-      <w:r>
-        <w:t xml:space="preserve"> </w:t>
-      </w:r>
-      <w:r>
-        <w:rPr>
-          <w:b/>
-        </w:rPr>
-        <w:t xml:space="preserve">14가 나는데 setspn은 SPN이 유일하다고 한다?</w:t>
-      </w:r>
-      <w:r>
-        <w:t xml:space="preserve"> </w:t>
-      </w:r>
-      <w:r>
-        <w:t xml:space="preserve">실제로 겪은 Sev A입니다 —</w:t>
-      </w:r>
-      <w:r>
-        <w:t xml:space="preserve"> </w:t>
-      </w:r>
-      <w:r>
-        <w:t xml:space="preserve">setspn -F는</w:t>
-      </w:r>
-      <w:r>
-        <w:t xml:space="preserve"> </w:t>
-      </w:r>
-      <w:r>
-        <w:rPr>
-          <w:b/>
-        </w:rPr>
-        <w:t xml:space="preserve">GC 조회</w:t>
-      </w:r>
-      <w:r>
-        <w:t xml:space="preserve">라서, 포리스트의 다른 도메인이나 특정 DC에만 남은</w:t>
-      </w:r>
-      <w:r>
-        <w:t xml:space="preserve"> </w:t>
-      </w:r>
-      <w:r>
-        <w:t xml:space="preserve">유령 object는 안 보입니다. 그때는</w:t>
-      </w:r>
-      <w:r>
-        <w:t xml:space="preserve"> </w:t>
-      </w:r>
-      <w:r>
-        <w:rPr>
-          <w:b/>
-        </w:rPr>
-        <w:t xml:space="preserve">실패한 그 DC의 4769</w:t>
-      </w:r>
-      <w:r>
-        <w:t xml:space="preserve">를 열어보세요 —</w:t>
-      </w:r>
-      <w:r>
-        <w:t xml:space="preserve"> </w:t>
-      </w:r>
-      <w:r>
-        <w:t xml:space="preserve">KDC가 실제로 어느 계정에 매칭했는지 Service Name에 그대로 적혀 있습니다.</w:t>
-      </w:r>
-      <w:r>
-        <w:t xml:space="preserve"> </w:t>
-      </w:r>
-      <w:r>
-        <w:t xml:space="preserve">4769 한 줄이 랩 며칠보다 빠릅니다."</w:t>
+        <w:t xml:space="preserve">한 번 돌리면 트레이스, klist 전후, 마운트 결과, 이벤트 로그 네 개가 시각이 찍힌</w:t>
+      </w:r>
+      <w:r>
+        <w:t xml:space="preserve"> </w:t>
+      </w:r>
+      <w:r>
+        <w:t xml:space="preserve">폴더 하나에 모입니다. 그중</w:t>
+      </w:r>
+      <w:r>
+        <w:t xml:space="preserve"> </w:t>
+      </w:r>
+      <w:r>
+        <w:rPr>
+          <w:rStyle w:val="VerbatimChar"/>
+          <w:b/>
+        </w:rPr>
+        <w:t xml:space="preserve">trace-summary.txt</w:t>
+      </w:r>
+      <w:r>
+        <w:rPr>
+          <w:b/>
+        </w:rPr>
+        <w:t xml:space="preserve">를 먼저 여세요.</w:t>
+      </w:r>
+      <w:r>
+        <w:t xml:space="preserve"> </w:t>
+      </w:r>
+      <w:r>
+        <w:t xml:space="preserve">파일 끝에 판정문이</w:t>
+      </w:r>
+      <w:r>
+        <w:t xml:space="preserve"> </w:t>
+      </w:r>
+      <w:r>
+        <w:t xml:space="preserve">있는데,</w:t>
+      </w:r>
+      <w:r>
+        <w:t xml:space="preserve"> </w:t>
+      </w:r>
+      <w:r>
+        <w:rPr>
+          <w:b/>
+        </w:rPr>
+        <w:t xml:space="preserve">KDC가 거부했는지 서비스가 거부했는지</w:t>
+      </w:r>
+      <w:r>
+        <w:t xml:space="preserve">, 그리고</w:t>
+      </w:r>
+      <w:r>
+        <w:t xml:space="preserve"> </w:t>
+      </w:r>
+      <w:r>
+        <w:rPr>
+          <w:b/>
+        </w:rPr>
+        <w:t xml:space="preserve">어떤 cipher로 합의했는지</w:t>
+      </w:r>
+      <w:r>
+        <w:t xml:space="preserve">가</w:t>
+      </w:r>
+      <w:r>
+        <w:t xml:space="preserve"> </w:t>
+      </w:r>
+      <w:r>
+        <w:t xml:space="preserve">이미 적혀 있습니다.</w:t>
+      </w:r>
+      <w:r>
+        <w:t xml:space="preserve"> </w:t>
+      </w:r>
+      <w:r>
+        <w:rPr>
+          <w:b/>
+        </w:rPr>
+        <w:t xml:space="preserve">Wireshark는 그 판정에 동의하지 않을 때만</w:t>
+      </w:r>
+      <w:r>
+        <w:t xml:space="preserve"> </w:t>
+      </w:r>
+      <w:r>
+        <w:t xml:space="preserve">여시면 됩니다.</w:t>
       </w:r>
     </w:p>
     <w:p>
@@ -3561,6 +4562,26 @@
         <w:pStyle w:val="BodyText"/>
       </w:pPr>
       <w:r>
+        <w:t xml:space="preserve">DC 쪽 증거는 맨 아래 한 줄 — 이벤트</w:t>
+      </w:r>
+      <w:r>
+        <w:t xml:space="preserve"> </w:t>
+      </w:r>
+      <w:r>
+        <w:rPr>
+          <w:b/>
+        </w:rPr>
+        <w:t xml:space="preserve">4769</w:t>
+      </w:r>
+      <w:r>
+        <w:t xml:space="preserve">가 KDC 자신의 기록입니다."</w:t>
+      </w:r>
+    </w:p>
+    <w:p>
+      <w:pPr>
+        <w:pStyle w:val="BodyText"/>
+      </w:pPr>
+      <w:r>
         <w:rPr>
           <w:b/>
         </w:rPr>
@@ -3570,88 +4591,28 @@
         <w:t xml:space="preserve"> </w:t>
       </w:r>
       <w:r>
-        <w:t xml:space="preserve">2분 30초. 핵심 프레임은 "에러 암기가 아니라 위치 판정" — 위치가</w:t>
-      </w:r>
-      <w:r>
-        <w:t xml:space="preserve"> </w:t>
-      </w:r>
-      <w:r>
-        <w:t xml:space="preserve">정해지면 조사 대상(DC냐 서비스냐 인가냐)이 자동으로 정해진다는 것. 마지막</w:t>
-      </w:r>
-      <w:r>
-        <w:t xml:space="preserve"> </w:t>
-      </w:r>
-      <w:r>
-        <w:t xml:space="preserve">노란 카드 두 줄(4769 부재 / 유령 object)과 ④행을 강조. 유령 object 멘트는</w:t>
-      </w:r>
-      <w:r>
-        <w:t xml:space="preserve"> </w:t>
-      </w:r>
-      <w:r>
-        <w:t xml:space="preserve">실제 케이스(멀티도메인 referral 가로채기) 기반 — 시간이 없으면 "setspn이</w:t>
-      </w:r>
-      <w:r>
-        <w:t xml:space="preserve"> </w:t>
-      </w:r>
-      <w:r>
-        <w:t xml:space="preserve">유일하다 해도 GC 한계 때문에 못 믿는다, 4769가 정답"만. Lab에서 계속 이 표로</w:t>
-      </w:r>
-      <w:r>
-        <w:t xml:space="preserve"> </w:t>
-      </w:r>
-      <w:r>
-        <w:t xml:space="preserve">돌아옵니다.</w:t>
-      </w:r>
-    </w:p>
-    <w:p>
-      <w:pPr>
-        <w:pStyle w:val="Heading2"/>
-      </w:pPr>
-      <w:bookmarkStart w:id="36" w:name="슬라이드-11--랩-준비-12-deployment-steps--024"/>
-      <w:r>
-        <w:t xml:space="preserve">슬라이드 11 · [랩 준비 1/2] Deployment Steps — 0:24</w:t>
-      </w:r>
-      <w:bookmarkEnd w:id="36"/>
-    </w:p>
-    <w:p>
-      <w:pPr>
-        <w:pStyle w:val="FirstParagraph"/>
-      </w:pPr>
-      <w:r>
-        <w:rPr>
-          <w:b/>
-        </w:rPr>
-        <w:t xml:space="preserve">멘트:</w:t>
-      </w:r>
-      <w:r>
-        <w:t xml:space="preserve"> </w:t>
-      </w:r>
-      <w:r>
-        <w:t xml:space="preserve">"그동안 여러분 구독에서 이 일곱 단계가 돌았습니다. 카드마다 실제로</w:t>
-      </w:r>
-      <w:r>
-        <w:t xml:space="preserve"> </w:t>
-      </w:r>
-      <w:r>
-        <w:t xml:space="preserve">실행된</w:t>
-      </w:r>
-      <w:r>
-        <w:t xml:space="preserve"> </w:t>
-      </w:r>
-      <w:r>
-        <w:rPr>
-          <w:b/>
-        </w:rPr>
-        <w:t xml:space="preserve">핵심 명령</w:t>
-      </w:r>
-      <w:r>
-        <w:t xml:space="preserve">을 적어놨어요 — 배포 transcript에 그대로 찍혀 있던</w:t>
-      </w:r>
-      <w:r>
-        <w:t xml:space="preserve"> </w:t>
-      </w:r>
-      <w:r>
-        <w:t xml:space="preserve">것들입니다.</w:t>
+        <w:t xml:space="preserve">2분. Wireshark가 없는 참가자도 있으니</w:t>
+      </w:r>
+      <w:r>
+        <w:t xml:space="preserve"> </w:t>
+      </w:r>
+      <w:r>
+        <w:rPr>
+          <w:rStyle w:val="VerbatimChar"/>
+        </w:rPr>
+        <w:t xml:space="preserve">trace-summary.txt</w:t>
+      </w:r>
+      <w:r>
+        <w:t xml:space="preserve"> </w:t>
+      </w:r>
+      <w:r>
+        <w:t xml:space="preserve">줄을 꼭</w:t>
+      </w:r>
+      <w:r>
+        <w:t xml:space="preserve"> </w:t>
+      </w:r>
+      <w:r>
+        <w:t xml:space="preserve">읽어줄 것 — 그게 이 도구를 만든 이유입니다.</w:t>
       </w:r>
     </w:p>
     <w:p>
@@ -3659,7 +4620,7 @@
         <w:pStyle w:val="BodyText"/>
       </w:pPr>
       <w:r>
-        <w:t xml:space="preserve">3번 카드의</w:t>
+        <w:t xml:space="preserve">트레이스를 열면 놀랄 게 셋 있으니 질문 나오면 꺼내세요. ①</w:t>
       </w:r>
       <w:r>
         <w:t xml:space="preserve"> </w:t>
@@ -3667,411 +4628,70 @@
       <w:r>
         <w:rPr>
           <w:rStyle w:val="VerbatimChar"/>
-        </w:rPr>
-        <w:t xml:space="preserve">auditpol ... /failure:enable</w:t>
-      </w:r>
-      <w:r>
-        <w:t xml:space="preserve">을 짚어주세요 —</w:t>
-      </w:r>
-      <w:r>
-        <w:t xml:space="preserve"> </w:t>
-      </w:r>
-      <w:r>
-        <w:rPr>
-          <w:b/>
-        </w:rPr>
-        <w:t xml:space="preserve">DC 기본값은 성공만</w:t>
-      </w:r>
-      <w:r>
-        <w:rPr>
-          <w:b/>
-        </w:rPr>
-        <w:t xml:space="preserve"> </w:t>
-      </w:r>
-      <w:r>
-        <w:rPr>
-          <w:b/>
-        </w:rPr>
-        <w:t xml:space="preserve">기록합니다.</w:t>
-      </w:r>
-      <w:r>
-        <w:t xml:space="preserve"> </w:t>
-      </w:r>
-      <w:r>
-        <w:t xml:space="preserve">실패한 4769를 보려면 켜줘야 하고, 그래서 이따 KDC가 거부한 기록까지</w:t>
-      </w:r>
-      <w:r>
-        <w:t xml:space="preserve"> </w:t>
-      </w:r>
-      <w:r>
-        <w:t xml:space="preserve">볼 수 있는 겁니다.</w:t>
-      </w:r>
-    </w:p>
-    <w:p>
-      <w:pPr>
-        <w:pStyle w:val="BodyText"/>
-      </w:pPr>
-      <w:r>
-        <w:t xml:space="preserve">5번 카드를 보세요: New-ADComputer, setspn, 그리고</w:t>
-      </w:r>
-      <w:r>
-        <w:t xml:space="preserve"> </w:t>
-      </w:r>
-      <w:r>
-        <w:t xml:space="preserve">Set-ADAccountPassword를 kerb1으로 —</w:t>
-      </w:r>
-      <w:r>
-        <w:t xml:space="preserve"> </w:t>
-      </w:r>
-      <w:r>
-        <w:rPr>
-          <w:b/>
-        </w:rPr>
-        <w:t xml:space="preserve">아까 그 메커니즘 1이 이 세 명령</w:t>
-      </w:r>
-      <w:r>
-        <w:t xml:space="preserve">입니다.</w:t>
-      </w:r>
-      <w:r>
-        <w:t xml:space="preserve"> </w:t>
-      </w:r>
-      <w:r>
-        <w:t xml:space="preserve">6번 Set-AzStorageAccount가 도메인 메타데이터를 쓰는 반대 방향이고요. 수동으로</w:t>
-      </w:r>
-      <w:r>
-        <w:t xml:space="preserve"> </w:t>
-      </w:r>
-      <w:r>
-        <w:t xml:space="preserve">구성해야 할 때(AzFilesHybrid를 못 쓰는 환경) 이 명령들이 그대로 문서의 manual</w:t>
-      </w:r>
-      <w:r>
-        <w:t xml:space="preserve"> </w:t>
-      </w:r>
-      <w:r>
-        <w:t xml:space="preserve">enablement 경로입니다. 배포가 15분 안팎이니 대부분은 이미 초록색 DEPLOYMENT</w:t>
-      </w:r>
-      <w:r>
-        <w:t xml:space="preserve"> </w:t>
-      </w:r>
-      <w:r>
-        <w:t xml:space="preserve">COMPLETE 박스가 떠 있을 겁니다 — 안 뜬 분?"</w:t>
-      </w:r>
-    </w:p>
-    <w:p>
-      <w:pPr>
-        <w:pStyle w:val="BodyText"/>
-      </w:pPr>
-      <w:r>
-        <w:rPr>
-          <w:b/>
-        </w:rPr>
-        <w:t xml:space="preserve">진행 메모:</w:t>
-      </w:r>
-      <w:r>
-        <w:t xml:space="preserve"> </w:t>
-      </w:r>
-      <w:r>
-        <w:t xml:space="preserve">배포 확인 타이밍. 안 끝난 사람이 있으면 다음 장을 천천히.</w:t>
-      </w:r>
-      <w:r>
-        <w:t xml:space="preserve"> </w:t>
-      </w:r>
-      <w:r>
-        <w:t xml:space="preserve">로그는</w:t>
-      </w:r>
-      <w:r>
+          <w:b/>
+        </w:rPr>
+        <w:t xml:space="preserve">KRB5KDC_ERR_PREAUTH_REQUIRED</w:t>
+      </w:r>
+      <w:r>
+        <w:rPr>
+          <w:b/>
+        </w:rPr>
+        <w:t xml:space="preserve">는</w:t>
+      </w:r>
+      <w:r>
+        <w:rPr>
+          <w:b/>
+        </w:rPr>
+        <w:t xml:space="preserve"> </w:t>
+      </w:r>
+      <w:r>
+        <w:rPr>
+          <w:b/>
+        </w:rPr>
+        <w:t xml:space="preserve">정상입니다</w:t>
+      </w:r>
+      <w:r>
+        <w:t xml:space="preserve"> </w:t>
+      </w:r>
+      <w:r>
+        <w:t xml:space="preserve">— Wireshark가 빨갛게 칠하지만 건강한 교환에 반드시 들어 있습니다.</w:t>
+      </w:r>
+      <w:r>
+        <w:t xml:space="preserve"> </w:t>
+      </w:r>
+      <w:r>
+        <w:rPr>
+          <w:b/>
+        </w:rPr>
+        <w:t xml:space="preserve">여기서 AS 교환이 보이는 이유는 방금</w:t>
+      </w:r>
+      <w:r>
+        <w:rPr>
+          <w:b/>
+        </w:rPr>
         <w:t xml:space="preserve"> </w:t>
       </w:r>
       <w:r>
         <w:rPr>
           <w:rStyle w:val="VerbatimChar"/>
-        </w:rPr>
-        <w:t xml:space="preserve">~/azfiles-lab-logs/lab-info-*.txt</w:t>
-      </w:r>
-      <w:r>
-        <w:t xml:space="preserve">에 남는다고 안내(세션 끊겨도 유지).</w:t>
-      </w:r>
-    </w:p>
-    <w:p>
-      <w:pPr>
-        <w:pStyle w:val="Heading2"/>
-      </w:pPr>
-      <w:bookmarkStart w:id="37" w:name="슬라이드-12--랩-준비-22-evidence-collector--026"/>
-      <w:r>
-        <w:t xml:space="preserve">슬라이드 12 · [랩 준비 2/2] Evidence Collector — 0:26</w:t>
-      </w:r>
-      <w:bookmarkEnd w:id="37"/>
-    </w:p>
-    <w:p>
-      <w:pPr>
-        <w:pStyle w:val="FirstParagraph"/>
-      </w:pPr>
-      <w:r>
-        <w:rPr>
-          <w:b/>
-        </w:rPr>
-        <w:t xml:space="preserve">멘트:</w:t>
-      </w:r>
-      <w:r>
-        <w:t xml:space="preserve"> </w:t>
-      </w:r>
-      <w:r>
-        <w:t xml:space="preserve">"실습 전 도구 하나. 왼쪽 세 줄이 전부입니다 —</w:t>
-      </w:r>
-      <w:r>
-        <w:t xml:space="preserve"> </w:t>
-      </w:r>
-      <w:r>
-        <w:rPr>
-          <w:b/>
-        </w:rPr>
-        <w:t xml:space="preserve">관리자 창</w:t>
-      </w:r>
-      <w:r>
-        <w:t xml:space="preserve">에서 트레이스를</w:t>
-      </w:r>
-      <w:r>
-        <w:t xml:space="preserve"> </w:t>
-      </w:r>
-      <w:r>
-        <w:t xml:space="preserve">켜고,</w:t>
-      </w:r>
-      <w:r>
-        <w:t xml:space="preserve"> </w:t>
-      </w:r>
-      <w:r>
-        <w:rPr>
-          <w:b/>
-        </w:rPr>
-        <w:t xml:space="preserve">일반 창</w:t>
-      </w:r>
-      <w:r>
-        <w:t xml:space="preserve">에서 재현하고, 다시 관리자 창에서 멈춥니다.</w:t>
-      </w:r>
-    </w:p>
-    <w:p>
-      <w:pPr>
-        <w:pStyle w:val="BodyText"/>
-      </w:pPr>
-      <w:r>
-        <w:t xml:space="preserve">오른쪽이 왜 창을 나누는지입니다.</w:t>
-      </w:r>
-      <w:r>
-        <w:t xml:space="preserve"> </w:t>
-      </w:r>
-      <w:r>
-        <w:rPr>
-          <w:b/>
-        </w:rPr>
-        <w:t xml:space="preserve">승격된 셸은 별개의 로그온 세션이고, 티켓 캐시도</w:t>
-      </w:r>
-      <w:r>
-        <w:rPr>
-          <w:b/>
-        </w:rPr>
-        <w:t xml:space="preserve"> </w:t>
-      </w:r>
-      <w:r>
-        <w:rPr>
-          <w:b/>
-        </w:rPr>
-        <w:t xml:space="preserve">별개</w:t>
-      </w:r>
-      <w:r>
-        <w:t xml:space="preserve">예요. 거기서 마운트하면 엉뚱한 사용자의 증거를 수집하게 됩니다. 트레이스는</w:t>
-      </w:r>
-      <w:r>
-        <w:t xml:space="preserve"> </w:t>
-      </w:r>
-      <w:r>
-        <w:t xml:space="preserve">관리자 권한이 필요하고 마운트는 여러분 자신이어야 하니, 그래서 둘로 나눕니다.</w:t>
-      </w:r>
-    </w:p>
-    <w:p>
-      <w:pPr>
-        <w:pStyle w:val="BodyText"/>
-      </w:pPr>
-      <w:r>
-        <w:t xml:space="preserve">한 번 돌리면 트레이스, klist 전후, 마운트 결과, 이벤트 로그 네 개가 시각이 찍힌</w:t>
-      </w:r>
-      <w:r>
-        <w:t xml:space="preserve"> </w:t>
-      </w:r>
-      <w:r>
-        <w:t xml:space="preserve">폴더 하나에 모입니다. 그중</w:t>
-      </w:r>
-      <w:r>
-        <w:t xml:space="preserve"> </w:t>
-      </w:r>
-      <w:r>
-        <w:rPr>
-          <w:rStyle w:val="VerbatimChar"/>
-          <w:b/>
-        </w:rPr>
-        <w:t xml:space="preserve">trace-summary.txt</w:t>
-      </w:r>
-      <w:r>
-        <w:rPr>
-          <w:b/>
-        </w:rPr>
-        <w:t xml:space="preserve">를 먼저 여세요.</w:t>
-      </w:r>
-      <w:r>
-        <w:t xml:space="preserve"> </w:t>
-      </w:r>
-      <w:r>
-        <w:t xml:space="preserve">파일 끝에 판정문이</w:t>
-      </w:r>
-      <w:r>
-        <w:t xml:space="preserve"> </w:t>
-      </w:r>
-      <w:r>
-        <w:t xml:space="preserve">있는데,</w:t>
-      </w:r>
-      <w:r>
-        <w:t xml:space="preserve"> </w:t>
-      </w:r>
-      <w:r>
-        <w:rPr>
-          <w:b/>
-        </w:rPr>
-        <w:t xml:space="preserve">KDC가 거부했는지 서비스가 거부했는지</w:t>
-      </w:r>
-      <w:r>
-        <w:t xml:space="preserve">, 그리고</w:t>
-      </w:r>
-      <w:r>
-        <w:t xml:space="preserve"> </w:t>
-      </w:r>
-      <w:r>
-        <w:rPr>
-          <w:b/>
-        </w:rPr>
-        <w:t xml:space="preserve">어떤 cipher로 합의했는지</w:t>
-      </w:r>
-      <w:r>
-        <w:t xml:space="preserve">가</w:t>
-      </w:r>
-      <w:r>
-        <w:t xml:space="preserve"> </w:t>
-      </w:r>
-      <w:r>
-        <w:t xml:space="preserve">이미 적혀 있습니다.</w:t>
-      </w:r>
-      <w:r>
-        <w:t xml:space="preserve"> </w:t>
-      </w:r>
-      <w:r>
-        <w:rPr>
-          <w:b/>
-        </w:rPr>
-        <w:t xml:space="preserve">Wireshark는 그 판정에 동의하지 않을 때만</w:t>
-      </w:r>
-      <w:r>
-        <w:t xml:space="preserve"> </w:t>
-      </w:r>
-      <w:r>
-        <w:t xml:space="preserve">여시면 됩니다.</w:t>
-      </w:r>
-    </w:p>
-    <w:p>
-      <w:pPr>
-        <w:pStyle w:val="BodyText"/>
-      </w:pPr>
-      <w:r>
-        <w:t xml:space="preserve">DC 쪽 증거는 맨 아래 한 줄 — 이벤트</w:t>
-      </w:r>
-      <w:r>
-        <w:t xml:space="preserve"> </w:t>
-      </w:r>
-      <w:r>
-        <w:rPr>
-          <w:b/>
-        </w:rPr>
-        <w:t xml:space="preserve">4769</w:t>
-      </w:r>
-      <w:r>
-        <w:t xml:space="preserve">가 KDC 자신의 기록입니다."</w:t>
-      </w:r>
-    </w:p>
-    <w:p>
-      <w:pPr>
-        <w:pStyle w:val="BodyText"/>
-      </w:pPr>
-      <w:r>
-        <w:rPr>
-          <w:b/>
-        </w:rPr>
-        <w:t xml:space="preserve">진행 메모:</w:t>
-      </w:r>
-      <w:r>
-        <w:t xml:space="preserve"> </w:t>
-      </w:r>
-      <w:r>
-        <w:t xml:space="preserve">2분. Wireshark가 없는 참가자도 있으니</w:t>
-      </w:r>
-      <w:r>
-        <w:t xml:space="preserve"> </w:t>
-      </w:r>
-      <w:r>
-        <w:rPr>
-          <w:rStyle w:val="VerbatimChar"/>
-        </w:rPr>
-        <w:t xml:space="preserve">trace-summary.txt</w:t>
-      </w:r>
-      <w:r>
-        <w:t xml:space="preserve"> </w:t>
-      </w:r>
-      <w:r>
-        <w:t xml:space="preserve">줄을 꼭</w:t>
-      </w:r>
-      <w:r>
-        <w:t xml:space="preserve"> </w:t>
-      </w:r>
-      <w:r>
-        <w:t xml:space="preserve">읽어줄 것 — 그게 이 도구를 만든 이유입니다.</w:t>
-      </w:r>
-    </w:p>
-    <w:p>
-      <w:pPr>
-        <w:pStyle w:val="BodyText"/>
-      </w:pPr>
-      <w:r>
-        <w:t xml:space="preserve">트레이스를 열면 놀랄 게 셋 있으니 질문 나오면 꺼내세요. ①</w:t>
-      </w:r>
-      <w:r>
-        <w:t xml:space="preserve"> </w:t>
-      </w:r>
-      <w:r>
-        <w:rPr>
-          <w:rStyle w:val="VerbatimChar"/>
-          <w:b/>
-        </w:rPr>
-        <w:t xml:space="preserve">KRB5KDC_ERR_PREAUTH_REQUIRED</w:t>
-      </w:r>
-      <w:r>
-        <w:rPr>
-          <w:b/>
-        </w:rPr>
-        <w:t xml:space="preserve">는</w:t>
-      </w:r>
-      <w:r>
-        <w:rPr>
-          <w:b/>
-        </w:rPr>
-        <w:t xml:space="preserve"> </w:t>
-      </w:r>
-      <w:r>
-        <w:rPr>
-          <w:b/>
-        </w:rPr>
-        <w:t xml:space="preserve">정상입니다</w:t>
-      </w:r>
-      <w:r>
-        <w:t xml:space="preserve"> </w:t>
-      </w:r>
-      <w:r>
-        <w:t xml:space="preserve">— Wireshark가 빨갛게 칠하지만 건강한 교환에 반드시 들어 있습니다.</w:t>
+          <w:b/>
+        </w:rPr>
+        <w:t xml:space="preserve">klist purge</w:t>
+      </w:r>
+      <w:r>
+        <w:rPr>
+          <w:b/>
+        </w:rPr>
+        <w:t xml:space="preserve">를 했기 때문</w:t>
+      </w:r>
+      <w:r>
+        <w:t xml:space="preserve">이고, 그게</w:t>
+      </w:r>
+      <w:r>
+        <w:t xml:space="preserve"> </w:t>
+      </w:r>
+      <w:r>
+        <w:t xml:space="preserve">슬라이드 7의 Q&amp;A(캐시된 자격 증명으로 조용히 재인증)와 이어집니다.</w:t>
       </w:r>
       <w:r>
         <w:t xml:space="preserve"> </w:t>

--- a/docs/cuesheet-session1.docx
+++ b/docs/cuesheet-session1.docx
@@ -113,7 +113,42 @@
         <w:t xml:space="preserve"> </w:t>
       </w:r>
       <w:r>
-        <w:t xml:space="preserve">슬라이드에 보이는 내용 위주로만 말하도록 짰습니다. 심화 내용은 질문이 나올 때만</w:t>
+        <w:t xml:space="preserve">슬라이드에 보이는 내용 위주로만 말하도록 짰습니다.</w:t>
+      </w:r>
+    </w:p>
+    <w:p>
+      <w:pPr>
+        <w:pStyle w:val="BodyText"/>
+      </w:pPr>
+      <w:r>
+        <w:rPr>
+          <w:b/>
+        </w:rPr>
+        <w:t xml:space="preserve">모든 멘트는 "이 장표는 ~입니다"로 시작합니다.</w:t>
+      </w:r>
+      <w:r>
+        <w:t xml:space="preserve"> </w:t>
+      </w:r>
+      <w:r>
+        <w:t xml:space="preserve">청중이 화면을 스스로 해독하기</w:t>
+      </w:r>
+      <w:r>
+        <w:t xml:space="preserve"> </w:t>
+      </w:r>
+      <w:r>
+        <w:t xml:space="preserve">전에 무엇을 보는 중인지 먼저 알려주기 위해서고, 슬라이드를 추가하실 때도 이 규칙을</w:t>
+      </w:r>
+      <w:r>
+        <w:t xml:space="preserve"> </w:t>
+      </w:r>
+      <w:r>
+        <w:t xml:space="preserve">지켜주세요. 목적을 안 말하고 내용부터 들어가면 청중은 표나 그림을 읽느라 말을</w:t>
+      </w:r>
+      <w:r>
+        <w:t xml:space="preserve"> </w:t>
+      </w:r>
+      <w:r>
+        <w:t xml:space="preserve">못 듣습니다. 심화 내용은 질문이 나올 때만</w:t>
       </w:r>
       <w:r>
         <w:t xml:space="preserve"> </w:t>
@@ -1352,7 +1387,39 @@
         <w:t xml:space="preserve"> </w:t>
       </w:r>
       <w:r>
-        <w:t xml:space="preserve">"설명보다 먼저 할 일이 있습니다. Azure 포털에서 Cloud Shell — 상단</w:t>
+        <w:t xml:space="preserve">"이 장표는</w:t>
+      </w:r>
+      <w:r>
+        <w:t xml:space="preserve"> </w:t>
+      </w:r>
+      <w:r>
+        <w:rPr>
+          <w:b/>
+        </w:rPr>
+        <w:t xml:space="preserve">지금 바로 실행할 명령</w:t>
+      </w:r>
+      <w:r>
+        <w:t xml:space="preserve">과</w:t>
+      </w:r>
+      <w:r>
+        <w:t xml:space="preserve"> </w:t>
+      </w:r>
+      <w:r>
+        <w:rPr>
+          <w:b/>
+        </w:rPr>
+        <w:t xml:space="preserve">15분 뒤 만들어질 환경</w:t>
+      </w:r>
+      <w:r>
+        <w:t xml:space="preserve">을 보여줍니다.</w:t>
+      </w:r>
+    </w:p>
+    <w:p>
+      <w:pPr>
+        <w:pStyle w:val="BodyText"/>
+      </w:pPr>
+      <w:r>
+        <w:t xml:space="preserve">설명보다 먼저 할 일이 있습니다. Azure 포털에서 Cloud Shell — 상단</w:t>
       </w:r>
       <w:r>
         <w:t xml:space="preserve"> </w:t>
@@ -1722,11 +1789,28 @@
         <w:t xml:space="preserve"> </w:t>
       </w:r>
       <w:r>
-        <w:t xml:space="preserve">"흐름입니다.</w:t>
-      </w:r>
-      <w:r>
-        <w:t xml:space="preserve"> </w:t>
-      </w:r>
+        <w:t xml:space="preserve">"이 장표는</w:t>
+      </w:r>
+      <w:r>
+        <w:t xml:space="preserve"> </w:t>
+      </w:r>
+      <w:r>
+        <w:rPr>
+          <w:b/>
+        </w:rPr>
+        <w:t xml:space="preserve">오늘 60분을 어떻게 쓸지</w:t>
+      </w:r>
+      <w:r>
+        <w:t xml:space="preserve"> </w:t>
+      </w:r>
+      <w:r>
+        <w:t xml:space="preserve">보여줍니다.</w:t>
+      </w:r>
+    </w:p>
+    <w:p>
+      <w:pPr>
+        <w:pStyle w:val="BodyText"/>
+      </w:pPr>
       <w:r>
         <w:rPr>
           <w:b/>
@@ -2570,7 +2654,39 @@
         <w:t xml:space="preserve"> </w:t>
       </w:r>
       <w:r>
-        <w:t xml:space="preserve">"용어 세 개만 20초로 맞추고 시작합니다. 맨 위 줄 — KDC는 티켓</w:t>
+        <w:t xml:space="preserve">"이 장표는</w:t>
+      </w:r>
+      <w:r>
+        <w:t xml:space="preserve"> </w:t>
+      </w:r>
+      <w:r>
+        <w:rPr>
+          <w:b/>
+        </w:rPr>
+        <w:t xml:space="preserve">마운트 한 번에 실제로 어떤 교환이 오가는지</w:t>
+      </w:r>
+      <w:r>
+        <w:t xml:space="preserve">를 그린 지도입니다.</w:t>
+      </w:r>
+      <w:r>
+        <w:t xml:space="preserve"> </w:t>
+      </w:r>
+      <w:r>
+        <w:t xml:space="preserve">오늘 나올 모든 실패를 이 그림 위에 찍게 되니, 넷 중 어디서 끊겼는지 말할 수</w:t>
+      </w:r>
+      <w:r>
+        <w:t xml:space="preserve"> </w:t>
+      </w:r>
+      <w:r>
+        <w:t xml:space="preserve">있으면 오늘의 절반은 끝난 겁니다.</w:t>
+      </w:r>
+    </w:p>
+    <w:p>
+      <w:pPr>
+        <w:pStyle w:val="BodyText"/>
+      </w:pPr>
+      <w:r>
+        <w:t xml:space="preserve">먼저 용어 세 개만 20초로 맞추고 시작합니다. 맨 위 줄 — KDC는 티켓</w:t>
       </w:r>
       <w:r>
         <w:t xml:space="preserve"> </w:t>
@@ -2623,7 +2739,113 @@
         <w:pStyle w:val="BodyText"/>
       </w:pPr>
       <w:r>
-        <w:t xml:space="preserve">이제 마운트 한 번에 일어나는 교환을 그림으로 따라가 봅시다. 네 단계입니다.</w:t>
+        <w:t xml:space="preserve">이제 그림을 따라가 봅시다.</w:t>
+      </w:r>
+      <w:r>
+        <w:t xml:space="preserve"> </w:t>
+      </w:r>
+      <w:r>
+        <w:rPr>
+          <w:b/>
+        </w:rPr>
+        <w:t xml:space="preserve">번호가 붙은 건 넷인데, 그 앞에 회색 줄이 하나</w:t>
+      </w:r>
+      <w:r>
+        <w:rPr>
+          <w:b/>
+        </w:rPr>
+        <w:t xml:space="preserve"> </w:t>
+      </w:r>
+      <w:r>
+        <w:rPr>
+          <w:b/>
+        </w:rPr>
+        <w:t xml:space="preserve">있습니다.</w:t>
+      </w:r>
+    </w:p>
+    <w:p>
+      <w:pPr>
+        <w:pStyle w:val="BodyText"/>
+      </w:pPr>
+      <w:r>
+        <w:rPr>
+          <w:b/>
+        </w:rPr>
+        <w:t xml:space="preserve">0번, Negotiate.</w:t>
+      </w:r>
+      <w:r>
+        <w:t xml:space="preserve"> </w:t>
+      </w:r>
+      <w:r>
+        <w:t xml:space="preserve">클라이언트가 Azure Files에 TCP로 붙어서</w:t>
+      </w:r>
+      <w:r>
+        <w:t xml:space="preserve"> </w:t>
+      </w:r>
+      <w:r>
+        <w:rPr>
+          <w:b/>
+        </w:rPr>
+        <w:t xml:space="preserve">SMB dialect와</w:t>
+      </w:r>
+      <w:r>
+        <w:rPr>
+          <w:b/>
+        </w:rPr>
+        <w:t xml:space="preserve"> </w:t>
+      </w:r>
+      <w:r>
+        <w:rPr>
+          <w:b/>
+        </w:rPr>
+        <w:t xml:space="preserve">cipher를 먼저 정합니다.</w:t>
+      </w:r>
+      <w:r>
+        <w:t xml:space="preserve"> </w:t>
+      </w:r>
+      <w:r>
+        <w:t xml:space="preserve">신원 얘기가 시작되기도 전이에요. 색을 옅게 칠한 건</w:t>
+      </w:r>
+      <w:r>
+        <w:t xml:space="preserve"> </w:t>
+      </w:r>
+      <w:r>
+        <w:rPr>
+          <w:b/>
+        </w:rPr>
+        <w:t xml:space="preserve">이게 넷 중 하나가 아니기 때문</w:t>
+      </w:r>
+      <w:r>
+        <w:t xml:space="preserve">입니다 — 신원 교환이 아니라 전송 계층 악수예요.</w:t>
+      </w:r>
+      <w:r>
+        <w:t xml:space="preserve"> </w:t>
+      </w:r>
+      <w:r>
+        <w:t xml:space="preserve">그런데</w:t>
+      </w:r>
+      <w:r>
+        <w:t xml:space="preserve"> </w:t>
+      </w:r>
+      <w:r>
+        <w:rPr>
+          <w:b/>
+        </w:rPr>
+        <w:t xml:space="preserve">이따 Lab 3가 정확히 이 줄에서 나옵니다.</w:t>
+      </w:r>
+      <w:r>
+        <w:t xml:space="preserve"> </w:t>
+      </w:r>
+      <w:r>
+        <w:t xml:space="preserve">기억해 두세요.</w:t>
+      </w:r>
+    </w:p>
+    <w:p>
+      <w:pPr>
+        <w:pStyle w:val="BodyText"/>
+      </w:pPr>
+      <w:r>
+        <w:t xml:space="preserve">이제 번호가 붙은 넷입니다.</w:t>
       </w:r>
     </w:p>
     <w:p>
@@ -2786,6 +3008,60 @@
       <w:r>
         <w:t xml:space="preserve">자격이 있는지(인가)가 평가됩니다.</w:t>
       </w:r>
+      <w:r>
+        <w:t xml:space="preserve"> </w:t>
+      </w:r>
+      <w:r>
+        <w:rPr>
+          <w:b/>
+        </w:rPr>
+        <w:t xml:space="preserve">그런데 이 줄은 캡처에서 못 봅니다.</w:t>
+      </w:r>
+      <w:r>
+        <w:t xml:space="preserve"> </w:t>
+      </w:r>
+      <w:r>
+        <w:t xml:space="preserve">③이</w:t>
+      </w:r>
+      <w:r>
+        <w:t xml:space="preserve"> </w:t>
+      </w:r>
+      <w:r>
+        <w:t xml:space="preserve">성공하는 순간 SMB3 암호화가 켜져서 그 뒤는 전부</w:t>
+      </w:r>
+      <w:r>
+        <w:t xml:space="preserve"> </w:t>
+      </w:r>
+      <w:r>
+        <w:rPr>
+          <w:rStyle w:val="VerbatimChar"/>
+        </w:rPr>
+        <w:t xml:space="preserve">Encrypted SMB3</w:t>
+      </w:r>
+      <w:r>
+        <w:t xml:space="preserve">거든요.</w:t>
+      </w:r>
+      <w:r>
+        <w:t xml:space="preserve"> </w:t>
+      </w:r>
+      <w:r>
+        <w:rPr>
+          <w:b/>
+        </w:rPr>
+        <w:t xml:space="preserve">와이어는 인증을 보여주지, 인가는 안 보여줍니다</w:t>
+      </w:r>
+      <w:r>
+        <w:t xml:space="preserve"> </w:t>
+      </w:r>
+      <w:r>
+        <w:t xml:space="preserve">— 오늘 'Access denied' 계열</w:t>
+      </w:r>
+      <w:r>
+        <w:t xml:space="preserve"> </w:t>
+      </w:r>
+      <w:r>
+        <w:t xml:space="preserve">랩이 다른 증거를 쓰는 이유입니다.</w:t>
+      </w:r>
     </w:p>
     <w:p>
       <w:pPr>
@@ -2827,6 +3103,29 @@
         <w:pStyle w:val="BodyText"/>
       </w:pPr>
       <w:r>
+        <w:rPr>
+          <w:b/>
+        </w:rPr>
+        <w:t xml:space="preserve">위에서 아래로 읽으면 그게 캡처의 순서입니다.</w:t>
+      </w:r>
+      <w:r>
+        <w:t xml:space="preserve"> </w:t>
+      </w:r>
+      <w:r>
+        <w:t xml:space="preserve">0번이 맨 위에 있는 게 우연이</w:t>
+      </w:r>
+      <w:r>
+        <w:t xml:space="preserve"> </w:t>
+      </w:r>
+      <w:r>
+        <w:t xml:space="preserve">아니에요 — Wireshark를 열면 정말 그 순서로 나옵니다.</w:t>
+      </w:r>
+    </w:p>
+    <w:p>
+      <w:pPr>
+        <w:pStyle w:val="BodyText"/>
+      </w:pPr>
+      <w:r>
         <w:t xml:space="preserve">각주 한 줄만 덧붙이면 —</w:t>
       </w:r>
       <w:r>
@@ -2937,7 +3236,33 @@
         <w:t xml:space="preserve"> </w:t>
       </w:r>
       <w:r>
-        <w:t xml:space="preserve">"방금 ③에서 이상한 걸 그냥 지나쳤습니다 — Azure Files가</w:t>
+        <w:t xml:space="preserve">"이 장표는</w:t>
+      </w:r>
+      <w:r>
+        <w:t xml:space="preserve"> </w:t>
+      </w:r>
+      <w:r>
+        <w:rPr>
+          <w:b/>
+        </w:rPr>
+        <w:t xml:space="preserve">'스토리지 계정을 도메인 조인한다'가 실제로 무슨 일을 하는지</w:t>
+      </w:r>
+      <w:r>
+        <w:t xml:space="preserve">를</w:t>
+      </w:r>
+      <w:r>
+        <w:t xml:space="preserve"> </w:t>
+      </w:r>
+      <w:r>
+        <w:t xml:space="preserve">다섯 단계로 분해한 겁니다.</w:t>
+      </w:r>
+    </w:p>
+    <w:p>
+      <w:pPr>
+        <w:pStyle w:val="BodyText"/>
+      </w:pPr>
+      <w:r>
+        <w:t xml:space="preserve">방금 ③에서 이상한 걸 그냥 지나쳤습니다 — Azure Files가</w:t>
       </w:r>
       <w:r>
         <w:t xml:space="preserve"> </w:t>
@@ -3062,7 +3387,52 @@
         <w:t xml:space="preserve"> </w:t>
       </w:r>
       <w:r>
-        <w:t xml:space="preserve">"서비스 쪽 준비는 끝났고, 이번엔 클라이언트 쪽. 티켓이 어떻게</w:t>
+        <w:t xml:space="preserve">"이 장표는</w:t>
+      </w:r>
+      <w:r>
+        <w:t xml:space="preserve"> </w:t>
+      </w:r>
+      <w:r>
+        <w:rPr>
+          <w:b/>
+        </w:rPr>
+        <w:t xml:space="preserve">티켓이 어디에 살고,</w:t>
+      </w:r>
+      <w:r>
+        <w:rPr>
+          <w:b/>
+        </w:rPr>
+        <w:t xml:space="preserve"> </w:t>
+      </w:r>
+      <w:r>
+        <w:rPr>
+          <w:rStyle w:val="VerbatimChar"/>
+          <w:b/>
+        </w:rPr>
+        <w:t xml:space="preserve">klist</w:t>
+      </w:r>
+      <w:r>
+        <w:rPr>
+          <w:b/>
+        </w:rPr>
+        <w:t xml:space="preserve">가 보여주는 게 정확히 무엇인지</w:t>
+      </w:r>
+      <w:r>
+        <w:t xml:space="preserve">를</w:t>
+      </w:r>
+      <w:r>
+        <w:t xml:space="preserve"> </w:t>
+      </w:r>
+      <w:r>
+        <w:t xml:space="preserve">다룹니다.</w:t>
+      </w:r>
+    </w:p>
+    <w:p>
+      <w:pPr>
+        <w:pStyle w:val="BodyText"/>
+      </w:pPr>
+      <w:r>
+        <w:t xml:space="preserve">서비스 쪽 준비는 끝났고, 이번엔 클라이언트 쪽. 티켓이 어떻게</w:t>
       </w:r>
       <w:r>
         <w:t xml:space="preserve"> </w:t>
@@ -3549,7 +3919,40 @@
         <w:t xml:space="preserve"> </w:t>
       </w:r>
       <w:r>
-        <w:t xml:space="preserve">"오늘 제일 중요한 슬라이드입니다. Kerberos는 대칭키고, 티켓은 받을</w:t>
+        <w:t xml:space="preserve">"이 장표는</w:t>
+      </w:r>
+      <w:r>
+        <w:t xml:space="preserve"> </w:t>
+      </w:r>
+      <w:r>
+        <w:rPr>
+          <w:b/>
+        </w:rPr>
+        <w:t xml:space="preserve">어떤 티켓을 누가 무슨 키로 복호화하는지</w:t>
+      </w:r>
+      <w:r>
+        <w:t xml:space="preserve">, 그리고 그게 실패하면</w:t>
+      </w:r>
+      <w:r>
+        <w:t xml:space="preserve"> </w:t>
+      </w:r>
+      <w:r>
+        <w:t xml:space="preserve">무엇이 보이는지를 다룹니다.</w:t>
+      </w:r>
+      <w:r>
+        <w:t xml:space="preserve"> </w:t>
+      </w:r>
+      <w:r>
+        <w:rPr>
+          <w:b/>
+        </w:rPr>
+        <w:t xml:space="preserve">오늘 제일 중요한 슬라이드입니다.</w:t>
+      </w:r>
+      <w:r>
+        <w:t xml:space="preserve"> </w:t>
+      </w:r>
+      <w:r>
+        <w:t xml:space="preserve">Kerberos는 대칭키고, 티켓은 받을</w:t>
       </w:r>
       <w:r>
         <w:t xml:space="preserve"> </w:t>
@@ -4620,11 +5023,28 @@
         <w:pStyle w:val="BodyText"/>
       </w:pPr>
       <w:r>
-        <w:t xml:space="preserve">트레이스를 열면 놀랄 게 셋 있으니 질문 나오면 꺼내세요. ①</w:t>
-      </w:r>
-      <w:r>
-        <w:t xml:space="preserve"> </w:t>
-      </w:r>
+        <w:rPr>
+          <w:b/>
+        </w:rPr>
+        <w:t xml:space="preserve">②·③은 슬라이드 5의 아래 띠에서 이미 말했으니 반복하지 마세요</w:t>
+      </w:r>
+      <w:r>
+        <w:t xml:space="preserve"> </w:t>
+      </w:r>
+      <w:r>
+        <w:t xml:space="preserve">— Negotiate가</w:t>
+      </w:r>
+      <w:r>
+        <w:t xml:space="preserve"> </w:t>
+      </w:r>
+      <w:r>
+        <w:t xml:space="preserve">먼저라는 것과 Tree Connect가 안 보인다는 것. 여기서는 ①만 새로 짚으면 됩니다.</w:t>
+      </w:r>
+    </w:p>
+    <w:p>
+      <w:pPr>
+        <w:pStyle w:val="BodyText"/>
+      </w:pPr>
       <w:r>
         <w:rPr>
           <w:rStyle w:val="VerbatimChar"/>
@@ -4636,25 +5056,19 @@
         <w:rPr>
           <w:b/>
         </w:rPr>
-        <w:t xml:space="preserve">는</w:t>
-      </w:r>
-      <w:r>
-        <w:rPr>
-          <w:b/>
-        </w:rPr>
-        <w:t xml:space="preserve"> </w:t>
-      </w:r>
-      <w:r>
-        <w:rPr>
-          <w:b/>
-        </w:rPr>
-        <w:t xml:space="preserve">정상입니다</w:t>
-      </w:r>
-      <w:r>
-        <w:t xml:space="preserve"> </w:t>
-      </w:r>
-      <w:r>
-        <w:t xml:space="preserve">— Wireshark가 빨갛게 칠하지만 건강한 교환에 반드시 들어 있습니다.</w:t>
+        <w:t xml:space="preserve">는 정상입니다</w:t>
+      </w:r>
+      <w:r>
+        <w:t xml:space="preserve"> </w:t>
+      </w:r>
+      <w:r>
+        <w:t xml:space="preserve">— Wireshark가 빨갛게 칠하지만</w:t>
+      </w:r>
+      <w:r>
+        <w:t xml:space="preserve"> </w:t>
+      </w:r>
+      <w:r>
+        <w:t xml:space="preserve">건강한 교환에 반드시 들어 있습니다.</w:t>
       </w:r>
       <w:r>
         <w:t xml:space="preserve"> </w:t>
@@ -4685,58 +5099,13 @@
         <w:t xml:space="preserve">를 했기 때문</w:t>
       </w:r>
       <w:r>
-        <w:t xml:space="preserve">이고, 그게</w:t>
-      </w:r>
-      <w:r>
-        <w:t xml:space="preserve"> </w:t>
-      </w:r>
-      <w:r>
-        <w:t xml:space="preserve">슬라이드 7의 Q&amp;A(캐시된 자격 증명으로 조용히 재인증)와 이어집니다.</w:t>
-      </w:r>
-      <w:r>
-        <w:t xml:space="preserve"> </w:t>
-      </w:r>
-      <w:r>
-        <w:t xml:space="preserve">②</w:t>
-      </w:r>
-      <w:r>
-        <w:t xml:space="preserve"> </w:t>
-      </w:r>
-      <w:r>
-        <w:rPr>
-          <w:b/>
-        </w:rPr>
-        <w:t xml:space="preserve">Negotiate가 Kerberos보다 먼저</w:t>
-      </w:r>
-      <w:r>
-        <w:t xml:space="preserve"> </w:t>
-      </w:r>
-      <w:r>
-        <w:t xml:space="preserve">나옵니다 — Lab 3의 "cipher가 먼저 정해진다"는</w:t>
-      </w:r>
-      <w:r>
-        <w:t xml:space="preserve"> </w:t>
-      </w:r>
-      <w:r>
-        <w:t xml:space="preserve">말의 증거가 이 순서입니다. ③</w:t>
-      </w:r>
-      <w:r>
-        <w:t xml:space="preserve"> </w:t>
-      </w:r>
-      <w:r>
-        <w:rPr>
-          <w:b/>
-        </w:rPr>
-        <w:t xml:space="preserve">Session Setup 다음은 전부 Encrypted SMB3</w:t>
-      </w:r>
-      <w:r>
-        <w:t xml:space="preserve">라 Tree</w:t>
-      </w:r>
-      <w:r>
-        <w:t xml:space="preserve"> </w:t>
-      </w:r>
-      <w:r>
-        <w:t xml:space="preserve">Connect가 안 보입니다 — 와이어는 인증을 보여주지 인가는 안 보여줍니다.</w:t>
+        <w:t xml:space="preserve">이고, 그게 슬라이드 7의 Q&amp;A(캐시된 자격 증명으로 조용히</w:t>
+      </w:r>
+      <w:r>
+        <w:t xml:space="preserve"> </w:t>
+      </w:r>
+      <w:r>
+        <w:t xml:space="preserve">재인증)와 이어집니다.</w:t>
       </w:r>
     </w:p>
     <w:p>
@@ -4783,7 +5152,42 @@
         <w:t xml:space="preserve"> </w:t>
       </w:r>
       <w:r>
-        <w:t xml:space="preserve">"클라이언트 VM에 CONTOSO\labuser1로 접속해서 화면 순서대로 —</w:t>
+        <w:t xml:space="preserve">"첫 실습입니다. 목적은 하나 —</w:t>
+      </w:r>
+      <w:r>
+        <w:t xml:space="preserve"> </w:t>
+      </w:r>
+      <w:r>
+        <w:rPr>
+          <w:b/>
+        </w:rPr>
+        <w:t xml:space="preserve">정상 상태가 어떻게 생겼는지 눈에 익히는</w:t>
+      </w:r>
+      <w:r>
+        <w:rPr>
+          <w:b/>
+        </w:rPr>
+        <w:t xml:space="preserve"> </w:t>
+      </w:r>
+      <w:r>
+        <w:rPr>
+          <w:b/>
+        </w:rPr>
+        <w:t xml:space="preserve">것.</w:t>
+      </w:r>
+      <w:r>
+        <w:t xml:space="preserve"> </w:t>
+      </w:r>
+      <w:r>
+        <w:t xml:space="preserve">오늘 나머지 랩은 전부 여기서의 차이니까요.</w:t>
+      </w:r>
+    </w:p>
+    <w:p>
+      <w:pPr>
+        <w:pStyle w:val="BodyText"/>
+      </w:pPr>
+      <w:r>
+        <w:t xml:space="preserve">클라이언트 VM에 CONTOSO\labuser1로 접속해서 화면 순서대로 —</w:t>
       </w:r>
       <w:r>
         <w:t xml:space="preserve"> </w:t>
@@ -4932,16 +5336,57 @@
         <w:t xml:space="preserve"> </w:t>
       </w:r>
       <w:r>
-        <w:t xml:space="preserve">"왼쪽부터 봅시다.</w:t>
-      </w:r>
-      <w:r>
-        <w:t xml:space="preserve"> </w:t>
-      </w:r>
-      <w:r>
-        <w:rPr>
-          <w:b/>
-        </w:rPr>
-        <w:t xml:space="preserve">KDC가 티켓 암호화 타입을 어떻게 고르는가.</w:t>
+        <w:t xml:space="preserve">"이 장표는 두 가지를 한 화면에 놨습니다. 왼쪽은</w:t>
+      </w:r>
+      <w:r>
+        <w:t xml:space="preserve"> </w:t>
+      </w:r>
+      <w:r>
+        <w:rPr>
+          <w:b/>
+        </w:rPr>
+        <w:t xml:space="preserve">KDC가 티켓 암호화 타입을</w:t>
+      </w:r>
+      <w:r>
+        <w:rPr>
+          <w:b/>
+        </w:rPr>
+        <w:t xml:space="preserve"> </w:t>
+      </w:r>
+      <w:r>
+        <w:rPr>
+          <w:b/>
+        </w:rPr>
+        <w:t xml:space="preserve">고르는 알고리즘</w:t>
+      </w:r>
+      <w:r>
+        <w:t xml:space="preserve">, 위 배너는</w:t>
+      </w:r>
+      <w:r>
+        <w:t xml:space="preserve"> </w:t>
+      </w:r>
+      <w:r>
+        <w:rPr>
+          <w:b/>
+        </w:rPr>
+        <w:t xml:space="preserve">그 기본값이 올해 바뀌었다는 사실</w:t>
+      </w:r>
+      <w:r>
+        <w:t xml:space="preserve">입니다. 둘이 만나는</w:t>
+      </w:r>
+      <w:r>
+        <w:t xml:space="preserve"> </w:t>
+      </w:r>
+      <w:r>
+        <w:t xml:space="preserve">지점이 다음 랩이고요.</w:t>
+      </w:r>
+    </w:p>
+    <w:p>
+      <w:pPr>
+        <w:pStyle w:val="BodyText"/>
+      </w:pPr>
+      <w:r>
+        <w:t xml:space="preserve">왼쪽부터 봅시다.</w:t>
       </w:r>
       <w:r>
         <w:t xml:space="preserve"> </w:t>
@@ -5438,7 +5883,33 @@
         <w:t xml:space="preserve"> </w:t>
       </w:r>
       <w:r>
-        <w:t xml:space="preserve">"아까 걸어둔 Legacy가 끝났을 겁니다 — 출력 보세요.</w:t>
+        <w:t xml:space="preserve">"이 랩의 목적은</w:t>
+      </w:r>
+      <w:r>
+        <w:t xml:space="preserve"> </w:t>
+      </w:r>
+      <w:r>
+        <w:rPr>
+          <w:b/>
+        </w:rPr>
+        <w:t xml:space="preserve">증거를 모으는 것</w:t>
+      </w:r>
+      <w:r>
+        <w:t xml:space="preserve">이지 원인을 맞히는 게 아닙니다. 진단은</w:t>
+      </w:r>
+      <w:r>
+        <w:t xml:space="preserve"> </w:t>
+      </w:r>
+      <w:r>
+        <w:t xml:space="preserve">다음 장에서 하고, 여기서는 부수고 기록만 합니다.</w:t>
+      </w:r>
+    </w:p>
+    <w:p>
+      <w:pPr>
+        <w:pStyle w:val="BodyText"/>
+      </w:pPr>
+      <w:r>
+        <w:t xml:space="preserve">아까 걸어둔 Legacy가 끝났을 겁니다 — 출력 보세요.</w:t>
       </w:r>
       <w:r>
         <w:t xml:space="preserve"> </w:t>
@@ -5795,7 +6266,30 @@
         <w:t xml:space="preserve"> </w:t>
       </w:r>
       <w:r>
-        <w:t xml:space="preserve">"방금 여러분은 Status로 DomainName을 확인했죠. 우리는 고객에게</w:t>
+        <w:t xml:space="preserve">"이 장표는</w:t>
+      </w:r>
+      <w:r>
+        <w:t xml:space="preserve"> </w:t>
+      </w:r>
+      <w:r>
+        <w:rPr>
+          <w:b/>
+        </w:rPr>
+        <w:t xml:space="preserve">방금 클라이언트에서 본 것을 서비스 쪽에서 확인하는</w:t>
+      </w:r>
+      <w:r>
+        <w:t xml:space="preserve"> </w:t>
+      </w:r>
+      <w:r>
+        <w:t xml:space="preserve">방법입니다.</w:t>
+      </w:r>
+    </w:p>
+    <w:p>
+      <w:pPr>
+        <w:pStyle w:val="BodyText"/>
+      </w:pPr>
+      <w:r>
+        <w:t xml:space="preserve">방금 여러분은 Status로 DomainName을 확인했죠. 우리는 고객에게</w:t>
       </w:r>
       <w:r>
         <w:t xml:space="preserve"> </w:t>
@@ -5911,7 +6405,33 @@
         <w:t xml:space="preserve"> </w:t>
       </w:r>
       <w:r>
-        <w:t xml:space="preserve">"이번엔 다른 종류의 실패입니다. cipher는 SMB Negotiate에서 정해지는데,</w:t>
+        <w:t xml:space="preserve">"이 장표는</w:t>
+      </w:r>
+      <w:r>
+        <w:t xml:space="preserve"> </w:t>
+      </w:r>
+      <w:r>
+        <w:rPr>
+          <w:b/>
+        </w:rPr>
+        <w:t xml:space="preserve">Kerberos가 완벽한데도 마운트가 거부되는 경로</w:t>
+      </w:r>
+      <w:r>
+        <w:t xml:space="preserve">를 설명합니다.</w:t>
+      </w:r>
+      <w:r>
+        <w:t xml:space="preserve"> </w:t>
+      </w:r>
+      <w:r>
+        <w:t xml:space="preserve">다음 랩이 여기서 나옵니다.</w:t>
+      </w:r>
+    </w:p>
+    <w:p>
+      <w:pPr>
+        <w:pStyle w:val="BodyText"/>
+      </w:pPr>
+      <w:r>
+        <w:t xml:space="preserve">cipher는 SMB Negotiate에서 정해지는데,</w:t>
       </w:r>
       <w:r>
         <w:t xml:space="preserve"> </w:t>
@@ -6320,7 +6840,33 @@
         <w:t xml:space="preserve"> </w:t>
       </w:r>
       <w:r>
-        <w:t xml:space="preserve">"주입하고 재테스트해 보세요. 나오는 에러가 'Access is denied' 혹은</w:t>
+        <w:t xml:space="preserve">"이 랩은</w:t>
+      </w:r>
+      <w:r>
+        <w:t xml:space="preserve"> </w:t>
+      </w:r>
+      <w:r>
+        <w:rPr>
+          <w:b/>
+        </w:rPr>
+        <w:t xml:space="preserve">에러 메시지가 거짓말하는 경우</w:t>
+      </w:r>
+      <w:r>
+        <w:t xml:space="preserve">입니다. 오늘 랩 중 가장 짧지만,</w:t>
+      </w:r>
+      <w:r>
+        <w:t xml:space="preserve"> </w:t>
+      </w:r>
+      <w:r>
+        <w:t xml:space="preserve">실제 케이스에서 며칠을 태운 유형이에요.</w:t>
+      </w:r>
+    </w:p>
+    <w:p>
+      <w:pPr>
+        <w:pStyle w:val="BodyText"/>
+      </w:pPr>
+      <w:r>
+        <w:t xml:space="preserve">주입하고 재테스트해 보세요. 나오는 에러가 'Access is denied' 혹은</w:t>
       </w:r>
       <w:r>
         <w:t xml:space="preserve"> </w:t>
@@ -6572,7 +7118,34 @@
         <w:t xml:space="preserve"> </w:t>
       </w:r>
       <w:r>
-        <w:t xml:space="preserve">"이번 게 압권입니다. 클라이언트 에러는 자격 증명을 탓했고, 그건</w:t>
+        <w:t xml:space="preserve">"이 장표는</w:t>
+      </w:r>
+      <w:r>
+        <w:t xml:space="preserve"> </w:t>
+      </w:r>
+      <w:r>
+        <w:rPr>
+          <w:b/>
+        </w:rPr>
+        <w:t xml:space="preserve">같은 장애를 서비스 쪽 로그에서 다시 보는</w:t>
+      </w:r>
+      <w:r>
+        <w:t xml:space="preserve"> </w:t>
+      </w:r>
+      <w:r>
+        <w:t xml:space="preserve">겁니다. 그리고 이번 게</w:t>
+      </w:r>
+      <w:r>
+        <w:t xml:space="preserve"> </w:t>
+      </w:r>
+      <w:r>
+        <w:t xml:space="preserve">압권이에요.</w:t>
+      </w:r>
+      <w:r>
+        <w:t xml:space="preserve"> </w:t>
+      </w:r>
+      <w:r>
+        <w:t xml:space="preserve">클라이언트 에러는 자격 증명을 탓했고, 그건</w:t>
       </w:r>
       <w:r>
         <w:t xml:space="preserve"> </w:t>
@@ -7533,7 +8106,33 @@
         <w:t xml:space="preserve"> </w:t>
       </w:r>
       <w:r>
-        <w:t xml:space="preserve">"SPN을 망가뜨리면 이번엔</w:t>
+        <w:t xml:space="preserve">"이 랩은</w:t>
+      </w:r>
+      <w:r>
+        <w:t xml:space="preserve"> </w:t>
+      </w:r>
+      <w:r>
+        <w:rPr>
+          <w:b/>
+        </w:rPr>
+        <w:t xml:space="preserve">KDC가 아무것도 발급하지 않는 경우</w:t>
+      </w:r>
+      <w:r>
+        <w:t xml:space="preserve">입니다 — 지금까지는 티켓이</w:t>
+      </w:r>
+      <w:r>
+        <w:t xml:space="preserve"> </w:t>
+      </w:r>
+      <w:r>
+        <w:t xml:space="preserve">나온 뒤에 문제가 생겼죠.</w:t>
+      </w:r>
+    </w:p>
+    <w:p>
+      <w:pPr>
+        <w:pStyle w:val="BodyText"/>
+      </w:pPr>
+      <w:r>
+        <w:t xml:space="preserve">SPN을 망가뜨리면</w:t>
       </w:r>
       <w:r>
         <w:t xml:space="preserve"> </w:t>
@@ -8243,7 +8842,18 @@
         <w:t xml:space="preserve"> </w:t>
       </w:r>
       <w:r>
-        <w:t xml:space="preserve">"</w:t>
+        <w:t xml:space="preserve">"마무리입니다. 오늘 한 걸 한 줄로 접고, 다음 세션 준비물을 안내합니다.</w:t>
+      </w:r>
+    </w:p>
+    <w:p>
+      <w:pPr>
+        <w:pStyle w:val="BodyText"/>
+      </w:pPr>
+      <w:r>
+        <w:t xml:space="preserve">먼저 —</w:t>
+      </w:r>
+      <w:r>
+        <w:t xml:space="preserve"> </w:t>
       </w:r>
       <w:r>
         <w:rPr>

--- a/docs/cuesheet-session1.docx
+++ b/docs/cuesheet-session1.docx
@@ -2940,6 +2940,132 @@
       <w:r>
         <w:t xml:space="preserve"> </w:t>
       </w:r>
+      <w:r>
+        <w:t xml:space="preserve">프로토콜 이름에</w:t>
+      </w:r>
+      <w:r>
+        <w:t xml:space="preserve"> </w:t>
+      </w:r>
+      <w:r>
+        <w:rPr>
+          <w:rStyle w:val="VerbatimChar"/>
+        </w:rPr>
+        <w:t xml:space="preserve">AP-REQ inside</w:t>
+      </w:r>
+      <w:r>
+        <w:t xml:space="preserve">라고 적어둔 이유가 있습니다 —</w:t>
+      </w:r>
+      <w:r>
+        <w:t xml:space="preserve"> </w:t>
+      </w:r>
+      <w:r>
+        <w:rPr>
+          <w:b/>
+        </w:rPr>
+        <w:t xml:space="preserve">트레이스 목록에서</w:t>
+      </w:r>
+      <w:r>
+        <w:rPr>
+          <w:b/>
+        </w:rPr>
+        <w:t xml:space="preserve"> </w:t>
+      </w:r>
+      <w:r>
+        <w:rPr>
+          <w:rStyle w:val="VerbatimChar"/>
+          <w:b/>
+        </w:rPr>
+        <w:t xml:space="preserve">AP-REQ</w:t>
+      </w:r>
+      <w:r>
+        <w:rPr>
+          <w:b/>
+        </w:rPr>
+        <w:t xml:space="preserve">를 찾으면 없습니다.</w:t>
+      </w:r>
+      <w:r>
+        <w:t xml:space="preserve"> </w:t>
+      </w:r>
+      <w:r>
+        <w:t xml:space="preserve">그건 프레임이 아니라</w:t>
+      </w:r>
+      <w:r>
+        <w:t xml:space="preserve"> </w:t>
+      </w:r>
+      <w:r>
+        <w:rPr>
+          <w:b/>
+        </w:rPr>
+        <w:t xml:space="preserve">Session Setup Request의</w:t>
+      </w:r>
+      <w:r>
+        <w:rPr>
+          <w:b/>
+        </w:rPr>
+        <w:t xml:space="preserve"> </w:t>
+      </w:r>
+      <w:r>
+        <w:rPr>
+          <w:b/>
+        </w:rPr>
+        <w:t xml:space="preserve">security blob 안에</w:t>
+      </w:r>
+      <w:r>
+        <w:t xml:space="preserve"> </w:t>
+      </w:r>
+      <w:r>
+        <w:t xml:space="preserve">들어 있거든요. Wireshark의 Info 열은 바깥 프로토콜인 SMB2가</w:t>
+      </w:r>
+      <w:r>
+        <w:t xml:space="preserve"> </w:t>
+      </w:r>
+      <w:r>
+        <w:t xml:space="preserve">가져가고, AP-REQ를 보려면 그 프레임을 펼쳐서 Security Blob → GSS-API → SPNEGO로</w:t>
+      </w:r>
+      <w:r>
+        <w:t xml:space="preserve"> </w:t>
+      </w:r>
+      <w:r>
+        <w:t xml:space="preserve">내려가야 합니다.</w:t>
+      </w:r>
+      <w:r>
+        <w:t xml:space="preserve"> </w:t>
+      </w:r>
+      <w:r>
+        <w:rPr>
+          <w:b/>
+        </w:rPr>
+        <w:t xml:space="preserve">티켓이 blob 안에 산다</w:t>
+      </w:r>
+      <w:r>
+        <w:t xml:space="preserve"> </w:t>
+      </w:r>
+      <w:r>
+        <w:t xml:space="preserve">— 이게 이따 Lab 3에서</w:t>
+      </w:r>
+      <w:r>
+        <w:t xml:space="preserve"> </w:t>
+      </w:r>
+      <w:r>
+        <w:rPr>
+          <w:rStyle w:val="VerbatimChar"/>
+        </w:rPr>
+        <w:t xml:space="preserve">Blob Length: 0</w:t>
+      </w:r>
+      <w:r>
+        <w:t xml:space="preserve">이</w:t>
+      </w:r>
+      <w:r>
+        <w:t xml:space="preserve"> </w:t>
+      </w:r>
+      <w:r>
+        <w:t xml:space="preserve">왜 결정적인지의 근거가 됩니다.</w:t>
+      </w:r>
+    </w:p>
+    <w:p>
+      <w:pPr>
+        <w:pStyle w:val="BodyText"/>
+      </w:pPr>
       <w:r>
         <w:t xml:space="preserve">아까 용어에서 말했듯 이 티켓은</w:t>
       </w:r>

--- a/docs/cuesheet-session1.docx
+++ b/docs/cuesheet-session1.docx
@@ -2987,6 +2987,124 @@
         <w:pStyle w:val="BodyText"/>
       </w:pPr>
       <w:r>
+        <w:t xml:space="preserve">읽는 법 하나만 먼저 — 번호 옆에</w:t>
+      </w:r>
+      <w:r>
+        <w:t xml:space="preserve"> </w:t>
+      </w:r>
+      <w:r>
+        <w:rPr>
+          <w:rStyle w:val="VerbatimChar"/>
+          <w:b/>
+        </w:rPr>
+        <w:t xml:space="preserve">SMB</w:t>
+      </w:r>
+      <w:r>
+        <w:rPr>
+          <w:b/>
+        </w:rPr>
+        <w:t xml:space="preserve">(회청색) /</w:t>
+      </w:r>
+      <w:r>
+        <w:rPr>
+          <w:b/>
+        </w:rPr>
+        <w:t xml:space="preserve"> </w:t>
+      </w:r>
+      <w:r>
+        <w:rPr>
+          <w:rStyle w:val="VerbatimChar"/>
+          <w:b/>
+        </w:rPr>
+        <w:t xml:space="preserve">KRB5</w:t>
+      </w:r>
+      <w:r>
+        <w:rPr>
+          <w:b/>
+        </w:rPr>
+        <w:t xml:space="preserve">(초록)</w:t>
+      </w:r>
+      <w:r>
+        <w:t xml:space="preserve"> </w:t>
+      </w:r>
+      <w:r>
+        <w:t xml:space="preserve">배지를 붙여</w:t>
+      </w:r>
+      <w:r>
+        <w:t xml:space="preserve"> </w:t>
+      </w:r>
+      <w:r>
+        <w:t xml:space="preserve">뒀습니다.</w:t>
+      </w:r>
+      <w:r>
+        <w:t xml:space="preserve"> </w:t>
+      </w:r>
+      <w:r>
+        <w:rPr>
+          <w:b/>
+        </w:rPr>
+        <w:t xml:space="preserve">그 줄이 어느 프로토콜 계층에서 일어나는 일인지</w:t>
+      </w:r>
+      <w:r>
+        <w:t xml:space="preserve">를 표시한 겁니다.</w:t>
+      </w:r>
+      <w:r>
+        <w:t xml:space="preserve"> </w:t>
+      </w:r>
+      <w:r>
+        <w:t xml:space="preserve">위에서 아래로 배지만 훑어보면</w:t>
+      </w:r>
+      <w:r>
+        <w:t xml:space="preserve"> </w:t>
+      </w:r>
+      <w:r>
+        <w:rPr>
+          <w:b/>
+        </w:rPr>
+        <w:t xml:space="preserve">SMB → KRB5 → KRB5 → SMB+KRB5 → SMB</w:t>
+      </w:r>
+      <w:r>
+        <w:t xml:space="preserve">입니다.</w:t>
+      </w:r>
+      <w:r>
+        <w:t xml:space="preserve"> </w:t>
+      </w:r>
+      <w:r>
+        <w:t xml:space="preserve">③에만 배지가 두 개인 게 보이시죠.</w:t>
+      </w:r>
+      <w:r>
+        <w:t xml:space="preserve"> </w:t>
+      </w:r>
+      <w:r>
+        <w:rPr>
+          <w:b/>
+        </w:rPr>
+        <w:t xml:space="preserve">오늘 이 슬라이드에서 딱 하나만 가져가신다면</w:t>
+      </w:r>
+      <w:r>
+        <w:rPr>
+          <w:b/>
+        </w:rPr>
+        <w:t xml:space="preserve"> </w:t>
+      </w:r>
+      <w:r>
+        <w:rPr>
+          <w:b/>
+        </w:rPr>
+        <w:t xml:space="preserve">그겁니다</w:t>
+      </w:r>
+      <w:r>
+        <w:t xml:space="preserve"> </w:t>
+      </w:r>
+      <w:r>
+        <w:t xml:space="preserve">— 뒤에서 다시 설명합니다.</w:t>
+      </w:r>
+    </w:p>
+    <w:p>
+      <w:pPr>
+        <w:pStyle w:val="BodyText"/>
+      </w:pPr>
+      <w:r>
         <w:rPr>
           <w:b/>
         </w:rPr>
@@ -3178,7 +3296,67 @@
         <w:t xml:space="preserve"> </w:t>
       </w:r>
       <w:r>
-        <w:t xml:space="preserve">설명에</w:t>
+        <w:rPr>
+          <w:b/>
+        </w:rPr>
+        <w:t xml:space="preserve">아까 말한 배지 두 개짜리 줄이 여기입니다.</w:t>
+      </w:r>
+      <w:r>
+        <w:t xml:space="preserve"> </w:t>
+      </w:r>
+      <w:r>
+        <w:t xml:space="preserve">SMB 프레임인데 그 안에 Kerberos가</w:t>
+      </w:r>
+      <w:r>
+        <w:t xml:space="preserve"> </w:t>
+      </w:r>
+      <w:r>
+        <w:t xml:space="preserve">타고 있어요. 그래서</w:t>
+      </w:r>
+      <w:r>
+        <w:t xml:space="preserve"> </w:t>
+      </w:r>
+      <w:r>
+        <w:rPr>
+          <w:b/>
+        </w:rPr>
+        <w:t xml:space="preserve">Kerberos가 실패해도 화면에는 SMB 오류로 나옵니다</w:t>
+      </w:r>
+      <w:r>
+        <w:t xml:space="preserve"> </w:t>
+      </w:r>
+      <w:r>
+        <w:t xml:space="preserve">—</w:t>
+      </w:r>
+      <w:r>
+        <w:t xml:space="preserve"> </w:t>
+      </w:r>
+      <w:r>
+        <w:rPr>
+          <w:rStyle w:val="VerbatimChar"/>
+        </w:rPr>
+        <w:t xml:space="preserve">System error 5</w:t>
+      </w:r>
+      <w:r>
+        <w:t xml:space="preserve">,</w:t>
+      </w:r>
+      <w:r>
+        <w:t xml:space="preserve"> </w:t>
+      </w:r>
+      <w:r>
+        <w:rPr>
+          <w:rStyle w:val="VerbatimChar"/>
+        </w:rPr>
+        <w:t xml:space="preserve">Access is denied</w:t>
+      </w:r>
+      <w:r>
+        <w:t xml:space="preserve">. 오늘 진짜 어려운 케이스는 전부 이 이음매에서</w:t>
+      </w:r>
+      <w:r>
+        <w:t xml:space="preserve"> </w:t>
+      </w:r>
+      <w:r>
+        <w:t xml:space="preserve">나옵니다. 설명에</w:t>
       </w:r>
       <w:r>
         <w:t xml:space="preserve"> </w:t>
@@ -3476,19 +3654,19 @@
         <w:rPr>
           <w:b/>
         </w:rPr>
-        <w:t xml:space="preserve">앞의 둘은 DC와, 뒤의 둘은 Azure Files와</w:t>
-      </w:r>
-      <w:r>
-        <w:t xml:space="preserve"> </w:t>
-      </w:r>
-      <w:r>
-        <w:t xml:space="preserve">하는</w:t>
-      </w:r>
-      <w:r>
-        <w:t xml:space="preserve"> </w:t>
-      </w:r>
-      <w:r>
-        <w:t xml:space="preserve">교환입니다. 어느 쪽 구간에서 끊겼는지만 알아도 원인 후보가 절반으로 줄어듭니다.</w:t>
+        <w:t xml:space="preserve">앞의 둘은 DC와 Kerberos로, 뒤의 둘은 Azure Files와 SMB로</w:t>
+      </w:r>
+      <w:r>
+        <w:t xml:space="preserve"> </w:t>
+      </w:r>
+      <w:r>
+        <w:t xml:space="preserve">하는 교환입니다. 배지와 레인이 같은 얘기를 두 축에서 하고 있는 셈이에요.</w:t>
+      </w:r>
+      <w:r>
+        <w:t xml:space="preserve"> </w:t>
+      </w:r>
+      <w:r>
+        <w:t xml:space="preserve">어느 쪽 구간에서 끊겼는지만 알아도 원인 후보가 절반으로 줄어듭니다.</w:t>
       </w:r>
       <w:r>
         <w:t xml:space="preserve"> </w:t>

--- a/docs/cuesheet-session1.docx
+++ b/docs/cuesheet-session1.docx
@@ -3828,6 +3828,65 @@
     </w:p>
     <w:p>
       <w:pPr>
+        <w:pStyle w:val="BlockText"/>
+      </w:pPr>
+      <w:r>
+        <w:rPr>
+          <w:b/>
+        </w:rPr>
+        <w:t xml:space="preserve">시간 주의:</w:t>
+      </w:r>
+      <w:r>
+        <w:t xml:space="preserve"> </w:t>
+      </w:r>
+      <w:r>
+        <w:t xml:space="preserve">이 슬라이드는 2.5분 배정인데 내용이 늘었습니다. 리허설에서</w:t>
+      </w:r>
+      <w:r>
+        <w:t xml:space="preserve"> </w:t>
+      </w:r>
+      <w:r>
+        <w:t xml:space="preserve">넘치면</w:t>
+      </w:r>
+      <w:r>
+        <w:t xml:space="preserve"> </w:t>
+      </w:r>
+      <w:r>
+        <w:rPr>
+          <w:b/>
+        </w:rPr>
+        <w:t xml:space="preserve">잘라도 되는 것</w:t>
+      </w:r>
+      <w:r>
+        <w:t xml:space="preserve">은 ① 아래 액세스 키 오해 블록과 ② 아래 계정 종류</w:t>
+      </w:r>
+      <w:r>
+        <w:t xml:space="preserve"> </w:t>
+      </w:r>
+      <w:r>
+        <w:t xml:space="preserve">블록입니다(둘 다 슬라이드에 글자로 남아 있음).</w:t>
+      </w:r>
+      <w:r>
+        <w:t xml:space="preserve"> </w:t>
+      </w:r>
+      <w:r>
+        <w:rPr>
+          <w:b/>
+        </w:rPr>
+        <w:t xml:space="preserve">못 자르는 것</w:t>
+      </w:r>
+      <w:r>
+        <w:t xml:space="preserve">은 ③, ④,</w:t>
+      </w:r>
+      <w:r>
+        <w:t xml:space="preserve"> </w:t>
+      </w:r>
+      <w:r>
+        <w:t xml:space="preserve">그리고 마지막 빨간 줄(비동기화)입니다.</w:t>
+      </w:r>
+    </w:p>
+    <w:p>
+      <w:pPr>
         <w:pStyle w:val="FirstParagraph"/>
       </w:pPr>
       <w:r>
@@ -3866,7 +3925,13 @@
         <w:pStyle w:val="BodyText"/>
       </w:pPr>
       <w:r>
-        <w:t xml:space="preserve">방금 ③에서 이상한 걸 그냥 지나쳤습니다 — Azure Files가</w:t>
+        <w:rPr>
+          <w:b/>
+        </w:rPr>
+        <w:t xml:space="preserve">앞 지도의 3단계</w:t>
+      </w:r>
+      <w:r>
+        <w:t xml:space="preserve">에서 이상한 걸 그냥 지나쳤습니다 — Azure Files가</w:t>
       </w:r>
       <w:r>
         <w:t xml:space="preserve"> </w:t>
@@ -3893,55 +3958,703 @@
         <w:t xml:space="preserve"> </w:t>
       </w:r>
       <w:r>
-        <w:t xml:space="preserve">티켓을 복호화한다고 했죠. 클라우드 서비스가 무슨 수로 여러분 AD 도메인의 키를</w:t>
-      </w:r>
-      <w:r>
-        <w:t xml:space="preserve"> </w:t>
-      </w:r>
-      <w:r>
-        <w:t xml:space="preserve">갖고 있을까요? 그걸 만들어주는 게 ’도메인 조인’입니다. 실제로 하는 일은 다섯</w:t>
-      </w:r>
-      <w:r>
-        <w:t xml:space="preserve"> </w:t>
-      </w:r>
-      <w:r>
-        <w:t xml:space="preserve">가지 — 오른쪽에서 Kerberos 키 두 개 생성, 왼쪽 AD에 계정 객체 생성, 그리고</w:t>
-      </w:r>
-      <w:r>
-        <w:t xml:space="preserve"> </w:t>
-      </w:r>
-      <w:r>
-        <w:t xml:space="preserve">가운데가 핵심인데</w:t>
-      </w:r>
-      <w:r>
-        <w:t xml:space="preserve"> </w:t>
-      </w:r>
-      <w:r>
-        <w:rPr>
-          <w:b/>
-        </w:rPr>
-        <w:t xml:space="preserve">그 계정의 비밀번호를 kerb1 키로 설정</w:t>
-      </w:r>
-      <w:r>
-        <w:t xml:space="preserve">합니다. 이제 양쪽이</w:t>
-      </w:r>
-      <w:r>
-        <w:t xml:space="preserve"> </w:t>
-      </w:r>
-      <w:r>
-        <w:t xml:space="preserve">같은 비밀을 쥔 거죠. 여기에 SPN 등록 — KDC가 이 서비스를 찾을 이름표 — 그리고</w:t>
-      </w:r>
-      <w:r>
-        <w:t xml:space="preserve"> </w:t>
-      </w:r>
-      <w:r>
-        <w:t xml:space="preserve">반대 방향으로 스토리지 계정에 도메인 메타데이터 기록. DC 입장에선 그냥 도메인의</w:t>
-      </w:r>
-      <w:r>
-        <w:t xml:space="preserve"> </w:t>
-      </w:r>
-      <w:r>
-        <w:t xml:space="preserve">서버 한 대일 뿐입니다."</w:t>
+        <w:t xml:space="preserve">티켓을 복호화한다고 했죠. 클라우드 서비스가 무슨 수로 여러분 AD 도메인의</w:t>
+      </w:r>
+      <w:r>
+        <w:t xml:space="preserve"> </w:t>
+      </w:r>
+      <w:r>
+        <w:t xml:space="preserve">키를 갖고 있을까요?</w:t>
+      </w:r>
+      <w:r>
+        <w:t xml:space="preserve"> </w:t>
+      </w:r>
+      <w:r>
+        <w:rPr>
+          <w:b/>
+        </w:rPr>
+        <w:t xml:space="preserve">그 키를 만들어 심는 작업</w:t>
+      </w:r>
+      <w:r>
+        <w:t xml:space="preserve">이 ’도메인 조인’입니다.</w:t>
+      </w:r>
+      <w:r>
+        <w:t xml:space="preserve"> </w:t>
+      </w:r>
+      <w:r>
+        <w:t xml:space="preserve">번호를 따라 다섯 단계로 보겠습니다. 참고로</w:t>
+      </w:r>
+      <w:r>
+        <w:t xml:space="preserve"> </w:t>
+      </w:r>
+      <w:r>
+        <w:rPr>
+          <w:b/>
+        </w:rPr>
+        <w:t xml:space="preserve">번호가 왼쪽·오른쪽을 왔다 갔다</w:t>
+      </w:r>
+      <w:r>
+        <w:rPr>
+          <w:b/>
+        </w:rPr>
+        <w:t xml:space="preserve"> </w:t>
+      </w:r>
+      <w:r>
+        <w:rPr>
+          <w:b/>
+        </w:rPr>
+        <w:t xml:space="preserve">합니다</w:t>
+      </w:r>
+      <w:r>
+        <w:t xml:space="preserve"> </w:t>
+      </w:r>
+      <w:r>
+        <w:t xml:space="preserve">— 양쪽에서 동시에 벌어지는 일이라 그렇습니다.</w:t>
+      </w:r>
+    </w:p>
+    <w:p>
+      <w:pPr>
+        <w:pStyle w:val="BodyText"/>
+      </w:pPr>
+      <w:r>
+        <w:rPr>
+          <w:b/>
+        </w:rPr>
+        <w:t xml:space="preserve">① 오른쪽, 스토리지 계정 쪽에서 kerb1 / kerb2 키 두 개가 생성됩니다.</w:t>
+      </w:r>
+      <w:r>
+        <w:t xml:space="preserve"> </w:t>
+      </w:r>
+      <w:r>
+        <w:t xml:space="preserve">이게</w:t>
+      </w:r>
+      <w:r>
+        <w:t xml:space="preserve"> </w:t>
+      </w:r>
+      <w:r>
+        <w:t xml:space="preserve">이 서비스의 장기 비밀(long-term secret)이에요. 두 개인 건 키 교체(rotation)를</w:t>
+      </w:r>
+      <w:r>
+        <w:t xml:space="preserve"> </w:t>
+      </w:r>
+      <w:r>
+        <w:t xml:space="preserve">위해서고, 실제로 쓰는 건 보통 kerb1입니다.</w:t>
+      </w:r>
+    </w:p>
+    <w:p>
+      <w:pPr>
+        <w:pStyle w:val="BlockText"/>
+      </w:pPr>
+      <w:r>
+        <w:t xml:space="preserve">여기서 오해 하나만 미리 끊고 갑니다 —</w:t>
+      </w:r>
+      <w:r>
+        <w:t xml:space="preserve"> </w:t>
+      </w:r>
+      <w:r>
+        <w:rPr>
+          <w:b/>
+        </w:rPr>
+        <w:t xml:space="preserve">kerb1/kerb2는 스토리지 계정</w:t>
+      </w:r>
+      <w:r>
+        <w:rPr>
+          <w:b/>
+        </w:rPr>
+        <w:t xml:space="preserve"> </w:t>
+      </w:r>
+      <w:r>
+        <w:rPr>
+          <w:b/>
+        </w:rPr>
+        <w:t xml:space="preserve">액세스 키 key1/key2와 아무 상관이 없습니다.</w:t>
+      </w:r>
+      <w:r>
+        <w:t xml:space="preserve"> </w:t>
+      </w:r>
+      <w:r>
+        <w:t xml:space="preserve">완전히 별개의 키예요.</w:t>
+      </w:r>
+      <w:r>
+        <w:t xml:space="preserve"> </w:t>
+      </w:r>
+      <w:r>
+        <w:t xml:space="preserve">액세스 키를 회전해도 Kerberos는 멀쩡하고, 반대도 마찬가지입니다.</w:t>
+      </w:r>
+      <w:r>
+        <w:t xml:space="preserve"> </w:t>
+      </w:r>
+      <w:r>
+        <w:t xml:space="preserve">현장에서 자주 헷갈리는 부분입니다.</w:t>
+      </w:r>
+    </w:p>
+    <w:p>
+      <w:pPr>
+        <w:pStyle w:val="FirstParagraph"/>
+      </w:pPr>
+      <w:r>
+        <w:rPr>
+          <w:b/>
+        </w:rPr>
+        <w:t xml:space="preserve">② 왼쪽, 여러분 AD에 컴퓨터 계정 객체가 만들어집니다.</w:t>
+      </w:r>
+      <w:r>
+        <w:t xml:space="preserve"> </w:t>
+      </w:r>
+      <w:r>
+        <w:rPr>
+          <w:rStyle w:val="VerbatimChar"/>
+        </w:rPr>
+        <w:t xml:space="preserve">CN=&lt;sa&gt;, OU=AzureFilesLab</w:t>
+      </w:r>
+      <w:r>
+        <w:t xml:space="preserve"> </w:t>
+      </w:r>
+      <w:r>
+        <w:t xml:space="preserve">— 평범한 AD 계정입니다. 카드 안에</w:t>
+      </w:r>
+      <w:r>
+        <w:t xml:space="preserve"> </w:t>
+      </w:r>
+      <w:r>
+        <w:rPr>
+          <w:b/>
+        </w:rPr>
+        <w:t xml:space="preserve">속성 세 줄</w:t>
+      </w:r>
+      <w:r>
+        <w:t xml:space="preserve">을 적어</w:t>
+      </w:r>
+      <w:r>
+        <w:t xml:space="preserve"> </w:t>
+      </w:r>
+      <w:r>
+        <w:t xml:space="preserve">뒀는데, 이따 ③, ④가 전부</w:t>
+      </w:r>
+      <w:r>
+        <w:t xml:space="preserve"> </w:t>
+      </w:r>
+      <w:r>
+        <w:rPr>
+          <w:b/>
+        </w:rPr>
+        <w:t xml:space="preserve">이 한 객체의 속성</w:t>
+      </w:r>
+      <w:r>
+        <w:t xml:space="preserve"> </w:t>
+      </w:r>
+      <w:r>
+        <w:t xml:space="preserve">얘기라는 걸 기억해 두세요.</w:t>
+      </w:r>
+    </w:p>
+    <w:p>
+      <w:pPr>
+        <w:pStyle w:val="BlockText"/>
+      </w:pPr>
+      <w:r>
+        <w:t xml:space="preserve">참고로</w:t>
+      </w:r>
+      <w:r>
+        <w:t xml:space="preserve"> </w:t>
+      </w:r>
+      <w:r>
+        <w:rPr>
+          <w:b/>
+        </w:rPr>
+        <w:t xml:space="preserve">컴퓨터 계정은 기본값</w:t>
+      </w:r>
+      <w:r>
+        <w:t xml:space="preserve">입니다.</w:t>
+      </w:r>
+      <w:r>
+        <w:t xml:space="preserve"> </w:t>
+      </w:r>
+      <w:r>
+        <w:rPr>
+          <w:rStyle w:val="VerbatimChar"/>
+        </w:rPr>
+        <w:t xml:space="preserve">-DomainAccountType ServiceLogonAccount</w:t>
+      </w:r>
+      <w:r>
+        <w:t xml:space="preserve">을</w:t>
+      </w:r>
+      <w:r>
+        <w:t xml:space="preserve"> </w:t>
+      </w:r>
+      <w:r>
+        <w:t xml:space="preserve">주면 사용자 객체로 만들어져요. 왜 중요하냐면 —</w:t>
+      </w:r>
+      <w:r>
+        <w:t xml:space="preserve"> </w:t>
+      </w:r>
+      <w:r>
+        <w:rPr>
+          <w:b/>
+        </w:rPr>
+        <w:t xml:space="preserve">컴퓨터 계정 비밀번호는 AD에서</w:t>
+      </w:r>
+      <w:r>
+        <w:rPr>
+          <w:b/>
+        </w:rPr>
+        <w:t xml:space="preserve"> </w:t>
+      </w:r>
+      <w:r>
+        <w:rPr>
+          <w:b/>
+        </w:rPr>
+        <w:t xml:space="preserve">만료되지 않지만, 서비스 계정은 OU 비밀번호 정책대로 만료됩니다.</w:t>
+      </w:r>
+      <w:r>
+        <w:t xml:space="preserve"> </w:t>
+      </w:r>
+      <w:r>
+        <w:t xml:space="preserve">“</w:t>
+      </w:r>
+      <w:r>
+        <w:t xml:space="preserve">1년 동안</w:t>
+      </w:r>
+      <w:r>
+        <w:t xml:space="preserve"> </w:t>
+      </w:r>
+      <w:r>
+        <w:t xml:space="preserve">잘 되다가 어느 날 갑자기</w:t>
+      </w:r>
+      <w:r>
+        <w:t xml:space="preserve">”</w:t>
+      </w:r>
+      <w:r>
+        <w:t xml:space="preserve"> </w:t>
+      </w:r>
+      <w:r>
+        <w:t xml:space="preserve">케이스의 단골 원인입니다.</w:t>
+      </w:r>
+    </w:p>
+    <w:p>
+      <w:pPr>
+        <w:pStyle w:val="FirstParagraph"/>
+      </w:pPr>
+      <w:r>
+        <w:rPr>
+          <w:b/>
+        </w:rPr>
+        <w:t xml:space="preserve">③ 가운데, 여기가 핵심입니다.</w:t>
+      </w:r>
+      <w:r>
+        <w:t xml:space="preserve"> </w:t>
+      </w:r>
+      <w:r>
+        <w:t xml:space="preserve">②에서 만든 그 계정의</w:t>
+      </w:r>
+      <w:r>
+        <w:t xml:space="preserve"> </w:t>
+      </w:r>
+      <w:r>
+        <w:rPr>
+          <w:b/>
+        </w:rPr>
+        <w:t xml:space="preserve">비밀번호를 ①의 kerb1</w:t>
+      </w:r>
+      <w:r>
+        <w:rPr>
+          <w:b/>
+        </w:rPr>
+        <w:t xml:space="preserve"> </w:t>
+      </w:r>
+      <w:r>
+        <w:rPr>
+          <w:b/>
+        </w:rPr>
+        <w:t xml:space="preserve">키 값으로 설정</w:t>
+      </w:r>
+      <w:r>
+        <w:t xml:space="preserve">합니다. 카드 안에서</w:t>
+      </w:r>
+      <w:r>
+        <w:t xml:space="preserve"> </w:t>
+      </w:r>
+      <w:r>
+        <w:rPr>
+          <w:rStyle w:val="VerbatimChar"/>
+        </w:rPr>
+        <w:t xml:space="preserve">unicodePwd</w:t>
+      </w:r>
+      <w:r>
+        <w:t xml:space="preserve"> </w:t>
+      </w:r>
+      <w:r>
+        <w:t xml:space="preserve">줄에 화살표로 표시해 뒀어요 —</w:t>
+      </w:r>
+      <w:r>
+        <w:t xml:space="preserve"> </w:t>
+      </w:r>
+      <w:r>
+        <w:rPr>
+          <w:b/>
+        </w:rPr>
+        <w:t xml:space="preserve">그 객체의 비밀번호 속성 하나</w:t>
+      </w:r>
+      <w:r>
+        <w:t xml:space="preserve">입니다. 그래서 가운데에 ’SAME SECRET’이라고</w:t>
+      </w:r>
+      <w:r>
+        <w:t xml:space="preserve"> </w:t>
+      </w:r>
+      <w:r>
+        <w:t xml:space="preserve">써 놨습니다.</w:t>
+      </w:r>
+      <w:r>
+        <w:t xml:space="preserve"> </w:t>
+      </w:r>
+      <w:r>
+        <w:rPr>
+          <w:b/>
+        </w:rPr>
+        <w:t xml:space="preserve">AD의 계정 비밀번호 = 스토리지 계정의 kerb 키</w:t>
+      </w:r>
+      <w:r>
+        <w:t xml:space="preserve"> </w:t>
+      </w:r>
+      <w:r>
+        <w:t xml:space="preserve">— 양쪽이 같은</w:t>
+      </w:r>
+      <w:r>
+        <w:t xml:space="preserve"> </w:t>
+      </w:r>
+      <w:r>
+        <w:t xml:space="preserve">비밀을 쥐게 된 겁니다. 앞 지도의 3단계에서 ’자기 키로 복호화한다’던 그 키가</w:t>
+      </w:r>
+      <w:r>
+        <w:t xml:space="preserve"> </w:t>
+      </w:r>
+      <w:r>
+        <w:t xml:space="preserve">바로 이겁니다.</w:t>
+      </w:r>
+    </w:p>
+    <w:p>
+      <w:pPr>
+        <w:pStyle w:val="BodyText"/>
+      </w:pPr>
+      <w:r>
+        <w:rPr>
+          <w:b/>
+        </w:rPr>
+        <w:t xml:space="preserve">④ 다시 왼쪽, SPN이 등록됩니다</w:t>
+      </w:r>
+      <w:r>
+        <w:t xml:space="preserve"> </w:t>
+      </w:r>
+      <w:r>
+        <w:t xml:space="preserve">—</w:t>
+      </w:r>
+      <w:r>
+        <w:t xml:space="preserve"> </w:t>
+      </w:r>
+      <w:r>
+        <w:rPr>
+          <w:rStyle w:val="VerbatimChar"/>
+        </w:rPr>
+        <w:t xml:space="preserve">cifs/&lt;sa&gt;.file.core.windows.net</w:t>
+      </w:r>
+      <w:r>
+        <w:t xml:space="preserve">.</w:t>
+      </w:r>
+      <w:r>
+        <w:t xml:space="preserve"> </w:t>
+      </w:r>
+      <w:r>
+        <w:rPr>
+          <w:b/>
+        </w:rPr>
+        <w:t xml:space="preserve">여기서 하나 짚고 갈 게 있는데, SPN은 별도의 무언가가 아닙니다.</w:t>
+      </w:r>
+      <w:r>
+        <w:t xml:space="preserve"> </w:t>
+      </w:r>
+      <w:r>
+        <w:t xml:space="preserve">②에서</w:t>
+      </w:r>
+      <w:r>
+        <w:t xml:space="preserve"> </w:t>
+      </w:r>
+      <w:r>
+        <w:t xml:space="preserve">만든</w:t>
+      </w:r>
+      <w:r>
+        <w:t xml:space="preserve"> </w:t>
+      </w:r>
+      <w:r>
+        <w:rPr>
+          <w:b/>
+        </w:rPr>
+        <w:t xml:space="preserve">바로 그 객체의</w:t>
+      </w:r>
+      <w:r>
+        <w:rPr>
+          <w:b/>
+        </w:rPr>
+        <w:t xml:space="preserve"> </w:t>
+      </w:r>
+      <w:r>
+        <w:rPr>
+          <w:rStyle w:val="VerbatimChar"/>
+          <w:b/>
+        </w:rPr>
+        <w:t xml:space="preserve">servicePrincipalName</w:t>
+      </w:r>
+      <w:r>
+        <w:rPr>
+          <w:b/>
+        </w:rPr>
+        <w:t xml:space="preserve"> </w:t>
+      </w:r>
+      <w:r>
+        <w:rPr>
+          <w:b/>
+        </w:rPr>
+        <w:t xml:space="preserve">속성</w:t>
+      </w:r>
+      <w:r>
+        <w:t xml:space="preserve">이에요. 그래서 카드를 따로</w:t>
+      </w:r>
+      <w:r>
+        <w:t xml:space="preserve"> </w:t>
+      </w:r>
+      <w:r>
+        <w:t xml:space="preserve">안 그리고 같은 카드 안에 넣어 뒀습니다. 비밀번호도, SPN도, 전부 이 객체 하나에</w:t>
+      </w:r>
+      <w:r>
+        <w:t xml:space="preserve"> </w:t>
+      </w:r>
+      <w:r>
+        <w:t xml:space="preserve">붙은 속성입니다 —</w:t>
+      </w:r>
+      <w:r>
+        <w:t xml:space="preserve"> </w:t>
+      </w:r>
+      <w:r>
+        <w:rPr>
+          <w:b/>
+        </w:rPr>
+        <w:t xml:space="preserve">그래서 ’객체 하나’가 이 메커니즘의 전부</w:t>
+      </w:r>
+      <w:r>
+        <w:t xml:space="preserve">인 거고요.</w:t>
+      </w:r>
+      <w:r>
+        <w:t xml:space="preserve"> </w:t>
+      </w:r>
+      <w:r>
+        <w:t xml:space="preserve">역할은 이름표입니다. KDC가 ’이 서비스’를 찾는 이름이고, 클라이언트가 티켓을</w:t>
+      </w:r>
+      <w:r>
+        <w:t xml:space="preserve"> </w:t>
+      </w:r>
+      <w:r>
+        <w:t xml:space="preserve">요청할 때 대는 이름도 이거예요. 이게 없으면 DC가 서비스를 못 찾습니다.</w:t>
+      </w:r>
+    </w:p>
+    <w:p>
+      <w:pPr>
+        <w:pStyle w:val="BodyText"/>
+      </w:pPr>
+      <w:r>
+        <w:rPr>
+          <w:b/>
+        </w:rPr>
+        <w:t xml:space="preserve">⑤ 마지막으로 반대 방향</w:t>
+      </w:r>
+      <w:r>
+        <w:t xml:space="preserve"> </w:t>
+      </w:r>
+      <w:r>
+        <w:t xml:space="preserve">— 스토리지 계정 쪽에 도메인 메타데이터를 기록합니다.</w:t>
+      </w:r>
+      <w:r>
+        <w:t xml:space="preserve"> </w:t>
+      </w:r>
+      <w:r>
+        <w:t xml:space="preserve">DomainName, NetBIOS, GUID, SID, SamAccountName. 서비스가</w:t>
+      </w:r>
+      <w:r>
+        <w:t xml:space="preserve"> </w:t>
+      </w:r>
+      <w:r>
+        <w:rPr>
+          <w:b/>
+        </w:rPr>
+        <w:t xml:space="preserve">자기가 어느 AD의 누구인지</w:t>
+      </w:r>
+      <w:r>
+        <w:t xml:space="preserve"> </w:t>
+      </w:r>
+      <w:r>
+        <w:t xml:space="preserve">알아야 하니까요. 여기</w:t>
+      </w:r>
+      <w:r>
+        <w:t xml:space="preserve"> </w:t>
+      </w:r>
+      <w:r>
+        <w:rPr>
+          <w:rStyle w:val="VerbatimChar"/>
+        </w:rPr>
+        <w:t xml:space="preserve">DomainName</w:t>
+      </w:r>
+      <w:r>
+        <w:t xml:space="preserve"> </w:t>
+      </w:r>
+      <w:r>
+        <w:t xml:space="preserve">하나만 표시해 뒀는데,</w:t>
+      </w:r>
+      <w:r>
+        <w:t xml:space="preserve"> </w:t>
+      </w:r>
+      <w:r>
+        <w:rPr>
+          <w:b/>
+        </w:rPr>
+        <w:t xml:space="preserve">이따 Lab 2에서 이 값으로</w:t>
+      </w:r>
+      <w:r>
+        <w:rPr>
+          <w:b/>
+        </w:rPr>
+        <w:t xml:space="preserve"> </w:t>
+      </w:r>
+      <w:r>
+        <w:rPr>
+          <w:b/>
+        </w:rPr>
+        <w:t xml:space="preserve">돌아옵니다.</w:t>
+      </w:r>
+    </w:p>
+    <w:p>
+      <w:pPr>
+        <w:pStyle w:val="BodyText"/>
+      </w:pPr>
+      <w:r>
+        <w:t xml:space="preserve">다섯 개를 한 줄로 줄이면 맨 아래 문장입니다 —</w:t>
+      </w:r>
+      <w:r>
+        <w:t xml:space="preserve"> </w:t>
+      </w:r>
+      <w:r>
+        <w:rPr>
+          <w:b/>
+        </w:rPr>
+        <w:t xml:space="preserve">비밀번호가 곧 kerb 키인 AD 계정,</w:t>
+      </w:r>
+      <w:r>
+        <w:rPr>
+          <w:b/>
+        </w:rPr>
+        <w:t xml:space="preserve"> </w:t>
+      </w:r>
+      <w:r>
+        <w:rPr>
+          <w:b/>
+        </w:rPr>
+        <w:t xml:space="preserve">그리고 그걸 찾아갈 SPN.</w:t>
+      </w:r>
+      <w:r>
+        <w:t xml:space="preserve"> </w:t>
+      </w:r>
+      <w:r>
+        <w:t xml:space="preserve">DC 입장에선 그냥 도메인의 서버 한 대일 뿐입니다.</w:t>
+      </w:r>
+    </w:p>
+    <w:p>
+      <w:pPr>
+        <w:pStyle w:val="BodyText"/>
+      </w:pPr>
+      <w:r>
+        <w:t xml:space="preserve">그런데</w:t>
+      </w:r>
+      <w:r>
+        <w:t xml:space="preserve"> </w:t>
+      </w:r>
+      <w:r>
+        <w:rPr>
+          <w:b/>
+        </w:rPr>
+        <w:t xml:space="preserve">여기서 끝이 아니라는 게 오늘 세션의 전제</w:t>
+      </w:r>
+      <w:r>
+        <w:t xml:space="preserve">입니다. 빨간 줄 읽어 주세요 —</w:t>
+      </w:r>
+      <w:r>
+        <w:t xml:space="preserve"> </w:t>
+      </w:r>
+      <w:r>
+        <w:rPr>
+          <w:b/>
+        </w:rPr>
+        <w:t xml:space="preserve">이 둘을 계속 맞춰주는 장치가 아무것도 없습니다.</w:t>
+      </w:r>
+      <w:r>
+        <w:t xml:space="preserve"> </w:t>
+      </w:r>
+      <w:r>
+        <w:t xml:space="preserve">조인은 딱 한 번 일어나고,</w:t>
+      </w:r>
+      <w:r>
+        <w:t xml:space="preserve"> </w:t>
+      </w:r>
+      <w:r>
+        <w:t xml:space="preserve">그 뒤로 AD 쪽 값과 스토리지 계정 쪽 값은 각자 따로 흘러갑니다. Azure Files가</w:t>
+      </w:r>
+      <w:r>
+        <w:t xml:space="preserve"> </w:t>
+      </w:r>
+      <w:r>
+        <w:t xml:space="preserve">키를 알아서 회전해주지도 않아요.</w:t>
+      </w:r>
+      <w:r>
+        <w:t xml:space="preserve"> </w:t>
+      </w:r>
+      <w:r>
+        <w:rPr>
+          <w:b/>
+        </w:rPr>
+        <w:t xml:space="preserve">오늘 하는 Lab 2도 Lab 5도 결국 이 어긋남</w:t>
+      </w:r>
+      <w:r>
+        <w:t xml:space="preserve">입니다.</w:t>
+      </w:r>
+      <w:r>
+        <w:t xml:space="preserve"> </w:t>
+      </w:r>
+      <w:r>
+        <w:t xml:space="preserve">증상은 똑같이 1396인데 어긋난 항목이 다를 뿐이에요.</w:t>
+      </w:r>
+    </w:p>
+    <w:p>
+      <w:pPr>
+        <w:pStyle w:val="BodyText"/>
+      </w:pPr>
+      <w:r>
+        <w:t xml:space="preserve">마지막으로 안 일어나는 일 하나 —</w:t>
+      </w:r>
+      <w:r>
+        <w:t xml:space="preserve"> </w:t>
+      </w:r>
+      <w:r>
+        <w:rPr>
+          <w:b/>
+        </w:rPr>
+        <w:t xml:space="preserve">도메인 조인은 권한을 단 하나도 주지 않습니다.</w:t>
+      </w:r>
+      <w:r>
+        <w:t xml:space="preserve"> </w:t>
+      </w:r>
+      <w:r>
+        <w:t xml:space="preserve">공유 RBAC과 NTFS ACL은 완전히 별개 축이에요. 조인이 완벽해도 접근은 거부될 수</w:t>
+      </w:r>
+      <w:r>
+        <w:t xml:space="preserve"> </w:t>
+      </w:r>
+      <w:r>
+        <w:t xml:space="preserve">있고, 그건 정상 동작입니다."</w:t>
       </w:r>
     </w:p>
     <w:p>
@@ -3958,7 +4671,22 @@
         <w:t xml:space="preserve"> </w:t>
       </w:r>
       <w:r>
-        <w:t xml:space="preserve">2.5분. 반드시 ③에서 이어받아 시작할 것 —</w:t>
+        <w:t xml:space="preserve">2.5분. 반드시</w:t>
+      </w:r>
+      <w:r>
+        <w:t xml:space="preserve"> </w:t>
+      </w:r>
+      <w:r>
+        <w:rPr>
+          <w:b/>
+        </w:rPr>
+        <w:t xml:space="preserve">앞 슬라이드 ③(입장권 제시)에서 이어받아</w:t>
+      </w:r>
+      <w:r>
+        <w:t xml:space="preserve"> </w:t>
+      </w:r>
+      <w:r>
+        <w:t xml:space="preserve">시작할 것 —</w:t>
       </w:r>
       <w:r>
         <w:t xml:space="preserve"> </w:t>
@@ -3967,19 +4695,34 @@
         <w:t xml:space="preserve">“</w:t>
       </w:r>
       <w:r>
-        <w:t xml:space="preserve">그 키가 어디서</w:t>
-      </w:r>
-      <w:r>
-        <w:t xml:space="preserve"> </w:t>
-      </w:r>
-      <w:r>
-        <w:t xml:space="preserve">왔나</w:t>
+        <w:t xml:space="preserve">그 키가 어디서 왔나</w:t>
       </w:r>
       <w:r>
         <w:t xml:space="preserve">”</w:t>
       </w:r>
       <w:r>
-        <w:t xml:space="preserve">가 이 슬라이드의 존재 이유.</w:t>
+        <w:t xml:space="preserve">가 이 슬라이드의 존재 이유. 번호는 반드시</w:t>
+      </w:r>
+      <w:r>
+        <w:t xml:space="preserve"> </w:t>
+      </w:r>
+      <w:r>
+        <w:rPr>
+          <w:b/>
+        </w:rPr>
+        <w:t xml:space="preserve">소리 내어 부르며</w:t>
+      </w:r>
+      <w:r>
+        <w:t xml:space="preserve"> </w:t>
+      </w:r>
+      <w:r>
+        <w:t xml:space="preserve">짚을 것: 앞 슬라이드와 달리 번호가 좌우를 오가기 때문에, 안 부르면 청중이 화면의</w:t>
+      </w:r>
+      <w:r>
+        <w:t xml:space="preserve"> </w:t>
+      </w:r>
+      <w:r>
+        <w:t xml:space="preserve">동그라미와 말을 매칭하지 못한다. 앞 슬라이드에도 ③이 있으므로</w:t>
       </w:r>
       <w:r>
         <w:t xml:space="preserve"> </w:t>
@@ -3988,12 +4731,66 @@
         <w:t xml:space="preserve">“</w:t>
       </w:r>
       <w:r>
-        <w:t xml:space="preserve">AD 계정 + 비밀번호=kerb 키 + SPN</w:t>
+        <w:t xml:space="preserve">③</w:t>
       </w:r>
       <w:r>
         <w:t xml:space="preserve">”</w:t>
       </w:r>
       <w:r>
+        <w:t xml:space="preserve">만 말하지 말고</w:t>
+      </w:r>
+      <w:r>
+        <w:t xml:space="preserve"> </w:t>
+      </w:r>
+      <w:r>
+        <w:t xml:space="preserve">“</w:t>
+      </w:r>
+      <w:r>
+        <w:t xml:space="preserve">이 장표의 ③</w:t>
+      </w:r>
+      <w:r>
+        <w:t xml:space="preserve">”</w:t>
+      </w:r>
+      <w:r>
+        <w:t xml:space="preserve"> </w:t>
+      </w:r>
+      <w:r>
+        <w:t xml:space="preserve">/</w:t>
+      </w:r>
+      <w:r>
+        <w:t xml:space="preserve"> </w:t>
+      </w:r>
+      <w:r>
+        <w:t xml:space="preserve">“</w:t>
+      </w:r>
+      <w:r>
+        <w:t xml:space="preserve">앞 지도의 3단계</w:t>
+      </w:r>
+      <w:r>
+        <w:t xml:space="preserve">”</w:t>
+      </w:r>
+      <w:r>
+        <w:t xml:space="preserve">로 구분할 것. 마무리는</w:t>
+      </w:r>
+      <w:r>
+        <w:t xml:space="preserve"> </w:t>
+      </w:r>
+      <w:r>
+        <w:t xml:space="preserve">“</w:t>
+      </w:r>
+      <w:r>
+        <w:t xml:space="preserve">AD 계정 + 비밀번호=kerb 키</w:t>
+      </w:r>
+      <w:r>
+        <w:t xml:space="preserve"> </w:t>
+      </w:r>
+      <w:r>
+        <w:t xml:space="preserve">+ SPN</w:t>
+      </w:r>
+      <w:r>
+        <w:t xml:space="preserve">”</w:t>
+      </w:r>
+      <w:r>
         <w:t xml:space="preserve"> </w:t>
       </w:r>
       <w:r>
@@ -4138,37 +4935,301 @@
         <w:t xml:space="preserve"> </w:t>
       </w:r>
       <w:r>
-        <w:t xml:space="preserve">— 다음 접근이 새로 받아오니 재테스트 전 안전한</w:t>
-      </w:r>
-      <w:r>
-        <w:t xml:space="preserve"> </w:t>
-      </w:r>
-      <w:r>
-        <w:t xml:space="preserve">리셋이에요. 그리고 함정 하나 —</w:t>
-      </w:r>
-      <w:r>
-        <w:t xml:space="preserve"> </w:t>
-      </w:r>
-      <w:r>
-        <w:rPr>
-          <w:b/>
-        </w:rPr>
-        <w:t xml:space="preserve">관리자 창은 별도 로그온 세션이라 캐시도</w:t>
-      </w:r>
-      <w:r>
-        <w:rPr>
-          <w:b/>
-        </w:rPr>
-        <w:t xml:space="preserve"> </w:t>
-      </w:r>
-      <w:r>
-        <w:rPr>
-          <w:b/>
-        </w:rPr>
-        <w:t xml:space="preserve">별도</w:t>
-      </w:r>
-      <w:r>
-        <w:t xml:space="preserve">입니다. 창마다 klist가 다르게 보이면 그게 이유예요.</w:t>
+        <w:t xml:space="preserve">— 재테스트 전 안전한 리셋이에요. 그리고 함정 하나 —</w:t>
+      </w:r>
+      <w:r>
+        <w:t xml:space="preserve"> </w:t>
+      </w:r>
+      <w:r>
+        <w:rPr>
+          <w:b/>
+        </w:rPr>
+        <w:t xml:space="preserve">관리자 창은 별도 로그온 세션이라 캐시도 별도</w:t>
+      </w:r>
+      <w:r>
+        <w:t xml:space="preserve">입니다. 창마다 klist가 다르게</w:t>
+      </w:r>
+      <w:r>
+        <w:t xml:space="preserve"> </w:t>
+      </w:r>
+      <w:r>
+        <w:t xml:space="preserve">보이면 그게 이유예요. 참고로</w:t>
+      </w:r>
+      <w:r>
+        <w:t xml:space="preserve"> </w:t>
+      </w:r>
+      <w:r>
+        <w:rPr>
+          <w:rStyle w:val="VerbatimChar"/>
+        </w:rPr>
+        <w:t xml:space="preserve">-li 0x3e7</w:t>
+      </w:r>
+      <w:r>
+        <w:t xml:space="preserve">을 붙이면 컴퓨터/SYSTEM 세션 캐시를</w:t>
+      </w:r>
+      <w:r>
+        <w:t xml:space="preserve"> </w:t>
+      </w:r>
+      <w:r>
+        <w:t xml:space="preserve">비웁니다 — 서비스나 스케줄 작업이 마운트한 경우엔 그쪽을 봐야 합니다.</w:t>
+      </w:r>
+    </w:p>
+    <w:p>
+      <w:pPr>
+        <w:pStyle w:val="BodyText"/>
+      </w:pPr>
+      <w:r>
+        <w:rPr>
+          <w:b/>
+        </w:rPr>
+        <w:t xml:space="preserve">여기서 한 번 멈춰서 왼쪽 아래 노란 상자를 짚어 주세요.</w:t>
+      </w:r>
+      <w:r>
+        <w:t xml:space="preserve"> </w:t>
+      </w:r>
+      <w:r>
+        <w:t xml:space="preserve">제가 처음 이걸</w:t>
+      </w:r>
+      <w:r>
+        <w:t xml:space="preserve"> </w:t>
+      </w:r>
+      <w:r>
+        <w:t xml:space="preserve">배울 때 걸렸던 지점이라 미리 넣어 뒀습니다 —</w:t>
+      </w:r>
+      <w:r>
+        <w:t xml:space="preserve"> </w:t>
+      </w:r>
+      <w:r>
+        <w:rPr>
+          <w:b/>
+        </w:rPr>
+        <w:t xml:space="preserve">“</w:t>
+      </w:r>
+      <w:r>
+        <w:rPr>
+          <w:b/>
+        </w:rPr>
+        <w:t xml:space="preserve">TGT는 로그인할 때 받는 건데,</w:t>
+      </w:r>
+      <w:r>
+        <w:rPr>
+          <w:b/>
+        </w:rPr>
+        <w:t xml:space="preserve"> </w:t>
+      </w:r>
+      <w:r>
+        <w:rPr>
+          <w:b/>
+        </w:rPr>
+        <w:t xml:space="preserve">purge하고 다시 마운트하면 어떻게 재로그인도 안 하고 서비스 티켓이 나오지?</w:t>
+      </w:r>
+      <w:r>
+        <w:rPr>
+          <w:b/>
+        </w:rPr>
+        <w:t xml:space="preserve">”</w:t>
+      </w:r>
+      <w:r>
+        <w:t xml:space="preserve"> </w:t>
+      </w:r>
+      <w:r>
+        <w:t xml:space="preserve">한 박자 두고 물어보셔도 좋습니다.</w:t>
+      </w:r>
+    </w:p>
+    <w:p>
+      <w:pPr>
+        <w:pStyle w:val="BodyText"/>
+      </w:pPr>
+      <w:r>
+        <w:t xml:space="preserve">답은</w:t>
+      </w:r>
+      <w:r>
+        <w:t xml:space="preserve"> </w:t>
+      </w:r>
+      <w:r>
+        <w:rPr>
+          <w:b/>
+        </w:rPr>
+        <w:t xml:space="preserve">TGT가 어딘가 저장돼 있는 게 아니라, TGT를 다시 받아올 수 있는 자격</w:t>
+      </w:r>
+      <w:r>
+        <w:rPr>
+          <w:b/>
+        </w:rPr>
+        <w:t xml:space="preserve"> </w:t>
+      </w:r>
+      <w:r>
+        <w:rPr>
+          <w:b/>
+        </w:rPr>
+        <w:t xml:space="preserve">증명이 남아 있다</w:t>
+      </w:r>
+      <w:r>
+        <w:t xml:space="preserve">는 겁니다. 로그온 세션은 두 가지를 갖습니다 —</w:t>
+      </w:r>
+      <w:r>
+        <w:t xml:space="preserve"> </w:t>
+      </w:r>
+      <w:r>
+        <w:rPr>
+          <w:b/>
+        </w:rPr>
+        <w:t xml:space="preserve">티켓 캐시</w:t>
+      </w:r>
+      <w:r>
+        <w:t xml:space="preserve">,</w:t>
+      </w:r>
+      <w:r>
+        <w:t xml:space="preserve"> </w:t>
+      </w:r>
+      <w:r>
+        <w:t xml:space="preserve">그리고 그 세션의</w:t>
+      </w:r>
+      <w:r>
+        <w:t xml:space="preserve"> </w:t>
+      </w:r>
+      <w:r>
+        <w:rPr>
+          <w:b/>
+        </w:rPr>
+        <w:t xml:space="preserve">자격 증명 자료(credential material)</w:t>
+      </w:r>
+      <w:r>
+        <w:t xml:space="preserve">.</w:t>
+      </w:r>
+      <w:r>
+        <w:t xml:space="preserve"> </w:t>
+      </w:r>
+      <w:r>
+        <w:rPr>
+          <w:rStyle w:val="VerbatimChar"/>
+        </w:rPr>
+        <w:t xml:space="preserve">klist purge</w:t>
+      </w:r>
+      <w:r>
+        <w:t xml:space="preserve">는 앞의</w:t>
+      </w:r>
+      <w:r>
+        <w:t xml:space="preserve"> </w:t>
+      </w:r>
+      <w:r>
+        <w:t xml:space="preserve">것만 비워요. 그래서 다음에 Kerberos가 필요해지는 순간 SSP가</w:t>
+      </w:r>
+      <w:r>
+        <w:t xml:space="preserve"> </w:t>
+      </w:r>
+      <w:r>
+        <w:t xml:space="preserve">‘</w:t>
+      </w:r>
+      <w:r>
+        <w:t xml:space="preserve">TGT가 없네</w:t>
+      </w:r>
+      <w:r>
+        <w:t xml:space="preserve">’</w:t>
+      </w:r>
+      <w:r>
+        <w:t xml:space="preserve"> </w:t>
+      </w:r>
+      <w:r>
+        <w:t xml:space="preserve">하고</w:t>
+      </w:r>
+      <w:r>
+        <w:t xml:space="preserve"> </w:t>
+      </w:r>
+      <w:r>
+        <w:rPr>
+          <w:b/>
+        </w:rPr>
+        <w:t xml:space="preserve">남은 자격 증명으로 AS-REQ를 다시 보냅니다.</w:t>
+      </w:r>
+      <w:r>
+        <w:t xml:space="preserve"> </w:t>
+      </w:r>
+      <w:r>
+        <w:t xml:space="preserve">사용자한테 아무것도 안 묻고요.</w:t>
+      </w:r>
+      <w:r>
+        <w:t xml:space="preserve"> </w:t>
+      </w:r>
+      <w:r>
+        <w:t xml:space="preserve">새 리소스 접근할 때마다 암호를 안 묻는 것과 똑같은 메커니즘입니다.</w:t>
+      </w:r>
+    </w:p>
+    <w:p>
+      <w:pPr>
+        <w:pStyle w:val="BodyText"/>
+      </w:pPr>
+      <w:r>
+        <w:rPr>
+          <w:b/>
+        </w:rPr>
+        <w:t xml:space="preserve">그래서 빨간 줄 두 개가 붙어 있습니다.</w:t>
+      </w:r>
+      <w:r>
+        <w:t xml:space="preserve"> </w:t>
+      </w:r>
+      <w:r>
+        <w:t xml:space="preserve">① purge가 안전한 리셋인 건</w:t>
+      </w:r>
+      <w:r>
+        <w:t xml:space="preserve"> </w:t>
+      </w:r>
+      <w:r>
+        <w:rPr>
+          <w:b/>
+        </w:rPr>
+        <w:t xml:space="preserve">DC에</w:t>
+      </w:r>
+      <w:r>
+        <w:rPr>
+          <w:b/>
+        </w:rPr>
+        <w:t xml:space="preserve"> </w:t>
+      </w:r>
+      <w:r>
+        <w:rPr>
+          <w:b/>
+        </w:rPr>
+        <w:t xml:space="preserve">닿을 수 있을 때만</w:t>
+      </w:r>
+      <w:r>
+        <w:t xml:space="preserve">입니다 — DC가 죽어 있는데 purge하면 새 TGT를 못 받아서</w:t>
+      </w:r>
+      <w:r>
+        <w:t xml:space="preserve"> </w:t>
+      </w:r>
+      <w:r>
+        <w:t xml:space="preserve">로그오프 전까지 갇힙니다. ② purge는</w:t>
+      </w:r>
+      <w:r>
+        <w:t xml:space="preserve"> </w:t>
+      </w:r>
+      <w:r>
+        <w:rPr>
+          <w:b/>
+        </w:rPr>
+        <w:t xml:space="preserve">암호를 재검증하지 않습니다.</w:t>
+      </w:r>
+      <w:r>
+        <w:t xml:space="preserve"> </w:t>
+      </w:r>
+      <w:r>
+        <w:t xml:space="preserve">“</w:t>
+      </w:r>
+      <w:r>
+        <w:t xml:space="preserve">암호를</w:t>
+      </w:r>
+      <w:r>
+        <w:t xml:space="preserve"> </w:t>
+      </w:r>
+      <w:r>
+        <w:t xml:space="preserve">바꿨는데 왜 아직 되지?</w:t>
+      </w:r>
+      <w:r>
+        <w:t xml:space="preserve">”</w:t>
+      </w:r>
+      <w:r>
+        <w:t xml:space="preserve">가 여기서 나와요. 반영되려면 다시 로그온해야 합니다.</w:t>
       </w:r>
     </w:p>
     <w:p>
@@ -4235,218 +5296,76 @@
         <w:rPr>
           <w:b/>
         </w:rPr>
-        <w:t xml:space="preserve">예상 질문 —</w:t>
-      </w:r>
-      <w:r>
-        <w:rPr>
-          <w:b/>
-        </w:rPr>
-        <w:t xml:space="preserve"> </w:t>
-      </w:r>
-      <w:r>
-        <w:rPr>
-          <w:b/>
-        </w:rPr>
+        <w:t xml:space="preserve">더 깊이 물어보면 (슬라이드의 노란 상자를 넘어서는 얘기)</w:t>
+      </w:r>
+    </w:p>
+    <w:p>
+      <w:pPr>
+        <w:pStyle w:val="BlockText"/>
+      </w:pPr>
+      <w:r>
+        <w:rPr>
+          <w:b/>
+        </w:rPr>
+        <w:t xml:space="preserve">증거는 랩 캡처에 그대로 있습니다.</w:t>
+      </w:r>
+      <w:r>
+        <w:t xml:space="preserve"> </w:t>
+      </w:r>
+      <w:r>
+        <w:t xml:space="preserve">purge 뒤에 잡은 트레이스에는</w:t>
+      </w:r>
+      <w:r>
+        <w:t xml:space="preserve"> </w:t>
+      </w:r>
+      <w:r>
+        <w:rPr>
+          <w:rStyle w:val="VerbatimChar"/>
+        </w:rPr>
+        <w:t xml:space="preserve">AS-REQ → PREAUTH_REQUIRED → AS-REQ → AS-REP → TGS-REQ → TGS-REP</w:t>
+      </w:r>
+      <w:r>
+        <w:t xml:space="preserve">이 다 보입니다.</w:t>
+      </w:r>
+      <w:r>
+        <w:t xml:space="preserve"> </w:t>
+      </w:r>
+      <w:r>
+        <w:t xml:space="preserve">purge 없이 마운트했다면</w:t>
+      </w:r>
+      <w:r>
+        <w:t xml:space="preserve"> </w:t>
+      </w:r>
+      <w:r>
+        <w:rPr>
+          <w:b/>
+        </w:rPr>
+        <w:t xml:space="preserve">TGS 왕복만</w:t>
+      </w:r>
+      <w:r>
+        <w:t xml:space="preserve"> </w:t>
+      </w:r>
+      <w:r>
+        <w:t xml:space="preserve">보였을 거예요. 저 AS 교환이 말없이 일어난</w:t>
+      </w:r>
+      <w:r>
+        <w:t xml:space="preserve"> </w:t>
+      </w:r>
+      <w:r>
+        <w:t xml:space="preserve">재인증입니다. 슬라이드 12에서</w:t>
+      </w:r>
+      <w:r>
+        <w:t xml:space="preserve"> </w:t>
+      </w:r>
+      <w:r>
         <w:t xml:space="preserve">“</w:t>
       </w:r>
       <w:r>
-        <w:rPr>
-          <w:b/>
-        </w:rPr>
-        <w:t xml:space="preserve">TGT는 로그온 때 받는다면서, purge하고 다시 마운트하면 어떻게</w:t>
-      </w:r>
-      <w:r>
-        <w:rPr>
-          <w:b/>
-        </w:rPr>
-        <w:t xml:space="preserve"> </w:t>
-      </w:r>
-      <w:r>
-        <w:rPr>
-          <w:b/>
-        </w:rPr>
-        <w:t xml:space="preserve">서비스 티켓이 나오죠? 재로그인을 안 했는데.</w:t>
-      </w:r>
-      <w:r>
-        <w:rPr>
-          <w:b/>
-        </w:rPr>
+        <w:t xml:space="preserve">PREAUTH_REQUIRED는 정상</w:t>
+      </w:r>
+      <w:r>
         <w:t xml:space="preserve">”</w:t>
       </w:r>
-    </w:p>
-    <w:p>
-      <w:pPr>
-        <w:pStyle w:val="BlockText"/>
-      </w:pPr>
-      <w:r>
-        <w:t xml:space="preserve">스페셜리스트 방에서 나올 법한 질문이고, 답이 좋습니다.</w:t>
-      </w:r>
-    </w:p>
-    <w:p>
-      <w:pPr>
-        <w:pStyle w:val="BlockText"/>
-      </w:pPr>
-      <w:r>
-        <w:rPr>
-          <w:b/>
-        </w:rPr>
-        <w:t xml:space="preserve">TGT가 따로 저장되는 게 아니라, TGT를 다시 받아올 수 있는 자격 증명이 남아</w:t>
-      </w:r>
-      <w:r>
-        <w:rPr>
-          <w:b/>
-        </w:rPr>
-        <w:t xml:space="preserve"> </w:t>
-      </w:r>
-      <w:r>
-        <w:rPr>
-          <w:b/>
-        </w:rPr>
-        <w:t xml:space="preserve">있는 겁니다.</w:t>
-      </w:r>
-      <w:r>
-        <w:t xml:space="preserve"> </w:t>
-      </w:r>
-      <w:r>
-        <w:t xml:space="preserve">로그온 세션은 두 가지를 갖습니다 — 티켓 캐시, 그리고 그 세션의</w:t>
-      </w:r>
-      <w:r>
-        <w:t xml:space="preserve"> </w:t>
-      </w:r>
-      <w:r>
-        <w:rPr>
-          <w:b/>
-        </w:rPr>
-        <w:t xml:space="preserve">자격 증명 자료</w:t>
-      </w:r>
-      <w:r>
-        <w:t xml:space="preserve">.</w:t>
-      </w:r>
-      <w:r>
-        <w:t xml:space="preserve"> </w:t>
-      </w:r>
-      <w:r>
-        <w:rPr>
-          <w:rStyle w:val="VerbatimChar"/>
-        </w:rPr>
-        <w:t xml:space="preserve">klist purge</w:t>
-      </w:r>
-      <w:r>
-        <w:t xml:space="preserve">는 앞의 것만 비웁니다. 그래서 다음에 Kerberos가</w:t>
-      </w:r>
-      <w:r>
-        <w:t xml:space="preserve"> </w:t>
-      </w:r>
-      <w:r>
-        <w:t xml:space="preserve">필요해지면 SSP가</w:t>
-      </w:r>
-      <w:r>
-        <w:t xml:space="preserve"> </w:t>
-      </w:r>
-      <w:r>
-        <w:t xml:space="preserve">“</w:t>
-      </w:r>
-      <w:r>
-        <w:t xml:space="preserve">TGT가 없네</w:t>
-      </w:r>
-      <w:r>
-        <w:t xml:space="preserve">”</w:t>
-      </w:r>
-      <w:r>
-        <w:t xml:space="preserve"> </w:t>
-      </w:r>
-      <w:r>
-        <w:t xml:space="preserve">하고</w:t>
-      </w:r>
-      <w:r>
-        <w:t xml:space="preserve"> </w:t>
-      </w:r>
-      <w:r>
-        <w:rPr>
-          <w:b/>
-        </w:rPr>
-        <w:t xml:space="preserve">남은 자격 증명으로 AS-REQ를 다시 보냅니다.</w:t>
-      </w:r>
-      <w:r>
-        <w:t xml:space="preserve"> </w:t>
-      </w:r>
-      <w:r>
-        <w:t xml:space="preserve">사용자에게 아무것도 안 묻고요. 새 리소스에 접근할 때마다 암호를 안 묻는 것과</w:t>
-      </w:r>
-      <w:r>
-        <w:t xml:space="preserve"> </w:t>
-      </w:r>
-      <w:r>
-        <w:t xml:space="preserve">같은 메커니즘입니다.</w:t>
-      </w:r>
-    </w:p>
-    <w:p>
-      <w:pPr>
-        <w:pStyle w:val="BlockText"/>
-      </w:pPr>
-      <w:r>
-        <w:rPr>
-          <w:b/>
-        </w:rPr>
-        <w:t xml:space="preserve">증거는 랩 캡처에 그대로 있습니다.</w:t>
-      </w:r>
-      <w:r>
-        <w:t xml:space="preserve"> </w:t>
-      </w:r>
-      <w:r>
-        <w:t xml:space="preserve">purge 뒤에 잡은 트레이스에는</w:t>
-      </w:r>
-      <w:r>
-        <w:t xml:space="preserve"> </w:t>
-      </w:r>
-      <w:r>
-        <w:rPr>
-          <w:rStyle w:val="VerbatimChar"/>
-        </w:rPr>
-        <w:t xml:space="preserve">AS-REQ → PREAUTH_REQUIRED → AS-REQ → AS-REP → TGS-REQ → TGS-REP</w:t>
-      </w:r>
-      <w:r>
-        <w:t xml:space="preserve">이 다 보입니다.</w:t>
-      </w:r>
-      <w:r>
-        <w:t xml:space="preserve"> </w:t>
-      </w:r>
-      <w:r>
-        <w:t xml:space="preserve">purge 없이 마운트했다면</w:t>
-      </w:r>
-      <w:r>
-        <w:t xml:space="preserve"> </w:t>
-      </w:r>
-      <w:r>
-        <w:rPr>
-          <w:b/>
-        </w:rPr>
-        <w:t xml:space="preserve">TGS 왕복만</w:t>
-      </w:r>
-      <w:r>
-        <w:t xml:space="preserve"> </w:t>
-      </w:r>
-      <w:r>
-        <w:t xml:space="preserve">보였을 거예요. 저 AS 교환이 말없이 일어난</w:t>
-      </w:r>
-      <w:r>
-        <w:t xml:space="preserve"> </w:t>
-      </w:r>
-      <w:r>
-        <w:t xml:space="preserve">재인증입니다. 슬라이드 12에서</w:t>
-      </w:r>
-      <w:r>
-        <w:t xml:space="preserve"> </w:t>
-      </w:r>
-      <w:r>
-        <w:t xml:space="preserve">“</w:t>
-      </w:r>
-      <w:r>
-        <w:t xml:space="preserve">PREAUTH_REQUIRED는 정상</w:t>
-      </w:r>
-      <w:r>
-        <w:t xml:space="preserve">”</w:t>
-      </w:r>
       <w:r>
         <w:t xml:space="preserve">이라고 할 때 이 얘기를</w:t>
       </w:r>
@@ -4455,77 +5374,6 @@
       </w:r>
       <w:r>
         <w:t xml:space="preserve">같이 하면 좋습니다.</w:t>
-      </w:r>
-    </w:p>
-    <w:p>
-      <w:pPr>
-        <w:pStyle w:val="BlockText"/>
-      </w:pPr>
-      <w:r>
-        <w:rPr>
-          <w:b/>
-        </w:rPr>
-        <w:t xml:space="preserve">함의 두 가지.</w:t>
-      </w:r>
-      <w:r>
-        <w:t xml:space="preserve"> </w:t>
-      </w:r>
-      <w:r>
-        <w:t xml:space="preserve">① purge가 안전한 리셋인 건</w:t>
-      </w:r>
-      <w:r>
-        <w:t xml:space="preserve"> </w:t>
-      </w:r>
-      <w:r>
-        <w:rPr>
-          <w:b/>
-        </w:rPr>
-        <w:t xml:space="preserve">DC에 닿을 수 있을 때만</w:t>
-      </w:r>
-      <w:r>
-        <w:t xml:space="preserve">입니다 —</w:t>
-      </w:r>
-      <w:r>
-        <w:t xml:space="preserve"> </w:t>
-      </w:r>
-      <w:r>
-        <w:t xml:space="preserve">오프라인이면 새 TGT를 못 받습니다. ② purge는</w:t>
-      </w:r>
-      <w:r>
-        <w:t xml:space="preserve"> </w:t>
-      </w:r>
-      <w:r>
-        <w:rPr>
-          <w:b/>
-        </w:rPr>
-        <w:t xml:space="preserve">암호를 재검증하지 않습니다.</w:t>
-      </w:r>
-      <w:r>
-        <w:t xml:space="preserve"> </w:t>
-      </w:r>
-      <w:r>
-        <w:t xml:space="preserve">캐시된 자격 증명을 쓰니까요.</w:t>
-      </w:r>
-      <w:r>
-        <w:t xml:space="preserve"> </w:t>
-      </w:r>
-      <w:r>
-        <w:t xml:space="preserve">“</w:t>
-      </w:r>
-      <w:r>
-        <w:t xml:space="preserve">암호를 바꿨는데 왜 아직 되지?</w:t>
-      </w:r>
-      <w:r>
-        <w:t xml:space="preserve">”</w:t>
-      </w:r>
-      <w:r>
-        <w:t xml:space="preserve">가 여기서 나옵니다 —</w:t>
-      </w:r>
-      <w:r>
-        <w:t xml:space="preserve"> </w:t>
-      </w:r>
-      <w:r>
-        <w:t xml:space="preserve">반영되려면 다시 로그온해야 합니다.</w:t>
       </w:r>
     </w:p>
     <w:p>

--- a/docs/cuesheet-session1.docx
+++ b/docs/cuesheet-session1.docx
@@ -4872,7 +4872,7 @@
         <w:t xml:space="preserve"> </w:t>
       </w:r>
       <w:r>
-        <w:t xml:space="preserve">생기는지는 5번에서 봤으니, 여기서는</w:t>
+        <w:t xml:space="preserve">생기는지는 앞의 지도에서 봤으니, 여기서는</w:t>
       </w:r>
       <w:r>
         <w:t xml:space="preserve"> </w:t>
@@ -4972,6 +4972,182 @@
       </w:r>
       <w:r>
         <w:t xml:space="preserve">비웁니다 — 서비스나 스케줄 작업이 마운트한 경우엔 그쪽을 봐야 합니다.</w:t>
+      </w:r>
+    </w:p>
+    <w:p>
+      <w:pPr>
+        <w:pStyle w:val="BodyText"/>
+      </w:pPr>
+      <w:r>
+        <w:t xml:space="preserve">마지막 줄</w:t>
+      </w:r>
+      <w:r>
+        <w:t xml:space="preserve"> </w:t>
+      </w:r>
+      <w:r>
+        <w:rPr>
+          <w:rStyle w:val="VerbatimChar"/>
+        </w:rPr>
+        <w:t xml:space="preserve">klist get</w:t>
+      </w:r>
+      <w:r>
+        <w:t xml:space="preserve">은</w:t>
+      </w:r>
+      <w:r>
+        <w:t xml:space="preserve"> </w:t>
+      </w:r>
+      <w:r>
+        <w:rPr>
+          <w:b/>
+        </w:rPr>
+        <w:t xml:space="preserve">오늘 제일 많이 쓰실 명령</w:t>
+      </w:r>
+      <w:r>
+        <w:t xml:space="preserve">이라 여기서 미리</w:t>
+      </w:r>
+      <w:r>
+        <w:t xml:space="preserve"> </w:t>
+      </w:r>
+      <w:r>
+        <w:t xml:space="preserve">소개합니다.</w:t>
+      </w:r>
+      <w:r>
+        <w:t xml:space="preserve"> </w:t>
+      </w:r>
+      <w:r>
+        <w:rPr>
+          <w:b/>
+        </w:rPr>
+        <w:t xml:space="preserve">마운트를 아예 안 하고 서비스 티켓만 강제로 요청</w:t>
+      </w:r>
+      <w:r>
+        <w:t xml:space="preserve">하는 거예요.</w:t>
+      </w:r>
+      <w:r>
+        <w:t xml:space="preserve"> </w:t>
+      </w:r>
+      <w:r>
+        <w:t xml:space="preserve">왜 유용하냐면 — 앞 지도의</w:t>
+      </w:r>
+      <w:r>
+        <w:t xml:space="preserve"> </w:t>
+      </w:r>
+      <w:r>
+        <w:rPr>
+          <w:b/>
+        </w:rPr>
+        <w:t xml:space="preserve">② DC 구간과 ③ Azure Files 구간을 갈라줍니다.</w:t>
+      </w:r>
+      <w:r>
+        <w:t xml:space="preserve"> </w:t>
+      </w:r>
+      <w:r>
+        <w:rPr>
+          <w:rStyle w:val="VerbatimChar"/>
+        </w:rPr>
+        <w:t xml:space="preserve">klist get</w:t>
+      </w:r>
+      <w:r>
+        <w:t xml:space="preserve">이 되는데 마운트가 안 되면 DC는 자기 일을 다 한 겁니다. 안 되면</w:t>
+      </w:r>
+      <w:r>
+        <w:t xml:space="preserve"> </w:t>
+      </w:r>
+      <w:r>
+        <w:t xml:space="preserve">DC 구간을 보면 되고요.</w:t>
+      </w:r>
+      <w:r>
+        <w:t xml:space="preserve"> </w:t>
+      </w:r>
+      <w:r>
+        <w:rPr>
+          <w:b/>
+        </w:rPr>
+        <w:t xml:space="preserve">Lab 1에서 마운트보다 먼저 이걸 칩니다.</w:t>
+      </w:r>
+    </w:p>
+    <w:p>
+      <w:pPr>
+        <w:pStyle w:val="BodyText"/>
+      </w:pPr>
+      <w:r>
+        <w:t xml:space="preserve">코드 블록 안에서 한 줄만 봐 주세요 —</w:t>
+      </w:r>
+      <w:r>
+        <w:t xml:space="preserve"> </w:t>
+      </w:r>
+      <w:r>
+        <w:rPr>
+          <w:rStyle w:val="VerbatimChar"/>
+        </w:rPr>
+        <w:t xml:space="preserve">KerbTicket Encryption Type</w:t>
+      </w:r>
+      <w:r>
+        <w:t xml:space="preserve">.</w:t>
+      </w:r>
+      <w:r>
+        <w:t xml:space="preserve"> </w:t>
+      </w:r>
+      <w:r>
+        <w:t xml:space="preserve">지금은</w:t>
+      </w:r>
+      <w:r>
+        <w:t xml:space="preserve"> </w:t>
+      </w:r>
+      <w:r>
+        <w:rPr>
+          <w:rStyle w:val="VerbatimChar"/>
+        </w:rPr>
+        <w:t xml:space="preserve">AES-256-CTS-HMAC-SHA1-96</w:t>
+      </w:r>
+      <w:r>
+        <w:t xml:space="preserve">, 즉 정상 구성입니다.</w:t>
+      </w:r>
+      <w:r>
+        <w:t xml:space="preserve"> </w:t>
+      </w:r>
+      <w:r>
+        <w:rPr>
+          <w:b/>
+        </w:rPr>
+        <w:t xml:space="preserve">Lab 2를 시작하면 이</w:t>
+      </w:r>
+      <w:r>
+        <w:rPr>
+          <w:b/>
+        </w:rPr>
+        <w:t xml:space="preserve"> </w:t>
+      </w:r>
+      <w:r>
+        <w:rPr>
+          <w:b/>
+        </w:rPr>
+        <w:t xml:space="preserve">줄이</w:t>
+      </w:r>
+      <w:r>
+        <w:rPr>
+          <w:b/>
+        </w:rPr>
+        <w:t xml:space="preserve"> </w:t>
+      </w:r>
+      <w:r>
+        <w:rPr>
+          <w:rStyle w:val="VerbatimChar"/>
+          <w:b/>
+        </w:rPr>
+        <w:t xml:space="preserve">RC4-HMAC</w:t>
+      </w:r>
+      <w:r>
+        <w:rPr>
+          <w:b/>
+        </w:rPr>
+        <w:t xml:space="preserve">으로 바뀌어 있을 겁니다.</w:t>
+      </w:r>
+      <w:r>
+        <w:t xml:space="preserve"> </w:t>
+      </w:r>
+      <w:r>
+        <w:t xml:space="preserve">오늘 이 한 줄을 계속 읽게 됩니다.</w:t>
       </w:r>
     </w:p>
     <w:p>
